--- a/templates/pns.docx
+++ b/templates/pns.docx
@@ -19,18 +19,17 @@
         <w:tblLook w:val="04A0" w:firstRow="1" w:lastRow="0" w:firstColumn="1" w:lastColumn="0" w:noHBand="0" w:noVBand="1"/>
       </w:tblPr>
       <w:tblGrid>
-        <w:gridCol w:w="284"/>
+        <w:gridCol w:w="283"/>
         <w:gridCol w:w="283"/>
         <w:gridCol w:w="567"/>
         <w:gridCol w:w="426"/>
-        <w:gridCol w:w="2551"/>
-        <w:gridCol w:w="142"/>
-        <w:gridCol w:w="142"/>
-        <w:gridCol w:w="141"/>
-        <w:gridCol w:w="567"/>
-        <w:gridCol w:w="1017"/>
+        <w:gridCol w:w="2272"/>
+        <w:gridCol w:w="283"/>
+        <w:gridCol w:w="279"/>
+        <w:gridCol w:w="708"/>
+        <w:gridCol w:w="1016"/>
         <w:gridCol w:w="236"/>
-        <w:gridCol w:w="3147"/>
+        <w:gridCol w:w="3150"/>
       </w:tblGrid>
       <w:tr>
         <w:trPr>
@@ -45,15 +44,15 @@
             <w:pPr>
               <w:rPr>
                 <w:rFonts w:ascii="Arial" w:hAnsi="Arial" w:cs="Arial"/>
-                <w:sz w:val="19"/>
-                <w:szCs w:val="19"/>
-              </w:rPr>
-            </w:pPr>
-            <w:proofErr w:type="spellStart"/>
-            <w:r>
-              <w:rPr>
-                <w:rFonts w:ascii="Arial" w:hAnsi="Arial" w:cs="Arial"/>
-                <w:sz w:val="19"/>
+                <w:sz w:val="18"/>
+                <w:szCs w:val="19"/>
+              </w:rPr>
+            </w:pPr>
+            <w:proofErr w:type="spellStart"/>
+            <w:r>
+              <w:rPr>
+                <w:rFonts w:ascii="Arial" w:hAnsi="Arial" w:cs="Arial"/>
+                <w:sz w:val="18"/>
                 <w:szCs w:val="19"/>
               </w:rPr>
               <w:t>Nomor</w:t>
@@ -69,14 +68,14 @@
             <w:pPr>
               <w:rPr>
                 <w:rFonts w:ascii="Arial" w:hAnsi="Arial" w:cs="Arial"/>
-                <w:sz w:val="19"/>
-                <w:szCs w:val="19"/>
-              </w:rPr>
-            </w:pPr>
-            <w:r>
-              <w:rPr>
-                <w:rFonts w:ascii="Arial" w:hAnsi="Arial" w:cs="Arial"/>
-                <w:sz w:val="19"/>
+                <w:sz w:val="18"/>
+                <w:szCs w:val="19"/>
+              </w:rPr>
+            </w:pPr>
+            <w:r>
+              <w:rPr>
+                <w:rFonts w:ascii="Arial" w:hAnsi="Arial" w:cs="Arial"/>
+                <w:sz w:val="18"/>
                 <w:szCs w:val="19"/>
               </w:rPr>
               <w:t>:</w:t>
@@ -86,20 +85,20 @@
         <w:tc>
           <w:tcPr>
             <w:tcW w:w="4560" w:type="dxa"/>
-            <w:gridSpan w:val="6"/>
-          </w:tcPr>
-          <w:p>
-            <w:pPr>
-              <w:rPr>
-                <w:rFonts w:ascii="Arial" w:hAnsi="Arial" w:cs="Arial"/>
-                <w:sz w:val="19"/>
-                <w:szCs w:val="19"/>
-              </w:rPr>
-            </w:pPr>
-            <w:r>
-              <w:rPr>
-                <w:rFonts w:ascii="Arial" w:hAnsi="Arial" w:cs="Arial"/>
-                <w:sz w:val="19"/>
+            <w:gridSpan w:val="5"/>
+          </w:tcPr>
+          <w:p>
+            <w:pPr>
+              <w:rPr>
+                <w:rFonts w:ascii="Arial" w:hAnsi="Arial" w:cs="Arial"/>
+                <w:sz w:val="18"/>
+                <w:szCs w:val="19"/>
+              </w:rPr>
+            </w:pPr>
+            <w:r>
+              <w:rPr>
+                <w:rFonts w:ascii="Arial" w:hAnsi="Arial" w:cs="Arial"/>
+                <w:sz w:val="18"/>
                 <w:szCs w:val="19"/>
               </w:rPr>
               <w:t>{NOMOR_NASKAH}</w:t>
@@ -114,7 +113,7 @@
             <w:pPr>
               <w:rPr>
                 <w:rFonts w:ascii="Arial" w:hAnsi="Arial" w:cs="Arial"/>
-                <w:sz w:val="19"/>
+                <w:sz w:val="18"/>
                 <w:szCs w:val="19"/>
               </w:rPr>
             </w:pPr>
@@ -128,15 +127,15 @@
             <w:pPr>
               <w:rPr>
                 <w:rFonts w:ascii="Arial" w:hAnsi="Arial" w:cs="Arial"/>
-                <w:sz w:val="19"/>
-                <w:szCs w:val="19"/>
-              </w:rPr>
-            </w:pPr>
-            <w:proofErr w:type="spellStart"/>
-            <w:r>
-              <w:rPr>
-                <w:rFonts w:ascii="Arial" w:hAnsi="Arial" w:cs="Arial"/>
-                <w:sz w:val="19"/>
+                <w:sz w:val="18"/>
+                <w:szCs w:val="19"/>
+              </w:rPr>
+            </w:pPr>
+            <w:proofErr w:type="spellStart"/>
+            <w:r>
+              <w:rPr>
+                <w:rFonts w:ascii="Arial" w:hAnsi="Arial" w:cs="Arial"/>
+                <w:sz w:val="18"/>
                 <w:szCs w:val="19"/>
               </w:rPr>
               <w:t>Sungailiat</w:t>
@@ -145,7 +144,7 @@
             <w:r>
               <w:rPr>
                 <w:rFonts w:ascii="Arial" w:hAnsi="Arial" w:cs="Arial"/>
-                <w:sz w:val="19"/>
+                <w:sz w:val="18"/>
                 <w:szCs w:val="19"/>
               </w:rPr>
               <w:t xml:space="preserve">, </w:t>
@@ -153,7 +152,7 @@
             <w:r>
               <w:rPr>
                 <w:rFonts w:ascii="Arial" w:hAnsi="Arial" w:cs="Arial"/>
-                <w:sz w:val="19"/>
+                <w:sz w:val="18"/>
                 <w:szCs w:val="19"/>
               </w:rPr>
               <w:t>{TANGGAL_NASKAH}</w:t>
@@ -174,15 +173,15 @@
             <w:pPr>
               <w:rPr>
                 <w:rFonts w:ascii="Arial" w:hAnsi="Arial" w:cs="Arial"/>
-                <w:sz w:val="19"/>
-                <w:szCs w:val="19"/>
-              </w:rPr>
-            </w:pPr>
-            <w:proofErr w:type="spellStart"/>
-            <w:r>
-              <w:rPr>
-                <w:rFonts w:ascii="Arial" w:hAnsi="Arial" w:cs="Arial"/>
-                <w:sz w:val="19"/>
+                <w:sz w:val="18"/>
+                <w:szCs w:val="19"/>
+              </w:rPr>
+            </w:pPr>
+            <w:proofErr w:type="spellStart"/>
+            <w:r>
+              <w:rPr>
+                <w:rFonts w:ascii="Arial" w:hAnsi="Arial" w:cs="Arial"/>
+                <w:sz w:val="18"/>
                 <w:szCs w:val="19"/>
               </w:rPr>
               <w:t>Sifat</w:t>
@@ -198,14 +197,14 @@
             <w:pPr>
               <w:rPr>
                 <w:rFonts w:ascii="Arial" w:hAnsi="Arial" w:cs="Arial"/>
-                <w:sz w:val="19"/>
-                <w:szCs w:val="19"/>
-              </w:rPr>
-            </w:pPr>
-            <w:r>
-              <w:rPr>
-                <w:rFonts w:ascii="Arial" w:hAnsi="Arial" w:cs="Arial"/>
-                <w:sz w:val="19"/>
+                <w:sz w:val="18"/>
+                <w:szCs w:val="19"/>
+              </w:rPr>
+            </w:pPr>
+            <w:r>
+              <w:rPr>
+                <w:rFonts w:ascii="Arial" w:hAnsi="Arial" w:cs="Arial"/>
+                <w:sz w:val="18"/>
                 <w:szCs w:val="19"/>
               </w:rPr>
               <w:t>:</w:t>
@@ -215,20 +214,20 @@
         <w:tc>
           <w:tcPr>
             <w:tcW w:w="4560" w:type="dxa"/>
-            <w:gridSpan w:val="6"/>
-          </w:tcPr>
-          <w:p>
-            <w:pPr>
-              <w:rPr>
-                <w:rFonts w:ascii="Arial" w:hAnsi="Arial" w:cs="Arial"/>
-                <w:sz w:val="19"/>
-                <w:szCs w:val="19"/>
-              </w:rPr>
-            </w:pPr>
-            <w:r>
-              <w:rPr>
-                <w:rFonts w:ascii="Arial" w:hAnsi="Arial" w:cs="Arial"/>
-                <w:sz w:val="19"/>
+            <w:gridSpan w:val="5"/>
+          </w:tcPr>
+          <w:p>
+            <w:pPr>
+              <w:rPr>
+                <w:rFonts w:ascii="Arial" w:hAnsi="Arial" w:cs="Arial"/>
+                <w:sz w:val="18"/>
+                <w:szCs w:val="19"/>
+              </w:rPr>
+            </w:pPr>
+            <w:r>
+              <w:rPr>
+                <w:rFonts w:ascii="Arial" w:hAnsi="Arial" w:cs="Arial"/>
+                <w:sz w:val="18"/>
                 <w:szCs w:val="19"/>
               </w:rPr>
               <w:t>{SIFAT}</w:t>
@@ -243,7 +242,7 @@
             <w:pPr>
               <w:rPr>
                 <w:rFonts w:ascii="Arial" w:hAnsi="Arial" w:cs="Arial"/>
-                <w:sz w:val="19"/>
+                <w:sz w:val="18"/>
                 <w:szCs w:val="19"/>
               </w:rPr>
             </w:pPr>
@@ -257,7 +256,7 @@
             <w:pPr>
               <w:rPr>
                 <w:rFonts w:ascii="Arial" w:hAnsi="Arial" w:cs="Arial"/>
-                <w:sz w:val="19"/>
+                <w:sz w:val="18"/>
                 <w:szCs w:val="19"/>
               </w:rPr>
             </w:pPr>
@@ -277,15 +276,15 @@
             <w:pPr>
               <w:rPr>
                 <w:rFonts w:ascii="Arial" w:hAnsi="Arial" w:cs="Arial"/>
-                <w:sz w:val="19"/>
-                <w:szCs w:val="19"/>
-              </w:rPr>
-            </w:pPr>
-            <w:proofErr w:type="spellStart"/>
-            <w:r>
-              <w:rPr>
-                <w:rFonts w:ascii="Arial" w:hAnsi="Arial" w:cs="Arial"/>
-                <w:sz w:val="19"/>
+                <w:sz w:val="18"/>
+                <w:szCs w:val="19"/>
+              </w:rPr>
+            </w:pPr>
+            <w:proofErr w:type="spellStart"/>
+            <w:r>
+              <w:rPr>
+                <w:rFonts w:ascii="Arial" w:hAnsi="Arial" w:cs="Arial"/>
+                <w:sz w:val="18"/>
                 <w:szCs w:val="19"/>
               </w:rPr>
               <w:t>Lampiran</w:t>
@@ -301,14 +300,14 @@
             <w:pPr>
               <w:rPr>
                 <w:rFonts w:ascii="Arial" w:hAnsi="Arial" w:cs="Arial"/>
-                <w:sz w:val="19"/>
-                <w:szCs w:val="19"/>
-              </w:rPr>
-            </w:pPr>
-            <w:r>
-              <w:rPr>
-                <w:rFonts w:ascii="Arial" w:hAnsi="Arial" w:cs="Arial"/>
-                <w:sz w:val="19"/>
+                <w:sz w:val="18"/>
+                <w:szCs w:val="19"/>
+              </w:rPr>
+            </w:pPr>
+            <w:r>
+              <w:rPr>
+                <w:rFonts w:ascii="Arial" w:hAnsi="Arial" w:cs="Arial"/>
+                <w:sz w:val="18"/>
                 <w:szCs w:val="19"/>
               </w:rPr>
               <w:t>:</w:t>
@@ -318,20 +317,20 @@
         <w:tc>
           <w:tcPr>
             <w:tcW w:w="4560" w:type="dxa"/>
-            <w:gridSpan w:val="6"/>
-          </w:tcPr>
-          <w:p>
-            <w:pPr>
-              <w:rPr>
-                <w:rFonts w:ascii="Arial" w:hAnsi="Arial" w:cs="Arial"/>
-                <w:sz w:val="19"/>
-                <w:szCs w:val="19"/>
-              </w:rPr>
-            </w:pPr>
-            <w:r>
-              <w:rPr>
-                <w:rFonts w:ascii="Arial" w:hAnsi="Arial" w:cs="Arial"/>
-                <w:sz w:val="19"/>
+            <w:gridSpan w:val="5"/>
+          </w:tcPr>
+          <w:p>
+            <w:pPr>
+              <w:rPr>
+                <w:rFonts w:ascii="Arial" w:hAnsi="Arial" w:cs="Arial"/>
+                <w:sz w:val="18"/>
+                <w:szCs w:val="19"/>
+              </w:rPr>
+            </w:pPr>
+            <w:r>
+              <w:rPr>
+                <w:rFonts w:ascii="Arial" w:hAnsi="Arial" w:cs="Arial"/>
+                <w:sz w:val="18"/>
                 <w:szCs w:val="19"/>
               </w:rPr>
               <w:t>-</w:t>
@@ -346,7 +345,7 @@
             <w:pPr>
               <w:rPr>
                 <w:rFonts w:ascii="Arial" w:hAnsi="Arial" w:cs="Arial"/>
-                <w:sz w:val="19"/>
+                <w:sz w:val="18"/>
                 <w:szCs w:val="19"/>
               </w:rPr>
             </w:pPr>
@@ -360,7 +359,7 @@
             <w:pPr>
               <w:rPr>
                 <w:rFonts w:ascii="Arial" w:hAnsi="Arial" w:cs="Arial"/>
-                <w:sz w:val="19"/>
+                <w:sz w:val="18"/>
                 <w:szCs w:val="19"/>
               </w:rPr>
             </w:pPr>
@@ -380,14 +379,14 @@
             <w:pPr>
               <w:rPr>
                 <w:rFonts w:ascii="Arial" w:hAnsi="Arial" w:cs="Arial"/>
-                <w:sz w:val="19"/>
-                <w:szCs w:val="19"/>
-              </w:rPr>
-            </w:pPr>
-            <w:r>
-              <w:rPr>
-                <w:rFonts w:ascii="Arial" w:hAnsi="Arial" w:cs="Arial"/>
-                <w:sz w:val="19"/>
+                <w:sz w:val="18"/>
+                <w:szCs w:val="19"/>
+              </w:rPr>
+            </w:pPr>
+            <w:r>
+              <w:rPr>
+                <w:rFonts w:ascii="Arial" w:hAnsi="Arial" w:cs="Arial"/>
+                <w:sz w:val="18"/>
                 <w:szCs w:val="19"/>
               </w:rPr>
               <w:t>Hal</w:t>
@@ -402,14 +401,14 @@
             <w:pPr>
               <w:rPr>
                 <w:rFonts w:ascii="Arial" w:hAnsi="Arial" w:cs="Arial"/>
-                <w:sz w:val="19"/>
-                <w:szCs w:val="19"/>
-              </w:rPr>
-            </w:pPr>
-            <w:r>
-              <w:rPr>
-                <w:rFonts w:ascii="Arial" w:hAnsi="Arial" w:cs="Arial"/>
-                <w:sz w:val="19"/>
+                <w:sz w:val="18"/>
+                <w:szCs w:val="19"/>
+              </w:rPr>
+            </w:pPr>
+            <w:r>
+              <w:rPr>
+                <w:rFonts w:ascii="Arial" w:hAnsi="Arial" w:cs="Arial"/>
+                <w:sz w:val="18"/>
                 <w:szCs w:val="19"/>
               </w:rPr>
               <w:t>:</w:t>
@@ -419,21 +418,21 @@
         <w:tc>
           <w:tcPr>
             <w:tcW w:w="4560" w:type="dxa"/>
-            <w:gridSpan w:val="6"/>
-          </w:tcPr>
-          <w:p>
-            <w:pPr>
-              <w:rPr>
-                <w:rFonts w:ascii="Arial" w:hAnsi="Arial" w:cs="Arial"/>
-                <w:sz w:val="19"/>
-                <w:szCs w:val="19"/>
-              </w:rPr>
-            </w:pPr>
-            <w:proofErr w:type="spellStart"/>
-            <w:r>
-              <w:rPr>
-                <w:rFonts w:ascii="Arial" w:hAnsi="Arial" w:cs="Arial"/>
-                <w:sz w:val="19"/>
+            <w:gridSpan w:val="5"/>
+          </w:tcPr>
+          <w:p>
+            <w:pPr>
+              <w:rPr>
+                <w:rFonts w:ascii="Arial" w:hAnsi="Arial" w:cs="Arial"/>
+                <w:sz w:val="18"/>
+                <w:szCs w:val="19"/>
+              </w:rPr>
+            </w:pPr>
+            <w:proofErr w:type="spellStart"/>
+            <w:r>
+              <w:rPr>
+                <w:rFonts w:ascii="Arial" w:hAnsi="Arial" w:cs="Arial"/>
+                <w:sz w:val="18"/>
                 <w:szCs w:val="19"/>
               </w:rPr>
               <w:t>Kenaikan</w:t>
@@ -442,7 +441,7 @@
             <w:r>
               <w:rPr>
                 <w:rFonts w:ascii="Arial" w:hAnsi="Arial" w:cs="Arial"/>
-                <w:sz w:val="19"/>
+                <w:sz w:val="18"/>
                 <w:szCs w:val="19"/>
               </w:rPr>
               <w:t xml:space="preserve"> </w:t>
@@ -451,7 +450,7 @@
             <w:r>
               <w:rPr>
                 <w:rFonts w:ascii="Arial" w:hAnsi="Arial" w:cs="Arial"/>
-                <w:sz w:val="19"/>
+                <w:sz w:val="18"/>
                 <w:szCs w:val="19"/>
               </w:rPr>
               <w:t>Gaji</w:t>
@@ -460,7 +459,7 @@
             <w:r>
               <w:rPr>
                 <w:rFonts w:ascii="Arial" w:hAnsi="Arial" w:cs="Arial"/>
-                <w:sz w:val="19"/>
+                <w:sz w:val="18"/>
                 <w:szCs w:val="19"/>
               </w:rPr>
               <w:t xml:space="preserve"> </w:t>
@@ -469,7 +468,7 @@
             <w:r>
               <w:rPr>
                 <w:rFonts w:ascii="Arial" w:hAnsi="Arial" w:cs="Arial"/>
-                <w:sz w:val="19"/>
+                <w:sz w:val="18"/>
                 <w:szCs w:val="19"/>
               </w:rPr>
               <w:t>Berkala</w:t>
@@ -478,7 +477,7 @@
             <w:r>
               <w:rPr>
                 <w:rFonts w:ascii="Arial" w:hAnsi="Arial" w:cs="Arial"/>
-                <w:sz w:val="19"/>
+                <w:sz w:val="18"/>
                 <w:szCs w:val="19"/>
               </w:rPr>
               <w:t xml:space="preserve"> </w:t>
@@ -487,7 +486,7 @@
             <w:r>
               <w:rPr>
                 <w:rFonts w:ascii="Arial" w:hAnsi="Arial" w:cs="Arial"/>
-                <w:sz w:val="19"/>
+                <w:sz w:val="18"/>
                 <w:szCs w:val="19"/>
               </w:rPr>
               <w:t>a.n</w:t>
@@ -496,7 +495,7 @@
             <w:r>
               <w:rPr>
                 <w:rFonts w:ascii="Arial" w:hAnsi="Arial" w:cs="Arial"/>
-                <w:sz w:val="19"/>
+                <w:sz w:val="18"/>
                 <w:szCs w:val="19"/>
               </w:rPr>
               <w:t>.</w:t>
@@ -511,7 +510,7 @@
             <w:pPr>
               <w:rPr>
                 <w:rFonts w:ascii="Arial" w:hAnsi="Arial" w:cs="Arial"/>
-                <w:sz w:val="19"/>
+                <w:sz w:val="18"/>
                 <w:szCs w:val="19"/>
               </w:rPr>
             </w:pPr>
@@ -525,7 +524,7 @@
             <w:pPr>
               <w:rPr>
                 <w:rFonts w:ascii="Arial" w:hAnsi="Arial" w:cs="Arial"/>
-                <w:sz w:val="19"/>
+                <w:sz w:val="18"/>
                 <w:szCs w:val="19"/>
               </w:rPr>
             </w:pPr>
@@ -545,7 +544,7 @@
             <w:pPr>
               <w:rPr>
                 <w:rFonts w:ascii="Arial" w:hAnsi="Arial" w:cs="Arial"/>
-                <w:sz w:val="19"/>
+                <w:sz w:val="18"/>
                 <w:szCs w:val="19"/>
               </w:rPr>
             </w:pPr>
@@ -559,7 +558,7 @@
             <w:pPr>
               <w:rPr>
                 <w:rFonts w:ascii="Arial" w:hAnsi="Arial" w:cs="Arial"/>
-                <w:sz w:val="19"/>
+                <w:sz w:val="18"/>
                 <w:szCs w:val="19"/>
               </w:rPr>
             </w:pPr>
@@ -568,21 +567,21 @@
         <w:tc>
           <w:tcPr>
             <w:tcW w:w="7943" w:type="dxa"/>
-            <w:gridSpan w:val="8"/>
-          </w:tcPr>
-          <w:p>
-            <w:pPr>
-              <w:rPr>
-                <w:rFonts w:ascii="Arial" w:hAnsi="Arial" w:cs="Arial"/>
-                <w:sz w:val="19"/>
-                <w:szCs w:val="19"/>
-              </w:rPr>
-            </w:pPr>
-            <w:proofErr w:type="spellStart"/>
-            <w:r>
-              <w:rPr>
-                <w:rFonts w:ascii="Arial" w:hAnsi="Arial" w:cs="Arial"/>
-                <w:sz w:val="19"/>
+            <w:gridSpan w:val="7"/>
+          </w:tcPr>
+          <w:p>
+            <w:pPr>
+              <w:rPr>
+                <w:rFonts w:ascii="Arial" w:hAnsi="Arial" w:cs="Arial"/>
+                <w:sz w:val="18"/>
+                <w:szCs w:val="19"/>
+              </w:rPr>
+            </w:pPr>
+            <w:proofErr w:type="spellStart"/>
+            <w:r>
+              <w:rPr>
+                <w:rFonts w:ascii="Arial" w:hAnsi="Arial" w:cs="Arial"/>
+                <w:sz w:val="18"/>
                 <w:szCs w:val="19"/>
               </w:rPr>
               <w:t>Sdr</w:t>
@@ -591,7 +590,7 @@
             <w:r>
               <w:rPr>
                 <w:rFonts w:ascii="Arial" w:hAnsi="Arial" w:cs="Arial"/>
-                <w:sz w:val="19"/>
+                <w:sz w:val="18"/>
                 <w:szCs w:val="19"/>
               </w:rPr>
               <w:t xml:space="preserve">. </w:t>
@@ -599,7 +598,7 @@
             <w:r>
               <w:rPr>
                 <w:rFonts w:ascii="Arial" w:hAnsi="Arial" w:cs="Arial"/>
-                <w:sz w:val="19"/>
+                <w:sz w:val="18"/>
                 <w:szCs w:val="19"/>
               </w:rPr>
               <w:t>{</w:t>
@@ -607,7 +606,7 @@
             <w:r>
               <w:rPr>
                 <w:rFonts w:ascii="Arial" w:hAnsi="Arial" w:cs="Arial"/>
-                <w:sz w:val="19"/>
+                <w:sz w:val="18"/>
                 <w:szCs w:val="19"/>
                 <w:lang w:val="id-ID"/>
               </w:rPr>
@@ -616,7 +615,7 @@
             <w:r>
               <w:rPr>
                 <w:rFonts w:ascii="Arial" w:hAnsi="Arial" w:cs="Arial"/>
-                <w:sz w:val="19"/>
+                <w:sz w:val="18"/>
                 <w:szCs w:val="19"/>
               </w:rPr>
               <w:t>}</w:t>
@@ -637,7 +636,7 @@
             <w:pPr>
               <w:rPr>
                 <w:rFonts w:ascii="Arial" w:hAnsi="Arial" w:cs="Arial"/>
-                <w:sz w:val="19"/>
+                <w:sz w:val="18"/>
                 <w:szCs w:val="19"/>
               </w:rPr>
             </w:pPr>
@@ -651,7 +650,7 @@
             <w:pPr>
               <w:rPr>
                 <w:rFonts w:ascii="Arial" w:hAnsi="Arial" w:cs="Arial"/>
-                <w:sz w:val="19"/>
+                <w:sz w:val="18"/>
                 <w:szCs w:val="19"/>
               </w:rPr>
             </w:pPr>
@@ -660,13 +659,13 @@
         <w:tc>
           <w:tcPr>
             <w:tcW w:w="7943" w:type="dxa"/>
-            <w:gridSpan w:val="8"/>
-          </w:tcPr>
-          <w:p>
-            <w:pPr>
-              <w:rPr>
-                <w:rFonts w:ascii="Arial" w:hAnsi="Arial" w:cs="Arial"/>
-                <w:sz w:val="19"/>
+            <w:gridSpan w:val="7"/>
+          </w:tcPr>
+          <w:p>
+            <w:pPr>
+              <w:rPr>
+                <w:rFonts w:ascii="Arial" w:hAnsi="Arial" w:cs="Arial"/>
+                <w:sz w:val="18"/>
                 <w:szCs w:val="19"/>
               </w:rPr>
             </w:pPr>
@@ -680,22 +679,25 @@
         <w:tc>
           <w:tcPr>
             <w:tcW w:w="9503" w:type="dxa"/>
-            <w:gridSpan w:val="12"/>
-          </w:tcPr>
-          <w:p>
-            <w:pPr>
+            <w:gridSpan w:val="11"/>
+          </w:tcPr>
+          <w:p>
+            <w:pPr>
+              <w:tabs>
+                <w:tab w:val="left" w:pos="3744"/>
+              </w:tabs>
               <w:ind w:right="-3935"/>
               <w:rPr>
                 <w:rFonts w:ascii="Arial" w:hAnsi="Arial" w:cs="Arial"/>
-                <w:sz w:val="19"/>
-                <w:szCs w:val="19"/>
-              </w:rPr>
-            </w:pPr>
-            <w:proofErr w:type="spellStart"/>
-            <w:r>
-              <w:rPr>
-                <w:rFonts w:ascii="Arial" w:hAnsi="Arial" w:cs="Arial"/>
-                <w:sz w:val="19"/>
+                <w:sz w:val="18"/>
+                <w:szCs w:val="19"/>
+              </w:rPr>
+            </w:pPr>
+            <w:proofErr w:type="spellStart"/>
+            <w:r>
+              <w:rPr>
+                <w:rFonts w:ascii="Arial" w:hAnsi="Arial" w:cs="Arial"/>
+                <w:sz w:val="18"/>
                 <w:szCs w:val="19"/>
               </w:rPr>
               <w:t>Yth</w:t>
@@ -704,7 +706,7 @@
             <w:r>
               <w:rPr>
                 <w:rFonts w:ascii="Arial" w:hAnsi="Arial" w:cs="Arial"/>
-                <w:sz w:val="19"/>
+                <w:sz w:val="18"/>
                 <w:szCs w:val="19"/>
               </w:rPr>
               <w:t xml:space="preserve">  </w:t>
@@ -713,7 +715,7 @@
             <w:r>
               <w:rPr>
                 <w:rFonts w:ascii="Arial" w:hAnsi="Arial" w:cs="Arial"/>
-                <w:sz w:val="19"/>
+                <w:sz w:val="18"/>
                 <w:szCs w:val="19"/>
               </w:rPr>
               <w:t>Sdr</w:t>
@@ -722,7 +724,7 @@
             <w:r>
               <w:rPr>
                 <w:rFonts w:ascii="Arial" w:hAnsi="Arial" w:cs="Arial"/>
-                <w:sz w:val="19"/>
+                <w:sz w:val="18"/>
                 <w:szCs w:val="19"/>
               </w:rPr>
               <w:t xml:space="preserve">. </w:t>
@@ -731,7 +733,7 @@
             <w:r>
               <w:rPr>
                 <w:rFonts w:ascii="Arial" w:hAnsi="Arial" w:cs="Arial"/>
-                <w:sz w:val="19"/>
+                <w:sz w:val="18"/>
                 <w:szCs w:val="19"/>
               </w:rPr>
               <w:t>Pembuat</w:t>
@@ -740,7 +742,7 @@
             <w:r>
               <w:rPr>
                 <w:rFonts w:ascii="Arial" w:hAnsi="Arial" w:cs="Arial"/>
-                <w:sz w:val="19"/>
+                <w:sz w:val="18"/>
                 <w:szCs w:val="19"/>
               </w:rPr>
               <w:t xml:space="preserve">  </w:t>
@@ -749,7 +751,7 @@
             <w:r>
               <w:rPr>
                 <w:rFonts w:ascii="Arial" w:hAnsi="Arial" w:cs="Arial"/>
-                <w:sz w:val="19"/>
+                <w:sz w:val="18"/>
                 <w:szCs w:val="19"/>
               </w:rPr>
               <w:t>Daftar</w:t>
@@ -758,7 +760,7 @@
             <w:r>
               <w:rPr>
                 <w:rFonts w:ascii="Arial" w:hAnsi="Arial" w:cs="Arial"/>
-                <w:sz w:val="19"/>
+                <w:sz w:val="18"/>
                 <w:szCs w:val="19"/>
               </w:rPr>
               <w:t xml:space="preserve"> </w:t>
@@ -767,7 +769,7 @@
             <w:r>
               <w:rPr>
                 <w:rFonts w:ascii="Arial" w:hAnsi="Arial" w:cs="Arial"/>
-                <w:sz w:val="19"/>
+                <w:sz w:val="18"/>
                 <w:szCs w:val="19"/>
               </w:rPr>
               <w:t>Gaji</w:t>
@@ -776,10 +778,18 @@
             <w:r>
               <w:rPr>
                 <w:rFonts w:ascii="Arial" w:hAnsi="Arial" w:cs="Arial"/>
-                <w:sz w:val="19"/>
+                <w:sz w:val="18"/>
                 <w:szCs w:val="19"/>
               </w:rPr>
               <w:t xml:space="preserve"> </w:t>
+            </w:r>
+            <w:r>
+              <w:rPr>
+                <w:rFonts w:ascii="Arial" w:hAnsi="Arial" w:cs="Arial"/>
+                <w:sz w:val="18"/>
+                <w:szCs w:val="19"/>
+              </w:rPr>
+              <w:tab/>
             </w:r>
           </w:p>
         </w:tc>
@@ -791,54 +801,54 @@
         <w:tc>
           <w:tcPr>
             <w:tcW w:w="4111" w:type="dxa"/>
+            <w:gridSpan w:val="6"/>
+          </w:tcPr>
+          <w:p>
+            <w:pPr>
+              <w:rPr>
+                <w:rFonts w:ascii="Arial" w:hAnsi="Arial" w:cs="Arial"/>
+                <w:sz w:val="18"/>
+                <w:szCs w:val="19"/>
+                <w:lang w:val="id-ID"/>
+              </w:rPr>
+            </w:pPr>
+            <w:r>
+              <w:rPr>
+                <w:rFonts w:ascii="Arial" w:hAnsi="Arial" w:cs="Arial"/>
+                <w:sz w:val="18"/>
+                <w:szCs w:val="19"/>
+              </w:rPr>
+              <w:t>{</w:t>
+            </w:r>
+            <w:r>
+              <w:rPr>
+                <w:rFonts w:ascii="Arial" w:hAnsi="Arial" w:cs="Arial"/>
+                <w:sz w:val="18"/>
+                <w:szCs w:val="19"/>
+                <w:lang w:val="id-ID"/>
+              </w:rPr>
+              <w:t>UNIT_KERJA_INDUK</w:t>
+            </w:r>
+            <w:r>
+              <w:rPr>
+                <w:rFonts w:ascii="Arial" w:hAnsi="Arial" w:cs="Arial"/>
+                <w:sz w:val="18"/>
+                <w:szCs w:val="19"/>
+              </w:rPr>
+              <w:t>}</w:t>
+            </w:r>
+          </w:p>
+        </w:tc>
+        <w:tc>
+          <w:tcPr>
+            <w:tcW w:w="5392" w:type="dxa"/>
             <w:gridSpan w:val="5"/>
           </w:tcPr>
           <w:p>
             <w:pPr>
               <w:rPr>
                 <w:rFonts w:ascii="Arial" w:hAnsi="Arial" w:cs="Arial"/>
-                <w:sz w:val="19"/>
-                <w:szCs w:val="19"/>
-                <w:lang w:val="id-ID"/>
-              </w:rPr>
-            </w:pPr>
-            <w:r>
-              <w:rPr>
-                <w:rFonts w:ascii="Arial" w:hAnsi="Arial" w:cs="Arial"/>
-                <w:sz w:val="19"/>
-                <w:szCs w:val="19"/>
-              </w:rPr>
-              <w:t>{</w:t>
-            </w:r>
-            <w:r>
-              <w:rPr>
-                <w:rFonts w:ascii="Arial" w:hAnsi="Arial" w:cs="Arial"/>
-                <w:sz w:val="19"/>
-                <w:szCs w:val="19"/>
-                <w:lang w:val="id-ID"/>
-              </w:rPr>
-              <w:t>UNIT_KERJA_INDUK</w:t>
-            </w:r>
-            <w:r>
-              <w:rPr>
-                <w:rFonts w:ascii="Arial" w:hAnsi="Arial" w:cs="Arial"/>
-                <w:sz w:val="19"/>
-                <w:szCs w:val="19"/>
-              </w:rPr>
-              <w:t>}</w:t>
-            </w:r>
-          </w:p>
-        </w:tc>
-        <w:tc>
-          <w:tcPr>
-            <w:tcW w:w="5392" w:type="dxa"/>
-            <w:gridSpan w:val="7"/>
-          </w:tcPr>
-          <w:p>
-            <w:pPr>
-              <w:rPr>
-                <w:rFonts w:ascii="Arial" w:hAnsi="Arial" w:cs="Arial"/>
-                <w:sz w:val="19"/>
+                <w:sz w:val="18"/>
                 <w:szCs w:val="19"/>
               </w:rPr>
             </w:pPr>
@@ -852,20 +862,20 @@
         <w:tc>
           <w:tcPr>
             <w:tcW w:w="9503" w:type="dxa"/>
-            <w:gridSpan w:val="12"/>
-          </w:tcPr>
-          <w:p>
-            <w:pPr>
-              <w:rPr>
-                <w:rFonts w:ascii="Arial" w:hAnsi="Arial" w:cs="Arial"/>
-                <w:sz w:val="19"/>
-                <w:szCs w:val="19"/>
-              </w:rPr>
-            </w:pPr>
-            <w:r>
-              <w:rPr>
-                <w:rFonts w:ascii="Arial" w:hAnsi="Arial" w:cs="Arial"/>
-                <w:sz w:val="19"/>
+            <w:gridSpan w:val="11"/>
+          </w:tcPr>
+          <w:p>
+            <w:pPr>
+              <w:rPr>
+                <w:rFonts w:ascii="Arial" w:hAnsi="Arial" w:cs="Arial"/>
+                <w:sz w:val="18"/>
+                <w:szCs w:val="19"/>
+              </w:rPr>
+            </w:pPr>
+            <w:r>
+              <w:rPr>
+                <w:rFonts w:ascii="Arial" w:hAnsi="Arial" w:cs="Arial"/>
+                <w:sz w:val="18"/>
                 <w:szCs w:val="19"/>
               </w:rPr>
               <w:t>di</w:t>
@@ -880,13 +890,13 @@
         <w:tc>
           <w:tcPr>
             <w:tcW w:w="6120" w:type="dxa"/>
-            <w:gridSpan w:val="10"/>
-          </w:tcPr>
-          <w:p>
-            <w:pPr>
-              <w:rPr>
-                <w:rFonts w:ascii="Arial" w:hAnsi="Arial" w:cs="Arial"/>
-                <w:sz w:val="19"/>
+            <w:gridSpan w:val="9"/>
+          </w:tcPr>
+          <w:p>
+            <w:pPr>
+              <w:rPr>
+                <w:rFonts w:ascii="Arial" w:hAnsi="Arial" w:cs="Arial"/>
+                <w:sz w:val="18"/>
                 <w:szCs w:val="19"/>
                 <w:lang w:val="id-ID"/>
               </w:rPr>
@@ -894,7 +904,7 @@
             <w:r>
               <w:rPr>
                 <w:rFonts w:ascii="Arial" w:hAnsi="Arial" w:cs="Arial"/>
-                <w:sz w:val="19"/>
+                <w:sz w:val="18"/>
                 <w:szCs w:val="19"/>
                 <w:lang w:val="id-ID"/>
               </w:rPr>
@@ -910,7 +920,7 @@
             <w:pPr>
               <w:rPr>
                 <w:rFonts w:ascii="Arial" w:hAnsi="Arial" w:cs="Arial"/>
-                <w:sz w:val="19"/>
+                <w:sz w:val="18"/>
                 <w:szCs w:val="19"/>
               </w:rPr>
             </w:pPr>
@@ -924,7 +934,7 @@
             <w:pPr>
               <w:rPr>
                 <w:rFonts w:ascii="Arial" w:hAnsi="Arial" w:cs="Arial"/>
-                <w:sz w:val="19"/>
+                <w:sz w:val="18"/>
                 <w:szCs w:val="19"/>
               </w:rPr>
             </w:pPr>
@@ -944,7 +954,7 @@
               <w:rPr>
                 <w:rFonts w:ascii="Arial" w:hAnsi="Arial" w:cs="Arial"/>
                 <w:w w:val="110"/>
-                <w:sz w:val="19"/>
+                <w:sz w:val="18"/>
                 <w:szCs w:val="19"/>
               </w:rPr>
             </w:pPr>
@@ -959,7 +969,7 @@
               <w:rPr>
                 <w:rFonts w:ascii="Arial" w:hAnsi="Arial" w:cs="Arial"/>
                 <w:w w:val="110"/>
-                <w:sz w:val="19"/>
+                <w:sz w:val="18"/>
                 <w:szCs w:val="19"/>
               </w:rPr>
             </w:pPr>
@@ -968,22 +978,22 @@
         <w:tc>
           <w:tcPr>
             <w:tcW w:w="8936" w:type="dxa"/>
-            <w:gridSpan w:val="10"/>
-          </w:tcPr>
-          <w:p>
-            <w:pPr>
-              <w:rPr>
-                <w:rFonts w:ascii="Arial" w:hAnsi="Arial" w:cs="Arial"/>
-                <w:sz w:val="19"/>
-                <w:szCs w:val="19"/>
-              </w:rPr>
-            </w:pPr>
-            <w:proofErr w:type="spellStart"/>
-            <w:r>
-              <w:rPr>
-                <w:rFonts w:ascii="Arial" w:hAnsi="Arial" w:cs="Arial"/>
-                <w:w w:val="110"/>
-                <w:sz w:val="19"/>
+            <w:gridSpan w:val="9"/>
+          </w:tcPr>
+          <w:p>
+            <w:pPr>
+              <w:rPr>
+                <w:rFonts w:ascii="Arial" w:hAnsi="Arial" w:cs="Arial"/>
+                <w:sz w:val="18"/>
+                <w:szCs w:val="19"/>
+              </w:rPr>
+            </w:pPr>
+            <w:proofErr w:type="spellStart"/>
+            <w:r>
+              <w:rPr>
+                <w:rFonts w:ascii="Arial" w:hAnsi="Arial" w:cs="Arial"/>
+                <w:w w:val="110"/>
+                <w:sz w:val="18"/>
                 <w:szCs w:val="19"/>
               </w:rPr>
               <w:t>Dengan</w:t>
@@ -993,7 +1003,7 @@
               <w:rPr>
                 <w:rFonts w:ascii="Arial" w:hAnsi="Arial" w:cs="Arial"/>
                 <w:w w:val="110"/>
-                <w:sz w:val="19"/>
+                <w:sz w:val="18"/>
                 <w:szCs w:val="19"/>
               </w:rPr>
               <w:t xml:space="preserve"> </w:t>
@@ -1003,7 +1013,7 @@
               <w:rPr>
                 <w:rFonts w:ascii="Arial" w:hAnsi="Arial" w:cs="Arial"/>
                 <w:w w:val="110"/>
-                <w:sz w:val="19"/>
+                <w:sz w:val="18"/>
                 <w:szCs w:val="19"/>
               </w:rPr>
               <w:t>ini</w:t>
@@ -1013,7 +1023,7 @@
               <w:rPr>
                 <w:rFonts w:ascii="Arial" w:hAnsi="Arial" w:cs="Arial"/>
                 <w:w w:val="110"/>
-                <w:sz w:val="19"/>
+                <w:sz w:val="18"/>
                 <w:szCs w:val="19"/>
               </w:rPr>
               <w:t xml:space="preserve"> </w:t>
@@ -1023,7 +1033,7 @@
               <w:rPr>
                 <w:rFonts w:ascii="Arial" w:hAnsi="Arial" w:cs="Arial"/>
                 <w:w w:val="110"/>
-                <w:sz w:val="19"/>
+                <w:sz w:val="18"/>
                 <w:szCs w:val="19"/>
               </w:rPr>
               <w:t>diberitahukan</w:t>
@@ -1033,7 +1043,7 @@
               <w:rPr>
                 <w:rFonts w:ascii="Arial" w:hAnsi="Arial" w:cs="Arial"/>
                 <w:w w:val="110"/>
-                <w:sz w:val="19"/>
+                <w:sz w:val="18"/>
                 <w:szCs w:val="19"/>
               </w:rPr>
               <w:t xml:space="preserve">, </w:t>
@@ -1043,7 +1053,7 @@
               <w:rPr>
                 <w:rFonts w:ascii="Arial" w:hAnsi="Arial" w:cs="Arial"/>
                 <w:w w:val="110"/>
-                <w:sz w:val="19"/>
+                <w:sz w:val="18"/>
                 <w:szCs w:val="19"/>
               </w:rPr>
               <w:t>bahwa</w:t>
@@ -1053,7 +1063,7 @@
               <w:rPr>
                 <w:rFonts w:ascii="Arial" w:hAnsi="Arial" w:cs="Arial"/>
                 <w:w w:val="110"/>
-                <w:sz w:val="19"/>
+                <w:sz w:val="18"/>
                 <w:szCs w:val="19"/>
               </w:rPr>
               <w:t xml:space="preserve"> </w:t>
@@ -1063,7 +1073,7 @@
               <w:rPr>
                 <w:rFonts w:ascii="Arial" w:hAnsi="Arial" w:cs="Arial"/>
                 <w:w w:val="110"/>
-                <w:sz w:val="19"/>
+                <w:sz w:val="18"/>
                 <w:szCs w:val="19"/>
               </w:rPr>
               <w:t>dengan</w:t>
@@ -1073,7 +1083,7 @@
               <w:rPr>
                 <w:rFonts w:ascii="Arial" w:hAnsi="Arial" w:cs="Arial"/>
                 <w:w w:val="110"/>
-                <w:sz w:val="19"/>
+                <w:sz w:val="18"/>
                 <w:szCs w:val="19"/>
               </w:rPr>
               <w:t xml:space="preserve"> </w:t>
@@ -1083,7 +1093,7 @@
               <w:rPr>
                 <w:rFonts w:ascii="Arial" w:hAnsi="Arial" w:cs="Arial"/>
                 <w:w w:val="110"/>
-                <w:sz w:val="19"/>
+                <w:sz w:val="18"/>
                 <w:szCs w:val="19"/>
               </w:rPr>
               <w:t>telah</w:t>
@@ -1093,7 +1103,7 @@
               <w:rPr>
                 <w:rFonts w:ascii="Arial" w:hAnsi="Arial" w:cs="Arial"/>
                 <w:w w:val="110"/>
-                <w:sz w:val="19"/>
+                <w:sz w:val="18"/>
                 <w:szCs w:val="19"/>
               </w:rPr>
               <w:t xml:space="preserve"> </w:t>
@@ -1103,7 +1113,7 @@
               <w:rPr>
                 <w:rFonts w:ascii="Arial" w:hAnsi="Arial" w:cs="Arial"/>
                 <w:w w:val="110"/>
-                <w:sz w:val="19"/>
+                <w:sz w:val="18"/>
                 <w:szCs w:val="19"/>
               </w:rPr>
               <w:t>dipenuhi</w:t>
@@ -1113,7 +1123,7 @@
               <w:rPr>
                 <w:rFonts w:ascii="Arial" w:hAnsi="Arial" w:cs="Arial"/>
                 <w:w w:val="110"/>
-                <w:sz w:val="19"/>
+                <w:sz w:val="18"/>
                 <w:szCs w:val="19"/>
               </w:rPr>
               <w:t xml:space="preserve"> masa </w:t>
@@ -1123,7 +1133,7 @@
               <w:rPr>
                 <w:rFonts w:ascii="Arial" w:hAnsi="Arial" w:cs="Arial"/>
                 <w:w w:val="110"/>
-                <w:sz w:val="19"/>
+                <w:sz w:val="18"/>
                 <w:szCs w:val="19"/>
               </w:rPr>
               <w:t>kerja</w:t>
@@ -1133,7 +1143,7 @@
               <w:rPr>
                 <w:rFonts w:ascii="Arial" w:hAnsi="Arial" w:cs="Arial"/>
                 <w:w w:val="110"/>
-                <w:sz w:val="19"/>
+                <w:sz w:val="18"/>
                 <w:szCs w:val="19"/>
               </w:rPr>
               <w:t xml:space="preserve"> </w:t>
@@ -1143,7 +1153,7 @@
               <w:rPr>
                 <w:rFonts w:ascii="Arial" w:hAnsi="Arial" w:cs="Arial"/>
                 <w:w w:val="110"/>
-                <w:sz w:val="19"/>
+                <w:sz w:val="18"/>
                 <w:szCs w:val="19"/>
               </w:rPr>
               <w:t>dan</w:t>
@@ -1153,7 +1163,7 @@
               <w:rPr>
                 <w:rFonts w:ascii="Arial" w:hAnsi="Arial" w:cs="Arial"/>
                 <w:w w:val="110"/>
-                <w:sz w:val="19"/>
+                <w:sz w:val="18"/>
                 <w:szCs w:val="19"/>
               </w:rPr>
               <w:t xml:space="preserve"> </w:t>
@@ -1163,7 +1173,7 @@
               <w:rPr>
                 <w:rFonts w:ascii="Arial" w:hAnsi="Arial" w:cs="Arial"/>
                 <w:w w:val="110"/>
-                <w:sz w:val="19"/>
+                <w:sz w:val="18"/>
                 <w:szCs w:val="19"/>
               </w:rPr>
               <w:t>syarat-syarat</w:t>
@@ -1173,7 +1183,7 @@
               <w:rPr>
                 <w:rFonts w:ascii="Arial" w:hAnsi="Arial" w:cs="Arial"/>
                 <w:w w:val="110"/>
-                <w:sz w:val="19"/>
+                <w:sz w:val="18"/>
                 <w:szCs w:val="19"/>
               </w:rPr>
               <w:t xml:space="preserve"> </w:t>
@@ -1183,7 +1193,7 @@
               <w:rPr>
                 <w:rFonts w:ascii="Arial" w:hAnsi="Arial" w:cs="Arial"/>
                 <w:w w:val="110"/>
-                <w:sz w:val="19"/>
+                <w:sz w:val="18"/>
                 <w:szCs w:val="19"/>
               </w:rPr>
               <w:t>lainnya</w:t>
@@ -1193,7 +1203,7 @@
               <w:rPr>
                 <w:rFonts w:ascii="Arial" w:hAnsi="Arial" w:cs="Arial"/>
                 <w:w w:val="110"/>
-                <w:sz w:val="19"/>
+                <w:sz w:val="18"/>
                 <w:szCs w:val="19"/>
               </w:rPr>
               <w:t xml:space="preserve"> </w:t>
@@ -1203,7 +1213,7 @@
               <w:rPr>
                 <w:rFonts w:ascii="Arial" w:hAnsi="Arial" w:cs="Arial"/>
                 <w:w w:val="110"/>
-                <w:sz w:val="19"/>
+                <w:sz w:val="18"/>
                 <w:szCs w:val="19"/>
               </w:rPr>
               <w:t>kepada</w:t>
@@ -1213,7 +1223,7 @@
               <w:rPr>
                 <w:rFonts w:ascii="Arial" w:hAnsi="Arial" w:cs="Arial"/>
                 <w:w w:val="110"/>
-                <w:sz w:val="19"/>
+                <w:sz w:val="18"/>
                 <w:szCs w:val="19"/>
               </w:rPr>
               <w:t>:</w:t>
@@ -1234,7 +1244,7 @@
               <w:rPr>
                 <w:rFonts w:ascii="Arial" w:hAnsi="Arial" w:cs="Arial"/>
                 <w:w w:val="110"/>
-                <w:sz w:val="19"/>
+                <w:sz w:val="18"/>
                 <w:szCs w:val="19"/>
               </w:rPr>
             </w:pPr>
@@ -1249,7 +1259,7 @@
               <w:rPr>
                 <w:rFonts w:ascii="Arial" w:hAnsi="Arial" w:cs="Arial"/>
                 <w:w w:val="110"/>
-                <w:sz w:val="19"/>
+                <w:sz w:val="18"/>
                 <w:szCs w:val="19"/>
               </w:rPr>
             </w:pPr>
@@ -1264,15 +1274,15 @@
               <w:rPr>
                 <w:rFonts w:ascii="Arial" w:hAnsi="Arial" w:cs="Arial"/>
                 <w:w w:val="110"/>
-                <w:sz w:val="19"/>
-                <w:szCs w:val="19"/>
-              </w:rPr>
-            </w:pPr>
-            <w:r>
-              <w:rPr>
-                <w:rFonts w:ascii="Arial" w:hAnsi="Arial" w:cs="Arial"/>
-                <w:w w:val="110"/>
-                <w:sz w:val="19"/>
+                <w:sz w:val="18"/>
+                <w:szCs w:val="19"/>
+              </w:rPr>
+            </w:pPr>
+            <w:r>
+              <w:rPr>
+                <w:rFonts w:ascii="Arial" w:hAnsi="Arial" w:cs="Arial"/>
+                <w:w w:val="110"/>
+                <w:sz w:val="18"/>
                 <w:szCs w:val="19"/>
               </w:rPr>
               <w:t>1.</w:t>
@@ -1281,8 +1291,8 @@
         </w:tc>
         <w:tc>
           <w:tcPr>
-            <w:tcW w:w="3119" w:type="dxa"/>
-            <w:gridSpan w:val="3"/>
+            <w:tcW w:w="2699" w:type="dxa"/>
+            <w:gridSpan w:val="2"/>
           </w:tcPr>
           <w:p>
             <w:pPr>
@@ -1290,15 +1300,15 @@
               <w:rPr>
                 <w:rFonts w:ascii="Arial" w:hAnsi="Arial" w:cs="Arial"/>
                 <w:w w:val="110"/>
-                <w:sz w:val="19"/>
-                <w:szCs w:val="19"/>
-              </w:rPr>
-            </w:pPr>
-            <w:r>
-              <w:rPr>
-                <w:rFonts w:ascii="Arial" w:hAnsi="Arial" w:cs="Arial"/>
-                <w:w w:val="110"/>
-                <w:sz w:val="19"/>
+                <w:sz w:val="18"/>
+                <w:szCs w:val="19"/>
+              </w:rPr>
+            </w:pPr>
+            <w:r>
+              <w:rPr>
+                <w:rFonts w:ascii="Arial" w:hAnsi="Arial" w:cs="Arial"/>
+                <w:w w:val="110"/>
+                <w:sz w:val="18"/>
                 <w:szCs w:val="19"/>
               </w:rPr>
               <w:t>N</w:t>
@@ -1307,7 +1317,7 @@
               <w:rPr>
                 <w:rFonts w:ascii="Arial" w:hAnsi="Arial" w:cs="Arial"/>
                 <w:w w:val="110"/>
-                <w:sz w:val="19"/>
+                <w:sz w:val="18"/>
                 <w:szCs w:val="19"/>
               </w:rPr>
               <w:t xml:space="preserve"> </w:t>
@@ -1316,7 +1326,7 @@
               <w:rPr>
                 <w:rFonts w:ascii="Arial" w:hAnsi="Arial" w:cs="Arial"/>
                 <w:w w:val="110"/>
-                <w:sz w:val="19"/>
+                <w:sz w:val="18"/>
                 <w:szCs w:val="19"/>
               </w:rPr>
               <w:t>a</w:t>
@@ -1325,7 +1335,7 @@
               <w:rPr>
                 <w:rFonts w:ascii="Arial" w:hAnsi="Arial" w:cs="Arial"/>
                 <w:w w:val="110"/>
-                <w:sz w:val="19"/>
+                <w:sz w:val="18"/>
                 <w:szCs w:val="19"/>
               </w:rPr>
               <w:t xml:space="preserve"> </w:t>
@@ -1334,7 +1344,7 @@
               <w:rPr>
                 <w:rFonts w:ascii="Arial" w:hAnsi="Arial" w:cs="Arial"/>
                 <w:w w:val="110"/>
-                <w:sz w:val="19"/>
+                <w:sz w:val="18"/>
                 <w:szCs w:val="19"/>
               </w:rPr>
               <w:t>m</w:t>
@@ -1343,7 +1353,7 @@
               <w:rPr>
                 <w:rFonts w:ascii="Arial" w:hAnsi="Arial" w:cs="Arial"/>
                 <w:w w:val="110"/>
-                <w:sz w:val="19"/>
+                <w:sz w:val="18"/>
                 <w:szCs w:val="19"/>
               </w:rPr>
               <w:t xml:space="preserve"> </w:t>
@@ -1352,7 +1362,7 @@
               <w:rPr>
                 <w:rFonts w:ascii="Arial" w:hAnsi="Arial" w:cs="Arial"/>
                 <w:w w:val="110"/>
-                <w:sz w:val="19"/>
+                <w:sz w:val="18"/>
                 <w:szCs w:val="19"/>
               </w:rPr>
               <w:t>a</w:t>
@@ -1362,22 +1372,21 @@
         <w:tc>
           <w:tcPr>
             <w:tcW w:w="283" w:type="dxa"/>
-            <w:gridSpan w:val="2"/>
-          </w:tcPr>
-          <w:p>
-            <w:pPr>
-              <w:rPr>
-                <w:rFonts w:ascii="Arial" w:hAnsi="Arial" w:cs="Arial"/>
-                <w:w w:val="110"/>
-                <w:sz w:val="19"/>
-                <w:szCs w:val="19"/>
-              </w:rPr>
-            </w:pPr>
-            <w:r>
-              <w:rPr>
-                <w:rFonts w:ascii="Arial" w:hAnsi="Arial" w:cs="Arial"/>
-                <w:w w:val="110"/>
-                <w:sz w:val="19"/>
+          </w:tcPr>
+          <w:p>
+            <w:pPr>
+              <w:rPr>
+                <w:rFonts w:ascii="Arial" w:hAnsi="Arial" w:cs="Arial"/>
+                <w:w w:val="110"/>
+                <w:sz w:val="18"/>
+                <w:szCs w:val="19"/>
+              </w:rPr>
+            </w:pPr>
+            <w:r>
+              <w:rPr>
+                <w:rFonts w:ascii="Arial" w:hAnsi="Arial" w:cs="Arial"/>
+                <w:w w:val="110"/>
+                <w:sz w:val="18"/>
                 <w:szCs w:val="19"/>
               </w:rPr>
               <w:t>:</w:t>
@@ -1386,21 +1395,21 @@
         </w:tc>
         <w:tc>
           <w:tcPr>
-            <w:tcW w:w="4967" w:type="dxa"/>
-            <w:gridSpan w:val="4"/>
-          </w:tcPr>
-          <w:p>
-            <w:pPr>
-              <w:rPr>
-                <w:rFonts w:ascii="Arial" w:hAnsi="Arial" w:cs="Arial"/>
-                <w:sz w:val="19"/>
-                <w:szCs w:val="19"/>
-              </w:rPr>
-            </w:pPr>
-            <w:r>
-              <w:rPr>
-                <w:rFonts w:ascii="Arial" w:hAnsi="Arial" w:cs="Arial"/>
-                <w:sz w:val="19"/>
+            <w:tcW w:w="5387" w:type="dxa"/>
+            <w:gridSpan w:val="5"/>
+          </w:tcPr>
+          <w:p>
+            <w:pPr>
+              <w:rPr>
+                <w:rFonts w:ascii="Arial" w:hAnsi="Arial" w:cs="Arial"/>
+                <w:sz w:val="18"/>
+                <w:szCs w:val="19"/>
+              </w:rPr>
+            </w:pPr>
+            <w:r>
+              <w:rPr>
+                <w:rFonts w:ascii="Arial" w:hAnsi="Arial" w:cs="Arial"/>
+                <w:sz w:val="18"/>
                 <w:szCs w:val="19"/>
               </w:rPr>
               <w:t>{</w:t>
@@ -1408,7 +1417,7 @@
             <w:r>
               <w:rPr>
                 <w:rFonts w:ascii="Arial" w:hAnsi="Arial" w:cs="Arial"/>
-                <w:sz w:val="19"/>
+                <w:sz w:val="18"/>
                 <w:szCs w:val="19"/>
                 <w:lang w:val="id-ID"/>
               </w:rPr>
@@ -1417,7 +1426,7 @@
             <w:r>
               <w:rPr>
                 <w:rFonts w:ascii="Arial" w:hAnsi="Arial" w:cs="Arial"/>
-                <w:sz w:val="19"/>
+                <w:sz w:val="18"/>
                 <w:szCs w:val="19"/>
               </w:rPr>
               <w:t>}</w:t>
@@ -1438,7 +1447,7 @@
               <w:rPr>
                 <w:rFonts w:ascii="Arial" w:hAnsi="Arial" w:cs="Arial"/>
                 <w:w w:val="110"/>
-                <w:sz w:val="19"/>
+                <w:sz w:val="18"/>
                 <w:szCs w:val="19"/>
               </w:rPr>
             </w:pPr>
@@ -1453,7 +1462,7 @@
               <w:rPr>
                 <w:rFonts w:ascii="Arial" w:hAnsi="Arial" w:cs="Arial"/>
                 <w:w w:val="110"/>
-                <w:sz w:val="19"/>
+                <w:sz w:val="18"/>
                 <w:szCs w:val="19"/>
               </w:rPr>
             </w:pPr>
@@ -1468,15 +1477,15 @@
               <w:rPr>
                 <w:rFonts w:ascii="Arial" w:hAnsi="Arial" w:cs="Arial"/>
                 <w:w w:val="110"/>
-                <w:sz w:val="19"/>
-                <w:szCs w:val="19"/>
-              </w:rPr>
-            </w:pPr>
-            <w:r>
-              <w:rPr>
-                <w:rFonts w:ascii="Arial" w:hAnsi="Arial" w:cs="Arial"/>
-                <w:w w:val="110"/>
-                <w:sz w:val="19"/>
+                <w:sz w:val="18"/>
+                <w:szCs w:val="19"/>
+              </w:rPr>
+            </w:pPr>
+            <w:r>
+              <w:rPr>
+                <w:rFonts w:ascii="Arial" w:hAnsi="Arial" w:cs="Arial"/>
+                <w:w w:val="110"/>
+                <w:sz w:val="18"/>
                 <w:szCs w:val="19"/>
               </w:rPr>
               <w:t>2.</w:t>
@@ -1485,8 +1494,8 @@
         </w:tc>
         <w:tc>
           <w:tcPr>
-            <w:tcW w:w="3119" w:type="dxa"/>
-            <w:gridSpan w:val="3"/>
+            <w:tcW w:w="2699" w:type="dxa"/>
+            <w:gridSpan w:val="2"/>
           </w:tcPr>
           <w:p>
             <w:pPr>
@@ -1494,15 +1503,15 @@
               <w:rPr>
                 <w:rFonts w:ascii="Arial" w:hAnsi="Arial" w:cs="Arial"/>
                 <w:w w:val="110"/>
-                <w:sz w:val="19"/>
-                <w:szCs w:val="19"/>
-              </w:rPr>
-            </w:pPr>
-            <w:r>
-              <w:rPr>
-                <w:rFonts w:ascii="Arial" w:hAnsi="Arial" w:cs="Arial"/>
-                <w:w w:val="110"/>
-                <w:sz w:val="19"/>
+                <w:sz w:val="18"/>
+                <w:szCs w:val="19"/>
+              </w:rPr>
+            </w:pPr>
+            <w:r>
+              <w:rPr>
+                <w:rFonts w:ascii="Arial" w:hAnsi="Arial" w:cs="Arial"/>
+                <w:w w:val="110"/>
+                <w:sz w:val="18"/>
                 <w:szCs w:val="19"/>
               </w:rPr>
               <w:t>NIP (</w:t>
@@ -1512,7 +1521,7 @@
               <w:rPr>
                 <w:rFonts w:ascii="Arial" w:hAnsi="Arial" w:cs="Arial"/>
                 <w:w w:val="110"/>
-                <w:sz w:val="19"/>
+                <w:sz w:val="18"/>
                 <w:szCs w:val="19"/>
               </w:rPr>
               <w:t>Tanggal</w:t>
@@ -1522,7 +1531,7 @@
               <w:rPr>
                 <w:rFonts w:ascii="Arial" w:hAnsi="Arial" w:cs="Arial"/>
                 <w:w w:val="110"/>
-                <w:sz w:val="19"/>
+                <w:sz w:val="18"/>
                 <w:szCs w:val="19"/>
               </w:rPr>
               <w:t xml:space="preserve"> </w:t>
@@ -1532,7 +1541,7 @@
               <w:rPr>
                 <w:rFonts w:ascii="Arial" w:hAnsi="Arial" w:cs="Arial"/>
                 <w:w w:val="110"/>
-                <w:sz w:val="19"/>
+                <w:sz w:val="18"/>
                 <w:szCs w:val="19"/>
               </w:rPr>
               <w:t>Lahir</w:t>
@@ -1542,7 +1551,7 @@
               <w:rPr>
                 <w:rFonts w:ascii="Arial" w:hAnsi="Arial" w:cs="Arial"/>
                 <w:w w:val="110"/>
-                <w:sz w:val="19"/>
+                <w:sz w:val="18"/>
                 <w:szCs w:val="19"/>
               </w:rPr>
               <w:t>)</w:t>
@@ -1552,22 +1561,21 @@
         <w:tc>
           <w:tcPr>
             <w:tcW w:w="283" w:type="dxa"/>
-            <w:gridSpan w:val="2"/>
-          </w:tcPr>
-          <w:p>
-            <w:pPr>
-              <w:rPr>
-                <w:rFonts w:ascii="Arial" w:hAnsi="Arial" w:cs="Arial"/>
-                <w:w w:val="110"/>
-                <w:sz w:val="19"/>
-                <w:szCs w:val="19"/>
-              </w:rPr>
-            </w:pPr>
-            <w:r>
-              <w:rPr>
-                <w:rFonts w:ascii="Arial" w:hAnsi="Arial" w:cs="Arial"/>
-                <w:w w:val="110"/>
-                <w:sz w:val="19"/>
+          </w:tcPr>
+          <w:p>
+            <w:pPr>
+              <w:rPr>
+                <w:rFonts w:ascii="Arial" w:hAnsi="Arial" w:cs="Arial"/>
+                <w:w w:val="110"/>
+                <w:sz w:val="18"/>
+                <w:szCs w:val="19"/>
+              </w:rPr>
+            </w:pPr>
+            <w:r>
+              <w:rPr>
+                <w:rFonts w:ascii="Arial" w:hAnsi="Arial" w:cs="Arial"/>
+                <w:w w:val="110"/>
+                <w:sz w:val="18"/>
                 <w:szCs w:val="19"/>
               </w:rPr>
               <w:t>:</w:t>
@@ -1576,21 +1584,21 @@
         </w:tc>
         <w:tc>
           <w:tcPr>
-            <w:tcW w:w="4967" w:type="dxa"/>
-            <w:gridSpan w:val="4"/>
-          </w:tcPr>
-          <w:p>
-            <w:pPr>
-              <w:rPr>
-                <w:rFonts w:ascii="Arial" w:hAnsi="Arial" w:cs="Arial"/>
-                <w:sz w:val="19"/>
-                <w:szCs w:val="19"/>
-              </w:rPr>
-            </w:pPr>
-            <w:r>
-              <w:rPr>
-                <w:rFonts w:ascii="Arial" w:hAnsi="Arial" w:cs="Arial"/>
-                <w:sz w:val="19"/>
+            <w:tcW w:w="5387" w:type="dxa"/>
+            <w:gridSpan w:val="5"/>
+          </w:tcPr>
+          <w:p>
+            <w:pPr>
+              <w:rPr>
+                <w:rFonts w:ascii="Arial" w:hAnsi="Arial" w:cs="Arial"/>
+                <w:sz w:val="18"/>
+                <w:szCs w:val="19"/>
+              </w:rPr>
+            </w:pPr>
+            <w:r>
+              <w:rPr>
+                <w:rFonts w:ascii="Arial" w:hAnsi="Arial" w:cs="Arial"/>
+                <w:sz w:val="18"/>
                 <w:szCs w:val="19"/>
               </w:rPr>
               <w:t>{</w:t>
@@ -1598,7 +1606,7 @@
             <w:r>
               <w:rPr>
                 <w:rFonts w:ascii="Arial" w:hAnsi="Arial" w:cs="Arial"/>
-                <w:sz w:val="19"/>
+                <w:sz w:val="18"/>
                 <w:szCs w:val="19"/>
                 <w:lang w:val="id-ID"/>
               </w:rPr>
@@ -1607,7 +1615,7 @@
             <w:r>
               <w:rPr>
                 <w:rFonts w:ascii="Arial" w:hAnsi="Arial" w:cs="Arial"/>
-                <w:sz w:val="19"/>
+                <w:sz w:val="18"/>
                 <w:szCs w:val="19"/>
               </w:rPr>
               <w:t>} /</w:t>
@@ -1615,7 +1623,7 @@
             <w:r>
               <w:rPr>
                 <w:rFonts w:ascii="Arial" w:hAnsi="Arial" w:cs="Arial"/>
-                <w:sz w:val="19"/>
+                <w:sz w:val="18"/>
                 <w:szCs w:val="19"/>
                 <w:lang w:val="id-ID"/>
               </w:rPr>
@@ -1624,7 +1632,7 @@
             <w:r>
               <w:rPr>
                 <w:rFonts w:ascii="Arial" w:hAnsi="Arial" w:cs="Arial"/>
-                <w:sz w:val="19"/>
+                <w:sz w:val="18"/>
                 <w:szCs w:val="19"/>
               </w:rPr>
               <w:t>{</w:t>
@@ -1632,7 +1640,7 @@
             <w:r>
               <w:rPr>
                 <w:rFonts w:ascii="Arial" w:hAnsi="Arial" w:cs="Arial"/>
-                <w:sz w:val="19"/>
+                <w:sz w:val="18"/>
                 <w:szCs w:val="19"/>
                 <w:lang w:val="id-ID"/>
               </w:rPr>
@@ -1641,7 +1649,7 @@
             <w:r>
               <w:rPr>
                 <w:rFonts w:ascii="Arial" w:hAnsi="Arial" w:cs="Arial"/>
-                <w:sz w:val="19"/>
+                <w:sz w:val="18"/>
                 <w:szCs w:val="19"/>
               </w:rPr>
               <w:t>}</w:t>
@@ -1662,7 +1670,7 @@
               <w:rPr>
                 <w:rFonts w:ascii="Arial" w:hAnsi="Arial" w:cs="Arial"/>
                 <w:w w:val="110"/>
-                <w:sz w:val="19"/>
+                <w:sz w:val="18"/>
                 <w:szCs w:val="19"/>
               </w:rPr>
             </w:pPr>
@@ -1677,7 +1685,7 @@
               <w:rPr>
                 <w:rFonts w:ascii="Arial" w:hAnsi="Arial" w:cs="Arial"/>
                 <w:w w:val="110"/>
-                <w:sz w:val="19"/>
+                <w:sz w:val="18"/>
                 <w:szCs w:val="19"/>
               </w:rPr>
             </w:pPr>
@@ -1692,15 +1700,15 @@
               <w:rPr>
                 <w:rFonts w:ascii="Arial" w:hAnsi="Arial" w:cs="Arial"/>
                 <w:w w:val="110"/>
-                <w:sz w:val="19"/>
-                <w:szCs w:val="19"/>
-              </w:rPr>
-            </w:pPr>
-            <w:r>
-              <w:rPr>
-                <w:rFonts w:ascii="Arial" w:hAnsi="Arial" w:cs="Arial"/>
-                <w:w w:val="110"/>
-                <w:sz w:val="19"/>
+                <w:sz w:val="18"/>
+                <w:szCs w:val="19"/>
+              </w:rPr>
+            </w:pPr>
+            <w:r>
+              <w:rPr>
+                <w:rFonts w:ascii="Arial" w:hAnsi="Arial" w:cs="Arial"/>
+                <w:w w:val="110"/>
+                <w:sz w:val="18"/>
                 <w:szCs w:val="19"/>
               </w:rPr>
               <w:t>3.</w:t>
@@ -1709,8 +1717,8 @@
         </w:tc>
         <w:tc>
           <w:tcPr>
-            <w:tcW w:w="3119" w:type="dxa"/>
-            <w:gridSpan w:val="3"/>
+            <w:tcW w:w="2699" w:type="dxa"/>
+            <w:gridSpan w:val="2"/>
           </w:tcPr>
           <w:p>
             <w:pPr>
@@ -1718,16 +1726,16 @@
               <w:rPr>
                 <w:rFonts w:ascii="Arial" w:hAnsi="Arial" w:cs="Arial"/>
                 <w:w w:val="110"/>
-                <w:sz w:val="19"/>
-                <w:szCs w:val="19"/>
-              </w:rPr>
-            </w:pPr>
-            <w:proofErr w:type="spellStart"/>
-            <w:r>
-              <w:rPr>
-                <w:rFonts w:ascii="Arial" w:hAnsi="Arial" w:cs="Arial"/>
-                <w:w w:val="110"/>
-                <w:sz w:val="19"/>
+                <w:sz w:val="18"/>
+                <w:szCs w:val="19"/>
+              </w:rPr>
+            </w:pPr>
+            <w:proofErr w:type="spellStart"/>
+            <w:r>
+              <w:rPr>
+                <w:rFonts w:ascii="Arial" w:hAnsi="Arial" w:cs="Arial"/>
+                <w:w w:val="110"/>
+                <w:sz w:val="18"/>
                 <w:szCs w:val="19"/>
               </w:rPr>
               <w:t>Pangkat</w:t>
@@ -1737,7 +1745,7 @@
               <w:rPr>
                 <w:rFonts w:ascii="Arial" w:hAnsi="Arial" w:cs="Arial"/>
                 <w:w w:val="110"/>
-                <w:sz w:val="19"/>
+                <w:sz w:val="18"/>
                 <w:szCs w:val="19"/>
               </w:rPr>
               <w:t xml:space="preserve"> / </w:t>
@@ -1747,7 +1755,7 @@
               <w:rPr>
                 <w:rFonts w:ascii="Arial" w:hAnsi="Arial" w:cs="Arial"/>
                 <w:w w:val="110"/>
-                <w:sz w:val="19"/>
+                <w:sz w:val="18"/>
                 <w:szCs w:val="19"/>
               </w:rPr>
               <w:t>Jabatan</w:t>
@@ -1758,22 +1766,21 @@
         <w:tc>
           <w:tcPr>
             <w:tcW w:w="283" w:type="dxa"/>
-            <w:gridSpan w:val="2"/>
-          </w:tcPr>
-          <w:p>
-            <w:pPr>
-              <w:rPr>
-                <w:rFonts w:ascii="Arial" w:hAnsi="Arial" w:cs="Arial"/>
-                <w:w w:val="110"/>
-                <w:sz w:val="19"/>
-                <w:szCs w:val="19"/>
-              </w:rPr>
-            </w:pPr>
-            <w:r>
-              <w:rPr>
-                <w:rFonts w:ascii="Arial" w:hAnsi="Arial" w:cs="Arial"/>
-                <w:w w:val="110"/>
-                <w:sz w:val="19"/>
+          </w:tcPr>
+          <w:p>
+            <w:pPr>
+              <w:rPr>
+                <w:rFonts w:ascii="Arial" w:hAnsi="Arial" w:cs="Arial"/>
+                <w:w w:val="110"/>
+                <w:sz w:val="18"/>
+                <w:szCs w:val="19"/>
+              </w:rPr>
+            </w:pPr>
+            <w:r>
+              <w:rPr>
+                <w:rFonts w:ascii="Arial" w:hAnsi="Arial" w:cs="Arial"/>
+                <w:w w:val="110"/>
+                <w:sz w:val="18"/>
                 <w:szCs w:val="19"/>
               </w:rPr>
               <w:t>:</w:t>
@@ -1782,22 +1789,22 @@
         </w:tc>
         <w:tc>
           <w:tcPr>
-            <w:tcW w:w="4967" w:type="dxa"/>
-            <w:gridSpan w:val="4"/>
+            <w:tcW w:w="5387" w:type="dxa"/>
+            <w:gridSpan w:val="5"/>
           </w:tcPr>
           <w:p>
             <w:pPr>
               <w:ind w:right="-391"/>
               <w:rPr>
                 <w:rFonts w:ascii="Arial" w:hAnsi="Arial" w:cs="Arial"/>
-                <w:sz w:val="19"/>
-                <w:szCs w:val="19"/>
-              </w:rPr>
-            </w:pPr>
-            <w:r>
-              <w:rPr>
-                <w:rFonts w:ascii="Arial" w:hAnsi="Arial" w:cs="Arial"/>
-                <w:sz w:val="19"/>
+                <w:sz w:val="18"/>
+                <w:szCs w:val="19"/>
+              </w:rPr>
+            </w:pPr>
+            <w:r>
+              <w:rPr>
+                <w:rFonts w:ascii="Arial" w:hAnsi="Arial" w:cs="Arial"/>
+                <w:sz w:val="18"/>
                 <w:szCs w:val="19"/>
               </w:rPr>
               <w:t>{</w:t>
@@ -1805,7 +1812,7 @@
             <w:r>
               <w:rPr>
                 <w:rFonts w:ascii="Arial" w:hAnsi="Arial" w:cs="Arial"/>
-                <w:sz w:val="19"/>
+                <w:sz w:val="18"/>
                 <w:szCs w:val="19"/>
                 <w:lang w:val="id-ID"/>
               </w:rPr>
@@ -1814,7 +1821,7 @@
             <w:r>
               <w:rPr>
                 <w:rFonts w:ascii="Arial" w:hAnsi="Arial" w:cs="Arial"/>
-                <w:sz w:val="19"/>
+                <w:sz w:val="18"/>
                 <w:szCs w:val="19"/>
               </w:rPr>
               <w:t>} / {</w:t>
@@ -1822,7 +1829,7 @@
             <w:r>
               <w:rPr>
                 <w:rFonts w:ascii="Arial" w:hAnsi="Arial" w:cs="Arial"/>
-                <w:sz w:val="19"/>
+                <w:sz w:val="18"/>
                 <w:szCs w:val="19"/>
                 <w:lang w:val="id-ID"/>
               </w:rPr>
@@ -1831,7 +1838,7 @@
             <w:r>
               <w:rPr>
                 <w:rFonts w:ascii="Arial" w:hAnsi="Arial" w:cs="Arial"/>
-                <w:sz w:val="19"/>
+                <w:sz w:val="18"/>
                 <w:szCs w:val="19"/>
               </w:rPr>
               <w:t>}</w:t>
@@ -1852,7 +1859,7 @@
               <w:rPr>
                 <w:rFonts w:ascii="Arial" w:hAnsi="Arial" w:cs="Arial"/>
                 <w:w w:val="110"/>
-                <w:sz w:val="19"/>
+                <w:sz w:val="18"/>
                 <w:szCs w:val="19"/>
               </w:rPr>
             </w:pPr>
@@ -1867,7 +1874,7 @@
               <w:rPr>
                 <w:rFonts w:ascii="Arial" w:hAnsi="Arial" w:cs="Arial"/>
                 <w:w w:val="110"/>
-                <w:sz w:val="19"/>
+                <w:sz w:val="18"/>
                 <w:szCs w:val="19"/>
               </w:rPr>
             </w:pPr>
@@ -1882,15 +1889,15 @@
               <w:rPr>
                 <w:rFonts w:ascii="Arial" w:hAnsi="Arial" w:cs="Arial"/>
                 <w:w w:val="110"/>
-                <w:sz w:val="19"/>
-                <w:szCs w:val="19"/>
-              </w:rPr>
-            </w:pPr>
-            <w:r>
-              <w:rPr>
-                <w:rFonts w:ascii="Arial" w:hAnsi="Arial" w:cs="Arial"/>
-                <w:w w:val="110"/>
-                <w:sz w:val="19"/>
+                <w:sz w:val="18"/>
+                <w:szCs w:val="19"/>
+              </w:rPr>
+            </w:pPr>
+            <w:r>
+              <w:rPr>
+                <w:rFonts w:ascii="Arial" w:hAnsi="Arial" w:cs="Arial"/>
+                <w:w w:val="110"/>
+                <w:sz w:val="18"/>
                 <w:szCs w:val="19"/>
               </w:rPr>
               <w:t>4.</w:t>
@@ -1899,8 +1906,8 @@
         </w:tc>
         <w:tc>
           <w:tcPr>
-            <w:tcW w:w="3119" w:type="dxa"/>
-            <w:gridSpan w:val="3"/>
+            <w:tcW w:w="2699" w:type="dxa"/>
+            <w:gridSpan w:val="2"/>
           </w:tcPr>
           <w:p>
             <w:pPr>
@@ -1908,15 +1915,15 @@
               <w:rPr>
                 <w:rFonts w:ascii="Arial" w:hAnsi="Arial" w:cs="Arial"/>
                 <w:w w:val="110"/>
-                <w:sz w:val="19"/>
-                <w:szCs w:val="19"/>
-              </w:rPr>
-            </w:pPr>
-            <w:r>
-              <w:rPr>
-                <w:rFonts w:ascii="Arial" w:hAnsi="Arial" w:cs="Arial"/>
-                <w:w w:val="110"/>
-                <w:sz w:val="19"/>
+                <w:sz w:val="18"/>
+                <w:szCs w:val="19"/>
+              </w:rPr>
+            </w:pPr>
+            <w:r>
+              <w:rPr>
+                <w:rFonts w:ascii="Arial" w:hAnsi="Arial" w:cs="Arial"/>
+                <w:w w:val="110"/>
+                <w:sz w:val="18"/>
                 <w:szCs w:val="19"/>
               </w:rPr>
               <w:t xml:space="preserve">Kantor </w:t>
@@ -1926,7 +1933,7 @@
               <w:rPr>
                 <w:rFonts w:ascii="Arial" w:hAnsi="Arial" w:cs="Arial"/>
                 <w:w w:val="110"/>
-                <w:sz w:val="19"/>
+                <w:sz w:val="18"/>
                 <w:szCs w:val="19"/>
               </w:rPr>
               <w:t>Tempat</w:t>
@@ -1936,7 +1943,7 @@
               <w:rPr>
                 <w:rFonts w:ascii="Arial" w:hAnsi="Arial" w:cs="Arial"/>
                 <w:w w:val="110"/>
-                <w:sz w:val="19"/>
+                <w:sz w:val="18"/>
                 <w:szCs w:val="19"/>
               </w:rPr>
               <w:t xml:space="preserve"> </w:t>
@@ -1946,7 +1953,7 @@
               <w:rPr>
                 <w:rFonts w:ascii="Arial" w:hAnsi="Arial" w:cs="Arial"/>
                 <w:w w:val="110"/>
-                <w:sz w:val="19"/>
+                <w:sz w:val="18"/>
                 <w:szCs w:val="19"/>
               </w:rPr>
               <w:t>Kedudukan</w:t>
@@ -1957,22 +1964,21 @@
         <w:tc>
           <w:tcPr>
             <w:tcW w:w="283" w:type="dxa"/>
-            <w:gridSpan w:val="2"/>
-          </w:tcPr>
-          <w:p>
-            <w:pPr>
-              <w:rPr>
-                <w:rFonts w:ascii="Arial" w:hAnsi="Arial" w:cs="Arial"/>
-                <w:w w:val="110"/>
-                <w:sz w:val="19"/>
-                <w:szCs w:val="19"/>
-              </w:rPr>
-            </w:pPr>
-            <w:r>
-              <w:rPr>
-                <w:rFonts w:ascii="Arial" w:hAnsi="Arial" w:cs="Arial"/>
-                <w:w w:val="110"/>
-                <w:sz w:val="19"/>
+          </w:tcPr>
+          <w:p>
+            <w:pPr>
+              <w:rPr>
+                <w:rFonts w:ascii="Arial" w:hAnsi="Arial" w:cs="Arial"/>
+                <w:w w:val="110"/>
+                <w:sz w:val="18"/>
+                <w:szCs w:val="19"/>
+              </w:rPr>
+            </w:pPr>
+            <w:r>
+              <w:rPr>
+                <w:rFonts w:ascii="Arial" w:hAnsi="Arial" w:cs="Arial"/>
+                <w:w w:val="110"/>
+                <w:sz w:val="18"/>
                 <w:szCs w:val="19"/>
               </w:rPr>
               <w:t>:</w:t>
@@ -1981,22 +1987,22 @@
         </w:tc>
         <w:tc>
           <w:tcPr>
-            <w:tcW w:w="4967" w:type="dxa"/>
-            <w:gridSpan w:val="4"/>
+            <w:tcW w:w="5387" w:type="dxa"/>
+            <w:gridSpan w:val="5"/>
           </w:tcPr>
           <w:p>
             <w:pPr>
               <w:ind w:right="-391"/>
               <w:rPr>
                 <w:rFonts w:ascii="Arial" w:hAnsi="Arial" w:cs="Arial"/>
-                <w:sz w:val="19"/>
-                <w:szCs w:val="19"/>
-              </w:rPr>
-            </w:pPr>
-            <w:r>
-              <w:rPr>
-                <w:rFonts w:ascii="Arial" w:hAnsi="Arial" w:cs="Arial"/>
-                <w:sz w:val="19"/>
+                <w:sz w:val="18"/>
+                <w:szCs w:val="19"/>
+              </w:rPr>
+            </w:pPr>
+            <w:r>
+              <w:rPr>
+                <w:rFonts w:ascii="Arial" w:hAnsi="Arial" w:cs="Arial"/>
+                <w:sz w:val="18"/>
                 <w:szCs w:val="19"/>
               </w:rPr>
               <w:t>{</w:t>
@@ -2004,7 +2010,7 @@
             <w:r>
               <w:rPr>
                 <w:rFonts w:ascii="Arial" w:hAnsi="Arial" w:cs="Arial"/>
-                <w:sz w:val="19"/>
+                <w:sz w:val="18"/>
                 <w:szCs w:val="19"/>
                 <w:lang w:val="id-ID"/>
               </w:rPr>
@@ -2013,7 +2019,7 @@
             <w:r>
               <w:rPr>
                 <w:rFonts w:ascii="Arial" w:hAnsi="Arial" w:cs="Arial"/>
-                <w:sz w:val="19"/>
+                <w:sz w:val="18"/>
                 <w:szCs w:val="19"/>
               </w:rPr>
               <w:t>}</w:t>
@@ -2034,7 +2040,7 @@
               <w:rPr>
                 <w:rFonts w:ascii="Arial" w:hAnsi="Arial" w:cs="Arial"/>
                 <w:w w:val="110"/>
-                <w:sz w:val="19"/>
+                <w:sz w:val="18"/>
                 <w:szCs w:val="19"/>
               </w:rPr>
             </w:pPr>
@@ -2049,7 +2055,7 @@
               <w:rPr>
                 <w:rFonts w:ascii="Arial" w:hAnsi="Arial" w:cs="Arial"/>
                 <w:w w:val="110"/>
-                <w:sz w:val="19"/>
+                <w:sz w:val="18"/>
                 <w:szCs w:val="19"/>
               </w:rPr>
             </w:pPr>
@@ -2064,15 +2070,15 @@
               <w:rPr>
                 <w:rFonts w:ascii="Arial" w:hAnsi="Arial" w:cs="Arial"/>
                 <w:w w:val="110"/>
-                <w:sz w:val="19"/>
-                <w:szCs w:val="19"/>
-              </w:rPr>
-            </w:pPr>
-            <w:r>
-              <w:rPr>
-                <w:rFonts w:ascii="Arial" w:hAnsi="Arial" w:cs="Arial"/>
-                <w:w w:val="110"/>
-                <w:sz w:val="19"/>
+                <w:sz w:val="18"/>
+                <w:szCs w:val="19"/>
+              </w:rPr>
+            </w:pPr>
+            <w:r>
+              <w:rPr>
+                <w:rFonts w:ascii="Arial" w:hAnsi="Arial" w:cs="Arial"/>
+                <w:w w:val="110"/>
+                <w:sz w:val="18"/>
                 <w:szCs w:val="19"/>
               </w:rPr>
               <w:t>5.</w:t>
@@ -2081,8 +2087,8 @@
         </w:tc>
         <w:tc>
           <w:tcPr>
-            <w:tcW w:w="3119" w:type="dxa"/>
-            <w:gridSpan w:val="3"/>
+            <w:tcW w:w="2699" w:type="dxa"/>
+            <w:gridSpan w:val="2"/>
           </w:tcPr>
           <w:p>
             <w:pPr>
@@ -2090,16 +2096,16 @@
               <w:rPr>
                 <w:rFonts w:ascii="Arial" w:hAnsi="Arial" w:cs="Arial"/>
                 <w:w w:val="110"/>
-                <w:sz w:val="19"/>
-                <w:szCs w:val="19"/>
-              </w:rPr>
-            </w:pPr>
-            <w:proofErr w:type="spellStart"/>
-            <w:r>
-              <w:rPr>
-                <w:rFonts w:ascii="Arial" w:hAnsi="Arial" w:cs="Arial"/>
-                <w:w w:val="110"/>
-                <w:sz w:val="19"/>
+                <w:sz w:val="18"/>
+                <w:szCs w:val="19"/>
+              </w:rPr>
+            </w:pPr>
+            <w:proofErr w:type="spellStart"/>
+            <w:r>
+              <w:rPr>
+                <w:rFonts w:ascii="Arial" w:hAnsi="Arial" w:cs="Arial"/>
+                <w:w w:val="110"/>
+                <w:sz w:val="18"/>
                 <w:szCs w:val="19"/>
               </w:rPr>
               <w:t>Gaji</w:t>
@@ -2109,7 +2115,7 @@
               <w:rPr>
                 <w:rFonts w:ascii="Arial" w:hAnsi="Arial" w:cs="Arial"/>
                 <w:w w:val="110"/>
-                <w:sz w:val="19"/>
+                <w:sz w:val="18"/>
                 <w:szCs w:val="19"/>
               </w:rPr>
               <w:t xml:space="preserve"> </w:t>
@@ -2119,7 +2125,7 @@
               <w:rPr>
                 <w:rFonts w:ascii="Arial" w:hAnsi="Arial" w:cs="Arial"/>
                 <w:w w:val="110"/>
-                <w:sz w:val="19"/>
+                <w:sz w:val="18"/>
                 <w:szCs w:val="19"/>
               </w:rPr>
               <w:t>Pokok</w:t>
@@ -2129,7 +2135,7 @@
               <w:rPr>
                 <w:rFonts w:ascii="Arial" w:hAnsi="Arial" w:cs="Arial"/>
                 <w:w w:val="110"/>
-                <w:sz w:val="19"/>
+                <w:sz w:val="18"/>
                 <w:szCs w:val="19"/>
               </w:rPr>
               <w:t xml:space="preserve"> Lama</w:t>
@@ -2139,22 +2145,21 @@
         <w:tc>
           <w:tcPr>
             <w:tcW w:w="283" w:type="dxa"/>
-            <w:gridSpan w:val="2"/>
-          </w:tcPr>
-          <w:p>
-            <w:pPr>
-              <w:rPr>
-                <w:rFonts w:ascii="Arial" w:hAnsi="Arial" w:cs="Arial"/>
-                <w:w w:val="110"/>
-                <w:sz w:val="19"/>
-                <w:szCs w:val="19"/>
-              </w:rPr>
-            </w:pPr>
-            <w:r>
-              <w:rPr>
-                <w:rFonts w:ascii="Arial" w:hAnsi="Arial" w:cs="Arial"/>
-                <w:w w:val="110"/>
-                <w:sz w:val="19"/>
+          </w:tcPr>
+          <w:p>
+            <w:pPr>
+              <w:rPr>
+                <w:rFonts w:ascii="Arial" w:hAnsi="Arial" w:cs="Arial"/>
+                <w:w w:val="110"/>
+                <w:sz w:val="18"/>
+                <w:szCs w:val="19"/>
+              </w:rPr>
+            </w:pPr>
+            <w:r>
+              <w:rPr>
+                <w:rFonts w:ascii="Arial" w:hAnsi="Arial" w:cs="Arial"/>
+                <w:w w:val="110"/>
+                <w:sz w:val="18"/>
                 <w:szCs w:val="19"/>
               </w:rPr>
               <w:t>:</w:t>
@@ -2163,21 +2168,21 @@
         </w:tc>
         <w:tc>
           <w:tcPr>
-            <w:tcW w:w="4967" w:type="dxa"/>
-            <w:gridSpan w:val="4"/>
-          </w:tcPr>
-          <w:p>
-            <w:pPr>
-              <w:rPr>
-                <w:rFonts w:ascii="Arial" w:hAnsi="Arial" w:cs="Arial"/>
-                <w:sz w:val="19"/>
-                <w:szCs w:val="19"/>
-              </w:rPr>
-            </w:pPr>
-            <w:r>
-              <w:rPr>
-                <w:rFonts w:ascii="Arial" w:hAnsi="Arial" w:cs="Arial"/>
-                <w:sz w:val="19"/>
+            <w:tcW w:w="5387" w:type="dxa"/>
+            <w:gridSpan w:val="5"/>
+          </w:tcPr>
+          <w:p>
+            <w:pPr>
+              <w:rPr>
+                <w:rFonts w:ascii="Arial" w:hAnsi="Arial" w:cs="Arial"/>
+                <w:sz w:val="18"/>
+                <w:szCs w:val="19"/>
+              </w:rPr>
+            </w:pPr>
+            <w:r>
+              <w:rPr>
+                <w:rFonts w:ascii="Arial" w:hAnsi="Arial" w:cs="Arial"/>
+                <w:sz w:val="18"/>
                 <w:szCs w:val="19"/>
               </w:rPr>
               <w:t>{</w:t>
@@ -2185,7 +2190,7 @@
             <w:r>
               <w:rPr>
                 <w:rFonts w:ascii="Arial" w:hAnsi="Arial" w:cs="Arial"/>
-                <w:sz w:val="19"/>
+                <w:sz w:val="18"/>
                 <w:szCs w:val="19"/>
                 <w:lang w:val="id-ID"/>
               </w:rPr>
@@ -2194,7 +2199,7 @@
             <w:r>
               <w:rPr>
                 <w:rFonts w:ascii="Arial" w:hAnsi="Arial" w:cs="Arial"/>
-                <w:sz w:val="19"/>
+                <w:sz w:val="18"/>
                 <w:szCs w:val="19"/>
               </w:rPr>
               <w:t>}</w:t>
@@ -2216,7 +2221,7 @@
               <w:rPr>
                 <w:rFonts w:ascii="Arial" w:hAnsi="Arial" w:cs="Arial"/>
                 <w:w w:val="110"/>
-                <w:sz w:val="19"/>
+                <w:sz w:val="18"/>
                 <w:szCs w:val="19"/>
               </w:rPr>
             </w:pPr>
@@ -2225,7 +2230,7 @@
         <w:tc>
           <w:tcPr>
             <w:tcW w:w="8369" w:type="dxa"/>
-            <w:gridSpan w:val="9"/>
+            <w:gridSpan w:val="8"/>
           </w:tcPr>
           <w:p>
             <w:pPr>
@@ -2236,15 +2241,15 @@
               <w:rPr>
                 <w:rFonts w:ascii="Arial" w:hAnsi="Arial" w:cs="Arial"/>
                 <w:w w:val="110"/>
-                <w:sz w:val="19"/>
-                <w:szCs w:val="19"/>
-              </w:rPr>
-            </w:pPr>
-            <w:r>
-              <w:rPr>
-                <w:rFonts w:ascii="Arial" w:hAnsi="Arial" w:cs="Arial"/>
-                <w:w w:val="110"/>
-                <w:sz w:val="19"/>
+                <w:sz w:val="18"/>
+                <w:szCs w:val="19"/>
+              </w:rPr>
+            </w:pPr>
+            <w:r>
+              <w:rPr>
+                <w:rFonts w:ascii="Arial" w:hAnsi="Arial" w:cs="Arial"/>
+                <w:w w:val="110"/>
+                <w:sz w:val="18"/>
                 <w:szCs w:val="19"/>
               </w:rPr>
               <w:t>{</w:t>
@@ -2253,7 +2258,7 @@
               <w:rPr>
                 <w:rFonts w:ascii="Arial" w:hAnsi="Arial" w:cs="Arial"/>
                 <w:w w:val="110"/>
-                <w:sz w:val="19"/>
+                <w:sz w:val="18"/>
                 <w:szCs w:val="19"/>
                 <w:lang w:val="id-ID"/>
               </w:rPr>
@@ -2263,7 +2268,7 @@
               <w:rPr>
                 <w:rFonts w:ascii="Arial" w:hAnsi="Arial" w:cs="Arial"/>
                 <w:w w:val="110"/>
-                <w:sz w:val="19"/>
+                <w:sz w:val="18"/>
                 <w:szCs w:val="19"/>
               </w:rPr>
               <w:t>}:</w:t>
@@ -2284,7 +2289,7 @@
               <w:rPr>
                 <w:rFonts w:ascii="Arial" w:hAnsi="Arial" w:cs="Arial"/>
                 <w:w w:val="110"/>
-                <w:sz w:val="19"/>
+                <w:sz w:val="18"/>
                 <w:szCs w:val="19"/>
               </w:rPr>
             </w:pPr>
@@ -2299,7 +2304,7 @@
               <w:rPr>
                 <w:rFonts w:ascii="Arial" w:hAnsi="Arial" w:cs="Arial"/>
                 <w:w w:val="110"/>
-                <w:sz w:val="19"/>
+                <w:sz w:val="18"/>
                 <w:szCs w:val="19"/>
               </w:rPr>
             </w:pPr>
@@ -2314,7 +2319,7 @@
               <w:rPr>
                 <w:rFonts w:ascii="Arial" w:hAnsi="Arial" w:cs="Arial"/>
                 <w:w w:val="110"/>
-                <w:sz w:val="19"/>
+                <w:sz w:val="18"/>
                 <w:szCs w:val="19"/>
               </w:rPr>
             </w:pPr>
@@ -2331,15 +2336,15 @@
               <w:rPr>
                 <w:rFonts w:ascii="Arial" w:hAnsi="Arial" w:cs="Arial"/>
                 <w:w w:val="110"/>
-                <w:sz w:val="19"/>
-                <w:szCs w:val="19"/>
-              </w:rPr>
-            </w:pPr>
-            <w:r>
-              <w:rPr>
-                <w:rFonts w:ascii="Arial" w:hAnsi="Arial" w:cs="Arial"/>
-                <w:w w:val="110"/>
-                <w:sz w:val="19"/>
+                <w:sz w:val="18"/>
+                <w:szCs w:val="19"/>
+              </w:rPr>
+            </w:pPr>
+            <w:r>
+              <w:rPr>
+                <w:rFonts w:ascii="Arial" w:hAnsi="Arial" w:cs="Arial"/>
+                <w:w w:val="110"/>
+                <w:sz w:val="18"/>
                 <w:szCs w:val="19"/>
               </w:rPr>
               <w:t>a.</w:t>
@@ -2348,8 +2353,7 @@
         </w:tc>
         <w:tc>
           <w:tcPr>
-            <w:tcW w:w="2693" w:type="dxa"/>
-            <w:gridSpan w:val="2"/>
+            <w:tcW w:w="2273" w:type="dxa"/>
           </w:tcPr>
           <w:p>
             <w:pPr>
@@ -2357,16 +2361,16 @@
               <w:rPr>
                 <w:rFonts w:ascii="Arial" w:hAnsi="Arial" w:cs="Arial"/>
                 <w:w w:val="110"/>
-                <w:sz w:val="19"/>
-                <w:szCs w:val="19"/>
-              </w:rPr>
-            </w:pPr>
-            <w:proofErr w:type="spellStart"/>
-            <w:r>
-              <w:rPr>
-                <w:rFonts w:ascii="Arial" w:hAnsi="Arial" w:cs="Arial"/>
-                <w:w w:val="110"/>
-                <w:sz w:val="19"/>
+                <w:sz w:val="18"/>
+                <w:szCs w:val="19"/>
+              </w:rPr>
+            </w:pPr>
+            <w:proofErr w:type="spellStart"/>
+            <w:r>
+              <w:rPr>
+                <w:rFonts w:ascii="Arial" w:hAnsi="Arial" w:cs="Arial"/>
+                <w:w w:val="110"/>
+                <w:sz w:val="18"/>
                 <w:szCs w:val="19"/>
               </w:rPr>
               <w:t>Oleh</w:t>
@@ -2376,7 +2380,7 @@
               <w:rPr>
                 <w:rFonts w:ascii="Arial" w:hAnsi="Arial" w:cs="Arial"/>
                 <w:w w:val="110"/>
-                <w:sz w:val="19"/>
+                <w:sz w:val="18"/>
                 <w:szCs w:val="19"/>
               </w:rPr>
               <w:t xml:space="preserve"> </w:t>
@@ -2386,7 +2390,7 @@
               <w:rPr>
                 <w:rFonts w:ascii="Arial" w:hAnsi="Arial" w:cs="Arial"/>
                 <w:w w:val="110"/>
-                <w:sz w:val="19"/>
+                <w:sz w:val="18"/>
                 <w:szCs w:val="19"/>
               </w:rPr>
               <w:t>Pejabat</w:t>
@@ -2397,22 +2401,21 @@
         <w:tc>
           <w:tcPr>
             <w:tcW w:w="283" w:type="dxa"/>
-            <w:gridSpan w:val="2"/>
-          </w:tcPr>
-          <w:p>
-            <w:pPr>
-              <w:rPr>
-                <w:rFonts w:ascii="Arial" w:hAnsi="Arial" w:cs="Arial"/>
-                <w:w w:val="110"/>
-                <w:sz w:val="19"/>
-                <w:szCs w:val="19"/>
-              </w:rPr>
-            </w:pPr>
-            <w:r>
-              <w:rPr>
-                <w:rFonts w:ascii="Arial" w:hAnsi="Arial" w:cs="Arial"/>
-                <w:w w:val="110"/>
-                <w:sz w:val="19"/>
+          </w:tcPr>
+          <w:p>
+            <w:pPr>
+              <w:rPr>
+                <w:rFonts w:ascii="Arial" w:hAnsi="Arial" w:cs="Arial"/>
+                <w:w w:val="110"/>
+                <w:sz w:val="18"/>
+                <w:szCs w:val="19"/>
+              </w:rPr>
+            </w:pPr>
+            <w:r>
+              <w:rPr>
+                <w:rFonts w:ascii="Arial" w:hAnsi="Arial" w:cs="Arial"/>
+                <w:w w:val="110"/>
+                <w:sz w:val="18"/>
                 <w:szCs w:val="19"/>
               </w:rPr>
               <w:t>:</w:t>
@@ -2421,21 +2424,21 @@
         </w:tc>
         <w:tc>
           <w:tcPr>
-            <w:tcW w:w="4967" w:type="dxa"/>
-            <w:gridSpan w:val="4"/>
-          </w:tcPr>
-          <w:p>
-            <w:pPr>
-              <w:rPr>
-                <w:rFonts w:ascii="Arial" w:hAnsi="Arial" w:cs="Arial"/>
-                <w:sz w:val="19"/>
-                <w:szCs w:val="19"/>
-              </w:rPr>
-            </w:pPr>
-            <w:r>
-              <w:rPr>
-                <w:rFonts w:ascii="Arial" w:hAnsi="Arial" w:cs="Arial"/>
-                <w:sz w:val="19"/>
+            <w:tcW w:w="5387" w:type="dxa"/>
+            <w:gridSpan w:val="5"/>
+          </w:tcPr>
+          <w:p>
+            <w:pPr>
+              <w:rPr>
+                <w:rFonts w:ascii="Arial" w:hAnsi="Arial" w:cs="Arial"/>
+                <w:sz w:val="18"/>
+                <w:szCs w:val="19"/>
+              </w:rPr>
+            </w:pPr>
+            <w:r>
+              <w:rPr>
+                <w:rFonts w:ascii="Arial" w:hAnsi="Arial" w:cs="Arial"/>
+                <w:sz w:val="18"/>
                 <w:szCs w:val="19"/>
               </w:rPr>
               <w:t>{</w:t>
@@ -2443,7 +2446,7 @@
             <w:r>
               <w:rPr>
                 <w:rFonts w:ascii="Arial" w:hAnsi="Arial" w:cs="Arial"/>
-                <w:sz w:val="19"/>
+                <w:sz w:val="18"/>
                 <w:szCs w:val="19"/>
                 <w:lang w:val="id-ID"/>
               </w:rPr>
@@ -2452,7 +2455,7 @@
             <w:r>
               <w:rPr>
                 <w:rFonts w:ascii="Arial" w:hAnsi="Arial" w:cs="Arial"/>
-                <w:sz w:val="19"/>
+                <w:sz w:val="18"/>
                 <w:szCs w:val="19"/>
               </w:rPr>
               <w:t>}</w:t>
@@ -2474,7 +2477,7 @@
               <w:rPr>
                 <w:rFonts w:ascii="Arial" w:hAnsi="Arial" w:cs="Arial"/>
                 <w:w w:val="110"/>
-                <w:sz w:val="19"/>
+                <w:sz w:val="18"/>
                 <w:szCs w:val="19"/>
               </w:rPr>
             </w:pPr>
@@ -2493,7 +2496,7 @@
               <w:rPr>
                 <w:rFonts w:ascii="Arial" w:hAnsi="Arial" w:cs="Arial"/>
                 <w:w w:val="110"/>
-                <w:sz w:val="19"/>
+                <w:sz w:val="18"/>
                 <w:szCs w:val="19"/>
               </w:rPr>
             </w:pPr>
@@ -2509,7 +2512,7 @@
               <w:rPr>
                 <w:rFonts w:ascii="Arial" w:hAnsi="Arial" w:cs="Arial"/>
                 <w:w w:val="110"/>
-                <w:sz w:val="19"/>
+                <w:sz w:val="18"/>
                 <w:szCs w:val="19"/>
               </w:rPr>
             </w:pPr>
@@ -2527,15 +2530,15 @@
               <w:rPr>
                 <w:rFonts w:ascii="Arial" w:hAnsi="Arial" w:cs="Arial"/>
                 <w:w w:val="110"/>
-                <w:sz w:val="19"/>
-                <w:szCs w:val="19"/>
-              </w:rPr>
-            </w:pPr>
-            <w:r>
-              <w:rPr>
-                <w:rFonts w:ascii="Arial" w:hAnsi="Arial" w:cs="Arial"/>
-                <w:w w:val="110"/>
-                <w:sz w:val="19"/>
+                <w:sz w:val="18"/>
+                <w:szCs w:val="19"/>
+              </w:rPr>
+            </w:pPr>
+            <w:r>
+              <w:rPr>
+                <w:rFonts w:ascii="Arial" w:hAnsi="Arial" w:cs="Arial"/>
+                <w:w w:val="110"/>
+                <w:sz w:val="18"/>
                 <w:szCs w:val="19"/>
               </w:rPr>
               <w:t>b.</w:t>
@@ -2544,8 +2547,7 @@
         </w:tc>
         <w:tc>
           <w:tcPr>
-            <w:tcW w:w="2693" w:type="dxa"/>
-            <w:gridSpan w:val="2"/>
+            <w:tcW w:w="2273" w:type="dxa"/>
           </w:tcPr>
           <w:p>
             <w:pPr>
@@ -2556,16 +2558,16 @@
               <w:rPr>
                 <w:rFonts w:ascii="Arial" w:hAnsi="Arial" w:cs="Arial"/>
                 <w:w w:val="110"/>
-                <w:sz w:val="19"/>
-                <w:szCs w:val="19"/>
-              </w:rPr>
-            </w:pPr>
-            <w:proofErr w:type="spellStart"/>
-            <w:r>
-              <w:rPr>
-                <w:rFonts w:ascii="Arial" w:hAnsi="Arial" w:cs="Arial"/>
-                <w:w w:val="110"/>
-                <w:sz w:val="19"/>
+                <w:sz w:val="18"/>
+                <w:szCs w:val="19"/>
+              </w:rPr>
+            </w:pPr>
+            <w:proofErr w:type="spellStart"/>
+            <w:r>
+              <w:rPr>
+                <w:rFonts w:ascii="Arial" w:hAnsi="Arial" w:cs="Arial"/>
+                <w:w w:val="110"/>
+                <w:sz w:val="18"/>
                 <w:szCs w:val="19"/>
               </w:rPr>
               <w:t>Tanggal</w:t>
@@ -2575,7 +2577,7 @@
               <w:rPr>
                 <w:rFonts w:ascii="Arial" w:hAnsi="Arial" w:cs="Arial"/>
                 <w:w w:val="110"/>
-                <w:sz w:val="19"/>
+                <w:sz w:val="18"/>
                 <w:szCs w:val="19"/>
               </w:rPr>
               <w:tab/>
@@ -2585,7 +2587,6 @@
         <w:tc>
           <w:tcPr>
             <w:tcW w:w="283" w:type="dxa"/>
-            <w:gridSpan w:val="2"/>
           </w:tcPr>
           <w:p>
             <w:pPr>
@@ -2595,15 +2596,15 @@
               <w:rPr>
                 <w:rFonts w:ascii="Arial" w:hAnsi="Arial" w:cs="Arial"/>
                 <w:w w:val="110"/>
-                <w:sz w:val="19"/>
-                <w:szCs w:val="19"/>
-              </w:rPr>
-            </w:pPr>
-            <w:r>
-              <w:rPr>
-                <w:rFonts w:ascii="Arial" w:hAnsi="Arial" w:cs="Arial"/>
-                <w:w w:val="110"/>
-                <w:sz w:val="19"/>
+                <w:sz w:val="18"/>
+                <w:szCs w:val="19"/>
+              </w:rPr>
+            </w:pPr>
+            <w:r>
+              <w:rPr>
+                <w:rFonts w:ascii="Arial" w:hAnsi="Arial" w:cs="Arial"/>
+                <w:w w:val="110"/>
+                <w:sz w:val="18"/>
                 <w:szCs w:val="19"/>
               </w:rPr>
               <w:t>:</w:t>
@@ -2612,21 +2613,21 @@
         </w:tc>
         <w:tc>
           <w:tcPr>
-            <w:tcW w:w="4967" w:type="dxa"/>
-            <w:gridSpan w:val="4"/>
-          </w:tcPr>
-          <w:p>
-            <w:pPr>
-              <w:rPr>
-                <w:rFonts w:ascii="Arial" w:hAnsi="Arial" w:cs="Arial"/>
-                <w:sz w:val="19"/>
-                <w:szCs w:val="19"/>
-              </w:rPr>
-            </w:pPr>
-            <w:r>
-              <w:rPr>
-                <w:rFonts w:ascii="Arial" w:hAnsi="Arial" w:cs="Arial"/>
-                <w:sz w:val="19"/>
+            <w:tcW w:w="5387" w:type="dxa"/>
+            <w:gridSpan w:val="5"/>
+          </w:tcPr>
+          <w:p>
+            <w:pPr>
+              <w:rPr>
+                <w:rFonts w:ascii="Arial" w:hAnsi="Arial" w:cs="Arial"/>
+                <w:sz w:val="18"/>
+                <w:szCs w:val="19"/>
+              </w:rPr>
+            </w:pPr>
+            <w:r>
+              <w:rPr>
+                <w:rFonts w:ascii="Arial" w:hAnsi="Arial" w:cs="Arial"/>
+                <w:sz w:val="18"/>
                 <w:szCs w:val="19"/>
               </w:rPr>
               <w:t>{</w:t>
@@ -2634,7 +2635,7 @@
             <w:r>
               <w:rPr>
                 <w:rFonts w:ascii="Arial" w:hAnsi="Arial" w:cs="Arial"/>
-                <w:sz w:val="19"/>
+                <w:sz w:val="18"/>
                 <w:szCs w:val="19"/>
                 <w:lang w:val="id-ID"/>
               </w:rPr>
@@ -2643,7 +2644,7 @@
             <w:r>
               <w:rPr>
                 <w:rFonts w:ascii="Arial" w:hAnsi="Arial" w:cs="Arial"/>
-                <w:sz w:val="19"/>
+                <w:sz w:val="18"/>
                 <w:szCs w:val="19"/>
               </w:rPr>
               <w:t>}</w:t>
@@ -2665,7 +2666,7 @@
               <w:rPr>
                 <w:rFonts w:ascii="Arial" w:hAnsi="Arial" w:cs="Arial"/>
                 <w:w w:val="110"/>
-                <w:sz w:val="19"/>
+                <w:sz w:val="18"/>
                 <w:szCs w:val="19"/>
               </w:rPr>
             </w:pPr>
@@ -2684,7 +2685,7 @@
               <w:rPr>
                 <w:rFonts w:ascii="Arial" w:hAnsi="Arial" w:cs="Arial"/>
                 <w:w w:val="110"/>
-                <w:sz w:val="19"/>
+                <w:sz w:val="18"/>
                 <w:szCs w:val="19"/>
               </w:rPr>
             </w:pPr>
@@ -2700,7 +2701,7 @@
               <w:rPr>
                 <w:rFonts w:ascii="Arial" w:hAnsi="Arial" w:cs="Arial"/>
                 <w:w w:val="110"/>
-                <w:sz w:val="19"/>
+                <w:sz w:val="18"/>
                 <w:szCs w:val="19"/>
               </w:rPr>
             </w:pPr>
@@ -2717,16 +2718,15 @@
               <w:rPr>
                 <w:rFonts w:ascii="Arial" w:hAnsi="Arial" w:cs="Arial"/>
                 <w:w w:val="110"/>
-                <w:sz w:val="19"/>
-                <w:szCs w:val="19"/>
-              </w:rPr>
-            </w:pPr>
-          </w:p>
-        </w:tc>
-        <w:tc>
-          <w:tcPr>
-            <w:tcW w:w="2693" w:type="dxa"/>
-            <w:gridSpan w:val="2"/>
+                <w:sz w:val="18"/>
+                <w:szCs w:val="19"/>
+              </w:rPr>
+            </w:pPr>
+          </w:p>
+        </w:tc>
+        <w:tc>
+          <w:tcPr>
+            <w:tcW w:w="2273" w:type="dxa"/>
           </w:tcPr>
           <w:p>
             <w:pPr>
@@ -2737,16 +2737,16 @@
               <w:rPr>
                 <w:rFonts w:ascii="Arial" w:hAnsi="Arial" w:cs="Arial"/>
                 <w:w w:val="110"/>
-                <w:sz w:val="19"/>
-                <w:szCs w:val="19"/>
-              </w:rPr>
-            </w:pPr>
-            <w:proofErr w:type="spellStart"/>
-            <w:r>
-              <w:rPr>
-                <w:rFonts w:ascii="Arial" w:hAnsi="Arial" w:cs="Arial"/>
-                <w:w w:val="110"/>
-                <w:sz w:val="19"/>
+                <w:sz w:val="18"/>
+                <w:szCs w:val="19"/>
+              </w:rPr>
+            </w:pPr>
+            <w:proofErr w:type="spellStart"/>
+            <w:r>
+              <w:rPr>
+                <w:rFonts w:ascii="Arial" w:hAnsi="Arial" w:cs="Arial"/>
+                <w:w w:val="110"/>
+                <w:sz w:val="18"/>
                 <w:szCs w:val="19"/>
               </w:rPr>
               <w:t>Nomor</w:t>
@@ -2756,7 +2756,7 @@
               <w:rPr>
                 <w:rFonts w:ascii="Arial" w:hAnsi="Arial" w:cs="Arial"/>
                 <w:w w:val="110"/>
-                <w:sz w:val="19"/>
+                <w:sz w:val="18"/>
                 <w:szCs w:val="19"/>
               </w:rPr>
               <w:t xml:space="preserve"> </w:t>
@@ -2766,7 +2766,6 @@
         <w:tc>
           <w:tcPr>
             <w:tcW w:w="283" w:type="dxa"/>
-            <w:gridSpan w:val="2"/>
           </w:tcPr>
           <w:p>
             <w:pPr>
@@ -2776,15 +2775,15 @@
               <w:rPr>
                 <w:rFonts w:ascii="Arial" w:hAnsi="Arial" w:cs="Arial"/>
                 <w:w w:val="110"/>
-                <w:sz w:val="19"/>
-                <w:szCs w:val="19"/>
-              </w:rPr>
-            </w:pPr>
-            <w:r>
-              <w:rPr>
-                <w:rFonts w:ascii="Arial" w:hAnsi="Arial" w:cs="Arial"/>
-                <w:w w:val="110"/>
-                <w:sz w:val="19"/>
+                <w:sz w:val="18"/>
+                <w:szCs w:val="19"/>
+              </w:rPr>
+            </w:pPr>
+            <w:r>
+              <w:rPr>
+                <w:rFonts w:ascii="Arial" w:hAnsi="Arial" w:cs="Arial"/>
+                <w:w w:val="110"/>
+                <w:sz w:val="18"/>
                 <w:szCs w:val="19"/>
               </w:rPr>
               <w:t>:</w:t>
@@ -2793,21 +2792,21 @@
         </w:tc>
         <w:tc>
           <w:tcPr>
-            <w:tcW w:w="4967" w:type="dxa"/>
-            <w:gridSpan w:val="4"/>
-          </w:tcPr>
-          <w:p>
-            <w:pPr>
-              <w:rPr>
-                <w:rFonts w:ascii="Arial" w:hAnsi="Arial" w:cs="Arial"/>
-                <w:sz w:val="19"/>
-                <w:szCs w:val="19"/>
-              </w:rPr>
-            </w:pPr>
-            <w:r>
-              <w:rPr>
-                <w:rFonts w:ascii="Arial" w:hAnsi="Arial" w:cs="Arial"/>
-                <w:sz w:val="19"/>
+            <w:tcW w:w="5387" w:type="dxa"/>
+            <w:gridSpan w:val="5"/>
+          </w:tcPr>
+          <w:p>
+            <w:pPr>
+              <w:rPr>
+                <w:rFonts w:ascii="Arial" w:hAnsi="Arial" w:cs="Arial"/>
+                <w:sz w:val="18"/>
+                <w:szCs w:val="19"/>
+              </w:rPr>
+            </w:pPr>
+            <w:r>
+              <w:rPr>
+                <w:rFonts w:ascii="Arial" w:hAnsi="Arial" w:cs="Arial"/>
+                <w:sz w:val="18"/>
                 <w:szCs w:val="19"/>
               </w:rPr>
               <w:t>{</w:t>
@@ -2815,7 +2814,7 @@
             <w:r>
               <w:rPr>
                 <w:rFonts w:ascii="Arial" w:hAnsi="Arial" w:cs="Arial"/>
-                <w:sz w:val="19"/>
+                <w:sz w:val="18"/>
                 <w:szCs w:val="19"/>
                 <w:lang w:val="id-ID"/>
               </w:rPr>
@@ -2824,7 +2823,7 @@
             <w:r>
               <w:rPr>
                 <w:rFonts w:ascii="Arial" w:hAnsi="Arial" w:cs="Arial"/>
-                <w:sz w:val="19"/>
+                <w:sz w:val="18"/>
                 <w:szCs w:val="19"/>
               </w:rPr>
               <w:t>}</w:t>
@@ -2845,7 +2844,7 @@
               <w:rPr>
                 <w:rFonts w:ascii="Arial" w:hAnsi="Arial" w:cs="Arial"/>
                 <w:w w:val="110"/>
-                <w:sz w:val="19"/>
+                <w:sz w:val="18"/>
                 <w:szCs w:val="19"/>
               </w:rPr>
             </w:pPr>
@@ -2860,7 +2859,7 @@
               <w:rPr>
                 <w:rFonts w:ascii="Arial" w:hAnsi="Arial" w:cs="Arial"/>
                 <w:w w:val="110"/>
-                <w:sz w:val="19"/>
+                <w:sz w:val="18"/>
                 <w:szCs w:val="19"/>
               </w:rPr>
             </w:pPr>
@@ -2875,7 +2874,7 @@
               <w:rPr>
                 <w:rFonts w:ascii="Arial" w:hAnsi="Arial" w:cs="Arial"/>
                 <w:w w:val="110"/>
-                <w:sz w:val="19"/>
+                <w:sz w:val="18"/>
                 <w:szCs w:val="19"/>
               </w:rPr>
             </w:pPr>
@@ -2892,15 +2891,15 @@
               <w:rPr>
                 <w:rFonts w:ascii="Arial" w:hAnsi="Arial" w:cs="Arial"/>
                 <w:w w:val="110"/>
-                <w:sz w:val="19"/>
-                <w:szCs w:val="19"/>
-              </w:rPr>
-            </w:pPr>
-            <w:r>
-              <w:rPr>
-                <w:rFonts w:ascii="Arial" w:hAnsi="Arial" w:cs="Arial"/>
-                <w:w w:val="110"/>
-                <w:sz w:val="19"/>
+                <w:sz w:val="18"/>
+                <w:szCs w:val="19"/>
+              </w:rPr>
+            </w:pPr>
+            <w:r>
+              <w:rPr>
+                <w:rFonts w:ascii="Arial" w:hAnsi="Arial" w:cs="Arial"/>
+                <w:w w:val="110"/>
+                <w:sz w:val="18"/>
                 <w:szCs w:val="19"/>
               </w:rPr>
               <w:t>c.</w:t>
@@ -2909,8 +2908,7 @@
         </w:tc>
         <w:tc>
           <w:tcPr>
-            <w:tcW w:w="2693" w:type="dxa"/>
-            <w:gridSpan w:val="2"/>
+            <w:tcW w:w="2273" w:type="dxa"/>
           </w:tcPr>
           <w:p>
             <w:pPr>
@@ -2918,16 +2916,16 @@
               <w:rPr>
                 <w:rFonts w:ascii="Arial" w:hAnsi="Arial" w:cs="Arial"/>
                 <w:w w:val="110"/>
-                <w:sz w:val="19"/>
-                <w:szCs w:val="19"/>
-              </w:rPr>
-            </w:pPr>
-            <w:proofErr w:type="spellStart"/>
-            <w:r>
-              <w:rPr>
-                <w:rFonts w:ascii="Arial" w:hAnsi="Arial" w:cs="Arial"/>
-                <w:w w:val="110"/>
-                <w:sz w:val="19"/>
+                <w:sz w:val="18"/>
+                <w:szCs w:val="19"/>
+              </w:rPr>
+            </w:pPr>
+            <w:proofErr w:type="spellStart"/>
+            <w:r>
+              <w:rPr>
+                <w:rFonts w:ascii="Arial" w:hAnsi="Arial" w:cs="Arial"/>
+                <w:w w:val="110"/>
+                <w:sz w:val="18"/>
                 <w:szCs w:val="19"/>
               </w:rPr>
               <w:t>Tgl</w:t>
@@ -2937,7 +2935,7 @@
               <w:rPr>
                 <w:rFonts w:ascii="Arial" w:hAnsi="Arial" w:cs="Arial"/>
                 <w:w w:val="110"/>
-                <w:sz w:val="19"/>
+                <w:sz w:val="18"/>
                 <w:szCs w:val="19"/>
               </w:rPr>
               <w:t xml:space="preserve">. </w:t>
@@ -2947,7 +2945,7 @@
               <w:rPr>
                 <w:rFonts w:ascii="Arial" w:hAnsi="Arial" w:cs="Arial"/>
                 <w:w w:val="110"/>
-                <w:sz w:val="19"/>
+                <w:sz w:val="18"/>
                 <w:szCs w:val="19"/>
               </w:rPr>
               <w:t>Berlaku</w:t>
@@ -2957,7 +2955,7 @@
               <w:rPr>
                 <w:rFonts w:ascii="Arial" w:hAnsi="Arial" w:cs="Arial"/>
                 <w:w w:val="110"/>
-                <w:sz w:val="19"/>
+                <w:sz w:val="18"/>
                 <w:szCs w:val="19"/>
               </w:rPr>
               <w:t xml:space="preserve"> </w:t>
@@ -2967,7 +2965,7 @@
               <w:rPr>
                 <w:rFonts w:ascii="Arial" w:hAnsi="Arial" w:cs="Arial"/>
                 <w:w w:val="110"/>
-                <w:sz w:val="19"/>
+                <w:sz w:val="18"/>
                 <w:szCs w:val="19"/>
               </w:rPr>
               <w:t>Gaji</w:t>
@@ -2977,7 +2975,7 @@
               <w:rPr>
                 <w:rFonts w:ascii="Arial" w:hAnsi="Arial" w:cs="Arial"/>
                 <w:w w:val="110"/>
-                <w:sz w:val="19"/>
+                <w:sz w:val="18"/>
                 <w:szCs w:val="19"/>
               </w:rPr>
               <w:t xml:space="preserve"> </w:t>
@@ -2987,7 +2985,7 @@
               <w:rPr>
                 <w:rFonts w:ascii="Arial" w:hAnsi="Arial" w:cs="Arial"/>
                 <w:w w:val="110"/>
-                <w:sz w:val="19"/>
+                <w:sz w:val="18"/>
                 <w:szCs w:val="19"/>
               </w:rPr>
               <w:t>tsb</w:t>
@@ -2997,7 +2995,7 @@
               <w:rPr>
                 <w:rFonts w:ascii="Arial" w:hAnsi="Arial" w:cs="Arial"/>
                 <w:w w:val="110"/>
-                <w:sz w:val="19"/>
+                <w:sz w:val="18"/>
                 <w:szCs w:val="19"/>
               </w:rPr>
               <w:t>.</w:t>
@@ -3007,22 +3005,21 @@
         <w:tc>
           <w:tcPr>
             <w:tcW w:w="283" w:type="dxa"/>
-            <w:gridSpan w:val="2"/>
-          </w:tcPr>
-          <w:p>
-            <w:pPr>
-              <w:rPr>
-                <w:rFonts w:ascii="Arial" w:hAnsi="Arial" w:cs="Arial"/>
-                <w:w w:val="110"/>
-                <w:sz w:val="19"/>
-                <w:szCs w:val="19"/>
-              </w:rPr>
-            </w:pPr>
-            <w:r>
-              <w:rPr>
-                <w:rFonts w:ascii="Arial" w:hAnsi="Arial" w:cs="Arial"/>
-                <w:w w:val="110"/>
-                <w:sz w:val="19"/>
+          </w:tcPr>
+          <w:p>
+            <w:pPr>
+              <w:rPr>
+                <w:rFonts w:ascii="Arial" w:hAnsi="Arial" w:cs="Arial"/>
+                <w:w w:val="110"/>
+                <w:sz w:val="18"/>
+                <w:szCs w:val="19"/>
+              </w:rPr>
+            </w:pPr>
+            <w:r>
+              <w:rPr>
+                <w:rFonts w:ascii="Arial" w:hAnsi="Arial" w:cs="Arial"/>
+                <w:w w:val="110"/>
+                <w:sz w:val="18"/>
                 <w:szCs w:val="19"/>
               </w:rPr>
               <w:t>:</w:t>
@@ -3031,21 +3028,21 @@
         </w:tc>
         <w:tc>
           <w:tcPr>
-            <w:tcW w:w="4967" w:type="dxa"/>
-            <w:gridSpan w:val="4"/>
-          </w:tcPr>
-          <w:p>
-            <w:pPr>
-              <w:rPr>
-                <w:rFonts w:ascii="Arial" w:hAnsi="Arial" w:cs="Arial"/>
-                <w:sz w:val="19"/>
-                <w:szCs w:val="19"/>
-              </w:rPr>
-            </w:pPr>
-            <w:r>
-              <w:rPr>
-                <w:rFonts w:ascii="Arial" w:hAnsi="Arial" w:cs="Arial"/>
-                <w:sz w:val="19"/>
+            <w:tcW w:w="5387" w:type="dxa"/>
+            <w:gridSpan w:val="5"/>
+          </w:tcPr>
+          <w:p>
+            <w:pPr>
+              <w:rPr>
+                <w:rFonts w:ascii="Arial" w:hAnsi="Arial" w:cs="Arial"/>
+                <w:sz w:val="18"/>
+                <w:szCs w:val="19"/>
+              </w:rPr>
+            </w:pPr>
+            <w:r>
+              <w:rPr>
+                <w:rFonts w:ascii="Arial" w:hAnsi="Arial" w:cs="Arial"/>
+                <w:sz w:val="18"/>
                 <w:szCs w:val="19"/>
               </w:rPr>
               <w:t>{</w:t>
@@ -3053,7 +3050,7 @@
             <w:r>
               <w:rPr>
                 <w:rFonts w:ascii="Arial" w:hAnsi="Arial" w:cs="Arial"/>
-                <w:sz w:val="19"/>
+                <w:sz w:val="18"/>
                 <w:szCs w:val="19"/>
                 <w:lang w:val="id-ID"/>
               </w:rPr>
@@ -3062,7 +3059,7 @@
             <w:r>
               <w:rPr>
                 <w:rFonts w:ascii="Arial" w:hAnsi="Arial" w:cs="Arial"/>
-                <w:sz w:val="19"/>
+                <w:sz w:val="18"/>
                 <w:szCs w:val="19"/>
               </w:rPr>
               <w:t>}</w:t>
@@ -3083,7 +3080,7 @@
               <w:rPr>
                 <w:rFonts w:ascii="Arial" w:hAnsi="Arial" w:cs="Arial"/>
                 <w:w w:val="110"/>
-                <w:sz w:val="19"/>
+                <w:sz w:val="18"/>
                 <w:szCs w:val="19"/>
               </w:rPr>
             </w:pPr>
@@ -3098,7 +3095,7 @@
               <w:rPr>
                 <w:rFonts w:ascii="Arial" w:hAnsi="Arial" w:cs="Arial"/>
                 <w:w w:val="110"/>
-                <w:sz w:val="19"/>
+                <w:sz w:val="18"/>
                 <w:szCs w:val="19"/>
               </w:rPr>
             </w:pPr>
@@ -3113,7 +3110,7 @@
               <w:rPr>
                 <w:rFonts w:ascii="Arial" w:hAnsi="Arial" w:cs="Arial"/>
                 <w:w w:val="110"/>
-                <w:sz w:val="19"/>
+                <w:sz w:val="18"/>
                 <w:szCs w:val="19"/>
               </w:rPr>
             </w:pPr>
@@ -3130,15 +3127,15 @@
               <w:rPr>
                 <w:rFonts w:ascii="Arial" w:hAnsi="Arial" w:cs="Arial"/>
                 <w:w w:val="110"/>
-                <w:sz w:val="19"/>
-                <w:szCs w:val="19"/>
-              </w:rPr>
-            </w:pPr>
-            <w:r>
-              <w:rPr>
-                <w:rFonts w:ascii="Arial" w:hAnsi="Arial" w:cs="Arial"/>
-                <w:w w:val="110"/>
-                <w:sz w:val="19"/>
+                <w:sz w:val="18"/>
+                <w:szCs w:val="19"/>
+              </w:rPr>
+            </w:pPr>
+            <w:r>
+              <w:rPr>
+                <w:rFonts w:ascii="Arial" w:hAnsi="Arial" w:cs="Arial"/>
+                <w:w w:val="110"/>
+                <w:sz w:val="18"/>
                 <w:szCs w:val="19"/>
               </w:rPr>
               <w:t>d.</w:t>
@@ -3147,8 +3144,7 @@
         </w:tc>
         <w:tc>
           <w:tcPr>
-            <w:tcW w:w="2693" w:type="dxa"/>
-            <w:gridSpan w:val="2"/>
+            <w:tcW w:w="2273" w:type="dxa"/>
           </w:tcPr>
           <w:p>
             <w:pPr>
@@ -3156,15 +3152,15 @@
               <w:rPr>
                 <w:rFonts w:ascii="Arial" w:hAnsi="Arial" w:cs="Arial"/>
                 <w:w w:val="110"/>
-                <w:sz w:val="19"/>
-                <w:szCs w:val="19"/>
-              </w:rPr>
-            </w:pPr>
-            <w:r>
-              <w:rPr>
-                <w:rFonts w:ascii="Arial" w:hAnsi="Arial" w:cs="Arial"/>
-                <w:w w:val="110"/>
-                <w:sz w:val="19"/>
+                <w:sz w:val="18"/>
+                <w:szCs w:val="19"/>
+              </w:rPr>
+            </w:pPr>
+            <w:r>
+              <w:rPr>
+                <w:rFonts w:ascii="Arial" w:hAnsi="Arial" w:cs="Arial"/>
+                <w:w w:val="110"/>
+                <w:sz w:val="18"/>
                 <w:szCs w:val="19"/>
               </w:rPr>
               <w:t xml:space="preserve">Masa </w:t>
@@ -3174,7 +3170,7 @@
               <w:rPr>
                 <w:rFonts w:ascii="Arial" w:hAnsi="Arial" w:cs="Arial"/>
                 <w:w w:val="110"/>
-                <w:sz w:val="19"/>
+                <w:sz w:val="18"/>
                 <w:szCs w:val="19"/>
               </w:rPr>
               <w:t>Kerja</w:t>
@@ -3184,7 +3180,7 @@
               <w:rPr>
                 <w:rFonts w:ascii="Arial" w:hAnsi="Arial" w:cs="Arial"/>
                 <w:w w:val="110"/>
-                <w:sz w:val="19"/>
+                <w:sz w:val="18"/>
                 <w:szCs w:val="19"/>
               </w:rPr>
               <w:t xml:space="preserve"> </w:t>
@@ -3194,7 +3190,7 @@
               <w:rPr>
                 <w:rFonts w:ascii="Arial" w:hAnsi="Arial" w:cs="Arial"/>
                 <w:w w:val="110"/>
-                <w:sz w:val="19"/>
+                <w:sz w:val="18"/>
                 <w:szCs w:val="19"/>
               </w:rPr>
               <w:t>Golongan</w:t>
@@ -3204,7 +3200,7 @@
               <w:rPr>
                 <w:rFonts w:ascii="Arial" w:hAnsi="Arial" w:cs="Arial"/>
                 <w:w w:val="110"/>
-                <w:sz w:val="19"/>
+                <w:sz w:val="18"/>
                 <w:szCs w:val="19"/>
               </w:rPr>
               <w:t xml:space="preserve"> </w:t>
@@ -3214,7 +3210,7 @@
               <w:rPr>
                 <w:rFonts w:ascii="Arial" w:hAnsi="Arial" w:cs="Arial"/>
                 <w:w w:val="110"/>
-                <w:sz w:val="19"/>
+                <w:sz w:val="18"/>
                 <w:szCs w:val="19"/>
               </w:rPr>
               <w:t>pada</w:t>
@@ -3224,7 +3220,7 @@
               <w:rPr>
                 <w:rFonts w:ascii="Arial" w:hAnsi="Arial" w:cs="Arial"/>
                 <w:w w:val="110"/>
-                <w:sz w:val="19"/>
+                <w:sz w:val="18"/>
                 <w:szCs w:val="19"/>
               </w:rPr>
               <w:t xml:space="preserve"> </w:t>
@@ -3234,7 +3230,7 @@
               <w:rPr>
                 <w:rFonts w:ascii="Arial" w:hAnsi="Arial" w:cs="Arial"/>
                 <w:w w:val="110"/>
-                <w:sz w:val="19"/>
+                <w:sz w:val="18"/>
                 <w:szCs w:val="19"/>
               </w:rPr>
               <w:t>tanggal</w:t>
@@ -3244,7 +3240,7 @@
               <w:rPr>
                 <w:rFonts w:ascii="Arial" w:hAnsi="Arial" w:cs="Arial"/>
                 <w:w w:val="110"/>
-                <w:sz w:val="19"/>
+                <w:sz w:val="18"/>
                 <w:szCs w:val="19"/>
               </w:rPr>
               <w:t xml:space="preserve"> </w:t>
@@ -3254,7 +3250,7 @@
               <w:rPr>
                 <w:rFonts w:ascii="Arial" w:hAnsi="Arial" w:cs="Arial"/>
                 <w:w w:val="110"/>
-                <w:sz w:val="19"/>
+                <w:sz w:val="18"/>
                 <w:szCs w:val="19"/>
               </w:rPr>
               <w:t>tersebut</w:t>
@@ -3265,22 +3261,21 @@
         <w:tc>
           <w:tcPr>
             <w:tcW w:w="283" w:type="dxa"/>
-            <w:gridSpan w:val="2"/>
-          </w:tcPr>
-          <w:p>
-            <w:pPr>
-              <w:rPr>
-                <w:rFonts w:ascii="Arial" w:hAnsi="Arial" w:cs="Arial"/>
-                <w:w w:val="110"/>
-                <w:sz w:val="19"/>
-                <w:szCs w:val="19"/>
-              </w:rPr>
-            </w:pPr>
-            <w:r>
-              <w:rPr>
-                <w:rFonts w:ascii="Arial" w:hAnsi="Arial" w:cs="Arial"/>
-                <w:w w:val="110"/>
-                <w:sz w:val="19"/>
+          </w:tcPr>
+          <w:p>
+            <w:pPr>
+              <w:rPr>
+                <w:rFonts w:ascii="Arial" w:hAnsi="Arial" w:cs="Arial"/>
+                <w:w w:val="110"/>
+                <w:sz w:val="18"/>
+                <w:szCs w:val="19"/>
+              </w:rPr>
+            </w:pPr>
+            <w:r>
+              <w:rPr>
+                <w:rFonts w:ascii="Arial" w:hAnsi="Arial" w:cs="Arial"/>
+                <w:w w:val="110"/>
+                <w:sz w:val="18"/>
                 <w:szCs w:val="19"/>
               </w:rPr>
               <w:t>:</w:t>
@@ -3289,21 +3284,21 @@
         </w:tc>
         <w:tc>
           <w:tcPr>
-            <w:tcW w:w="4967" w:type="dxa"/>
-            <w:gridSpan w:val="4"/>
-          </w:tcPr>
-          <w:p>
-            <w:pPr>
-              <w:rPr>
-                <w:rFonts w:ascii="Arial" w:hAnsi="Arial" w:cs="Arial"/>
-                <w:sz w:val="19"/>
-                <w:szCs w:val="19"/>
-              </w:rPr>
-            </w:pPr>
-            <w:r>
-              <w:rPr>
-                <w:rFonts w:ascii="Arial" w:hAnsi="Arial" w:cs="Arial"/>
-                <w:sz w:val="19"/>
+            <w:tcW w:w="5387" w:type="dxa"/>
+            <w:gridSpan w:val="5"/>
+          </w:tcPr>
+          <w:p>
+            <w:pPr>
+              <w:rPr>
+                <w:rFonts w:ascii="Arial" w:hAnsi="Arial" w:cs="Arial"/>
+                <w:sz w:val="18"/>
+                <w:szCs w:val="19"/>
+              </w:rPr>
+            </w:pPr>
+            <w:r>
+              <w:rPr>
+                <w:rFonts w:ascii="Arial" w:hAnsi="Arial" w:cs="Arial"/>
+                <w:sz w:val="18"/>
                 <w:szCs w:val="19"/>
               </w:rPr>
               <w:t>{</w:t>
@@ -3311,7 +3306,7 @@
             <w:r>
               <w:rPr>
                 <w:rFonts w:ascii="Arial" w:hAnsi="Arial" w:cs="Arial"/>
-                <w:sz w:val="19"/>
+                <w:sz w:val="18"/>
                 <w:szCs w:val="19"/>
                 <w:lang w:val="id-ID"/>
               </w:rPr>
@@ -3320,7 +3315,7 @@
             <w:r>
               <w:rPr>
                 <w:rFonts w:ascii="Arial" w:hAnsi="Arial" w:cs="Arial"/>
-                <w:sz w:val="19"/>
+                <w:sz w:val="18"/>
                 <w:szCs w:val="19"/>
               </w:rPr>
               <w:t>}</w:t>
@@ -3341,7 +3336,7 @@
               <w:rPr>
                 <w:rFonts w:ascii="Arial" w:hAnsi="Arial" w:cs="Arial"/>
                 <w:w w:val="110"/>
-                <w:sz w:val="19"/>
+                <w:sz w:val="18"/>
                 <w:szCs w:val="19"/>
               </w:rPr>
             </w:pPr>
@@ -3356,7 +3351,7 @@
               <w:rPr>
                 <w:rFonts w:ascii="Arial" w:hAnsi="Arial" w:cs="Arial"/>
                 <w:w w:val="110"/>
-                <w:sz w:val="19"/>
+                <w:sz w:val="18"/>
                 <w:szCs w:val="19"/>
               </w:rPr>
             </w:pPr>
@@ -3365,22 +3360,22 @@
         <w:tc>
           <w:tcPr>
             <w:tcW w:w="8936" w:type="dxa"/>
-            <w:gridSpan w:val="10"/>
-          </w:tcPr>
-          <w:p>
-            <w:pPr>
-              <w:rPr>
-                <w:rFonts w:ascii="Arial" w:hAnsi="Arial" w:cs="Arial"/>
-                <w:sz w:val="19"/>
-                <w:szCs w:val="19"/>
-              </w:rPr>
-            </w:pPr>
-            <w:proofErr w:type="spellStart"/>
-            <w:r>
-              <w:rPr>
-                <w:rFonts w:ascii="Arial" w:hAnsi="Arial" w:cs="Arial"/>
-                <w:w w:val="110"/>
-                <w:sz w:val="19"/>
+            <w:gridSpan w:val="9"/>
+          </w:tcPr>
+          <w:p>
+            <w:pPr>
+              <w:rPr>
+                <w:rFonts w:ascii="Arial" w:hAnsi="Arial" w:cs="Arial"/>
+                <w:sz w:val="18"/>
+                <w:szCs w:val="19"/>
+              </w:rPr>
+            </w:pPr>
+            <w:proofErr w:type="spellStart"/>
+            <w:r>
+              <w:rPr>
+                <w:rFonts w:ascii="Arial" w:hAnsi="Arial" w:cs="Arial"/>
+                <w:w w:val="110"/>
+                <w:sz w:val="18"/>
                 <w:szCs w:val="19"/>
               </w:rPr>
               <w:t>Diberikan</w:t>
@@ -3390,7 +3385,7 @@
               <w:rPr>
                 <w:rFonts w:ascii="Arial" w:hAnsi="Arial" w:cs="Arial"/>
                 <w:w w:val="110"/>
-                <w:sz w:val="19"/>
+                <w:sz w:val="18"/>
                 <w:szCs w:val="19"/>
               </w:rPr>
               <w:t xml:space="preserve"> </w:t>
@@ -3400,7 +3395,7 @@
               <w:rPr>
                 <w:rFonts w:ascii="Arial" w:hAnsi="Arial" w:cs="Arial"/>
                 <w:w w:val="110"/>
-                <w:sz w:val="19"/>
+                <w:sz w:val="18"/>
                 <w:szCs w:val="19"/>
               </w:rPr>
               <w:t>Kenaikan</w:t>
@@ -3410,7 +3405,7 @@
               <w:rPr>
                 <w:rFonts w:ascii="Arial" w:hAnsi="Arial" w:cs="Arial"/>
                 <w:w w:val="110"/>
-                <w:sz w:val="19"/>
+                <w:sz w:val="18"/>
                 <w:szCs w:val="19"/>
               </w:rPr>
               <w:t xml:space="preserve"> </w:t>
@@ -3420,7 +3415,7 @@
               <w:rPr>
                 <w:rFonts w:ascii="Arial" w:hAnsi="Arial" w:cs="Arial"/>
                 <w:w w:val="110"/>
-                <w:sz w:val="19"/>
+                <w:sz w:val="18"/>
                 <w:szCs w:val="19"/>
               </w:rPr>
               <w:t>Gaji</w:t>
@@ -3430,7 +3425,7 @@
               <w:rPr>
                 <w:rFonts w:ascii="Arial" w:hAnsi="Arial" w:cs="Arial"/>
                 <w:w w:val="110"/>
-                <w:sz w:val="19"/>
+                <w:sz w:val="18"/>
                 <w:szCs w:val="19"/>
               </w:rPr>
               <w:t xml:space="preserve"> </w:t>
@@ -3440,7 +3435,7 @@
               <w:rPr>
                 <w:rFonts w:ascii="Arial" w:hAnsi="Arial" w:cs="Arial"/>
                 <w:w w:val="110"/>
-                <w:sz w:val="19"/>
+                <w:sz w:val="18"/>
                 <w:szCs w:val="19"/>
               </w:rPr>
               <w:t>Berkala</w:t>
@@ -3450,7 +3445,7 @@
               <w:rPr>
                 <w:rFonts w:ascii="Arial" w:hAnsi="Arial" w:cs="Arial"/>
                 <w:w w:val="110"/>
-                <w:sz w:val="19"/>
+                <w:sz w:val="18"/>
                 <w:szCs w:val="19"/>
               </w:rPr>
               <w:t xml:space="preserve"> </w:t>
@@ -3460,7 +3455,7 @@
               <w:rPr>
                 <w:rFonts w:ascii="Arial" w:hAnsi="Arial" w:cs="Arial"/>
                 <w:w w:val="110"/>
-                <w:sz w:val="19"/>
+                <w:sz w:val="18"/>
                 <w:szCs w:val="19"/>
               </w:rPr>
               <w:t>hingga</w:t>
@@ -3470,7 +3465,7 @@
               <w:rPr>
                 <w:rFonts w:ascii="Arial" w:hAnsi="Arial" w:cs="Arial"/>
                 <w:w w:val="110"/>
-                <w:sz w:val="19"/>
+                <w:sz w:val="18"/>
                 <w:szCs w:val="19"/>
               </w:rPr>
               <w:t xml:space="preserve"> </w:t>
@@ -3480,7 +3475,7 @@
               <w:rPr>
                 <w:rFonts w:ascii="Arial" w:hAnsi="Arial" w:cs="Arial"/>
                 <w:w w:val="110"/>
-                <w:sz w:val="19"/>
+                <w:sz w:val="18"/>
                 <w:szCs w:val="19"/>
               </w:rPr>
               <w:t>memperoleh</w:t>
@@ -3490,7 +3485,7 @@
               <w:rPr>
                 <w:rFonts w:ascii="Arial" w:hAnsi="Arial" w:cs="Arial"/>
                 <w:w w:val="110"/>
-                <w:sz w:val="19"/>
+                <w:sz w:val="18"/>
                 <w:szCs w:val="19"/>
               </w:rPr>
               <w:t xml:space="preserve"> :</w:t>
@@ -3511,7 +3506,7 @@
               <w:rPr>
                 <w:rFonts w:ascii="Arial" w:hAnsi="Arial" w:cs="Arial"/>
                 <w:w w:val="110"/>
-                <w:sz w:val="19"/>
+                <w:sz w:val="18"/>
                 <w:szCs w:val="19"/>
               </w:rPr>
             </w:pPr>
@@ -3526,7 +3521,7 @@
               <w:rPr>
                 <w:rFonts w:ascii="Arial" w:hAnsi="Arial" w:cs="Arial"/>
                 <w:w w:val="110"/>
-                <w:sz w:val="19"/>
+                <w:sz w:val="18"/>
                 <w:szCs w:val="19"/>
               </w:rPr>
             </w:pPr>
@@ -3541,15 +3536,15 @@
               <w:rPr>
                 <w:rFonts w:ascii="Arial" w:hAnsi="Arial" w:cs="Arial"/>
                 <w:w w:val="110"/>
-                <w:sz w:val="19"/>
-                <w:szCs w:val="19"/>
-              </w:rPr>
-            </w:pPr>
-            <w:r>
-              <w:rPr>
-                <w:rFonts w:ascii="Arial" w:hAnsi="Arial" w:cs="Arial"/>
-                <w:w w:val="110"/>
-                <w:sz w:val="19"/>
+                <w:sz w:val="18"/>
+                <w:szCs w:val="19"/>
+              </w:rPr>
+            </w:pPr>
+            <w:r>
+              <w:rPr>
+                <w:rFonts w:ascii="Arial" w:hAnsi="Arial" w:cs="Arial"/>
+                <w:w w:val="110"/>
+                <w:sz w:val="18"/>
                 <w:szCs w:val="19"/>
               </w:rPr>
               <w:t>6.</w:t>
@@ -3558,8 +3553,8 @@
         </w:tc>
         <w:tc>
           <w:tcPr>
-            <w:tcW w:w="3119" w:type="dxa"/>
-            <w:gridSpan w:val="3"/>
+            <w:tcW w:w="2699" w:type="dxa"/>
+            <w:gridSpan w:val="2"/>
           </w:tcPr>
           <w:p>
             <w:pPr>
@@ -3567,16 +3562,16 @@
               <w:rPr>
                 <w:rFonts w:ascii="Arial" w:hAnsi="Arial" w:cs="Arial"/>
                 <w:w w:val="110"/>
-                <w:sz w:val="19"/>
-                <w:szCs w:val="19"/>
-              </w:rPr>
-            </w:pPr>
-            <w:proofErr w:type="spellStart"/>
-            <w:r>
-              <w:rPr>
-                <w:rFonts w:ascii="Arial" w:hAnsi="Arial" w:cs="Arial"/>
-                <w:w w:val="110"/>
-                <w:sz w:val="19"/>
+                <w:sz w:val="18"/>
+                <w:szCs w:val="19"/>
+              </w:rPr>
+            </w:pPr>
+            <w:proofErr w:type="spellStart"/>
+            <w:r>
+              <w:rPr>
+                <w:rFonts w:ascii="Arial" w:hAnsi="Arial" w:cs="Arial"/>
+                <w:w w:val="110"/>
+                <w:sz w:val="18"/>
                 <w:szCs w:val="19"/>
               </w:rPr>
               <w:t>Gaji</w:t>
@@ -3586,7 +3581,7 @@
               <w:rPr>
                 <w:rFonts w:ascii="Arial" w:hAnsi="Arial" w:cs="Arial"/>
                 <w:w w:val="110"/>
-                <w:sz w:val="19"/>
+                <w:sz w:val="18"/>
                 <w:szCs w:val="19"/>
               </w:rPr>
               <w:t xml:space="preserve"> </w:t>
@@ -3596,7 +3591,7 @@
               <w:rPr>
                 <w:rFonts w:ascii="Arial" w:hAnsi="Arial" w:cs="Arial"/>
                 <w:w w:val="110"/>
-                <w:sz w:val="19"/>
+                <w:sz w:val="18"/>
                 <w:szCs w:val="19"/>
               </w:rPr>
               <w:t>Pokok</w:t>
@@ -3606,7 +3601,7 @@
               <w:rPr>
                 <w:rFonts w:ascii="Arial" w:hAnsi="Arial" w:cs="Arial"/>
                 <w:w w:val="110"/>
-                <w:sz w:val="19"/>
+                <w:sz w:val="18"/>
                 <w:szCs w:val="19"/>
               </w:rPr>
               <w:t xml:space="preserve"> </w:t>
@@ -3616,7 +3611,7 @@
               <w:rPr>
                 <w:rFonts w:ascii="Arial" w:hAnsi="Arial" w:cs="Arial"/>
                 <w:w w:val="110"/>
-                <w:sz w:val="19"/>
+                <w:sz w:val="18"/>
                 <w:szCs w:val="19"/>
               </w:rPr>
               <w:t>Baru</w:t>
@@ -3627,22 +3622,21 @@
         <w:tc>
           <w:tcPr>
             <w:tcW w:w="283" w:type="dxa"/>
-            <w:gridSpan w:val="2"/>
-          </w:tcPr>
-          <w:p>
-            <w:pPr>
-              <w:rPr>
-                <w:rFonts w:ascii="Arial" w:hAnsi="Arial" w:cs="Arial"/>
-                <w:w w:val="110"/>
-                <w:sz w:val="19"/>
-                <w:szCs w:val="19"/>
-              </w:rPr>
-            </w:pPr>
-            <w:r>
-              <w:rPr>
-                <w:rFonts w:ascii="Arial" w:hAnsi="Arial" w:cs="Arial"/>
-                <w:w w:val="110"/>
-                <w:sz w:val="19"/>
+          </w:tcPr>
+          <w:p>
+            <w:pPr>
+              <w:rPr>
+                <w:rFonts w:ascii="Arial" w:hAnsi="Arial" w:cs="Arial"/>
+                <w:w w:val="110"/>
+                <w:sz w:val="18"/>
+                <w:szCs w:val="19"/>
+              </w:rPr>
+            </w:pPr>
+            <w:r>
+              <w:rPr>
+                <w:rFonts w:ascii="Arial" w:hAnsi="Arial" w:cs="Arial"/>
+                <w:w w:val="110"/>
+                <w:sz w:val="18"/>
                 <w:szCs w:val="19"/>
               </w:rPr>
               <w:t>:</w:t>
@@ -3651,21 +3645,21 @@
         </w:tc>
         <w:tc>
           <w:tcPr>
-            <w:tcW w:w="4967" w:type="dxa"/>
-            <w:gridSpan w:val="4"/>
-          </w:tcPr>
-          <w:p>
-            <w:pPr>
-              <w:rPr>
-                <w:rFonts w:ascii="Arial" w:hAnsi="Arial" w:cs="Arial"/>
-                <w:sz w:val="19"/>
-                <w:szCs w:val="19"/>
-              </w:rPr>
-            </w:pPr>
-            <w:r>
-              <w:rPr>
-                <w:rFonts w:ascii="Arial" w:hAnsi="Arial" w:cs="Arial"/>
-                <w:sz w:val="19"/>
+            <w:tcW w:w="5387" w:type="dxa"/>
+            <w:gridSpan w:val="5"/>
+          </w:tcPr>
+          <w:p>
+            <w:pPr>
+              <w:rPr>
+                <w:rFonts w:ascii="Arial" w:hAnsi="Arial" w:cs="Arial"/>
+                <w:sz w:val="18"/>
+                <w:szCs w:val="19"/>
+              </w:rPr>
+            </w:pPr>
+            <w:r>
+              <w:rPr>
+                <w:rFonts w:ascii="Arial" w:hAnsi="Arial" w:cs="Arial"/>
+                <w:sz w:val="18"/>
                 <w:szCs w:val="19"/>
               </w:rPr>
               <w:t>{</w:t>
@@ -3673,7 +3667,7 @@
             <w:r>
               <w:rPr>
                 <w:rFonts w:ascii="Arial" w:hAnsi="Arial" w:cs="Arial"/>
-                <w:sz w:val="19"/>
+                <w:sz w:val="18"/>
                 <w:szCs w:val="19"/>
                 <w:lang w:val="id-ID"/>
               </w:rPr>
@@ -3682,7 +3676,7 @@
             <w:r>
               <w:rPr>
                 <w:rFonts w:ascii="Arial" w:hAnsi="Arial" w:cs="Arial"/>
-                <w:sz w:val="19"/>
+                <w:sz w:val="18"/>
                 <w:szCs w:val="19"/>
               </w:rPr>
               <w:t>}</w:t>
@@ -3703,7 +3697,7 @@
               <w:rPr>
                 <w:rFonts w:ascii="Arial" w:hAnsi="Arial" w:cs="Arial"/>
                 <w:w w:val="110"/>
-                <w:sz w:val="19"/>
+                <w:sz w:val="18"/>
                 <w:szCs w:val="19"/>
               </w:rPr>
             </w:pPr>
@@ -3718,7 +3712,7 @@
               <w:rPr>
                 <w:rFonts w:ascii="Arial" w:hAnsi="Arial" w:cs="Arial"/>
                 <w:w w:val="110"/>
-                <w:sz w:val="19"/>
+                <w:sz w:val="18"/>
                 <w:szCs w:val="19"/>
               </w:rPr>
             </w:pPr>
@@ -3733,15 +3727,15 @@
               <w:rPr>
                 <w:rFonts w:ascii="Arial" w:hAnsi="Arial" w:cs="Arial"/>
                 <w:w w:val="110"/>
-                <w:sz w:val="19"/>
-                <w:szCs w:val="19"/>
-              </w:rPr>
-            </w:pPr>
-            <w:r>
-              <w:rPr>
-                <w:rFonts w:ascii="Arial" w:hAnsi="Arial" w:cs="Arial"/>
-                <w:w w:val="110"/>
-                <w:sz w:val="19"/>
+                <w:sz w:val="18"/>
+                <w:szCs w:val="19"/>
+              </w:rPr>
+            </w:pPr>
+            <w:r>
+              <w:rPr>
+                <w:rFonts w:ascii="Arial" w:hAnsi="Arial" w:cs="Arial"/>
+                <w:w w:val="110"/>
+                <w:sz w:val="18"/>
                 <w:szCs w:val="19"/>
               </w:rPr>
               <w:t>7.</w:t>
@@ -3750,8 +3744,8 @@
         </w:tc>
         <w:tc>
           <w:tcPr>
-            <w:tcW w:w="3119" w:type="dxa"/>
-            <w:gridSpan w:val="3"/>
+            <w:tcW w:w="2699" w:type="dxa"/>
+            <w:gridSpan w:val="2"/>
           </w:tcPr>
           <w:p>
             <w:pPr>
@@ -3759,16 +3753,16 @@
               <w:rPr>
                 <w:rFonts w:ascii="Arial" w:hAnsi="Arial" w:cs="Arial"/>
                 <w:w w:val="110"/>
-                <w:sz w:val="19"/>
-                <w:szCs w:val="19"/>
-              </w:rPr>
-            </w:pPr>
-            <w:proofErr w:type="spellStart"/>
-            <w:r>
-              <w:rPr>
-                <w:rFonts w:ascii="Arial" w:hAnsi="Arial" w:cs="Arial"/>
-                <w:w w:val="110"/>
-                <w:sz w:val="19"/>
+                <w:sz w:val="18"/>
+                <w:szCs w:val="19"/>
+              </w:rPr>
+            </w:pPr>
+            <w:proofErr w:type="spellStart"/>
+            <w:r>
+              <w:rPr>
+                <w:rFonts w:ascii="Arial" w:hAnsi="Arial" w:cs="Arial"/>
+                <w:w w:val="110"/>
+                <w:sz w:val="18"/>
                 <w:szCs w:val="19"/>
               </w:rPr>
               <w:t>Berdasarkan</w:t>
@@ -3778,7 +3772,7 @@
               <w:rPr>
                 <w:rFonts w:ascii="Arial" w:hAnsi="Arial" w:cs="Arial"/>
                 <w:w w:val="110"/>
-                <w:sz w:val="19"/>
+                <w:sz w:val="18"/>
                 <w:szCs w:val="19"/>
               </w:rPr>
               <w:t xml:space="preserve"> Masa </w:t>
@@ -3788,7 +3782,7 @@
               <w:rPr>
                 <w:rFonts w:ascii="Arial" w:hAnsi="Arial" w:cs="Arial"/>
                 <w:w w:val="110"/>
-                <w:sz w:val="19"/>
+                <w:sz w:val="18"/>
                 <w:szCs w:val="19"/>
               </w:rPr>
               <w:t>Kerja</w:t>
@@ -3799,22 +3793,21 @@
         <w:tc>
           <w:tcPr>
             <w:tcW w:w="283" w:type="dxa"/>
-            <w:gridSpan w:val="2"/>
-          </w:tcPr>
-          <w:p>
-            <w:pPr>
-              <w:rPr>
-                <w:rFonts w:ascii="Arial" w:hAnsi="Arial" w:cs="Arial"/>
-                <w:w w:val="110"/>
-                <w:sz w:val="19"/>
-                <w:szCs w:val="19"/>
-              </w:rPr>
-            </w:pPr>
-            <w:r>
-              <w:rPr>
-                <w:rFonts w:ascii="Arial" w:hAnsi="Arial" w:cs="Arial"/>
-                <w:w w:val="110"/>
-                <w:sz w:val="19"/>
+          </w:tcPr>
+          <w:p>
+            <w:pPr>
+              <w:rPr>
+                <w:rFonts w:ascii="Arial" w:hAnsi="Arial" w:cs="Arial"/>
+                <w:w w:val="110"/>
+                <w:sz w:val="18"/>
+                <w:szCs w:val="19"/>
+              </w:rPr>
+            </w:pPr>
+            <w:r>
+              <w:rPr>
+                <w:rFonts w:ascii="Arial" w:hAnsi="Arial" w:cs="Arial"/>
+                <w:w w:val="110"/>
+                <w:sz w:val="18"/>
                 <w:szCs w:val="19"/>
               </w:rPr>
               <w:t>:</w:t>
@@ -3823,21 +3816,21 @@
         </w:tc>
         <w:tc>
           <w:tcPr>
-            <w:tcW w:w="4967" w:type="dxa"/>
-            <w:gridSpan w:val="4"/>
-          </w:tcPr>
-          <w:p>
-            <w:pPr>
-              <w:rPr>
-                <w:rFonts w:ascii="Arial" w:hAnsi="Arial" w:cs="Arial"/>
-                <w:sz w:val="19"/>
-                <w:szCs w:val="19"/>
-              </w:rPr>
-            </w:pPr>
-            <w:r>
-              <w:rPr>
-                <w:rFonts w:ascii="Arial" w:hAnsi="Arial" w:cs="Arial"/>
-                <w:sz w:val="19"/>
+            <w:tcW w:w="5387" w:type="dxa"/>
+            <w:gridSpan w:val="5"/>
+          </w:tcPr>
+          <w:p>
+            <w:pPr>
+              <w:rPr>
+                <w:rFonts w:ascii="Arial" w:hAnsi="Arial" w:cs="Arial"/>
+                <w:sz w:val="18"/>
+                <w:szCs w:val="19"/>
+              </w:rPr>
+            </w:pPr>
+            <w:r>
+              <w:rPr>
+                <w:rFonts w:ascii="Arial" w:hAnsi="Arial" w:cs="Arial"/>
+                <w:sz w:val="18"/>
                 <w:szCs w:val="19"/>
               </w:rPr>
               <w:t>{</w:t>
@@ -3845,7 +3838,7 @@
             <w:r>
               <w:rPr>
                 <w:rFonts w:ascii="Arial" w:hAnsi="Arial" w:cs="Arial"/>
-                <w:sz w:val="19"/>
+                <w:sz w:val="18"/>
                 <w:szCs w:val="19"/>
                 <w:lang w:val="id-ID"/>
               </w:rPr>
@@ -3854,7 +3847,7 @@
             <w:r>
               <w:rPr>
                 <w:rFonts w:ascii="Arial" w:hAnsi="Arial" w:cs="Arial"/>
-                <w:sz w:val="19"/>
+                <w:sz w:val="18"/>
                 <w:szCs w:val="19"/>
               </w:rPr>
               <w:t>}</w:t>
@@ -3875,7 +3868,7 @@
               <w:rPr>
                 <w:rFonts w:ascii="Arial" w:hAnsi="Arial" w:cs="Arial"/>
                 <w:w w:val="110"/>
-                <w:sz w:val="19"/>
+                <w:sz w:val="18"/>
                 <w:szCs w:val="19"/>
               </w:rPr>
             </w:pPr>
@@ -3890,7 +3883,7 @@
               <w:rPr>
                 <w:rFonts w:ascii="Arial" w:hAnsi="Arial" w:cs="Arial"/>
                 <w:w w:val="110"/>
-                <w:sz w:val="19"/>
+                <w:sz w:val="18"/>
                 <w:szCs w:val="19"/>
               </w:rPr>
             </w:pPr>
@@ -3905,15 +3898,15 @@
               <w:rPr>
                 <w:rFonts w:ascii="Arial" w:hAnsi="Arial" w:cs="Arial"/>
                 <w:w w:val="110"/>
-                <w:sz w:val="19"/>
-                <w:szCs w:val="19"/>
-              </w:rPr>
-            </w:pPr>
-            <w:r>
-              <w:rPr>
-                <w:rFonts w:ascii="Arial" w:hAnsi="Arial" w:cs="Arial"/>
-                <w:w w:val="110"/>
-                <w:sz w:val="19"/>
+                <w:sz w:val="18"/>
+                <w:szCs w:val="19"/>
+              </w:rPr>
+            </w:pPr>
+            <w:r>
+              <w:rPr>
+                <w:rFonts w:ascii="Arial" w:hAnsi="Arial" w:cs="Arial"/>
+                <w:w w:val="110"/>
+                <w:sz w:val="18"/>
                 <w:szCs w:val="19"/>
               </w:rPr>
               <w:t>8.</w:t>
@@ -3922,8 +3915,8 @@
         </w:tc>
         <w:tc>
           <w:tcPr>
-            <w:tcW w:w="3119" w:type="dxa"/>
-            <w:gridSpan w:val="3"/>
+            <w:tcW w:w="2699" w:type="dxa"/>
+            <w:gridSpan w:val="2"/>
           </w:tcPr>
           <w:p>
             <w:pPr>
@@ -3931,16 +3924,16 @@
               <w:rPr>
                 <w:rFonts w:ascii="Arial" w:hAnsi="Arial" w:cs="Arial"/>
                 <w:w w:val="110"/>
-                <w:sz w:val="19"/>
-                <w:szCs w:val="19"/>
-              </w:rPr>
-            </w:pPr>
-            <w:proofErr w:type="spellStart"/>
-            <w:r>
-              <w:rPr>
-                <w:rFonts w:ascii="Arial" w:hAnsi="Arial" w:cs="Arial"/>
-                <w:w w:val="110"/>
-                <w:sz w:val="19"/>
+                <w:sz w:val="18"/>
+                <w:szCs w:val="19"/>
+              </w:rPr>
+            </w:pPr>
+            <w:proofErr w:type="spellStart"/>
+            <w:r>
+              <w:rPr>
+                <w:rFonts w:ascii="Arial" w:hAnsi="Arial" w:cs="Arial"/>
+                <w:w w:val="110"/>
+                <w:sz w:val="18"/>
                 <w:szCs w:val="19"/>
               </w:rPr>
               <w:t>Dalam</w:t>
@@ -3950,7 +3943,7 @@
               <w:rPr>
                 <w:rFonts w:ascii="Arial" w:hAnsi="Arial" w:cs="Arial"/>
                 <w:w w:val="110"/>
-                <w:sz w:val="19"/>
+                <w:sz w:val="18"/>
                 <w:szCs w:val="19"/>
               </w:rPr>
               <w:t xml:space="preserve"> </w:t>
@@ -3960,7 +3953,7 @@
               <w:rPr>
                 <w:rFonts w:ascii="Arial" w:hAnsi="Arial" w:cs="Arial"/>
                 <w:w w:val="110"/>
-                <w:sz w:val="19"/>
+                <w:sz w:val="18"/>
                 <w:szCs w:val="19"/>
               </w:rPr>
               <w:t>Golongan</w:t>
@@ -3970,7 +3963,7 @@
               <w:rPr>
                 <w:rFonts w:ascii="Arial" w:hAnsi="Arial" w:cs="Arial"/>
                 <w:w w:val="110"/>
-                <w:sz w:val="19"/>
+                <w:sz w:val="18"/>
                 <w:szCs w:val="19"/>
               </w:rPr>
               <w:t xml:space="preserve"> / </w:t>
@@ -3980,7 +3973,7 @@
               <w:rPr>
                 <w:rFonts w:ascii="Arial" w:hAnsi="Arial" w:cs="Arial"/>
                 <w:w w:val="110"/>
-                <w:sz w:val="19"/>
+                <w:sz w:val="18"/>
                 <w:szCs w:val="19"/>
               </w:rPr>
               <w:t>Ruang</w:t>
@@ -3991,22 +3984,21 @@
         <w:tc>
           <w:tcPr>
             <w:tcW w:w="283" w:type="dxa"/>
-            <w:gridSpan w:val="2"/>
-          </w:tcPr>
-          <w:p>
-            <w:pPr>
-              <w:rPr>
-                <w:rFonts w:ascii="Arial" w:hAnsi="Arial" w:cs="Arial"/>
-                <w:w w:val="110"/>
-                <w:sz w:val="19"/>
-                <w:szCs w:val="19"/>
-              </w:rPr>
-            </w:pPr>
-            <w:r>
-              <w:rPr>
-                <w:rFonts w:ascii="Arial" w:hAnsi="Arial" w:cs="Arial"/>
-                <w:w w:val="110"/>
-                <w:sz w:val="19"/>
+          </w:tcPr>
+          <w:p>
+            <w:pPr>
+              <w:rPr>
+                <w:rFonts w:ascii="Arial" w:hAnsi="Arial" w:cs="Arial"/>
+                <w:w w:val="110"/>
+                <w:sz w:val="18"/>
+                <w:szCs w:val="19"/>
+              </w:rPr>
+            </w:pPr>
+            <w:r>
+              <w:rPr>
+                <w:rFonts w:ascii="Arial" w:hAnsi="Arial" w:cs="Arial"/>
+                <w:w w:val="110"/>
+                <w:sz w:val="18"/>
                 <w:szCs w:val="19"/>
               </w:rPr>
               <w:t>:</w:t>
@@ -4015,21 +4007,21 @@
         </w:tc>
         <w:tc>
           <w:tcPr>
-            <w:tcW w:w="4967" w:type="dxa"/>
-            <w:gridSpan w:val="4"/>
-          </w:tcPr>
-          <w:p>
-            <w:pPr>
-              <w:rPr>
-                <w:rFonts w:ascii="Arial" w:hAnsi="Arial" w:cs="Arial"/>
-                <w:sz w:val="19"/>
-                <w:szCs w:val="19"/>
-              </w:rPr>
-            </w:pPr>
-            <w:r>
-              <w:rPr>
-                <w:rFonts w:ascii="Arial" w:hAnsi="Arial" w:cs="Arial"/>
-                <w:sz w:val="19"/>
+            <w:tcW w:w="5387" w:type="dxa"/>
+            <w:gridSpan w:val="5"/>
+          </w:tcPr>
+          <w:p>
+            <w:pPr>
+              <w:rPr>
+                <w:rFonts w:ascii="Arial" w:hAnsi="Arial" w:cs="Arial"/>
+                <w:sz w:val="18"/>
+                <w:szCs w:val="19"/>
+              </w:rPr>
+            </w:pPr>
+            <w:r>
+              <w:rPr>
+                <w:rFonts w:ascii="Arial" w:hAnsi="Arial" w:cs="Arial"/>
+                <w:sz w:val="18"/>
                 <w:szCs w:val="19"/>
               </w:rPr>
               <w:t>{</w:t>
@@ -4037,7 +4029,7 @@
             <w:r>
               <w:rPr>
                 <w:rFonts w:ascii="Arial" w:hAnsi="Arial" w:cs="Arial"/>
-                <w:sz w:val="19"/>
+                <w:sz w:val="18"/>
                 <w:szCs w:val="19"/>
                 <w:lang w:val="id-ID"/>
               </w:rPr>
@@ -4046,7 +4038,7 @@
             <w:r>
               <w:rPr>
                 <w:rFonts w:ascii="Arial" w:hAnsi="Arial" w:cs="Arial"/>
-                <w:sz w:val="19"/>
+                <w:sz w:val="18"/>
                 <w:szCs w:val="19"/>
               </w:rPr>
               <w:t>}</w:t>
@@ -4067,7 +4059,7 @@
               <w:rPr>
                 <w:rFonts w:ascii="Arial" w:hAnsi="Arial" w:cs="Arial"/>
                 <w:w w:val="110"/>
-                <w:sz w:val="19"/>
+                <w:sz w:val="18"/>
                 <w:szCs w:val="19"/>
               </w:rPr>
             </w:pPr>
@@ -4082,7 +4074,7 @@
               <w:rPr>
                 <w:rFonts w:ascii="Arial" w:hAnsi="Arial" w:cs="Arial"/>
                 <w:w w:val="110"/>
-                <w:sz w:val="19"/>
+                <w:sz w:val="18"/>
                 <w:szCs w:val="19"/>
               </w:rPr>
             </w:pPr>
@@ -4097,15 +4089,15 @@
               <w:rPr>
                 <w:rFonts w:ascii="Arial" w:hAnsi="Arial" w:cs="Arial"/>
                 <w:w w:val="110"/>
-                <w:sz w:val="19"/>
-                <w:szCs w:val="19"/>
-              </w:rPr>
-            </w:pPr>
-            <w:r>
-              <w:rPr>
-                <w:rFonts w:ascii="Arial" w:hAnsi="Arial" w:cs="Arial"/>
-                <w:w w:val="110"/>
-                <w:sz w:val="19"/>
+                <w:sz w:val="18"/>
+                <w:szCs w:val="19"/>
+              </w:rPr>
+            </w:pPr>
+            <w:r>
+              <w:rPr>
+                <w:rFonts w:ascii="Arial" w:hAnsi="Arial" w:cs="Arial"/>
+                <w:w w:val="110"/>
+                <w:sz w:val="18"/>
                 <w:szCs w:val="19"/>
               </w:rPr>
               <w:t>9.</w:t>
@@ -4114,8 +4106,8 @@
         </w:tc>
         <w:tc>
           <w:tcPr>
-            <w:tcW w:w="3119" w:type="dxa"/>
-            <w:gridSpan w:val="3"/>
+            <w:tcW w:w="2699" w:type="dxa"/>
+            <w:gridSpan w:val="2"/>
           </w:tcPr>
           <w:p>
             <w:pPr>
@@ -4123,16 +4115,16 @@
               <w:rPr>
                 <w:rFonts w:ascii="Arial" w:hAnsi="Arial" w:cs="Arial"/>
                 <w:w w:val="110"/>
-                <w:sz w:val="19"/>
-                <w:szCs w:val="19"/>
-              </w:rPr>
-            </w:pPr>
-            <w:proofErr w:type="spellStart"/>
-            <w:r>
-              <w:rPr>
-                <w:rFonts w:ascii="Arial" w:hAnsi="Arial" w:cs="Arial"/>
-                <w:w w:val="110"/>
-                <w:sz w:val="19"/>
+                <w:sz w:val="18"/>
+                <w:szCs w:val="19"/>
+              </w:rPr>
+            </w:pPr>
+            <w:proofErr w:type="spellStart"/>
+            <w:r>
+              <w:rPr>
+                <w:rFonts w:ascii="Arial" w:hAnsi="Arial" w:cs="Arial"/>
+                <w:w w:val="110"/>
+                <w:sz w:val="18"/>
                 <w:szCs w:val="19"/>
               </w:rPr>
               <w:t>Mulai</w:t>
@@ -4142,7 +4134,7 @@
               <w:rPr>
                 <w:rFonts w:ascii="Arial" w:hAnsi="Arial" w:cs="Arial"/>
                 <w:w w:val="110"/>
-                <w:sz w:val="19"/>
+                <w:sz w:val="18"/>
                 <w:szCs w:val="19"/>
               </w:rPr>
               <w:t xml:space="preserve"> </w:t>
@@ -4152,7 +4144,7 @@
               <w:rPr>
                 <w:rFonts w:ascii="Arial" w:hAnsi="Arial" w:cs="Arial"/>
                 <w:w w:val="110"/>
-                <w:sz w:val="19"/>
+                <w:sz w:val="18"/>
                 <w:szCs w:val="19"/>
               </w:rPr>
               <w:t>Tanggal</w:t>
@@ -4163,22 +4155,21 @@
         <w:tc>
           <w:tcPr>
             <w:tcW w:w="283" w:type="dxa"/>
-            <w:gridSpan w:val="2"/>
-          </w:tcPr>
-          <w:p>
-            <w:pPr>
-              <w:rPr>
-                <w:rFonts w:ascii="Arial" w:hAnsi="Arial" w:cs="Arial"/>
-                <w:w w:val="110"/>
-                <w:sz w:val="19"/>
-                <w:szCs w:val="19"/>
-              </w:rPr>
-            </w:pPr>
-            <w:r>
-              <w:rPr>
-                <w:rFonts w:ascii="Arial" w:hAnsi="Arial" w:cs="Arial"/>
-                <w:w w:val="110"/>
-                <w:sz w:val="19"/>
+          </w:tcPr>
+          <w:p>
+            <w:pPr>
+              <w:rPr>
+                <w:rFonts w:ascii="Arial" w:hAnsi="Arial" w:cs="Arial"/>
+                <w:w w:val="110"/>
+                <w:sz w:val="18"/>
+                <w:szCs w:val="19"/>
+              </w:rPr>
+            </w:pPr>
+            <w:r>
+              <w:rPr>
+                <w:rFonts w:ascii="Arial" w:hAnsi="Arial" w:cs="Arial"/>
+                <w:w w:val="110"/>
+                <w:sz w:val="18"/>
                 <w:szCs w:val="19"/>
               </w:rPr>
               <w:t>:</w:t>
@@ -4187,21 +4178,21 @@
         </w:tc>
         <w:tc>
           <w:tcPr>
-            <w:tcW w:w="4967" w:type="dxa"/>
-            <w:gridSpan w:val="4"/>
-          </w:tcPr>
-          <w:p>
-            <w:pPr>
-              <w:rPr>
-                <w:rFonts w:ascii="Arial" w:hAnsi="Arial" w:cs="Arial"/>
-                <w:sz w:val="19"/>
-                <w:szCs w:val="19"/>
-              </w:rPr>
-            </w:pPr>
-            <w:r>
-              <w:rPr>
-                <w:rFonts w:ascii="Arial" w:hAnsi="Arial" w:cs="Arial"/>
-                <w:sz w:val="19"/>
+            <w:tcW w:w="5387" w:type="dxa"/>
+            <w:gridSpan w:val="5"/>
+          </w:tcPr>
+          <w:p>
+            <w:pPr>
+              <w:rPr>
+                <w:rFonts w:ascii="Arial" w:hAnsi="Arial" w:cs="Arial"/>
+                <w:sz w:val="18"/>
+                <w:szCs w:val="19"/>
+              </w:rPr>
+            </w:pPr>
+            <w:r>
+              <w:rPr>
+                <w:rFonts w:ascii="Arial" w:hAnsi="Arial" w:cs="Arial"/>
+                <w:sz w:val="18"/>
                 <w:szCs w:val="19"/>
               </w:rPr>
               <w:t>{</w:t>
@@ -4209,7 +4200,7 @@
             <w:r>
               <w:rPr>
                 <w:rFonts w:ascii="Arial" w:hAnsi="Arial" w:cs="Arial"/>
-                <w:sz w:val="19"/>
+                <w:sz w:val="18"/>
                 <w:szCs w:val="19"/>
                 <w:lang w:val="id-ID"/>
               </w:rPr>
@@ -4218,7 +4209,7 @@
             <w:r>
               <w:rPr>
                 <w:rFonts w:ascii="Arial" w:hAnsi="Arial" w:cs="Arial"/>
-                <w:sz w:val="19"/>
+                <w:sz w:val="18"/>
                 <w:szCs w:val="19"/>
               </w:rPr>
               <w:t>}</w:t>
@@ -4239,7 +4230,7 @@
               <w:rPr>
                 <w:rFonts w:ascii="Arial" w:hAnsi="Arial" w:cs="Arial"/>
                 <w:w w:val="110"/>
-                <w:sz w:val="19"/>
+                <w:sz w:val="18"/>
                 <w:szCs w:val="19"/>
               </w:rPr>
             </w:pPr>
@@ -4254,7 +4245,7 @@
               <w:rPr>
                 <w:rFonts w:ascii="Arial" w:hAnsi="Arial" w:cs="Arial"/>
                 <w:w w:val="110"/>
-                <w:sz w:val="19"/>
+                <w:sz w:val="18"/>
                 <w:szCs w:val="19"/>
               </w:rPr>
             </w:pPr>
@@ -4269,15 +4260,15 @@
               <w:rPr>
                 <w:rFonts w:ascii="Arial" w:hAnsi="Arial" w:cs="Arial"/>
                 <w:w w:val="110"/>
-                <w:sz w:val="19"/>
-                <w:szCs w:val="19"/>
-              </w:rPr>
-            </w:pPr>
-            <w:r>
-              <w:rPr>
-                <w:rFonts w:ascii="Arial" w:hAnsi="Arial" w:cs="Arial"/>
-                <w:w w:val="110"/>
-                <w:sz w:val="19"/>
+                <w:sz w:val="18"/>
+                <w:szCs w:val="19"/>
+              </w:rPr>
+            </w:pPr>
+            <w:r>
+              <w:rPr>
+                <w:rFonts w:ascii="Arial" w:hAnsi="Arial" w:cs="Arial"/>
+                <w:w w:val="110"/>
+                <w:sz w:val="18"/>
                 <w:szCs w:val="19"/>
               </w:rPr>
               <w:t>10.</w:t>
@@ -4286,8 +4277,8 @@
         </w:tc>
         <w:tc>
           <w:tcPr>
-            <w:tcW w:w="3119" w:type="dxa"/>
-            <w:gridSpan w:val="3"/>
+            <w:tcW w:w="2699" w:type="dxa"/>
+            <w:gridSpan w:val="2"/>
           </w:tcPr>
           <w:p>
             <w:pPr>
@@ -4295,15 +4286,15 @@
               <w:rPr>
                 <w:rFonts w:ascii="Arial" w:hAnsi="Arial" w:cs="Arial"/>
                 <w:w w:val="110"/>
-                <w:sz w:val="19"/>
-                <w:szCs w:val="19"/>
-              </w:rPr>
-            </w:pPr>
-            <w:r>
-              <w:rPr>
-                <w:rFonts w:ascii="Arial" w:hAnsi="Arial" w:cs="Arial"/>
-                <w:w w:val="110"/>
-                <w:sz w:val="19"/>
+                <w:sz w:val="18"/>
+                <w:szCs w:val="19"/>
+              </w:rPr>
+            </w:pPr>
+            <w:r>
+              <w:rPr>
+                <w:rFonts w:ascii="Arial" w:hAnsi="Arial" w:cs="Arial"/>
+                <w:w w:val="110"/>
+                <w:sz w:val="18"/>
                 <w:szCs w:val="19"/>
               </w:rPr>
               <w:t xml:space="preserve">TMT </w:t>
@@ -4313,7 +4304,7 @@
               <w:rPr>
                 <w:rFonts w:ascii="Arial" w:hAnsi="Arial" w:cs="Arial"/>
                 <w:w w:val="110"/>
-                <w:sz w:val="19"/>
+                <w:sz w:val="18"/>
                 <w:szCs w:val="19"/>
               </w:rPr>
               <w:t>Gaji</w:t>
@@ -4323,7 +4314,7 @@
               <w:rPr>
                 <w:rFonts w:ascii="Arial" w:hAnsi="Arial" w:cs="Arial"/>
                 <w:w w:val="110"/>
-                <w:sz w:val="19"/>
+                <w:sz w:val="18"/>
                 <w:szCs w:val="19"/>
               </w:rPr>
               <w:t xml:space="preserve"> </w:t>
@@ -4333,7 +4324,7 @@
               <w:rPr>
                 <w:rFonts w:ascii="Arial" w:hAnsi="Arial" w:cs="Arial"/>
                 <w:w w:val="110"/>
-                <w:sz w:val="19"/>
+                <w:sz w:val="18"/>
                 <w:szCs w:val="19"/>
               </w:rPr>
               <w:t>Berkala</w:t>
@@ -4343,7 +4334,7 @@
               <w:rPr>
                 <w:rFonts w:ascii="Arial" w:hAnsi="Arial" w:cs="Arial"/>
                 <w:w w:val="110"/>
-                <w:sz w:val="19"/>
+                <w:sz w:val="18"/>
                 <w:szCs w:val="19"/>
               </w:rPr>
               <w:t xml:space="preserve"> </w:t>
@@ -4353,7 +4344,7 @@
               <w:rPr>
                 <w:rFonts w:ascii="Arial" w:hAnsi="Arial" w:cs="Arial"/>
                 <w:w w:val="110"/>
-                <w:sz w:val="19"/>
+                <w:sz w:val="18"/>
                 <w:szCs w:val="19"/>
               </w:rPr>
               <w:t>Berikutnya</w:t>
@@ -4364,22 +4355,21 @@
         <w:tc>
           <w:tcPr>
             <w:tcW w:w="283" w:type="dxa"/>
-            <w:gridSpan w:val="2"/>
-          </w:tcPr>
-          <w:p>
-            <w:pPr>
-              <w:rPr>
-                <w:rFonts w:ascii="Arial" w:hAnsi="Arial" w:cs="Arial"/>
-                <w:w w:val="110"/>
-                <w:sz w:val="19"/>
-                <w:szCs w:val="19"/>
-              </w:rPr>
-            </w:pPr>
-            <w:r>
-              <w:rPr>
-                <w:rFonts w:ascii="Arial" w:hAnsi="Arial" w:cs="Arial"/>
-                <w:w w:val="110"/>
-                <w:sz w:val="19"/>
+          </w:tcPr>
+          <w:p>
+            <w:pPr>
+              <w:rPr>
+                <w:rFonts w:ascii="Arial" w:hAnsi="Arial" w:cs="Arial"/>
+                <w:w w:val="110"/>
+                <w:sz w:val="18"/>
+                <w:szCs w:val="19"/>
+              </w:rPr>
+            </w:pPr>
+            <w:r>
+              <w:rPr>
+                <w:rFonts w:ascii="Arial" w:hAnsi="Arial" w:cs="Arial"/>
+                <w:w w:val="110"/>
+                <w:sz w:val="18"/>
                 <w:szCs w:val="19"/>
               </w:rPr>
               <w:t>:</w:t>
@@ -4388,21 +4378,21 @@
         </w:tc>
         <w:tc>
           <w:tcPr>
-            <w:tcW w:w="4967" w:type="dxa"/>
-            <w:gridSpan w:val="4"/>
-          </w:tcPr>
-          <w:p>
-            <w:pPr>
-              <w:rPr>
-                <w:rFonts w:ascii="Arial" w:hAnsi="Arial" w:cs="Arial"/>
-                <w:sz w:val="19"/>
-                <w:szCs w:val="19"/>
-              </w:rPr>
-            </w:pPr>
-            <w:r>
-              <w:rPr>
-                <w:rFonts w:ascii="Arial" w:hAnsi="Arial" w:cs="Arial"/>
-                <w:sz w:val="19"/>
+            <w:tcW w:w="5387" w:type="dxa"/>
+            <w:gridSpan w:val="5"/>
+          </w:tcPr>
+          <w:p>
+            <w:pPr>
+              <w:rPr>
+                <w:rFonts w:ascii="Arial" w:hAnsi="Arial" w:cs="Arial"/>
+                <w:sz w:val="18"/>
+                <w:szCs w:val="19"/>
+              </w:rPr>
+            </w:pPr>
+            <w:r>
+              <w:rPr>
+                <w:rFonts w:ascii="Arial" w:hAnsi="Arial" w:cs="Arial"/>
+                <w:sz w:val="18"/>
                 <w:szCs w:val="19"/>
               </w:rPr>
               <w:t>{</w:t>
@@ -4410,7 +4400,7 @@
             <w:r>
               <w:rPr>
                 <w:rFonts w:ascii="Arial" w:hAnsi="Arial" w:cs="Arial"/>
-                <w:sz w:val="19"/>
+                <w:sz w:val="18"/>
                 <w:szCs w:val="19"/>
                 <w:lang w:val="id-ID"/>
               </w:rPr>
@@ -4419,7 +4409,7 @@
             <w:r>
               <w:rPr>
                 <w:rFonts w:ascii="Arial" w:hAnsi="Arial" w:cs="Arial"/>
-                <w:sz w:val="19"/>
+                <w:sz w:val="18"/>
                 <w:szCs w:val="19"/>
               </w:rPr>
               <w:t>}</w:t>
@@ -4440,7 +4430,7 @@
               <w:rPr>
                 <w:rFonts w:ascii="Arial" w:hAnsi="Arial" w:cs="Arial"/>
                 <w:w w:val="110"/>
-                <w:sz w:val="19"/>
+                <w:sz w:val="18"/>
                 <w:szCs w:val="19"/>
               </w:rPr>
             </w:pPr>
@@ -4455,7 +4445,7 @@
               <w:rPr>
                 <w:rFonts w:ascii="Arial" w:hAnsi="Arial" w:cs="Arial"/>
                 <w:w w:val="110"/>
-                <w:sz w:val="19"/>
+                <w:sz w:val="18"/>
                 <w:szCs w:val="19"/>
               </w:rPr>
             </w:pPr>
@@ -4464,7 +4454,7 @@
         <w:tc>
           <w:tcPr>
             <w:tcW w:w="8936" w:type="dxa"/>
-            <w:gridSpan w:val="10"/>
+            <w:gridSpan w:val="9"/>
           </w:tcPr>
           <w:p>
             <w:pPr>
@@ -4476,16 +4466,16 @@
               <w:rPr>
                 <w:rFonts w:ascii="Arial" w:hAnsi="Arial" w:cs="Arial"/>
                 <w:w w:val="110"/>
-                <w:sz w:val="19"/>
-                <w:szCs w:val="19"/>
-              </w:rPr>
-            </w:pPr>
-            <w:proofErr w:type="spellStart"/>
-            <w:r>
-              <w:rPr>
-                <w:rFonts w:ascii="Arial" w:hAnsi="Arial" w:cs="Arial"/>
-                <w:w w:val="110"/>
-                <w:sz w:val="19"/>
+                <w:sz w:val="18"/>
+                <w:szCs w:val="19"/>
+              </w:rPr>
+            </w:pPr>
+            <w:proofErr w:type="spellStart"/>
+            <w:r>
+              <w:rPr>
+                <w:rFonts w:ascii="Arial" w:hAnsi="Arial" w:cs="Arial"/>
+                <w:w w:val="110"/>
+                <w:sz w:val="18"/>
                 <w:szCs w:val="19"/>
               </w:rPr>
               <w:t>Diharapkan</w:t>
@@ -4495,7 +4485,7 @@
               <w:rPr>
                 <w:rFonts w:ascii="Arial" w:hAnsi="Arial" w:cs="Arial"/>
                 <w:w w:val="110"/>
-                <w:sz w:val="19"/>
+                <w:sz w:val="18"/>
                 <w:szCs w:val="19"/>
               </w:rPr>
               <w:t xml:space="preserve"> agar </w:t>
@@ -4505,7 +4495,7 @@
               <w:rPr>
                 <w:rFonts w:ascii="Arial" w:hAnsi="Arial" w:cs="Arial"/>
                 <w:w w:val="110"/>
-                <w:sz w:val="19"/>
+                <w:sz w:val="18"/>
                 <w:szCs w:val="19"/>
               </w:rPr>
               <w:t>sesuai</w:t>
@@ -4515,7 +4505,7 @@
               <w:rPr>
                 <w:rFonts w:ascii="Arial" w:hAnsi="Arial" w:cs="Arial"/>
                 <w:w w:val="110"/>
-                <w:sz w:val="19"/>
+                <w:sz w:val="18"/>
                 <w:szCs w:val="19"/>
               </w:rPr>
               <w:t xml:space="preserve"> </w:t>
@@ -4525,7 +4515,7 @@
               <w:rPr>
                 <w:rFonts w:ascii="Arial" w:hAnsi="Arial" w:cs="Arial"/>
                 <w:w w:val="110"/>
-                <w:sz w:val="19"/>
+                <w:sz w:val="18"/>
                 <w:szCs w:val="19"/>
               </w:rPr>
               <w:t>dengan</w:t>
@@ -4535,7 +4525,7 @@
               <w:rPr>
                 <w:rFonts w:ascii="Arial" w:hAnsi="Arial" w:cs="Arial"/>
                 <w:w w:val="110"/>
-                <w:sz w:val="19"/>
+                <w:sz w:val="18"/>
                 <w:szCs w:val="19"/>
               </w:rPr>
               <w:t xml:space="preserve"> </w:t>
@@ -4545,7 +4535,7 @@
               <w:rPr>
                 <w:rFonts w:ascii="Arial" w:hAnsi="Arial" w:cs="Arial"/>
                 <w:w w:val="110"/>
-                <w:sz w:val="19"/>
+                <w:sz w:val="18"/>
                 <w:szCs w:val="19"/>
               </w:rPr>
               <w:t>Peraturan</w:t>
@@ -4555,7 +4545,7 @@
               <w:rPr>
                 <w:rFonts w:ascii="Arial" w:hAnsi="Arial" w:cs="Arial"/>
                 <w:w w:val="110"/>
-                <w:sz w:val="19"/>
+                <w:sz w:val="18"/>
                 <w:szCs w:val="19"/>
               </w:rPr>
               <w:t xml:space="preserve"> </w:t>
@@ -4565,7 +4555,7 @@
               <w:rPr>
                 <w:rFonts w:ascii="Arial" w:hAnsi="Arial" w:cs="Arial"/>
                 <w:w w:val="110"/>
-                <w:sz w:val="19"/>
+                <w:sz w:val="18"/>
                 <w:szCs w:val="19"/>
               </w:rPr>
               <w:t>Pemerintah</w:t>
@@ -4575,7 +4565,7 @@
               <w:rPr>
                 <w:rFonts w:ascii="Arial" w:hAnsi="Arial" w:cs="Arial"/>
                 <w:w w:val="110"/>
-                <w:sz w:val="19"/>
+                <w:sz w:val="18"/>
                 <w:szCs w:val="19"/>
               </w:rPr>
               <w:t xml:space="preserve"> </w:t>
@@ -4585,7 +4575,7 @@
               <w:rPr>
                 <w:rFonts w:ascii="Arial" w:hAnsi="Arial" w:cs="Arial"/>
                 <w:w w:val="110"/>
-                <w:sz w:val="19"/>
+                <w:sz w:val="18"/>
                 <w:szCs w:val="19"/>
               </w:rPr>
               <w:t>Nomor</w:t>
@@ -4595,7 +4585,7 @@
               <w:rPr>
                 <w:rFonts w:ascii="Arial" w:hAnsi="Arial" w:cs="Arial"/>
                 <w:w w:val="110"/>
-                <w:sz w:val="19"/>
+                <w:sz w:val="18"/>
                 <w:szCs w:val="19"/>
               </w:rPr>
               <w:t xml:space="preserve"> 5 </w:t>
@@ -4605,7 +4595,7 @@
               <w:rPr>
                 <w:rFonts w:ascii="Arial" w:hAnsi="Arial" w:cs="Arial"/>
                 <w:w w:val="110"/>
-                <w:sz w:val="19"/>
+                <w:sz w:val="18"/>
                 <w:szCs w:val="19"/>
               </w:rPr>
               <w:t>Tahun</w:t>
@@ -4615,7 +4605,7 @@
               <w:rPr>
                 <w:rFonts w:ascii="Arial" w:hAnsi="Arial" w:cs="Arial"/>
                 <w:w w:val="110"/>
-                <w:sz w:val="19"/>
+                <w:sz w:val="18"/>
                 <w:szCs w:val="19"/>
               </w:rPr>
               <w:t xml:space="preserve"> 2024 </w:t>
@@ -4625,7 +4615,7 @@
               <w:rPr>
                 <w:rFonts w:ascii="Arial" w:hAnsi="Arial" w:cs="Arial"/>
                 <w:w w:val="110"/>
-                <w:sz w:val="19"/>
+                <w:sz w:val="18"/>
                 <w:szCs w:val="19"/>
               </w:rPr>
               <w:t>kepada</w:t>
@@ -4635,7 +4625,7 @@
               <w:rPr>
                 <w:rFonts w:ascii="Arial" w:hAnsi="Arial" w:cs="Arial"/>
                 <w:w w:val="110"/>
-                <w:sz w:val="19"/>
+                <w:sz w:val="18"/>
                 <w:szCs w:val="19"/>
               </w:rPr>
               <w:t xml:space="preserve"> </w:t>
@@ -4645,7 +4635,7 @@
               <w:rPr>
                 <w:rFonts w:ascii="Arial" w:hAnsi="Arial" w:cs="Arial"/>
                 <w:w w:val="110"/>
-                <w:sz w:val="19"/>
+                <w:sz w:val="18"/>
                 <w:szCs w:val="19"/>
               </w:rPr>
               <w:t>Pegawai</w:t>
@@ -4655,7 +4645,7 @@
               <w:rPr>
                 <w:rFonts w:ascii="Arial" w:hAnsi="Arial" w:cs="Arial"/>
                 <w:w w:val="110"/>
-                <w:sz w:val="19"/>
+                <w:sz w:val="18"/>
                 <w:szCs w:val="19"/>
               </w:rPr>
               <w:t xml:space="preserve"> </w:t>
@@ -4665,7 +4655,7 @@
               <w:rPr>
                 <w:rFonts w:ascii="Arial" w:hAnsi="Arial" w:cs="Arial"/>
                 <w:w w:val="110"/>
-                <w:sz w:val="19"/>
+                <w:sz w:val="18"/>
                 <w:szCs w:val="19"/>
               </w:rPr>
               <w:t>tersebut</w:t>
@@ -4675,7 +4665,7 @@
               <w:rPr>
                 <w:rFonts w:ascii="Arial" w:hAnsi="Arial" w:cs="Arial"/>
                 <w:w w:val="110"/>
-                <w:sz w:val="19"/>
+                <w:sz w:val="18"/>
                 <w:szCs w:val="19"/>
               </w:rPr>
               <w:t xml:space="preserve"> </w:t>
@@ -4685,7 +4675,7 @@
               <w:rPr>
                 <w:rFonts w:ascii="Arial" w:hAnsi="Arial" w:cs="Arial"/>
                 <w:w w:val="110"/>
-                <w:sz w:val="19"/>
+                <w:sz w:val="18"/>
                 <w:szCs w:val="19"/>
               </w:rPr>
               <w:t>dapat</w:t>
@@ -4695,7 +4685,7 @@
               <w:rPr>
                 <w:rFonts w:ascii="Arial" w:hAnsi="Arial" w:cs="Arial"/>
                 <w:w w:val="110"/>
-                <w:sz w:val="19"/>
+                <w:sz w:val="18"/>
                 <w:szCs w:val="19"/>
               </w:rPr>
               <w:t xml:space="preserve"> </w:t>
@@ -4705,7 +4695,7 @@
               <w:rPr>
                 <w:rFonts w:ascii="Arial" w:hAnsi="Arial" w:cs="Arial"/>
                 <w:w w:val="110"/>
-                <w:sz w:val="19"/>
+                <w:sz w:val="18"/>
                 <w:szCs w:val="19"/>
               </w:rPr>
               <w:t>dibayarkan</w:t>
@@ -4715,7 +4705,7 @@
               <w:rPr>
                 <w:rFonts w:ascii="Arial" w:hAnsi="Arial" w:cs="Arial"/>
                 <w:w w:val="110"/>
-                <w:sz w:val="19"/>
+                <w:sz w:val="18"/>
                 <w:szCs w:val="19"/>
               </w:rPr>
               <w:t xml:space="preserve"> </w:t>
@@ -4725,7 +4715,7 @@
               <w:rPr>
                 <w:rFonts w:ascii="Arial" w:hAnsi="Arial" w:cs="Arial"/>
                 <w:w w:val="110"/>
-                <w:sz w:val="19"/>
+                <w:sz w:val="18"/>
                 <w:szCs w:val="19"/>
               </w:rPr>
               <w:t>penghasilannya</w:t>
@@ -4735,7 +4725,7 @@
               <w:rPr>
                 <w:rFonts w:ascii="Arial" w:hAnsi="Arial" w:cs="Arial"/>
                 <w:w w:val="110"/>
-                <w:sz w:val="19"/>
+                <w:sz w:val="18"/>
                 <w:szCs w:val="19"/>
               </w:rPr>
               <w:t xml:space="preserve"> </w:t>
@@ -4745,7 +4735,7 @@
               <w:rPr>
                 <w:rFonts w:ascii="Arial" w:hAnsi="Arial" w:cs="Arial"/>
                 <w:w w:val="110"/>
-                <w:sz w:val="19"/>
+                <w:sz w:val="18"/>
                 <w:szCs w:val="19"/>
               </w:rPr>
               <w:t>berdasarkan</w:t>
@@ -4755,7 +4745,7 @@
               <w:rPr>
                 <w:rFonts w:ascii="Arial" w:hAnsi="Arial" w:cs="Arial"/>
                 <w:w w:val="110"/>
-                <w:sz w:val="19"/>
+                <w:sz w:val="18"/>
                 <w:szCs w:val="19"/>
               </w:rPr>
               <w:t xml:space="preserve"> </w:t>
@@ -4765,7 +4755,7 @@
               <w:rPr>
                 <w:rFonts w:ascii="Arial" w:hAnsi="Arial" w:cs="Arial"/>
                 <w:w w:val="110"/>
-                <w:sz w:val="19"/>
+                <w:sz w:val="18"/>
                 <w:szCs w:val="19"/>
               </w:rPr>
               <w:t>gaji</w:t>
@@ -4775,7 +4765,7 @@
               <w:rPr>
                 <w:rFonts w:ascii="Arial" w:hAnsi="Arial" w:cs="Arial"/>
                 <w:w w:val="110"/>
-                <w:sz w:val="19"/>
+                <w:sz w:val="18"/>
                 <w:szCs w:val="19"/>
               </w:rPr>
               <w:t xml:space="preserve"> </w:t>
@@ -4785,7 +4775,7 @@
               <w:rPr>
                 <w:rFonts w:ascii="Arial" w:hAnsi="Arial" w:cs="Arial"/>
                 <w:w w:val="110"/>
-                <w:sz w:val="19"/>
+                <w:sz w:val="18"/>
                 <w:szCs w:val="19"/>
               </w:rPr>
               <w:t>pokok</w:t>
@@ -4795,7 +4785,7 @@
               <w:rPr>
                 <w:rFonts w:ascii="Arial" w:hAnsi="Arial" w:cs="Arial"/>
                 <w:w w:val="110"/>
-                <w:sz w:val="19"/>
+                <w:sz w:val="18"/>
                 <w:szCs w:val="19"/>
               </w:rPr>
               <w:t xml:space="preserve"> </w:t>
@@ -4805,7 +4795,7 @@
               <w:rPr>
                 <w:rFonts w:ascii="Arial" w:hAnsi="Arial" w:cs="Arial"/>
                 <w:w w:val="110"/>
-                <w:sz w:val="19"/>
+                <w:sz w:val="18"/>
                 <w:szCs w:val="19"/>
               </w:rPr>
               <w:t>baru</w:t>
@@ -4815,7 +4805,7 @@
               <w:rPr>
                 <w:rFonts w:ascii="Arial" w:hAnsi="Arial" w:cs="Arial"/>
                 <w:w w:val="110"/>
-                <w:sz w:val="19"/>
+                <w:sz w:val="18"/>
                 <w:szCs w:val="19"/>
               </w:rPr>
               <w:t>.</w:t>
@@ -4831,7 +4821,7 @@
               <w:rPr>
                 <w:rFonts w:ascii="Arial" w:hAnsi="Arial" w:cs="Arial"/>
                 <w:w w:val="110"/>
-                <w:sz w:val="19"/>
+                <w:sz w:val="18"/>
                 <w:szCs w:val="19"/>
               </w:rPr>
             </w:pPr>
@@ -4859,7 +4849,7 @@
               <w:rPr>
                 <w:rFonts w:ascii="Arial" w:hAnsi="Arial" w:cs="Arial"/>
                 <w:w w:val="110"/>
-                <w:sz w:val="19"/>
+                <w:sz w:val="18"/>
                 <w:szCs w:val="19"/>
               </w:rPr>
             </w:pPr>
@@ -4882,7 +4872,7 @@
               <w:rPr>
                 <w:rFonts w:ascii="Arial" w:hAnsi="Arial" w:cs="Arial"/>
                 <w:w w:val="110"/>
-                <w:sz w:val="19"/>
+                <w:sz w:val="18"/>
                 <w:szCs w:val="19"/>
               </w:rPr>
             </w:pPr>
@@ -4891,7 +4881,6 @@
         <w:tc>
           <w:tcPr>
             <w:tcW w:w="708" w:type="dxa"/>
-            <w:gridSpan w:val="2"/>
             <w:vAlign w:val="center"/>
           </w:tcPr>
           <w:p>
@@ -4907,16 +4896,16 @@
               <w:rPr>
                 <w:rFonts w:ascii="Arial" w:hAnsi="Arial" w:cs="Arial"/>
                 <w:w w:val="110"/>
-                <w:sz w:val="19"/>
-                <w:szCs w:val="19"/>
-              </w:rPr>
-            </w:pPr>
-            <w:proofErr w:type="spellStart"/>
-            <w:r>
-              <w:rPr>
-                <w:rFonts w:ascii="Arial" w:hAnsi="Arial" w:cs="Arial"/>
-                <w:w w:val="110"/>
-                <w:sz w:val="19"/>
+                <w:sz w:val="18"/>
+                <w:szCs w:val="19"/>
+              </w:rPr>
+            </w:pPr>
+            <w:proofErr w:type="spellStart"/>
+            <w:r>
+              <w:rPr>
+                <w:rFonts w:ascii="Arial" w:hAnsi="Arial" w:cs="Arial"/>
+                <w:w w:val="110"/>
+                <w:sz w:val="18"/>
                 <w:szCs w:val="19"/>
               </w:rPr>
               <w:t>a.n</w:t>
@@ -4926,7 +4915,7 @@
               <w:rPr>
                 <w:rFonts w:ascii="Arial" w:hAnsi="Arial" w:cs="Arial"/>
                 <w:w w:val="110"/>
-                <w:sz w:val="19"/>
+                <w:sz w:val="18"/>
                 <w:szCs w:val="19"/>
               </w:rPr>
               <w:t>.</w:t>
@@ -4951,15 +4940,15 @@
               <w:rPr>
                 <w:rFonts w:ascii="Arial" w:hAnsi="Arial" w:cs="Arial"/>
                 <w:w w:val="110"/>
-                <w:sz w:val="19"/>
-                <w:szCs w:val="19"/>
-              </w:rPr>
-            </w:pPr>
-            <w:r>
-              <w:rPr>
-                <w:rFonts w:ascii="Arial" w:hAnsi="Arial" w:cs="Arial"/>
-                <w:w w:val="110"/>
-                <w:sz w:val="19"/>
+                <w:sz w:val="18"/>
+                <w:szCs w:val="19"/>
+              </w:rPr>
+            </w:pPr>
+            <w:r>
+              <w:rPr>
+                <w:rFonts w:ascii="Arial" w:hAnsi="Arial" w:cs="Arial"/>
+                <w:w w:val="110"/>
+                <w:sz w:val="18"/>
                 <w:szCs w:val="19"/>
               </w:rPr>
               <w:t>BUPATI BANGKA</w:t>
@@ -4988,7 +4977,7 @@
               <w:rPr>
                 <w:rFonts w:ascii="Arial" w:hAnsi="Arial" w:cs="Arial"/>
                 <w:w w:val="110"/>
-                <w:sz w:val="19"/>
+                <w:sz w:val="18"/>
                 <w:szCs w:val="19"/>
               </w:rPr>
             </w:pPr>
@@ -5011,7 +5000,7 @@
               <w:rPr>
                 <w:rFonts w:ascii="Arial" w:hAnsi="Arial" w:cs="Arial"/>
                 <w:w w:val="110"/>
-                <w:sz w:val="19"/>
+                <w:sz w:val="18"/>
                 <w:szCs w:val="19"/>
               </w:rPr>
             </w:pPr>
@@ -5020,7 +5009,6 @@
         <w:tc>
           <w:tcPr>
             <w:tcW w:w="708" w:type="dxa"/>
-            <w:gridSpan w:val="2"/>
           </w:tcPr>
           <w:p>
             <w:pPr>
@@ -5034,7 +5022,7 @@
               <w:rPr>
                 <w:rFonts w:ascii="Arial" w:hAnsi="Arial" w:cs="Arial"/>
                 <w:w w:val="110"/>
-                <w:sz w:val="19"/>
+                <w:sz w:val="18"/>
                 <w:szCs w:val="19"/>
               </w:rPr>
             </w:pPr>
@@ -5057,7 +5045,7 @@
               <w:rPr>
                 <w:rFonts w:ascii="Arial" w:hAnsi="Arial" w:cs="Arial"/>
                 <w:w w:val="110"/>
-                <w:sz w:val="19"/>
+                <w:sz w:val="18"/>
                 <w:szCs w:val="19"/>
                 <w:lang w:val="id-ID"/>
               </w:rPr>
@@ -5066,7 +5054,7 @@
               <w:rPr>
                 <w:rFonts w:ascii="Arial" w:hAnsi="Arial" w:cs="Arial"/>
                 <w:w w:val="110"/>
-                <w:sz w:val="19"/>
+                <w:sz w:val="18"/>
                 <w:szCs w:val="19"/>
                 <w:lang w:val="id-ID"/>
               </w:rPr>
@@ -5096,7 +5084,7 @@
               <w:rPr>
                 <w:rFonts w:ascii="Arial" w:hAnsi="Arial" w:cs="Arial"/>
                 <w:w w:val="110"/>
-                <w:sz w:val="19"/>
+                <w:sz w:val="18"/>
                 <w:szCs w:val="19"/>
               </w:rPr>
             </w:pPr>
@@ -5119,7 +5107,7 @@
               <w:rPr>
                 <w:rFonts w:ascii="Arial" w:hAnsi="Arial" w:cs="Arial"/>
                 <w:w w:val="110"/>
-                <w:sz w:val="19"/>
+                <w:sz w:val="18"/>
                 <w:szCs w:val="19"/>
               </w:rPr>
             </w:pPr>
@@ -5128,7 +5116,6 @@
         <w:tc>
           <w:tcPr>
             <w:tcW w:w="708" w:type="dxa"/>
-            <w:gridSpan w:val="2"/>
           </w:tcPr>
           <w:p>
             <w:pPr>
@@ -5142,7 +5129,7 @@
               <w:rPr>
                 <w:rFonts w:ascii="Arial" w:hAnsi="Arial" w:cs="Arial"/>
                 <w:w w:val="110"/>
-                <w:sz w:val="19"/>
+                <w:sz w:val="18"/>
                 <w:szCs w:val="19"/>
               </w:rPr>
             </w:pPr>
@@ -5163,7 +5150,7 @@
               <w:rPr>
                 <w:rFonts w:ascii="Arial" w:hAnsi="Arial" w:cs="Arial"/>
                 <w:w w:val="110"/>
-                <w:sz w:val="19"/>
+                <w:sz w:val="18"/>
                 <w:szCs w:val="19"/>
               </w:rPr>
             </w:pPr>
@@ -5178,7 +5165,7 @@
               <w:rPr>
                 <w:rFonts w:ascii="Arial" w:hAnsi="Arial" w:cs="Arial"/>
                 <w:w w:val="110"/>
-                <w:sz w:val="19"/>
+                <w:sz w:val="18"/>
                 <w:szCs w:val="19"/>
               </w:rPr>
             </w:pPr>
@@ -5193,7 +5180,7 @@
               <w:rPr>
                 <w:rFonts w:ascii="Arial" w:hAnsi="Arial" w:cs="Arial"/>
                 <w:w w:val="110"/>
-                <w:sz w:val="19"/>
+                <w:sz w:val="18"/>
                 <w:szCs w:val="19"/>
               </w:rPr>
             </w:pPr>
@@ -5209,15 +5196,15 @@
               <w:rPr>
                 <w:rFonts w:ascii="Arial" w:hAnsi="Arial" w:cs="Arial"/>
                 <w:w w:val="110"/>
-                <w:sz w:val="19"/>
-                <w:szCs w:val="19"/>
-              </w:rPr>
-            </w:pPr>
-            <w:r>
-              <w:rPr>
-                <w:rFonts w:ascii="Arial" w:hAnsi="Arial" w:cs="Arial"/>
-                <w:w w:val="110"/>
-                <w:sz w:val="19"/>
+                <w:sz w:val="18"/>
+                <w:szCs w:val="19"/>
+              </w:rPr>
+            </w:pPr>
+            <w:r>
+              <w:rPr>
+                <w:rFonts w:ascii="Arial" w:hAnsi="Arial" w:cs="Arial"/>
+                <w:w w:val="110"/>
+                <w:sz w:val="18"/>
                 <w:szCs w:val="19"/>
                 <w:lang w:val="id-ID"/>
               </w:rPr>
@@ -5227,7 +5214,7 @@
               <w:rPr>
                 <w:rFonts w:ascii="Arial" w:hAnsi="Arial" w:cs="Arial"/>
                 <w:w w:val="110"/>
-                <w:sz w:val="19"/>
+                <w:sz w:val="18"/>
                 <w:szCs w:val="19"/>
               </w:rPr>
               <w:t>{TTD_PENGIRIM}</w:t>
@@ -5244,7 +5231,7 @@
               <w:rPr>
                 <w:rFonts w:ascii="Arial" w:hAnsi="Arial" w:cs="Arial"/>
                 <w:w w:val="110"/>
-                <w:sz w:val="19"/>
+                <w:sz w:val="18"/>
                 <w:szCs w:val="19"/>
               </w:rPr>
             </w:pPr>
@@ -5259,7 +5246,7 @@
               <w:rPr>
                 <w:rFonts w:ascii="Arial" w:hAnsi="Arial" w:cs="Arial"/>
                 <w:w w:val="110"/>
-                <w:sz w:val="19"/>
+                <w:sz w:val="18"/>
                 <w:szCs w:val="19"/>
               </w:rPr>
             </w:pPr>
@@ -5274,7 +5261,7 @@
               <w:rPr>
                 <w:rFonts w:ascii="Arial" w:hAnsi="Arial" w:cs="Arial"/>
                 <w:w w:val="110"/>
-                <w:sz w:val="19"/>
+                <w:sz w:val="18"/>
                 <w:szCs w:val="19"/>
               </w:rPr>
             </w:pPr>
@@ -5302,7 +5289,7 @@
               <w:rPr>
                 <w:rFonts w:ascii="Arial" w:hAnsi="Arial" w:cs="Arial"/>
                 <w:w w:val="110"/>
-                <w:sz w:val="19"/>
+                <w:sz w:val="18"/>
                 <w:szCs w:val="19"/>
               </w:rPr>
             </w:pPr>
@@ -5325,7 +5312,7 @@
               <w:rPr>
                 <w:rFonts w:ascii="Arial" w:hAnsi="Arial" w:cs="Arial"/>
                 <w:w w:val="110"/>
-                <w:sz w:val="19"/>
+                <w:sz w:val="18"/>
                 <w:szCs w:val="19"/>
               </w:rPr>
             </w:pPr>
@@ -5334,7 +5321,6 @@
         <w:tc>
           <w:tcPr>
             <w:tcW w:w="708" w:type="dxa"/>
-            <w:gridSpan w:val="2"/>
           </w:tcPr>
           <w:p>
             <w:pPr>
@@ -5348,7 +5334,7 @@
               <w:rPr>
                 <w:rFonts w:ascii="Arial" w:hAnsi="Arial" w:cs="Arial"/>
                 <w:w w:val="110"/>
-                <w:sz w:val="19"/>
+                <w:sz w:val="18"/>
                 <w:szCs w:val="19"/>
               </w:rPr>
             </w:pPr>
@@ -5371,15 +5357,15 @@
               <w:rPr>
                 <w:rFonts w:ascii="Arial" w:hAnsi="Arial" w:cs="Arial"/>
                 <w:w w:val="110"/>
-                <w:sz w:val="19"/>
-                <w:szCs w:val="19"/>
-              </w:rPr>
-            </w:pPr>
-            <w:r>
-              <w:rPr>
-                <w:rFonts w:ascii="Arial" w:hAnsi="Arial" w:cs="Arial"/>
-                <w:w w:val="110"/>
-                <w:sz w:val="19"/>
+                <w:sz w:val="18"/>
+                <w:szCs w:val="19"/>
+              </w:rPr>
+            </w:pPr>
+            <w:r>
+              <w:rPr>
+                <w:rFonts w:ascii="Arial" w:hAnsi="Arial" w:cs="Arial"/>
+                <w:w w:val="110"/>
+                <w:sz w:val="18"/>
                 <w:szCs w:val="19"/>
               </w:rPr>
               <w:t>{NAMA_PENGIRIM}</w:t>
@@ -5408,7 +5394,7 @@
               <w:rPr>
                 <w:rFonts w:ascii="Arial" w:hAnsi="Arial" w:cs="Arial"/>
                 <w:w w:val="110"/>
-                <w:sz w:val="19"/>
+                <w:sz w:val="18"/>
                 <w:szCs w:val="19"/>
               </w:rPr>
             </w:pPr>
@@ -5431,7 +5417,7 @@
               <w:rPr>
                 <w:rFonts w:ascii="Arial" w:hAnsi="Arial" w:cs="Arial"/>
                 <w:w w:val="110"/>
-                <w:sz w:val="19"/>
+                <w:sz w:val="18"/>
                 <w:szCs w:val="19"/>
               </w:rPr>
             </w:pPr>
@@ -5440,7 +5426,6 @@
         <w:tc>
           <w:tcPr>
             <w:tcW w:w="708" w:type="dxa"/>
-            <w:gridSpan w:val="2"/>
           </w:tcPr>
           <w:p>
             <w:pPr>
@@ -5454,7 +5439,7 @@
               <w:rPr>
                 <w:rFonts w:ascii="Arial" w:hAnsi="Arial" w:cs="Arial"/>
                 <w:w w:val="110"/>
-                <w:sz w:val="19"/>
+                <w:sz w:val="18"/>
                 <w:szCs w:val="19"/>
               </w:rPr>
             </w:pPr>
@@ -5477,7 +5462,7 @@
               <w:rPr>
                 <w:rFonts w:ascii="Arial" w:hAnsi="Arial" w:cs="Arial"/>
                 <w:w w:val="110"/>
-                <w:sz w:val="19"/>
+                <w:sz w:val="18"/>
                 <w:szCs w:val="19"/>
                 <w:lang w:val="id-ID"/>
               </w:rPr>
@@ -5486,11 +5471,23 @@
               <w:rPr>
                 <w:rFonts w:ascii="Arial" w:hAnsi="Arial" w:cs="Arial"/>
                 <w:w w:val="110"/>
-                <w:sz w:val="19"/>
+                <w:sz w:val="18"/>
                 <w:szCs w:val="19"/>
                 <w:lang w:val="id-ID"/>
               </w:rPr>
-              <w:t>{PANGKAT_PEJABAT}</w:t>
+              <w:t>{PANGKAT_</w:t>
+            </w:r>
+            <w:bookmarkStart w:id="0" w:name="_GoBack"/>
+            <w:bookmarkEnd w:id="0"/>
+            <w:r>
+              <w:rPr>
+                <w:rFonts w:ascii="Arial" w:hAnsi="Arial" w:cs="Arial"/>
+                <w:w w:val="110"/>
+                <w:sz w:val="18"/>
+                <w:szCs w:val="19"/>
+                <w:lang w:val="id-ID"/>
+              </w:rPr>
+              <w:t>PEJABAT}</w:t>
             </w:r>
           </w:p>
         </w:tc>
@@ -5516,7 +5513,7 @@
               <w:rPr>
                 <w:rFonts w:ascii="Arial" w:hAnsi="Arial" w:cs="Arial"/>
                 <w:w w:val="110"/>
-                <w:sz w:val="19"/>
+                <w:sz w:val="18"/>
                 <w:szCs w:val="19"/>
               </w:rPr>
             </w:pPr>
@@ -5539,7 +5536,7 @@
               <w:rPr>
                 <w:rFonts w:ascii="Arial" w:hAnsi="Arial" w:cs="Arial"/>
                 <w:w w:val="110"/>
-                <w:sz w:val="19"/>
+                <w:sz w:val="18"/>
                 <w:szCs w:val="19"/>
               </w:rPr>
             </w:pPr>
@@ -5548,7 +5545,6 @@
         <w:tc>
           <w:tcPr>
             <w:tcW w:w="708" w:type="dxa"/>
-            <w:gridSpan w:val="2"/>
           </w:tcPr>
           <w:p>
             <w:pPr>
@@ -5562,7 +5558,7 @@
               <w:rPr>
                 <w:rFonts w:ascii="Arial" w:hAnsi="Arial" w:cs="Arial"/>
                 <w:w w:val="110"/>
-                <w:sz w:val="19"/>
+                <w:sz w:val="18"/>
                 <w:szCs w:val="19"/>
               </w:rPr>
             </w:pPr>
@@ -5580,7 +5576,7 @@
               <w:rPr>
                 <w:rFonts w:ascii="Arial" w:hAnsi="Arial" w:cs="Arial"/>
                 <w:w w:val="110"/>
-                <w:sz w:val="19"/>
+                <w:sz w:val="18"/>
                 <w:szCs w:val="19"/>
                 <w:lang w:val="id-ID"/>
               </w:rPr>
@@ -5589,7 +5585,7 @@
               <w:rPr>
                 <w:rFonts w:ascii="Arial" w:hAnsi="Arial" w:cs="Arial"/>
                 <w:w w:val="110"/>
-                <w:sz w:val="19"/>
+                <w:sz w:val="18"/>
                 <w:szCs w:val="19"/>
               </w:rPr>
               <w:t xml:space="preserve">NIP. </w:t>
@@ -5598,7 +5594,7 @@
               <w:rPr>
                 <w:rFonts w:ascii="Arial" w:hAnsi="Arial" w:cs="Arial"/>
                 <w:w w:val="110"/>
-                <w:sz w:val="19"/>
+                <w:sz w:val="18"/>
                 <w:szCs w:val="19"/>
                 <w:lang w:val="id-ID"/>
               </w:rPr>
@@ -5628,7 +5624,7 @@
               <w:rPr>
                 <w:rFonts w:ascii="Arial" w:hAnsi="Arial" w:cs="Arial"/>
                 <w:w w:val="110"/>
-                <w:sz w:val="19"/>
+                <w:sz w:val="18"/>
                 <w:szCs w:val="19"/>
               </w:rPr>
             </w:pPr>
@@ -5651,7 +5647,7 @@
               <w:rPr>
                 <w:rFonts w:ascii="Arial" w:hAnsi="Arial" w:cs="Arial"/>
                 <w:w w:val="110"/>
-                <w:sz w:val="19"/>
+                <w:sz w:val="18"/>
                 <w:szCs w:val="19"/>
               </w:rPr>
             </w:pPr>
@@ -5660,7 +5656,6 @@
         <w:tc>
           <w:tcPr>
             <w:tcW w:w="708" w:type="dxa"/>
-            <w:gridSpan w:val="2"/>
           </w:tcPr>
           <w:p>
             <w:pPr>
@@ -5674,7 +5669,7 @@
               <w:rPr>
                 <w:rFonts w:ascii="Arial" w:hAnsi="Arial" w:cs="Arial"/>
                 <w:w w:val="110"/>
-                <w:sz w:val="19"/>
+                <w:sz w:val="18"/>
                 <w:szCs w:val="19"/>
               </w:rPr>
             </w:pPr>
@@ -5692,7 +5687,7 @@
               <w:rPr>
                 <w:rFonts w:ascii="Arial" w:hAnsi="Arial" w:cs="Arial"/>
                 <w:w w:val="110"/>
-                <w:sz w:val="19"/>
+                <w:sz w:val="18"/>
                 <w:szCs w:val="19"/>
               </w:rPr>
             </w:pPr>
@@ -5701,12 +5696,12 @@
       </w:tr>
       <w:tr>
         <w:trPr>
-          <w:trHeight w:val="221"/>
+          <w:trHeight w:val="68"/>
         </w:trPr>
         <w:tc>
           <w:tcPr>
             <w:tcW w:w="9503" w:type="dxa"/>
-            <w:gridSpan w:val="12"/>
+            <w:gridSpan w:val="11"/>
           </w:tcPr>
           <w:p>
             <w:pPr>
@@ -5718,17 +5713,17 @@
               <w:rPr>
                 <w:rFonts w:ascii="Arial" w:hAnsi="Arial" w:cs="Arial"/>
                 <w:w w:val="110"/>
-                <w:sz w:val="19"/>
-                <w:szCs w:val="19"/>
-              </w:rPr>
-            </w:pPr>
-            <w:proofErr w:type="spellStart"/>
-            <w:r>
-              <w:rPr>
-                <w:rFonts w:ascii="Arial" w:hAnsi="Arial" w:cs="Arial"/>
-                <w:w w:val="110"/>
-                <w:sz w:val="19"/>
-                <w:szCs w:val="19"/>
+                <w:sz w:val="14"/>
+                <w:szCs w:val="14"/>
+              </w:rPr>
+            </w:pPr>
+            <w:proofErr w:type="spellStart"/>
+            <w:r>
+              <w:rPr>
+                <w:rFonts w:ascii="Arial" w:hAnsi="Arial" w:cs="Arial"/>
+                <w:w w:val="110"/>
+                <w:sz w:val="14"/>
+                <w:szCs w:val="14"/>
               </w:rPr>
               <w:t>Tembusan</w:t>
             </w:r>
@@ -5737,8 +5732,8 @@
               <w:rPr>
                 <w:rFonts w:ascii="Arial" w:hAnsi="Arial" w:cs="Arial"/>
                 <w:w w:val="110"/>
-                <w:sz w:val="19"/>
-                <w:szCs w:val="19"/>
+                <w:sz w:val="14"/>
+                <w:szCs w:val="14"/>
               </w:rPr>
               <w:t xml:space="preserve"> </w:t>
             </w:r>
@@ -5747,8 +5742,8 @@
               <w:rPr>
                 <w:rFonts w:ascii="Arial" w:hAnsi="Arial" w:cs="Arial"/>
                 <w:w w:val="110"/>
-                <w:sz w:val="19"/>
-                <w:szCs w:val="19"/>
+                <w:sz w:val="14"/>
+                <w:szCs w:val="14"/>
               </w:rPr>
               <w:t>ini</w:t>
             </w:r>
@@ -5757,8 +5752,8 @@
               <w:rPr>
                 <w:rFonts w:ascii="Arial" w:hAnsi="Arial" w:cs="Arial"/>
                 <w:w w:val="110"/>
-                <w:sz w:val="19"/>
-                <w:szCs w:val="19"/>
+                <w:sz w:val="14"/>
+                <w:szCs w:val="14"/>
               </w:rPr>
               <w:t xml:space="preserve"> </w:t>
             </w:r>
@@ -5767,8 +5762,8 @@
               <w:rPr>
                 <w:rFonts w:ascii="Arial" w:hAnsi="Arial" w:cs="Arial"/>
                 <w:w w:val="110"/>
-                <w:sz w:val="19"/>
-                <w:szCs w:val="19"/>
+                <w:sz w:val="14"/>
+                <w:szCs w:val="14"/>
               </w:rPr>
               <w:t>dikirimkan</w:t>
             </w:r>
@@ -5777,8 +5772,8 @@
               <w:rPr>
                 <w:rFonts w:ascii="Arial" w:hAnsi="Arial" w:cs="Arial"/>
                 <w:w w:val="110"/>
-                <w:sz w:val="19"/>
-                <w:szCs w:val="19"/>
+                <w:sz w:val="14"/>
+                <w:szCs w:val="14"/>
               </w:rPr>
               <w:t xml:space="preserve"> </w:t>
             </w:r>
@@ -5787,8 +5782,8 @@
               <w:rPr>
                 <w:rFonts w:ascii="Arial" w:hAnsi="Arial" w:cs="Arial"/>
                 <w:w w:val="110"/>
-                <w:sz w:val="19"/>
-                <w:szCs w:val="19"/>
+                <w:sz w:val="14"/>
+                <w:szCs w:val="14"/>
               </w:rPr>
               <w:t>kepada</w:t>
             </w:r>
@@ -5797,8 +5792,8 @@
               <w:rPr>
                 <w:rFonts w:ascii="Arial" w:hAnsi="Arial" w:cs="Arial"/>
                 <w:w w:val="110"/>
-                <w:sz w:val="19"/>
-                <w:szCs w:val="19"/>
+                <w:sz w:val="14"/>
+                <w:szCs w:val="14"/>
               </w:rPr>
               <w:t xml:space="preserve"> :</w:t>
             </w:r>
@@ -5819,17 +5814,17 @@
               <w:rPr>
                 <w:rFonts w:ascii="Arial" w:hAnsi="Arial" w:cs="Arial"/>
                 <w:w w:val="110"/>
-                <w:sz w:val="19"/>
-                <w:szCs w:val="19"/>
-              </w:rPr>
-            </w:pPr>
-            <w:proofErr w:type="spellStart"/>
-            <w:r>
-              <w:rPr>
-                <w:rFonts w:ascii="Arial" w:hAnsi="Arial" w:cs="Arial"/>
-                <w:w w:val="110"/>
-                <w:sz w:val="19"/>
-                <w:szCs w:val="19"/>
+                <w:sz w:val="14"/>
+                <w:szCs w:val="14"/>
+              </w:rPr>
+            </w:pPr>
+            <w:proofErr w:type="spellStart"/>
+            <w:r>
+              <w:rPr>
+                <w:rFonts w:ascii="Arial" w:hAnsi="Arial" w:cs="Arial"/>
+                <w:w w:val="110"/>
+                <w:sz w:val="14"/>
+                <w:szCs w:val="14"/>
               </w:rPr>
               <w:t>Kepala</w:t>
             </w:r>
@@ -5838,8 +5833,8 @@
               <w:rPr>
                 <w:rFonts w:ascii="Arial" w:hAnsi="Arial" w:cs="Arial"/>
                 <w:w w:val="110"/>
-                <w:sz w:val="19"/>
-                <w:szCs w:val="19"/>
+                <w:sz w:val="14"/>
+                <w:szCs w:val="14"/>
               </w:rPr>
               <w:t xml:space="preserve"> BPPKAD </w:t>
             </w:r>
@@ -5848,8 +5843,8 @@
               <w:rPr>
                 <w:rFonts w:ascii="Arial" w:hAnsi="Arial" w:cs="Arial"/>
                 <w:w w:val="110"/>
-                <w:sz w:val="19"/>
-                <w:szCs w:val="19"/>
+                <w:sz w:val="14"/>
+                <w:szCs w:val="14"/>
               </w:rPr>
               <w:t>Kab</w:t>
             </w:r>
@@ -5858,8 +5853,8 @@
               <w:rPr>
                 <w:rFonts w:ascii="Arial" w:hAnsi="Arial" w:cs="Arial"/>
                 <w:w w:val="110"/>
-                <w:sz w:val="19"/>
-                <w:szCs w:val="19"/>
+                <w:sz w:val="14"/>
+                <w:szCs w:val="14"/>
               </w:rPr>
               <w:t xml:space="preserve">. Bangka di </w:t>
             </w:r>
@@ -5868,8 +5863,8 @@
               <w:rPr>
                 <w:rFonts w:ascii="Arial" w:hAnsi="Arial" w:cs="Arial"/>
                 <w:w w:val="110"/>
-                <w:sz w:val="19"/>
-                <w:szCs w:val="19"/>
+                <w:sz w:val="14"/>
+                <w:szCs w:val="14"/>
               </w:rPr>
               <w:t>Sungailiat</w:t>
             </w:r>
@@ -5878,8 +5873,8 @@
               <w:rPr>
                 <w:rFonts w:ascii="Arial" w:hAnsi="Arial" w:cs="Arial"/>
                 <w:w w:val="110"/>
-                <w:sz w:val="19"/>
-                <w:szCs w:val="19"/>
+                <w:sz w:val="14"/>
+                <w:szCs w:val="14"/>
               </w:rPr>
               <w:t>;</w:t>
             </w:r>
@@ -5900,17 +5895,17 @@
               <w:rPr>
                 <w:rFonts w:ascii="Arial" w:hAnsi="Arial" w:cs="Arial"/>
                 <w:w w:val="110"/>
-                <w:sz w:val="19"/>
-                <w:szCs w:val="19"/>
-              </w:rPr>
-            </w:pPr>
-            <w:proofErr w:type="spellStart"/>
-            <w:r>
-              <w:rPr>
-                <w:rFonts w:ascii="Arial" w:hAnsi="Arial" w:cs="Arial"/>
-                <w:w w:val="110"/>
-                <w:sz w:val="19"/>
-                <w:szCs w:val="19"/>
+                <w:sz w:val="14"/>
+                <w:szCs w:val="14"/>
+              </w:rPr>
+            </w:pPr>
+            <w:proofErr w:type="spellStart"/>
+            <w:r>
+              <w:rPr>
+                <w:rFonts w:ascii="Arial" w:hAnsi="Arial" w:cs="Arial"/>
+                <w:w w:val="110"/>
+                <w:sz w:val="14"/>
+                <w:szCs w:val="14"/>
               </w:rPr>
               <w:t>Kepala</w:t>
             </w:r>
@@ -5919,8 +5914,8 @@
               <w:rPr>
                 <w:rFonts w:ascii="Arial" w:hAnsi="Arial" w:cs="Arial"/>
                 <w:w w:val="110"/>
-                <w:sz w:val="19"/>
-                <w:szCs w:val="19"/>
+                <w:sz w:val="14"/>
+                <w:szCs w:val="14"/>
               </w:rPr>
               <w:t xml:space="preserve"> </w:t>
             </w:r>
@@ -5928,8 +5923,8 @@
               <w:rPr>
                 <w:rFonts w:ascii="Arial" w:hAnsi="Arial" w:cs="Arial"/>
                 <w:w w:val="110"/>
-                <w:sz w:val="19"/>
-                <w:szCs w:val="19"/>
+                <w:sz w:val="14"/>
+                <w:szCs w:val="14"/>
               </w:rPr>
               <w:t>{</w:t>
             </w:r>
@@ -5937,8 +5932,8 @@
               <w:rPr>
                 <w:rFonts w:ascii="Arial" w:hAnsi="Arial" w:cs="Arial"/>
                 <w:w w:val="110"/>
-                <w:sz w:val="19"/>
-                <w:szCs w:val="19"/>
+                <w:sz w:val="14"/>
+                <w:szCs w:val="14"/>
                 <w:lang w:val="id-ID"/>
               </w:rPr>
               <w:t>UNIT_KERJA</w:t>
@@ -5947,20 +5942,18 @@
               <w:rPr>
                 <w:rFonts w:ascii="Arial" w:hAnsi="Arial" w:cs="Arial"/>
                 <w:w w:val="110"/>
-                <w:sz w:val="19"/>
-                <w:szCs w:val="19"/>
+                <w:sz w:val="14"/>
+                <w:szCs w:val="14"/>
                 <w:lang w:val="id-ID"/>
               </w:rPr>
               <w:t>}</w:t>
             </w:r>
-            <w:bookmarkStart w:id="0" w:name="_GoBack"/>
-            <w:bookmarkEnd w:id="0"/>
-            <w:r>
-              <w:rPr>
-                <w:rFonts w:ascii="Arial" w:hAnsi="Arial" w:cs="Arial"/>
-                <w:w w:val="110"/>
-                <w:sz w:val="19"/>
-                <w:szCs w:val="19"/>
+            <w:r>
+              <w:rPr>
+                <w:rFonts w:ascii="Arial" w:hAnsi="Arial" w:cs="Arial"/>
+                <w:w w:val="110"/>
+                <w:sz w:val="14"/>
+                <w:szCs w:val="14"/>
               </w:rPr>
               <w:t>;</w:t>
             </w:r>
@@ -5981,16 +5974,16 @@
               <w:rPr>
                 <w:rFonts w:ascii="Arial" w:hAnsi="Arial" w:cs="Arial"/>
                 <w:w w:val="110"/>
-                <w:sz w:val="19"/>
-                <w:szCs w:val="19"/>
-              </w:rPr>
-            </w:pPr>
-            <w:r>
-              <w:rPr>
-                <w:rFonts w:ascii="Arial" w:hAnsi="Arial" w:cs="Arial"/>
-                <w:w w:val="110"/>
-                <w:sz w:val="19"/>
-                <w:szCs w:val="19"/>
+                <w:sz w:val="18"/>
+                <w:szCs w:val="19"/>
+              </w:rPr>
+            </w:pPr>
+            <w:r>
+              <w:rPr>
+                <w:rFonts w:ascii="Arial" w:hAnsi="Arial" w:cs="Arial"/>
+                <w:w w:val="110"/>
+                <w:sz w:val="14"/>
+                <w:szCs w:val="14"/>
               </w:rPr>
               <w:t xml:space="preserve">Yang </w:t>
             </w:r>
@@ -5999,8 +5992,8 @@
               <w:rPr>
                 <w:rFonts w:ascii="Arial" w:hAnsi="Arial" w:cs="Arial"/>
                 <w:w w:val="110"/>
-                <w:sz w:val="19"/>
-                <w:szCs w:val="19"/>
+                <w:sz w:val="14"/>
+                <w:szCs w:val="14"/>
               </w:rPr>
               <w:t>bersangkutan</w:t>
             </w:r>
@@ -6183,7 +6176,7 @@
             <w:ind w:right="1366"/>
             <w:jc w:val="center"/>
             <w:rPr>
-              <w:rFonts w:ascii="Arial" w:eastAsia="Calibri" w:hAnsi="Arial" w:cs="Arial"/>
+              <w:rFonts w:ascii="Bookman Old Style" w:eastAsia="Calibri" w:hAnsi="Bookman Old Style" w:cs="Arial"/>
               <w:b/>
               <w:w w:val="105"/>
               <w:sz w:val="28"/>
@@ -6192,7 +6185,7 @@
           </w:pPr>
           <w:r>
             <w:rPr>
-              <w:rFonts w:ascii="Arial" w:eastAsia="Calibri" w:hAnsi="Arial" w:cs="Arial"/>
+              <w:rFonts w:ascii="Bookman Old Style" w:eastAsia="Calibri" w:hAnsi="Bookman Old Style" w:cs="Arial"/>
               <w:b/>
               <w:w w:val="105"/>
               <w:sz w:val="28"/>
@@ -6202,7 +6195,7 @@
           </w:r>
           <w:r>
             <w:rPr>
-              <w:rFonts w:ascii="Arial" w:eastAsia="Calibri" w:hAnsi="Arial" w:cs="Arial"/>
+              <w:rFonts w:ascii="Bookman Old Style" w:eastAsia="Calibri" w:hAnsi="Bookman Old Style" w:cs="Arial"/>
               <w:b/>
               <w:w w:val="105"/>
               <w:sz w:val="28"/>
@@ -6212,7 +6205,7 @@
           </w:r>
           <w:r>
             <w:rPr>
-              <w:rFonts w:ascii="Arial" w:eastAsia="Calibri" w:hAnsi="Arial" w:cs="Arial"/>
+              <w:rFonts w:ascii="Bookman Old Style" w:eastAsia="Calibri" w:hAnsi="Bookman Old Style" w:cs="Arial"/>
               <w:b/>
               <w:w w:val="105"/>
               <w:sz w:val="28"/>
@@ -6222,7 +6215,7 @@
           </w:r>
           <w:r>
             <w:rPr>
-              <w:rFonts w:ascii="Arial" w:eastAsia="Calibri" w:hAnsi="Arial" w:cs="Arial"/>
+              <w:rFonts w:ascii="Bookman Old Style" w:eastAsia="Calibri" w:hAnsi="Bookman Old Style" w:cs="Arial"/>
               <w:b/>
               <w:w w:val="105"/>
               <w:sz w:val="28"/>
@@ -6233,7 +6226,7 @@
           </w:r>
           <w:r>
             <w:rPr>
-              <w:rFonts w:ascii="Arial" w:eastAsia="Calibri" w:hAnsi="Arial" w:cs="Arial"/>
+              <w:rFonts w:ascii="Bookman Old Style" w:eastAsia="Calibri" w:hAnsi="Bookman Old Style" w:cs="Arial"/>
               <w:b/>
               <w:w w:val="105"/>
               <w:sz w:val="28"/>
@@ -6332,8 +6325,8 @@
   <w:abstractNum w:abstractNumId="0" w15:restartNumberingAfterBreak="0">
     <w:nsid w:val="1B134B56"/>
     <w:multiLevelType w:val="hybridMultilevel"/>
-    <w:tmpl w:val="14BCC16E"/>
-    <w:lvl w:ilvl="0" w:tplc="0409000F">
+    <w:tmpl w:val="EB7EDE92"/>
+    <w:lvl w:ilvl="0" w:tplc="1C681186">
       <w:start w:val="1"/>
       <w:numFmt w:val="decimal"/>
       <w:lvlText w:val="%1."/>
@@ -6343,6 +6336,8 @@
       </w:pPr>
       <w:rPr>
         <w:rFonts w:hint="default"/>
+        <w:sz w:val="14"/>
+        <w:szCs w:val="14"/>
       </w:rPr>
     </w:lvl>
     <w:lvl w:ilvl="1" w:tplc="04090019" w:tentative="1">
@@ -7456,7 +7451,7 @@
 </file>
 
 <file path=customXml/itemProps1.xml><?xml version="1.0" encoding="utf-8"?>
-<ds:datastoreItem xmlns:ds="http://schemas.openxmlformats.org/officeDocument/2006/customXml" ds:itemID="{441C4442-24D4-4624-8C9C-806A0B902D8D}">
+<ds:datastoreItem xmlns:ds="http://schemas.openxmlformats.org/officeDocument/2006/customXml" ds:itemID="{C8E04E4F-B27D-4E4B-98CB-9361CF34BA01}">
   <ds:schemaRefs>
     <ds:schemaRef ds:uri="http://schemas.openxmlformats.org/officeDocument/2006/bibliography"/>
   </ds:schemaRefs>

--- a/templates/pns.docx
+++ b/templates/pns.docx
@@ -48,6 +48,7 @@
                 <w:szCs w:val="19"/>
               </w:rPr>
             </w:pPr>
+            <w:bookmarkStart w:id="0" w:name="_GoBack"/>
             <w:proofErr w:type="spellStart"/>
             <w:r>
               <w:rPr>
@@ -5065,7 +5066,7 @@
       </w:tr>
       <w:tr>
         <w:trPr>
-          <w:trHeight w:val="1408"/>
+          <w:trHeight w:val="81"/>
         </w:trPr>
         <w:tc>
           <w:tcPr>
@@ -5147,51 +5148,6 @@
                 <w:tab w:val="left" w:pos="4807"/>
               </w:tabs>
               <w:spacing w:before="59"/>
-              <w:rPr>
-                <w:rFonts w:ascii="Arial" w:hAnsi="Arial" w:cs="Arial"/>
-                <w:w w:val="110"/>
-                <w:sz w:val="18"/>
-                <w:szCs w:val="19"/>
-              </w:rPr>
-            </w:pPr>
-          </w:p>
-          <w:p>
-            <w:pPr>
-              <w:tabs>
-                <w:tab w:val="left" w:pos="1612"/>
-                <w:tab w:val="left" w:pos="4807"/>
-              </w:tabs>
-              <w:spacing w:before="59"/>
-              <w:rPr>
-                <w:rFonts w:ascii="Arial" w:hAnsi="Arial" w:cs="Arial"/>
-                <w:w w:val="110"/>
-                <w:sz w:val="18"/>
-                <w:szCs w:val="19"/>
-              </w:rPr>
-            </w:pPr>
-          </w:p>
-          <w:p>
-            <w:pPr>
-              <w:tabs>
-                <w:tab w:val="left" w:pos="1612"/>
-                <w:tab w:val="left" w:pos="4807"/>
-              </w:tabs>
-              <w:spacing w:before="59"/>
-              <w:rPr>
-                <w:rFonts w:ascii="Arial" w:hAnsi="Arial" w:cs="Arial"/>
-                <w:w w:val="110"/>
-                <w:sz w:val="18"/>
-                <w:szCs w:val="19"/>
-              </w:rPr>
-            </w:pPr>
-          </w:p>
-          <w:p>
-            <w:pPr>
-              <w:tabs>
-                <w:tab w:val="left" w:pos="1612"/>
-                <w:tab w:val="left" w:pos="4807"/>
-              </w:tabs>
-              <w:spacing w:before="59"/>
               <w:ind w:left="176"/>
               <w:rPr>
                 <w:rFonts w:ascii="Arial" w:hAnsi="Arial" w:cs="Arial"/>
@@ -5219,52 +5175,6 @@
               </w:rPr>
               <w:t>{TTD_PENGIRIM}</w:t>
             </w:r>
-          </w:p>
-          <w:p>
-            <w:pPr>
-              <w:tabs>
-                <w:tab w:val="left" w:pos="1612"/>
-                <w:tab w:val="left" w:pos="4807"/>
-              </w:tabs>
-              <w:spacing w:before="59"/>
-              <w:ind w:left="176"/>
-              <w:rPr>
-                <w:rFonts w:ascii="Arial" w:hAnsi="Arial" w:cs="Arial"/>
-                <w:w w:val="110"/>
-                <w:sz w:val="18"/>
-                <w:szCs w:val="19"/>
-              </w:rPr>
-            </w:pPr>
-          </w:p>
-          <w:p>
-            <w:pPr>
-              <w:tabs>
-                <w:tab w:val="left" w:pos="1612"/>
-                <w:tab w:val="left" w:pos="4807"/>
-              </w:tabs>
-              <w:spacing w:before="59"/>
-              <w:rPr>
-                <w:rFonts w:ascii="Arial" w:hAnsi="Arial" w:cs="Arial"/>
-                <w:w w:val="110"/>
-                <w:sz w:val="18"/>
-                <w:szCs w:val="19"/>
-              </w:rPr>
-            </w:pPr>
-          </w:p>
-          <w:p>
-            <w:pPr>
-              <w:tabs>
-                <w:tab w:val="left" w:pos="1612"/>
-                <w:tab w:val="left" w:pos="4807"/>
-              </w:tabs>
-              <w:spacing w:before="59"/>
-              <w:rPr>
-                <w:rFonts w:ascii="Arial" w:hAnsi="Arial" w:cs="Arial"/>
-                <w:w w:val="110"/>
-                <w:sz w:val="18"/>
-                <w:szCs w:val="19"/>
-              </w:rPr>
-            </w:pPr>
           </w:p>
         </w:tc>
       </w:tr>
@@ -5475,19 +5385,7 @@
                 <w:szCs w:val="19"/>
                 <w:lang w:val="id-ID"/>
               </w:rPr>
-              <w:t>{PANGKAT_</w:t>
-            </w:r>
-            <w:bookmarkStart w:id="0" w:name="_GoBack"/>
-            <w:bookmarkEnd w:id="0"/>
-            <w:r>
-              <w:rPr>
-                <w:rFonts w:ascii="Arial" w:hAnsi="Arial" w:cs="Arial"/>
-                <w:w w:val="110"/>
-                <w:sz w:val="18"/>
-                <w:szCs w:val="19"/>
-                <w:lang w:val="id-ID"/>
-              </w:rPr>
-              <w:t>PEJABAT}</w:t>
+              <w:t>{PANGKAT_PEJABAT}</w:t>
             </w:r>
           </w:p>
         </w:tc>
@@ -6001,6 +5899,7 @@
           </w:p>
         </w:tc>
       </w:tr>
+      <w:bookmarkEnd w:id="0"/>
     </w:tbl>
     <w:p/>
     <w:sectPr>
@@ -7451,7 +7350,7 @@
 </file>
 
 <file path=customXml/itemProps1.xml><?xml version="1.0" encoding="utf-8"?>
-<ds:datastoreItem xmlns:ds="http://schemas.openxmlformats.org/officeDocument/2006/customXml" ds:itemID="{C8E04E4F-B27D-4E4B-98CB-9361CF34BA01}">
+<ds:datastoreItem xmlns:ds="http://schemas.openxmlformats.org/officeDocument/2006/customXml" ds:itemID="{E5930745-7C41-4384-9532-D9FA93BC08C5}">
   <ds:schemaRefs>
     <ds:schemaRef ds:uri="http://schemas.openxmlformats.org/officeDocument/2006/bibliography"/>
   </ds:schemaRefs>

--- a/templates/pns.docx
+++ b/templates/pns.docx
@@ -19,17 +19,17 @@
         <w:tblLook w:val="04A0" w:firstRow="1" w:lastRow="0" w:firstColumn="1" w:lastColumn="0" w:noHBand="0" w:noVBand="1"/>
       </w:tblPr>
       <w:tblGrid>
+        <w:gridCol w:w="282"/>
         <w:gridCol w:w="283"/>
-        <w:gridCol w:w="283"/>
-        <w:gridCol w:w="567"/>
+        <w:gridCol w:w="568"/>
         <w:gridCol w:w="426"/>
-        <w:gridCol w:w="2272"/>
+        <w:gridCol w:w="2271"/>
         <w:gridCol w:w="283"/>
         <w:gridCol w:w="279"/>
         <w:gridCol w:w="708"/>
-        <w:gridCol w:w="1016"/>
+        <w:gridCol w:w="1018"/>
         <w:gridCol w:w="236"/>
-        <w:gridCol w:w="3150"/>
+        <w:gridCol w:w="3149"/>
       </w:tblGrid>
       <w:tr>
         <w:trPr>
@@ -37,7 +37,7 @@
         </w:trPr>
         <w:tc>
           <w:tcPr>
-            <w:tcW w:w="1134" w:type="dxa"/>
+            <w:tcW w:w="1133" w:type="dxa"/>
             <w:gridSpan w:val="3"/>
           </w:tcPr>
           <w:p>
@@ -85,7 +85,7 @@
         </w:tc>
         <w:tc>
           <w:tcPr>
-            <w:tcW w:w="4560" w:type="dxa"/>
+            <w:tcW w:w="4558" w:type="dxa"/>
             <w:gridSpan w:val="5"/>
           </w:tcPr>
           <w:p>
@@ -122,7 +122,7 @@
         </w:tc>
         <w:tc>
           <w:tcPr>
-            <w:tcW w:w="3147" w:type="dxa"/>
+            <w:tcW w:w="3150" w:type="dxa"/>
           </w:tcPr>
           <w:p>
             <w:pPr>
@@ -801,33 +801,32 @@
         </w:trPr>
         <w:tc>
           <w:tcPr>
-            <w:tcW w:w="4111" w:type="dxa"/>
-            <w:gridSpan w:val="6"/>
-          </w:tcPr>
-          <w:p>
-            <w:pPr>
+            <w:tcW w:w="9503" w:type="dxa"/>
+            <w:gridSpan w:val="11"/>
+          </w:tcPr>
+          <w:p>
+            <w:pPr>
+              <w:rPr>
+                <w:rFonts w:ascii="Arial" w:hAnsi="Arial" w:cs="Arial"/>
+                <w:sz w:val="18"/>
+                <w:szCs w:val="19"/>
+              </w:rPr>
+            </w:pPr>
+            <w:r>
+              <w:rPr>
+                <w:rFonts w:ascii="Arial" w:hAnsi="Arial" w:cs="Arial"/>
+                <w:sz w:val="18"/>
+                <w:szCs w:val="19"/>
+              </w:rPr>
+              <w:t>{</w:t>
+            </w:r>
+            <w:r>
               <w:rPr>
                 <w:rFonts w:ascii="Arial" w:hAnsi="Arial" w:cs="Arial"/>
                 <w:sz w:val="18"/>
                 <w:szCs w:val="19"/>
                 <w:lang w:val="id-ID"/>
               </w:rPr>
-            </w:pPr>
-            <w:r>
-              <w:rPr>
-                <w:rFonts w:ascii="Arial" w:hAnsi="Arial" w:cs="Arial"/>
-                <w:sz w:val="18"/>
-                <w:szCs w:val="19"/>
-              </w:rPr>
-              <w:t>{</w:t>
-            </w:r>
-            <w:r>
-              <w:rPr>
-                <w:rFonts w:ascii="Arial" w:hAnsi="Arial" w:cs="Arial"/>
-                <w:sz w:val="18"/>
-                <w:szCs w:val="19"/>
-                <w:lang w:val="id-ID"/>
-              </w:rPr>
               <w:t>UNIT_KERJA_INDUK</w:t>
             </w:r>
             <w:r>
@@ -838,21 +837,6 @@
               </w:rPr>
               <w:t>}</w:t>
             </w:r>
-          </w:p>
-        </w:tc>
-        <w:tc>
-          <w:tcPr>
-            <w:tcW w:w="5392" w:type="dxa"/>
-            <w:gridSpan w:val="5"/>
-          </w:tcPr>
-          <w:p>
-            <w:pPr>
-              <w:rPr>
-                <w:rFonts w:ascii="Arial" w:hAnsi="Arial" w:cs="Arial"/>
-                <w:sz w:val="18"/>
-                <w:szCs w:val="19"/>
-              </w:rPr>
-            </w:pPr>
           </w:p>
         </w:tc>
       </w:tr>
@@ -890,7 +874,7 @@
         </w:trPr>
         <w:tc>
           <w:tcPr>
-            <w:tcW w:w="6120" w:type="dxa"/>
+            <w:tcW w:w="6117" w:type="dxa"/>
             <w:gridSpan w:val="9"/>
           </w:tcPr>
           <w:p>
@@ -929,7 +913,7 @@
         </w:tc>
         <w:tc>
           <w:tcPr>
-            <w:tcW w:w="3147" w:type="dxa"/>
+            <w:tcW w:w="3150" w:type="dxa"/>
           </w:tcPr>
           <w:p>
             <w:pPr>
@@ -948,21 +932,6 @@
         </w:trPr>
         <w:tc>
           <w:tcPr>
-            <w:tcW w:w="284" w:type="dxa"/>
-          </w:tcPr>
-          <w:p>
-            <w:pPr>
-              <w:rPr>
-                <w:rFonts w:ascii="Arial" w:hAnsi="Arial" w:cs="Arial"/>
-                <w:w w:val="110"/>
-                <w:sz w:val="18"/>
-                <w:szCs w:val="19"/>
-              </w:rPr>
-            </w:pPr>
-          </w:p>
-        </w:tc>
-        <w:tc>
-          <w:tcPr>
             <w:tcW w:w="283" w:type="dxa"/>
           </w:tcPr>
           <w:p>
@@ -978,7 +947,22 @@
         </w:tc>
         <w:tc>
           <w:tcPr>
-            <w:tcW w:w="8936" w:type="dxa"/>
+            <w:tcW w:w="283" w:type="dxa"/>
+          </w:tcPr>
+          <w:p>
+            <w:pPr>
+              <w:rPr>
+                <w:rFonts w:ascii="Arial" w:hAnsi="Arial" w:cs="Arial"/>
+                <w:w w:val="110"/>
+                <w:sz w:val="18"/>
+                <w:szCs w:val="19"/>
+              </w:rPr>
+            </w:pPr>
+          </w:p>
+        </w:tc>
+        <w:tc>
+          <w:tcPr>
+            <w:tcW w:w="8937" w:type="dxa"/>
             <w:gridSpan w:val="9"/>
           </w:tcPr>
           <w:p>
@@ -1238,21 +1222,6 @@
         </w:trPr>
         <w:tc>
           <w:tcPr>
-            <w:tcW w:w="284" w:type="dxa"/>
-          </w:tcPr>
-          <w:p>
-            <w:pPr>
-              <w:rPr>
-                <w:rFonts w:ascii="Arial" w:hAnsi="Arial" w:cs="Arial"/>
-                <w:w w:val="110"/>
-                <w:sz w:val="18"/>
-                <w:szCs w:val="19"/>
-              </w:rPr>
-            </w:pPr>
-          </w:p>
-        </w:tc>
-        <w:tc>
-          <w:tcPr>
             <w:tcW w:w="283" w:type="dxa"/>
           </w:tcPr>
           <w:p>
@@ -1268,6 +1237,21 @@
         </w:tc>
         <w:tc>
           <w:tcPr>
+            <w:tcW w:w="283" w:type="dxa"/>
+          </w:tcPr>
+          <w:p>
+            <w:pPr>
+              <w:rPr>
+                <w:rFonts w:ascii="Arial" w:hAnsi="Arial" w:cs="Arial"/>
+                <w:w w:val="110"/>
+                <w:sz w:val="18"/>
+                <w:szCs w:val="19"/>
+              </w:rPr>
+            </w:pPr>
+          </w:p>
+        </w:tc>
+        <w:tc>
+          <w:tcPr>
             <w:tcW w:w="567" w:type="dxa"/>
           </w:tcPr>
           <w:p>
@@ -1292,7 +1276,7 @@
         </w:tc>
         <w:tc>
           <w:tcPr>
-            <w:tcW w:w="2699" w:type="dxa"/>
+            <w:tcW w:w="2698" w:type="dxa"/>
             <w:gridSpan w:val="2"/>
           </w:tcPr>
           <w:p>
@@ -1396,7 +1380,7 @@
         </w:tc>
         <w:tc>
           <w:tcPr>
-            <w:tcW w:w="5387" w:type="dxa"/>
+            <w:tcW w:w="5389" w:type="dxa"/>
             <w:gridSpan w:val="5"/>
           </w:tcPr>
           <w:p>
@@ -1441,21 +1425,6 @@
         </w:trPr>
         <w:tc>
           <w:tcPr>
-            <w:tcW w:w="284" w:type="dxa"/>
-          </w:tcPr>
-          <w:p>
-            <w:pPr>
-              <w:rPr>
-                <w:rFonts w:ascii="Arial" w:hAnsi="Arial" w:cs="Arial"/>
-                <w:w w:val="110"/>
-                <w:sz w:val="18"/>
-                <w:szCs w:val="19"/>
-              </w:rPr>
-            </w:pPr>
-          </w:p>
-        </w:tc>
-        <w:tc>
-          <w:tcPr>
             <w:tcW w:w="283" w:type="dxa"/>
           </w:tcPr>
           <w:p>
@@ -1471,6 +1440,21 @@
         </w:tc>
         <w:tc>
           <w:tcPr>
+            <w:tcW w:w="283" w:type="dxa"/>
+          </w:tcPr>
+          <w:p>
+            <w:pPr>
+              <w:rPr>
+                <w:rFonts w:ascii="Arial" w:hAnsi="Arial" w:cs="Arial"/>
+                <w:w w:val="110"/>
+                <w:sz w:val="18"/>
+                <w:szCs w:val="19"/>
+              </w:rPr>
+            </w:pPr>
+          </w:p>
+        </w:tc>
+        <w:tc>
+          <w:tcPr>
             <w:tcW w:w="567" w:type="dxa"/>
           </w:tcPr>
           <w:p>
@@ -1495,7 +1479,7 @@
         </w:tc>
         <w:tc>
           <w:tcPr>
-            <w:tcW w:w="2699" w:type="dxa"/>
+            <w:tcW w:w="2698" w:type="dxa"/>
             <w:gridSpan w:val="2"/>
           </w:tcPr>
           <w:p>
@@ -1585,7 +1569,7 @@
         </w:tc>
         <w:tc>
           <w:tcPr>
-            <w:tcW w:w="5387" w:type="dxa"/>
+            <w:tcW w:w="5389" w:type="dxa"/>
             <w:gridSpan w:val="5"/>
           </w:tcPr>
           <w:p>
@@ -1664,21 +1648,6 @@
         </w:trPr>
         <w:tc>
           <w:tcPr>
-            <w:tcW w:w="284" w:type="dxa"/>
-          </w:tcPr>
-          <w:p>
-            <w:pPr>
-              <w:rPr>
-                <w:rFonts w:ascii="Arial" w:hAnsi="Arial" w:cs="Arial"/>
-                <w:w w:val="110"/>
-                <w:sz w:val="18"/>
-                <w:szCs w:val="19"/>
-              </w:rPr>
-            </w:pPr>
-          </w:p>
-        </w:tc>
-        <w:tc>
-          <w:tcPr>
             <w:tcW w:w="283" w:type="dxa"/>
           </w:tcPr>
           <w:p>
@@ -1694,6 +1663,21 @@
         </w:tc>
         <w:tc>
           <w:tcPr>
+            <w:tcW w:w="283" w:type="dxa"/>
+          </w:tcPr>
+          <w:p>
+            <w:pPr>
+              <w:rPr>
+                <w:rFonts w:ascii="Arial" w:hAnsi="Arial" w:cs="Arial"/>
+                <w:w w:val="110"/>
+                <w:sz w:val="18"/>
+                <w:szCs w:val="19"/>
+              </w:rPr>
+            </w:pPr>
+          </w:p>
+        </w:tc>
+        <w:tc>
+          <w:tcPr>
             <w:tcW w:w="567" w:type="dxa"/>
           </w:tcPr>
           <w:p>
@@ -1718,7 +1702,7 @@
         </w:tc>
         <w:tc>
           <w:tcPr>
-            <w:tcW w:w="2699" w:type="dxa"/>
+            <w:tcW w:w="2698" w:type="dxa"/>
             <w:gridSpan w:val="2"/>
           </w:tcPr>
           <w:p>
@@ -1790,7 +1774,7 @@
         </w:tc>
         <w:tc>
           <w:tcPr>
-            <w:tcW w:w="5387" w:type="dxa"/>
+            <w:tcW w:w="5389" w:type="dxa"/>
             <w:gridSpan w:val="5"/>
           </w:tcPr>
           <w:p>
@@ -1853,21 +1837,6 @@
         </w:trPr>
         <w:tc>
           <w:tcPr>
-            <w:tcW w:w="284" w:type="dxa"/>
-          </w:tcPr>
-          <w:p>
-            <w:pPr>
-              <w:rPr>
-                <w:rFonts w:ascii="Arial" w:hAnsi="Arial" w:cs="Arial"/>
-                <w:w w:val="110"/>
-                <w:sz w:val="18"/>
-                <w:szCs w:val="19"/>
-              </w:rPr>
-            </w:pPr>
-          </w:p>
-        </w:tc>
-        <w:tc>
-          <w:tcPr>
             <w:tcW w:w="283" w:type="dxa"/>
           </w:tcPr>
           <w:p>
@@ -1883,6 +1852,21 @@
         </w:tc>
         <w:tc>
           <w:tcPr>
+            <w:tcW w:w="283" w:type="dxa"/>
+          </w:tcPr>
+          <w:p>
+            <w:pPr>
+              <w:rPr>
+                <w:rFonts w:ascii="Arial" w:hAnsi="Arial" w:cs="Arial"/>
+                <w:w w:val="110"/>
+                <w:sz w:val="18"/>
+                <w:szCs w:val="19"/>
+              </w:rPr>
+            </w:pPr>
+          </w:p>
+        </w:tc>
+        <w:tc>
+          <w:tcPr>
             <w:tcW w:w="567" w:type="dxa"/>
           </w:tcPr>
           <w:p>
@@ -1907,7 +1891,7 @@
         </w:tc>
         <w:tc>
           <w:tcPr>
-            <w:tcW w:w="2699" w:type="dxa"/>
+            <w:tcW w:w="2698" w:type="dxa"/>
             <w:gridSpan w:val="2"/>
           </w:tcPr>
           <w:p>
@@ -1988,7 +1972,7 @@
         </w:tc>
         <w:tc>
           <w:tcPr>
-            <w:tcW w:w="5387" w:type="dxa"/>
+            <w:tcW w:w="5389" w:type="dxa"/>
             <w:gridSpan w:val="5"/>
           </w:tcPr>
           <w:p>
@@ -2034,21 +2018,6 @@
         </w:trPr>
         <w:tc>
           <w:tcPr>
-            <w:tcW w:w="284" w:type="dxa"/>
-          </w:tcPr>
-          <w:p>
-            <w:pPr>
-              <w:rPr>
-                <w:rFonts w:ascii="Arial" w:hAnsi="Arial" w:cs="Arial"/>
-                <w:w w:val="110"/>
-                <w:sz w:val="18"/>
-                <w:szCs w:val="19"/>
-              </w:rPr>
-            </w:pPr>
-          </w:p>
-        </w:tc>
-        <w:tc>
-          <w:tcPr>
             <w:tcW w:w="283" w:type="dxa"/>
           </w:tcPr>
           <w:p>
@@ -2064,6 +2033,21 @@
         </w:tc>
         <w:tc>
           <w:tcPr>
+            <w:tcW w:w="283" w:type="dxa"/>
+          </w:tcPr>
+          <w:p>
+            <w:pPr>
+              <w:rPr>
+                <w:rFonts w:ascii="Arial" w:hAnsi="Arial" w:cs="Arial"/>
+                <w:w w:val="110"/>
+                <w:sz w:val="18"/>
+                <w:szCs w:val="19"/>
+              </w:rPr>
+            </w:pPr>
+          </w:p>
+        </w:tc>
+        <w:tc>
+          <w:tcPr>
             <w:tcW w:w="567" w:type="dxa"/>
           </w:tcPr>
           <w:p>
@@ -2088,7 +2072,7 @@
         </w:tc>
         <w:tc>
           <w:tcPr>
-            <w:tcW w:w="2699" w:type="dxa"/>
+            <w:tcW w:w="2698" w:type="dxa"/>
             <w:gridSpan w:val="2"/>
           </w:tcPr>
           <w:p>
@@ -2169,7 +2153,7 @@
         </w:tc>
         <w:tc>
           <w:tcPr>
-            <w:tcW w:w="5387" w:type="dxa"/>
+            <w:tcW w:w="5389" w:type="dxa"/>
             <w:gridSpan w:val="5"/>
           </w:tcPr>
           <w:p>
@@ -2214,7 +2198,7 @@
         </w:trPr>
         <w:tc>
           <w:tcPr>
-            <w:tcW w:w="1134" w:type="dxa"/>
+            <w:tcW w:w="1133" w:type="dxa"/>
             <w:gridSpan w:val="3"/>
           </w:tcPr>
           <w:p>
@@ -2230,7 +2214,7 @@
         </w:tc>
         <w:tc>
           <w:tcPr>
-            <w:tcW w:w="8369" w:type="dxa"/>
+            <w:tcW w:w="8370" w:type="dxa"/>
             <w:gridSpan w:val="8"/>
           </w:tcPr>
           <w:p>
@@ -2283,7 +2267,7 @@
         </w:trPr>
         <w:tc>
           <w:tcPr>
-            <w:tcW w:w="284" w:type="dxa"/>
+            <w:tcW w:w="283" w:type="dxa"/>
           </w:tcPr>
           <w:p>
             <w:pPr>
@@ -2354,7 +2338,7 @@
         </w:tc>
         <w:tc>
           <w:tcPr>
-            <w:tcW w:w="2273" w:type="dxa"/>
+            <w:tcW w:w="2272" w:type="dxa"/>
           </w:tcPr>
           <w:p>
             <w:pPr>
@@ -2425,7 +2409,7 @@
         </w:tc>
         <w:tc>
           <w:tcPr>
-            <w:tcW w:w="5387" w:type="dxa"/>
+            <w:tcW w:w="5389" w:type="dxa"/>
             <w:gridSpan w:val="5"/>
           </w:tcPr>
           <w:p>
@@ -2470,7 +2454,7 @@
         </w:trPr>
         <w:tc>
           <w:tcPr>
-            <w:tcW w:w="284" w:type="dxa"/>
+            <w:tcW w:w="283" w:type="dxa"/>
             <w:vMerge w:val="restart"/>
           </w:tcPr>
           <w:p>
@@ -2548,7 +2532,7 @@
         </w:tc>
         <w:tc>
           <w:tcPr>
-            <w:tcW w:w="2273" w:type="dxa"/>
+            <w:tcW w:w="2272" w:type="dxa"/>
           </w:tcPr>
           <w:p>
             <w:pPr>
@@ -2614,7 +2598,7 @@
         </w:tc>
         <w:tc>
           <w:tcPr>
-            <w:tcW w:w="5387" w:type="dxa"/>
+            <w:tcW w:w="5389" w:type="dxa"/>
             <w:gridSpan w:val="5"/>
           </w:tcPr>
           <w:p>
@@ -2659,7 +2643,7 @@
         </w:trPr>
         <w:tc>
           <w:tcPr>
-            <w:tcW w:w="284" w:type="dxa"/>
+            <w:tcW w:w="283" w:type="dxa"/>
             <w:vMerge/>
           </w:tcPr>
           <w:p>
@@ -2727,7 +2711,7 @@
         </w:tc>
         <w:tc>
           <w:tcPr>
-            <w:tcW w:w="2273" w:type="dxa"/>
+            <w:tcW w:w="2272" w:type="dxa"/>
           </w:tcPr>
           <w:p>
             <w:pPr>
@@ -2793,7 +2777,7 @@
         </w:tc>
         <w:tc>
           <w:tcPr>
-            <w:tcW w:w="5387" w:type="dxa"/>
+            <w:tcW w:w="5389" w:type="dxa"/>
             <w:gridSpan w:val="5"/>
           </w:tcPr>
           <w:p>
@@ -2838,7 +2822,7 @@
         </w:trPr>
         <w:tc>
           <w:tcPr>
-            <w:tcW w:w="284" w:type="dxa"/>
+            <w:tcW w:w="283" w:type="dxa"/>
           </w:tcPr>
           <w:p>
             <w:pPr>
@@ -2909,7 +2893,7 @@
         </w:tc>
         <w:tc>
           <w:tcPr>
-            <w:tcW w:w="2273" w:type="dxa"/>
+            <w:tcW w:w="2272" w:type="dxa"/>
           </w:tcPr>
           <w:p>
             <w:pPr>
@@ -3029,7 +3013,7 @@
         </w:tc>
         <w:tc>
           <w:tcPr>
-            <w:tcW w:w="5387" w:type="dxa"/>
+            <w:tcW w:w="5389" w:type="dxa"/>
             <w:gridSpan w:val="5"/>
           </w:tcPr>
           <w:p>
@@ -3074,7 +3058,7 @@
         </w:trPr>
         <w:tc>
           <w:tcPr>
-            <w:tcW w:w="284" w:type="dxa"/>
+            <w:tcW w:w="283" w:type="dxa"/>
           </w:tcPr>
           <w:p>
             <w:pPr>
@@ -3145,7 +3129,7 @@
         </w:tc>
         <w:tc>
           <w:tcPr>
-            <w:tcW w:w="2273" w:type="dxa"/>
+            <w:tcW w:w="2272" w:type="dxa"/>
           </w:tcPr>
           <w:p>
             <w:pPr>
@@ -3285,7 +3269,7 @@
         </w:tc>
         <w:tc>
           <w:tcPr>
-            <w:tcW w:w="5387" w:type="dxa"/>
+            <w:tcW w:w="5389" w:type="dxa"/>
             <w:gridSpan w:val="5"/>
           </w:tcPr>
           <w:p>
@@ -3330,21 +3314,6 @@
         </w:trPr>
         <w:tc>
           <w:tcPr>
-            <w:tcW w:w="284" w:type="dxa"/>
-          </w:tcPr>
-          <w:p>
-            <w:pPr>
-              <w:rPr>
-                <w:rFonts w:ascii="Arial" w:hAnsi="Arial" w:cs="Arial"/>
-                <w:w w:val="110"/>
-                <w:sz w:val="18"/>
-                <w:szCs w:val="19"/>
-              </w:rPr>
-            </w:pPr>
-          </w:p>
-        </w:tc>
-        <w:tc>
-          <w:tcPr>
             <w:tcW w:w="283" w:type="dxa"/>
           </w:tcPr>
           <w:p>
@@ -3360,7 +3329,22 @@
         </w:tc>
         <w:tc>
           <w:tcPr>
-            <w:tcW w:w="8936" w:type="dxa"/>
+            <w:tcW w:w="283" w:type="dxa"/>
+          </w:tcPr>
+          <w:p>
+            <w:pPr>
+              <w:rPr>
+                <w:rFonts w:ascii="Arial" w:hAnsi="Arial" w:cs="Arial"/>
+                <w:w w:val="110"/>
+                <w:sz w:val="18"/>
+                <w:szCs w:val="19"/>
+              </w:rPr>
+            </w:pPr>
+          </w:p>
+        </w:tc>
+        <w:tc>
+          <w:tcPr>
+            <w:tcW w:w="8937" w:type="dxa"/>
             <w:gridSpan w:val="9"/>
           </w:tcPr>
           <w:p>
@@ -3500,21 +3484,6 @@
         </w:trPr>
         <w:tc>
           <w:tcPr>
-            <w:tcW w:w="284" w:type="dxa"/>
-          </w:tcPr>
-          <w:p>
-            <w:pPr>
-              <w:rPr>
-                <w:rFonts w:ascii="Arial" w:hAnsi="Arial" w:cs="Arial"/>
-                <w:w w:val="110"/>
-                <w:sz w:val="18"/>
-                <w:szCs w:val="19"/>
-              </w:rPr>
-            </w:pPr>
-          </w:p>
-        </w:tc>
-        <w:tc>
-          <w:tcPr>
             <w:tcW w:w="283" w:type="dxa"/>
           </w:tcPr>
           <w:p>
@@ -3530,6 +3499,21 @@
         </w:tc>
         <w:tc>
           <w:tcPr>
+            <w:tcW w:w="283" w:type="dxa"/>
+          </w:tcPr>
+          <w:p>
+            <w:pPr>
+              <w:rPr>
+                <w:rFonts w:ascii="Arial" w:hAnsi="Arial" w:cs="Arial"/>
+                <w:w w:val="110"/>
+                <w:sz w:val="18"/>
+                <w:szCs w:val="19"/>
+              </w:rPr>
+            </w:pPr>
+          </w:p>
+        </w:tc>
+        <w:tc>
+          <w:tcPr>
             <w:tcW w:w="567" w:type="dxa"/>
           </w:tcPr>
           <w:p>
@@ -3554,7 +3538,7 @@
         </w:tc>
         <w:tc>
           <w:tcPr>
-            <w:tcW w:w="2699" w:type="dxa"/>
+            <w:tcW w:w="2698" w:type="dxa"/>
             <w:gridSpan w:val="2"/>
           </w:tcPr>
           <w:p>
@@ -3646,7 +3630,7 @@
         </w:tc>
         <w:tc>
           <w:tcPr>
-            <w:tcW w:w="5387" w:type="dxa"/>
+            <w:tcW w:w="5389" w:type="dxa"/>
             <w:gridSpan w:val="5"/>
           </w:tcPr>
           <w:p>
@@ -3691,21 +3675,6 @@
         </w:trPr>
         <w:tc>
           <w:tcPr>
-            <w:tcW w:w="284" w:type="dxa"/>
-          </w:tcPr>
-          <w:p>
-            <w:pPr>
-              <w:rPr>
-                <w:rFonts w:ascii="Arial" w:hAnsi="Arial" w:cs="Arial"/>
-                <w:w w:val="110"/>
-                <w:sz w:val="18"/>
-                <w:szCs w:val="19"/>
-              </w:rPr>
-            </w:pPr>
-          </w:p>
-        </w:tc>
-        <w:tc>
-          <w:tcPr>
             <w:tcW w:w="283" w:type="dxa"/>
           </w:tcPr>
           <w:p>
@@ -3721,6 +3690,21 @@
         </w:tc>
         <w:tc>
           <w:tcPr>
+            <w:tcW w:w="283" w:type="dxa"/>
+          </w:tcPr>
+          <w:p>
+            <w:pPr>
+              <w:rPr>
+                <w:rFonts w:ascii="Arial" w:hAnsi="Arial" w:cs="Arial"/>
+                <w:w w:val="110"/>
+                <w:sz w:val="18"/>
+                <w:szCs w:val="19"/>
+              </w:rPr>
+            </w:pPr>
+          </w:p>
+        </w:tc>
+        <w:tc>
+          <w:tcPr>
             <w:tcW w:w="567" w:type="dxa"/>
           </w:tcPr>
           <w:p>
@@ -3745,7 +3729,7 @@
         </w:tc>
         <w:tc>
           <w:tcPr>
-            <w:tcW w:w="2699" w:type="dxa"/>
+            <w:tcW w:w="2698" w:type="dxa"/>
             <w:gridSpan w:val="2"/>
           </w:tcPr>
           <w:p>
@@ -3817,7 +3801,7 @@
         </w:tc>
         <w:tc>
           <w:tcPr>
-            <w:tcW w:w="5387" w:type="dxa"/>
+            <w:tcW w:w="5389" w:type="dxa"/>
             <w:gridSpan w:val="5"/>
           </w:tcPr>
           <w:p>
@@ -3862,21 +3846,6 @@
         </w:trPr>
         <w:tc>
           <w:tcPr>
-            <w:tcW w:w="284" w:type="dxa"/>
-          </w:tcPr>
-          <w:p>
-            <w:pPr>
-              <w:rPr>
-                <w:rFonts w:ascii="Arial" w:hAnsi="Arial" w:cs="Arial"/>
-                <w:w w:val="110"/>
-                <w:sz w:val="18"/>
-                <w:szCs w:val="19"/>
-              </w:rPr>
-            </w:pPr>
-          </w:p>
-        </w:tc>
-        <w:tc>
-          <w:tcPr>
             <w:tcW w:w="283" w:type="dxa"/>
           </w:tcPr>
           <w:p>
@@ -3892,6 +3861,21 @@
         </w:tc>
         <w:tc>
           <w:tcPr>
+            <w:tcW w:w="283" w:type="dxa"/>
+          </w:tcPr>
+          <w:p>
+            <w:pPr>
+              <w:rPr>
+                <w:rFonts w:ascii="Arial" w:hAnsi="Arial" w:cs="Arial"/>
+                <w:w w:val="110"/>
+                <w:sz w:val="18"/>
+                <w:szCs w:val="19"/>
+              </w:rPr>
+            </w:pPr>
+          </w:p>
+        </w:tc>
+        <w:tc>
+          <w:tcPr>
             <w:tcW w:w="567" w:type="dxa"/>
           </w:tcPr>
           <w:p>
@@ -3916,7 +3900,7 @@
         </w:tc>
         <w:tc>
           <w:tcPr>
-            <w:tcW w:w="2699" w:type="dxa"/>
+            <w:tcW w:w="2698" w:type="dxa"/>
             <w:gridSpan w:val="2"/>
           </w:tcPr>
           <w:p>
@@ -4008,7 +3992,7 @@
         </w:tc>
         <w:tc>
           <w:tcPr>
-            <w:tcW w:w="5387" w:type="dxa"/>
+            <w:tcW w:w="5389" w:type="dxa"/>
             <w:gridSpan w:val="5"/>
           </w:tcPr>
           <w:p>
@@ -4053,21 +4037,6 @@
         </w:trPr>
         <w:tc>
           <w:tcPr>
-            <w:tcW w:w="284" w:type="dxa"/>
-          </w:tcPr>
-          <w:p>
-            <w:pPr>
-              <w:rPr>
-                <w:rFonts w:ascii="Arial" w:hAnsi="Arial" w:cs="Arial"/>
-                <w:w w:val="110"/>
-                <w:sz w:val="18"/>
-                <w:szCs w:val="19"/>
-              </w:rPr>
-            </w:pPr>
-          </w:p>
-        </w:tc>
-        <w:tc>
-          <w:tcPr>
             <w:tcW w:w="283" w:type="dxa"/>
           </w:tcPr>
           <w:p>
@@ -4083,6 +4052,21 @@
         </w:tc>
         <w:tc>
           <w:tcPr>
+            <w:tcW w:w="283" w:type="dxa"/>
+          </w:tcPr>
+          <w:p>
+            <w:pPr>
+              <w:rPr>
+                <w:rFonts w:ascii="Arial" w:hAnsi="Arial" w:cs="Arial"/>
+                <w:w w:val="110"/>
+                <w:sz w:val="18"/>
+                <w:szCs w:val="19"/>
+              </w:rPr>
+            </w:pPr>
+          </w:p>
+        </w:tc>
+        <w:tc>
+          <w:tcPr>
             <w:tcW w:w="567" w:type="dxa"/>
           </w:tcPr>
           <w:p>
@@ -4107,7 +4091,7 @@
         </w:tc>
         <w:tc>
           <w:tcPr>
-            <w:tcW w:w="2699" w:type="dxa"/>
+            <w:tcW w:w="2698" w:type="dxa"/>
             <w:gridSpan w:val="2"/>
           </w:tcPr>
           <w:p>
@@ -4179,7 +4163,7 @@
         </w:tc>
         <w:tc>
           <w:tcPr>
-            <w:tcW w:w="5387" w:type="dxa"/>
+            <w:tcW w:w="5389" w:type="dxa"/>
             <w:gridSpan w:val="5"/>
           </w:tcPr>
           <w:p>
@@ -4224,21 +4208,6 @@
         </w:trPr>
         <w:tc>
           <w:tcPr>
-            <w:tcW w:w="284" w:type="dxa"/>
-          </w:tcPr>
-          <w:p>
-            <w:pPr>
-              <w:rPr>
-                <w:rFonts w:ascii="Arial" w:hAnsi="Arial" w:cs="Arial"/>
-                <w:w w:val="110"/>
-                <w:sz w:val="18"/>
-                <w:szCs w:val="19"/>
-              </w:rPr>
-            </w:pPr>
-          </w:p>
-        </w:tc>
-        <w:tc>
-          <w:tcPr>
             <w:tcW w:w="283" w:type="dxa"/>
           </w:tcPr>
           <w:p>
@@ -4254,6 +4223,21 @@
         </w:tc>
         <w:tc>
           <w:tcPr>
+            <w:tcW w:w="283" w:type="dxa"/>
+          </w:tcPr>
+          <w:p>
+            <w:pPr>
+              <w:rPr>
+                <w:rFonts w:ascii="Arial" w:hAnsi="Arial" w:cs="Arial"/>
+                <w:w w:val="110"/>
+                <w:sz w:val="18"/>
+                <w:szCs w:val="19"/>
+              </w:rPr>
+            </w:pPr>
+          </w:p>
+        </w:tc>
+        <w:tc>
+          <w:tcPr>
             <w:tcW w:w="567" w:type="dxa"/>
           </w:tcPr>
           <w:p>
@@ -4278,7 +4262,7 @@
         </w:tc>
         <w:tc>
           <w:tcPr>
-            <w:tcW w:w="2699" w:type="dxa"/>
+            <w:tcW w:w="2698" w:type="dxa"/>
             <w:gridSpan w:val="2"/>
           </w:tcPr>
           <w:p>
@@ -4379,7 +4363,7 @@
         </w:tc>
         <w:tc>
           <w:tcPr>
-            <w:tcW w:w="5387" w:type="dxa"/>
+            <w:tcW w:w="5389" w:type="dxa"/>
             <w:gridSpan w:val="5"/>
           </w:tcPr>
           <w:p>
@@ -4424,21 +4408,6 @@
         </w:trPr>
         <w:tc>
           <w:tcPr>
-            <w:tcW w:w="284" w:type="dxa"/>
-          </w:tcPr>
-          <w:p>
-            <w:pPr>
-              <w:rPr>
-                <w:rFonts w:ascii="Arial" w:hAnsi="Arial" w:cs="Arial"/>
-                <w:w w:val="110"/>
-                <w:sz w:val="18"/>
-                <w:szCs w:val="19"/>
-              </w:rPr>
-            </w:pPr>
-          </w:p>
-        </w:tc>
-        <w:tc>
-          <w:tcPr>
             <w:tcW w:w="283" w:type="dxa"/>
           </w:tcPr>
           <w:p>
@@ -4454,7 +4423,22 @@
         </w:tc>
         <w:tc>
           <w:tcPr>
-            <w:tcW w:w="8936" w:type="dxa"/>
+            <w:tcW w:w="283" w:type="dxa"/>
+          </w:tcPr>
+          <w:p>
+            <w:pPr>
+              <w:rPr>
+                <w:rFonts w:ascii="Arial" w:hAnsi="Arial" w:cs="Arial"/>
+                <w:w w:val="110"/>
+                <w:sz w:val="18"/>
+                <w:szCs w:val="19"/>
+              </w:rPr>
+            </w:pPr>
+          </w:p>
+        </w:tc>
+        <w:tc>
+          <w:tcPr>
+            <w:tcW w:w="8937" w:type="dxa"/>
             <w:gridSpan w:val="9"/>
           </w:tcPr>
           <w:p>
@@ -4835,7 +4819,7 @@
         </w:trPr>
         <w:tc>
           <w:tcPr>
-            <w:tcW w:w="1134" w:type="dxa"/>
+            <w:tcW w:w="1133" w:type="dxa"/>
             <w:gridSpan w:val="3"/>
           </w:tcPr>
           <w:p>
@@ -4858,7 +4842,7 @@
         </w:tc>
         <w:tc>
           <w:tcPr>
-            <w:tcW w:w="3261" w:type="dxa"/>
+            <w:tcW w:w="3260" w:type="dxa"/>
             <w:gridSpan w:val="4"/>
           </w:tcPr>
           <w:p>
@@ -4925,7 +4909,7 @@
         </w:tc>
         <w:tc>
           <w:tcPr>
-            <w:tcW w:w="4400" w:type="dxa"/>
+            <w:tcW w:w="4402" w:type="dxa"/>
             <w:gridSpan w:val="3"/>
             <w:vAlign w:val="center"/>
           </w:tcPr>
@@ -4963,7 +4947,7 @@
         </w:trPr>
         <w:tc>
           <w:tcPr>
-            <w:tcW w:w="1134" w:type="dxa"/>
+            <w:tcW w:w="1133" w:type="dxa"/>
             <w:gridSpan w:val="3"/>
           </w:tcPr>
           <w:p>
@@ -4986,7 +4970,7 @@
         </w:tc>
         <w:tc>
           <w:tcPr>
-            <w:tcW w:w="3261" w:type="dxa"/>
+            <w:tcW w:w="3260" w:type="dxa"/>
             <w:gridSpan w:val="4"/>
           </w:tcPr>
           <w:p>
@@ -5031,7 +5015,7 @@
         </w:tc>
         <w:tc>
           <w:tcPr>
-            <w:tcW w:w="4400" w:type="dxa"/>
+            <w:tcW w:w="4402" w:type="dxa"/>
             <w:gridSpan w:val="3"/>
           </w:tcPr>
           <w:p>
@@ -5070,7 +5054,7 @@
         </w:trPr>
         <w:tc>
           <w:tcPr>
-            <w:tcW w:w="1134" w:type="dxa"/>
+            <w:tcW w:w="1133" w:type="dxa"/>
             <w:gridSpan w:val="3"/>
           </w:tcPr>
           <w:p>
@@ -5093,7 +5077,7 @@
         </w:tc>
         <w:tc>
           <w:tcPr>
-            <w:tcW w:w="3261" w:type="dxa"/>
+            <w:tcW w:w="3260" w:type="dxa"/>
             <w:gridSpan w:val="4"/>
           </w:tcPr>
           <w:p>
@@ -5138,7 +5122,7 @@
         </w:tc>
         <w:tc>
           <w:tcPr>
-            <w:tcW w:w="4400" w:type="dxa"/>
+            <w:tcW w:w="4402" w:type="dxa"/>
             <w:gridSpan w:val="3"/>
           </w:tcPr>
           <w:p>
@@ -5184,7 +5168,7 @@
         </w:trPr>
         <w:tc>
           <w:tcPr>
-            <w:tcW w:w="1134" w:type="dxa"/>
+            <w:tcW w:w="1133" w:type="dxa"/>
             <w:gridSpan w:val="3"/>
           </w:tcPr>
           <w:p>
@@ -5207,7 +5191,7 @@
         </w:tc>
         <w:tc>
           <w:tcPr>
-            <w:tcW w:w="3261" w:type="dxa"/>
+            <w:tcW w:w="3260" w:type="dxa"/>
             <w:gridSpan w:val="4"/>
           </w:tcPr>
           <w:p>
@@ -5252,7 +5236,7 @@
         </w:tc>
         <w:tc>
           <w:tcPr>
-            <w:tcW w:w="4400" w:type="dxa"/>
+            <w:tcW w:w="4402" w:type="dxa"/>
             <w:gridSpan w:val="3"/>
           </w:tcPr>
           <w:p>
@@ -5289,7 +5273,7 @@
         </w:trPr>
         <w:tc>
           <w:tcPr>
-            <w:tcW w:w="1134" w:type="dxa"/>
+            <w:tcW w:w="1133" w:type="dxa"/>
             <w:gridSpan w:val="3"/>
           </w:tcPr>
           <w:p>
@@ -5312,7 +5296,7 @@
         </w:tc>
         <w:tc>
           <w:tcPr>
-            <w:tcW w:w="3261" w:type="dxa"/>
+            <w:tcW w:w="3260" w:type="dxa"/>
             <w:gridSpan w:val="4"/>
           </w:tcPr>
           <w:p>
@@ -5357,7 +5341,7 @@
         </w:tc>
         <w:tc>
           <w:tcPr>
-            <w:tcW w:w="4400" w:type="dxa"/>
+            <w:tcW w:w="4402" w:type="dxa"/>
             <w:gridSpan w:val="3"/>
           </w:tcPr>
           <w:p>
@@ -5396,7 +5380,7 @@
         </w:trPr>
         <w:tc>
           <w:tcPr>
-            <w:tcW w:w="1134" w:type="dxa"/>
+            <w:tcW w:w="1133" w:type="dxa"/>
             <w:gridSpan w:val="3"/>
           </w:tcPr>
           <w:p>
@@ -5419,7 +5403,7 @@
         </w:tc>
         <w:tc>
           <w:tcPr>
-            <w:tcW w:w="3261" w:type="dxa"/>
+            <w:tcW w:w="3260" w:type="dxa"/>
             <w:gridSpan w:val="4"/>
           </w:tcPr>
           <w:p>
@@ -5464,7 +5448,7 @@
         </w:tc>
         <w:tc>
           <w:tcPr>
-            <w:tcW w:w="4400" w:type="dxa"/>
+            <w:tcW w:w="4402" w:type="dxa"/>
             <w:gridSpan w:val="3"/>
           </w:tcPr>
           <w:p>
@@ -5507,7 +5491,7 @@
         </w:trPr>
         <w:tc>
           <w:tcPr>
-            <w:tcW w:w="1134" w:type="dxa"/>
+            <w:tcW w:w="1133" w:type="dxa"/>
             <w:gridSpan w:val="3"/>
           </w:tcPr>
           <w:p>
@@ -5530,7 +5514,7 @@
         </w:tc>
         <w:tc>
           <w:tcPr>
-            <w:tcW w:w="3261" w:type="dxa"/>
+            <w:tcW w:w="3260" w:type="dxa"/>
             <w:gridSpan w:val="4"/>
           </w:tcPr>
           <w:p>
@@ -5575,7 +5559,7 @@
         </w:tc>
         <w:tc>
           <w:tcPr>
-            <w:tcW w:w="4400" w:type="dxa"/>
+            <w:tcW w:w="4402" w:type="dxa"/>
             <w:gridSpan w:val="3"/>
           </w:tcPr>
           <w:p>
@@ -7350,7 +7334,7 @@
 </file>
 
 <file path=customXml/itemProps1.xml><?xml version="1.0" encoding="utf-8"?>
-<ds:datastoreItem xmlns:ds="http://schemas.openxmlformats.org/officeDocument/2006/customXml" ds:itemID="{E5930745-7C41-4384-9532-D9FA93BC08C5}">
+<ds:datastoreItem xmlns:ds="http://schemas.openxmlformats.org/officeDocument/2006/customXml" ds:itemID="{1CC9BFA2-C248-4E26-8A3D-F10B6CE908FD}">
   <ds:schemaRefs>
     <ds:schemaRef ds:uri="http://schemas.openxmlformats.org/officeDocument/2006/bibliography"/>
   </ds:schemaRefs>

--- a/templates/pns.docx
+++ b/templates/pns.docx
@@ -48,7 +48,6 @@
                 <w:szCs w:val="19"/>
               </w:rPr>
             </w:pPr>
-            <w:bookmarkStart w:id="0" w:name="_GoBack"/>
             <w:proofErr w:type="spellStart"/>
             <w:r>
               <w:rPr>
@@ -5150,6 +5149,18 @@
               </w:rPr>
               <w:t xml:space="preserve">    </w:t>
             </w:r>
+            <w:r>
+              <w:rPr>
+                <w:rFonts w:ascii="Arial" w:hAnsi="Arial" w:cs="Arial"/>
+                <w:w w:val="110"/>
+                <w:sz w:val="18"/>
+                <w:szCs w:val="19"/>
+                <w:lang w:val="id-ID"/>
+              </w:rPr>
+              <w:t xml:space="preserve">   </w:t>
+            </w:r>
+            <w:bookmarkStart w:id="0" w:name="_GoBack"/>
+            <w:bookmarkEnd w:id="0"/>
             <w:r>
               <w:rPr>
                 <w:rFonts w:ascii="Arial" w:hAnsi="Arial" w:cs="Arial"/>
@@ -5883,7 +5894,6 @@
           </w:p>
         </w:tc>
       </w:tr>
-      <w:bookmarkEnd w:id="0"/>
     </w:tbl>
     <w:p/>
     <w:sectPr>
@@ -7334,7 +7344,7 @@
 </file>
 
 <file path=customXml/itemProps1.xml><?xml version="1.0" encoding="utf-8"?>
-<ds:datastoreItem xmlns:ds="http://schemas.openxmlformats.org/officeDocument/2006/customXml" ds:itemID="{1CC9BFA2-C248-4E26-8A3D-F10B6CE908FD}">
+<ds:datastoreItem xmlns:ds="http://schemas.openxmlformats.org/officeDocument/2006/customXml" ds:itemID="{37893686-CD35-4881-972A-28FD5503CEEC}">
   <ds:schemaRefs>
     <ds:schemaRef ds:uri="http://schemas.openxmlformats.org/officeDocument/2006/bibliography"/>
   </ds:schemaRefs>

--- a/templates/pns.docx
+++ b/templates/pns.docx
@@ -5127,40 +5127,18 @@
           <w:p>
             <w:pPr>
               <w:tabs>
-                <w:tab w:val="left" w:pos="1612"/>
+                <w:tab w:val="left" w:pos="2305"/>
                 <w:tab w:val="left" w:pos="4807"/>
               </w:tabs>
               <w:spacing w:before="59"/>
-              <w:ind w:left="176"/>
-              <w:rPr>
-                <w:rFonts w:ascii="Arial" w:hAnsi="Arial" w:cs="Arial"/>
-                <w:w w:val="110"/>
-                <w:sz w:val="18"/>
-                <w:szCs w:val="19"/>
-              </w:rPr>
-            </w:pPr>
-            <w:r>
-              <w:rPr>
-                <w:rFonts w:ascii="Arial" w:hAnsi="Arial" w:cs="Arial"/>
-                <w:w w:val="110"/>
-                <w:sz w:val="18"/>
-                <w:szCs w:val="19"/>
-                <w:lang w:val="id-ID"/>
-              </w:rPr>
-              <w:t xml:space="preserve">    </w:t>
-            </w:r>
-            <w:r>
-              <w:rPr>
-                <w:rFonts w:ascii="Arial" w:hAnsi="Arial" w:cs="Arial"/>
-                <w:w w:val="110"/>
-                <w:sz w:val="18"/>
-                <w:szCs w:val="19"/>
-                <w:lang w:val="id-ID"/>
-              </w:rPr>
-              <w:t xml:space="preserve">   </w:t>
-            </w:r>
-            <w:bookmarkStart w:id="0" w:name="_GoBack"/>
-            <w:bookmarkEnd w:id="0"/>
+              <w:ind w:left="462"/>
+              <w:rPr>
+                <w:rFonts w:ascii="Arial" w:hAnsi="Arial" w:cs="Arial"/>
+                <w:w w:val="110"/>
+                <w:sz w:val="18"/>
+                <w:szCs w:val="19"/>
+              </w:rPr>
+            </w:pPr>
             <w:r>
               <w:rPr>
                 <w:rFonts w:ascii="Arial" w:hAnsi="Arial" w:cs="Arial"/>
@@ -5273,7 +5251,18 @@
                 <w:sz w:val="18"/>
                 <w:szCs w:val="19"/>
               </w:rPr>
-              <w:t>{NAMA_PENGIRIM}</w:t>
+              <w:t>{NAMA_PENGIRI</w:t>
+            </w:r>
+            <w:bookmarkStart w:id="0" w:name="_GoBack"/>
+            <w:bookmarkEnd w:id="0"/>
+            <w:r>
+              <w:rPr>
+                <w:rFonts w:ascii="Arial" w:hAnsi="Arial" w:cs="Arial"/>
+                <w:w w:val="110"/>
+                <w:sz w:val="18"/>
+                <w:szCs w:val="19"/>
+              </w:rPr>
+              <w:t>M}</w:t>
             </w:r>
           </w:p>
         </w:tc>
@@ -7344,7 +7333,7 @@
 </file>
 
 <file path=customXml/itemProps1.xml><?xml version="1.0" encoding="utf-8"?>
-<ds:datastoreItem xmlns:ds="http://schemas.openxmlformats.org/officeDocument/2006/customXml" ds:itemID="{37893686-CD35-4881-972A-28FD5503CEEC}">
+<ds:datastoreItem xmlns:ds="http://schemas.openxmlformats.org/officeDocument/2006/customXml" ds:itemID="{6560756B-6CE4-46ED-A726-5272F89F96F7}">
   <ds:schemaRefs>
     <ds:schemaRef ds:uri="http://schemas.openxmlformats.org/officeDocument/2006/bibliography"/>
   </ds:schemaRefs>

--- a/templates/pns.docx
+++ b/templates/pns.docx
@@ -2,6 +2,31 @@
 <file path=word/document.xml><?xml version="1.0" encoding="utf-8"?>
 <w:document xmlns:wpc="http://schemas.microsoft.com/office/word/2010/wordprocessingCanvas" xmlns:cx="http://schemas.microsoft.com/office/drawing/2014/chartex" xmlns:cx1="http://schemas.microsoft.com/office/drawing/2015/9/8/chartex" xmlns:mc="http://schemas.openxmlformats.org/markup-compatibility/2006" xmlns:o="urn:schemas-microsoft-com:office:office" xmlns:r="http://schemas.openxmlformats.org/officeDocument/2006/relationships" xmlns:m="http://schemas.openxmlformats.org/officeDocument/2006/math" xmlns:v="urn:schemas-microsoft-com:vml" xmlns:wp14="http://schemas.microsoft.com/office/word/2010/wordprocessingDrawing" xmlns:wp="http://schemas.openxmlformats.org/drawingml/2006/wordprocessingDrawing" xmlns:w10="urn:schemas-microsoft-com:office:word" xmlns:w="http://schemas.openxmlformats.org/wordprocessingml/2006/main" xmlns:w14="http://schemas.microsoft.com/office/word/2010/wordml" xmlns:w15="http://schemas.microsoft.com/office/word/2012/wordml" xmlns:w16se="http://schemas.microsoft.com/office/word/2015/wordml/symex" xmlns:wpg="http://schemas.microsoft.com/office/word/2010/wordprocessingGroup" xmlns:wpi="http://schemas.microsoft.com/office/word/2010/wordprocessingInk" xmlns:wne="http://schemas.microsoft.com/office/word/2006/wordml" xmlns:wps="http://schemas.microsoft.com/office/word/2010/wordprocessingShape" mc:Ignorable="w14 w15 w16se wp14">
   <w:body>
+    <w:p>
+      <w:pPr>
+        <w:jc w:val="right"/>
+      </w:pPr>
+      <w:bookmarkStart w:id="0" w:name="_GoBack"/>
+      <w:bookmarkEnd w:id="0"/>
+      <w:proofErr w:type="spellStart"/>
+      <w:r>
+        <w:rPr>
+          <w:rFonts w:ascii="Arial" w:hAnsi="Arial" w:cs="Arial"/>
+          <w:sz w:val="18"/>
+          <w:szCs w:val="19"/>
+        </w:rPr>
+        <w:t>Sungailiat</w:t>
+      </w:r>
+      <w:proofErr w:type="spellEnd"/>
+      <w:r>
+        <w:rPr>
+          <w:rFonts w:ascii="Arial" w:hAnsi="Arial" w:cs="Arial"/>
+          <w:sz w:val="18"/>
+          <w:szCs w:val="19"/>
+        </w:rPr>
+        <w:t>, {TANGGAL_NASKAH}</w:t>
+      </w:r>
+    </w:p>
     <w:tbl>
       <w:tblPr>
         <w:tblStyle w:val="TableGrid"/>
@@ -84,7 +109,7 @@
         </w:tc>
         <w:tc>
           <w:tcPr>
-            <w:tcW w:w="4558" w:type="dxa"/>
+            <w:tcW w:w="4559" w:type="dxa"/>
             <w:gridSpan w:val="5"/>
           </w:tcPr>
           <w:p>
@@ -121,42 +146,16 @@
         </w:tc>
         <w:tc>
           <w:tcPr>
-            <w:tcW w:w="3150" w:type="dxa"/>
-          </w:tcPr>
-          <w:p>
-            <w:pPr>
-              <w:rPr>
-                <w:rFonts w:ascii="Arial" w:hAnsi="Arial" w:cs="Arial"/>
-                <w:sz w:val="18"/>
-                <w:szCs w:val="19"/>
-              </w:rPr>
-            </w:pPr>
-            <w:proofErr w:type="spellStart"/>
-            <w:r>
-              <w:rPr>
-                <w:rFonts w:ascii="Arial" w:hAnsi="Arial" w:cs="Arial"/>
-                <w:sz w:val="18"/>
-                <w:szCs w:val="19"/>
-              </w:rPr>
-              <w:t>Sungailiat</w:t>
-            </w:r>
-            <w:proofErr w:type="spellEnd"/>
-            <w:r>
-              <w:rPr>
-                <w:rFonts w:ascii="Arial" w:hAnsi="Arial" w:cs="Arial"/>
-                <w:sz w:val="18"/>
-                <w:szCs w:val="19"/>
-              </w:rPr>
-              <w:t xml:space="preserve">, </w:t>
-            </w:r>
-            <w:r>
-              <w:rPr>
-                <w:rFonts w:ascii="Arial" w:hAnsi="Arial" w:cs="Arial"/>
-                <w:sz w:val="18"/>
-                <w:szCs w:val="19"/>
-              </w:rPr>
-              <w:t>{TANGGAL_NASKAH}</w:t>
-            </w:r>
+            <w:tcW w:w="3149" w:type="dxa"/>
+          </w:tcPr>
+          <w:p>
+            <w:pPr>
+              <w:rPr>
+                <w:rFonts w:ascii="Arial" w:hAnsi="Arial" w:cs="Arial"/>
+                <w:sz w:val="18"/>
+                <w:szCs w:val="19"/>
+              </w:rPr>
+            </w:pPr>
           </w:p>
         </w:tc>
       </w:tr>
@@ -166,7 +165,7 @@
         </w:trPr>
         <w:tc>
           <w:tcPr>
-            <w:tcW w:w="1134" w:type="dxa"/>
+            <w:tcW w:w="1133" w:type="dxa"/>
             <w:gridSpan w:val="3"/>
           </w:tcPr>
           <w:p>
@@ -213,7 +212,7 @@
         </w:tc>
         <w:tc>
           <w:tcPr>
-            <w:tcW w:w="4560" w:type="dxa"/>
+            <w:tcW w:w="4559" w:type="dxa"/>
             <w:gridSpan w:val="5"/>
           </w:tcPr>
           <w:p>
@@ -250,7 +249,7 @@
         </w:tc>
         <w:tc>
           <w:tcPr>
-            <w:tcW w:w="3147" w:type="dxa"/>
+            <w:tcW w:w="3149" w:type="dxa"/>
           </w:tcPr>
           <w:p>
             <w:pPr>
@@ -269,7 +268,7 @@
         </w:trPr>
         <w:tc>
           <w:tcPr>
-            <w:tcW w:w="1134" w:type="dxa"/>
+            <w:tcW w:w="1133" w:type="dxa"/>
             <w:gridSpan w:val="3"/>
           </w:tcPr>
           <w:p>
@@ -316,7 +315,7 @@
         </w:tc>
         <w:tc>
           <w:tcPr>
-            <w:tcW w:w="4560" w:type="dxa"/>
+            <w:tcW w:w="4559" w:type="dxa"/>
             <w:gridSpan w:val="5"/>
           </w:tcPr>
           <w:p>
@@ -353,7 +352,7 @@
         </w:tc>
         <w:tc>
           <w:tcPr>
-            <w:tcW w:w="3147" w:type="dxa"/>
+            <w:tcW w:w="3149" w:type="dxa"/>
           </w:tcPr>
           <w:p>
             <w:pPr>
@@ -372,7 +371,7 @@
         </w:trPr>
         <w:tc>
           <w:tcPr>
-            <w:tcW w:w="1134" w:type="dxa"/>
+            <w:tcW w:w="1133" w:type="dxa"/>
             <w:gridSpan w:val="3"/>
           </w:tcPr>
           <w:p>
@@ -417,7 +416,7 @@
         </w:tc>
         <w:tc>
           <w:tcPr>
-            <w:tcW w:w="4560" w:type="dxa"/>
+            <w:tcW w:w="4559" w:type="dxa"/>
             <w:gridSpan w:val="5"/>
           </w:tcPr>
           <w:p>
@@ -518,7 +517,7 @@
         </w:tc>
         <w:tc>
           <w:tcPr>
-            <w:tcW w:w="3147" w:type="dxa"/>
+            <w:tcW w:w="3149" w:type="dxa"/>
           </w:tcPr>
           <w:p>
             <w:pPr>
@@ -537,7 +536,7 @@
         </w:trPr>
         <w:tc>
           <w:tcPr>
-            <w:tcW w:w="1134" w:type="dxa"/>
+            <w:tcW w:w="1133" w:type="dxa"/>
             <w:gridSpan w:val="3"/>
           </w:tcPr>
           <w:p>
@@ -566,7 +565,7 @@
         </w:tc>
         <w:tc>
           <w:tcPr>
-            <w:tcW w:w="7943" w:type="dxa"/>
+            <w:tcW w:w="7944" w:type="dxa"/>
             <w:gridSpan w:val="7"/>
           </w:tcPr>
           <w:p>
@@ -629,7 +628,7 @@
         </w:trPr>
         <w:tc>
           <w:tcPr>
-            <w:tcW w:w="1134" w:type="dxa"/>
+            <w:tcW w:w="1133" w:type="dxa"/>
             <w:gridSpan w:val="3"/>
           </w:tcPr>
           <w:p>
@@ -658,7 +657,7 @@
         </w:tc>
         <w:tc>
           <w:tcPr>
-            <w:tcW w:w="7943" w:type="dxa"/>
+            <w:tcW w:w="7944" w:type="dxa"/>
             <w:gridSpan w:val="7"/>
           </w:tcPr>
           <w:p>
@@ -873,7 +872,7 @@
         </w:trPr>
         <w:tc>
           <w:tcPr>
-            <w:tcW w:w="6117" w:type="dxa"/>
+            <w:tcW w:w="6118" w:type="dxa"/>
             <w:gridSpan w:val="9"/>
           </w:tcPr>
           <w:p>
@@ -912,7 +911,7 @@
         </w:tc>
         <w:tc>
           <w:tcPr>
-            <w:tcW w:w="3150" w:type="dxa"/>
+            <w:tcW w:w="3149" w:type="dxa"/>
           </w:tcPr>
           <w:p>
             <w:pPr>
@@ -931,6 +930,21 @@
         </w:trPr>
         <w:tc>
           <w:tcPr>
+            <w:tcW w:w="282" w:type="dxa"/>
+          </w:tcPr>
+          <w:p>
+            <w:pPr>
+              <w:rPr>
+                <w:rFonts w:ascii="Arial" w:hAnsi="Arial" w:cs="Arial"/>
+                <w:w w:val="110"/>
+                <w:sz w:val="18"/>
+                <w:szCs w:val="19"/>
+              </w:rPr>
+            </w:pPr>
+          </w:p>
+        </w:tc>
+        <w:tc>
+          <w:tcPr>
             <w:tcW w:w="283" w:type="dxa"/>
           </w:tcPr>
           <w:p>
@@ -946,22 +960,7 @@
         </w:tc>
         <w:tc>
           <w:tcPr>
-            <w:tcW w:w="283" w:type="dxa"/>
-          </w:tcPr>
-          <w:p>
-            <w:pPr>
-              <w:rPr>
-                <w:rFonts w:ascii="Arial" w:hAnsi="Arial" w:cs="Arial"/>
-                <w:w w:val="110"/>
-                <w:sz w:val="18"/>
-                <w:szCs w:val="19"/>
-              </w:rPr>
-            </w:pPr>
-          </w:p>
-        </w:tc>
-        <w:tc>
-          <w:tcPr>
-            <w:tcW w:w="8937" w:type="dxa"/>
+            <w:tcW w:w="8938" w:type="dxa"/>
             <w:gridSpan w:val="9"/>
           </w:tcPr>
           <w:p>
@@ -1221,6 +1220,21 @@
         </w:trPr>
         <w:tc>
           <w:tcPr>
+            <w:tcW w:w="282" w:type="dxa"/>
+          </w:tcPr>
+          <w:p>
+            <w:pPr>
+              <w:rPr>
+                <w:rFonts w:ascii="Arial" w:hAnsi="Arial" w:cs="Arial"/>
+                <w:w w:val="110"/>
+                <w:sz w:val="18"/>
+                <w:szCs w:val="19"/>
+              </w:rPr>
+            </w:pPr>
+          </w:p>
+        </w:tc>
+        <w:tc>
+          <w:tcPr>
             <w:tcW w:w="283" w:type="dxa"/>
           </w:tcPr>
           <w:p>
@@ -1236,6 +1250,110 @@
         </w:tc>
         <w:tc>
           <w:tcPr>
+            <w:tcW w:w="568" w:type="dxa"/>
+          </w:tcPr>
+          <w:p>
+            <w:pPr>
+              <w:rPr>
+                <w:rFonts w:ascii="Arial" w:hAnsi="Arial" w:cs="Arial"/>
+                <w:w w:val="110"/>
+                <w:sz w:val="18"/>
+                <w:szCs w:val="19"/>
+              </w:rPr>
+            </w:pPr>
+            <w:r>
+              <w:rPr>
+                <w:rFonts w:ascii="Arial" w:hAnsi="Arial" w:cs="Arial"/>
+                <w:w w:val="110"/>
+                <w:sz w:val="18"/>
+                <w:szCs w:val="19"/>
+              </w:rPr>
+              <w:t>1.</w:t>
+            </w:r>
+          </w:p>
+        </w:tc>
+        <w:tc>
+          <w:tcPr>
+            <w:tcW w:w="2697" w:type="dxa"/>
+            <w:gridSpan w:val="2"/>
+          </w:tcPr>
+          <w:p>
+            <w:pPr>
+              <w:ind w:left="-108"/>
+              <w:rPr>
+                <w:rFonts w:ascii="Arial" w:hAnsi="Arial" w:cs="Arial"/>
+                <w:w w:val="110"/>
+                <w:sz w:val="18"/>
+                <w:szCs w:val="19"/>
+              </w:rPr>
+            </w:pPr>
+            <w:r>
+              <w:rPr>
+                <w:rFonts w:ascii="Arial" w:hAnsi="Arial" w:cs="Arial"/>
+                <w:w w:val="110"/>
+                <w:sz w:val="18"/>
+                <w:szCs w:val="19"/>
+              </w:rPr>
+              <w:t>N</w:t>
+            </w:r>
+            <w:r>
+              <w:rPr>
+                <w:rFonts w:ascii="Arial" w:hAnsi="Arial" w:cs="Arial"/>
+                <w:w w:val="110"/>
+                <w:sz w:val="18"/>
+                <w:szCs w:val="19"/>
+              </w:rPr>
+              <w:t xml:space="preserve"> </w:t>
+            </w:r>
+            <w:r>
+              <w:rPr>
+                <w:rFonts w:ascii="Arial" w:hAnsi="Arial" w:cs="Arial"/>
+                <w:w w:val="110"/>
+                <w:sz w:val="18"/>
+                <w:szCs w:val="19"/>
+              </w:rPr>
+              <w:t>a</w:t>
+            </w:r>
+            <w:r>
+              <w:rPr>
+                <w:rFonts w:ascii="Arial" w:hAnsi="Arial" w:cs="Arial"/>
+                <w:w w:val="110"/>
+                <w:sz w:val="18"/>
+                <w:szCs w:val="19"/>
+              </w:rPr>
+              <w:t xml:space="preserve"> </w:t>
+            </w:r>
+            <w:r>
+              <w:rPr>
+                <w:rFonts w:ascii="Arial" w:hAnsi="Arial" w:cs="Arial"/>
+                <w:w w:val="110"/>
+                <w:sz w:val="18"/>
+                <w:szCs w:val="19"/>
+              </w:rPr>
+              <w:t>m</w:t>
+            </w:r>
+            <w:r>
+              <w:rPr>
+                <w:rFonts w:ascii="Arial" w:hAnsi="Arial" w:cs="Arial"/>
+                <w:w w:val="110"/>
+                <w:sz w:val="18"/>
+                <w:szCs w:val="19"/>
+              </w:rPr>
+              <w:t xml:space="preserve"> </w:t>
+            </w:r>
+            <w:r>
+              <w:rPr>
+                <w:rFonts w:ascii="Arial" w:hAnsi="Arial" w:cs="Arial"/>
+                <w:w w:val="110"/>
+                <w:sz w:val="18"/>
+                <w:szCs w:val="19"/>
+              </w:rPr>
+              <w:t>a</w:t>
+            </w:r>
+          </w:p>
+        </w:tc>
+        <w:tc>
+          <w:tcPr>
             <w:tcW w:w="283" w:type="dxa"/>
           </w:tcPr>
           <w:p>
@@ -1247,125 +1365,6 @@
                 <w:szCs w:val="19"/>
               </w:rPr>
             </w:pPr>
-          </w:p>
-        </w:tc>
-        <w:tc>
-          <w:tcPr>
-            <w:tcW w:w="567" w:type="dxa"/>
-          </w:tcPr>
-          <w:p>
-            <w:pPr>
-              <w:rPr>
-                <w:rFonts w:ascii="Arial" w:hAnsi="Arial" w:cs="Arial"/>
-                <w:w w:val="110"/>
-                <w:sz w:val="18"/>
-                <w:szCs w:val="19"/>
-              </w:rPr>
-            </w:pPr>
-            <w:r>
-              <w:rPr>
-                <w:rFonts w:ascii="Arial" w:hAnsi="Arial" w:cs="Arial"/>
-                <w:w w:val="110"/>
-                <w:sz w:val="18"/>
-                <w:szCs w:val="19"/>
-              </w:rPr>
-              <w:t>1.</w:t>
-            </w:r>
-          </w:p>
-        </w:tc>
-        <w:tc>
-          <w:tcPr>
-            <w:tcW w:w="2698" w:type="dxa"/>
-            <w:gridSpan w:val="2"/>
-          </w:tcPr>
-          <w:p>
-            <w:pPr>
-              <w:ind w:left="-108"/>
-              <w:rPr>
-                <w:rFonts w:ascii="Arial" w:hAnsi="Arial" w:cs="Arial"/>
-                <w:w w:val="110"/>
-                <w:sz w:val="18"/>
-                <w:szCs w:val="19"/>
-              </w:rPr>
-            </w:pPr>
-            <w:r>
-              <w:rPr>
-                <w:rFonts w:ascii="Arial" w:hAnsi="Arial" w:cs="Arial"/>
-                <w:w w:val="110"/>
-                <w:sz w:val="18"/>
-                <w:szCs w:val="19"/>
-              </w:rPr>
-              <w:t>N</w:t>
-            </w:r>
-            <w:r>
-              <w:rPr>
-                <w:rFonts w:ascii="Arial" w:hAnsi="Arial" w:cs="Arial"/>
-                <w:w w:val="110"/>
-                <w:sz w:val="18"/>
-                <w:szCs w:val="19"/>
-              </w:rPr>
-              <w:t xml:space="preserve"> </w:t>
-            </w:r>
-            <w:r>
-              <w:rPr>
-                <w:rFonts w:ascii="Arial" w:hAnsi="Arial" w:cs="Arial"/>
-                <w:w w:val="110"/>
-                <w:sz w:val="18"/>
-                <w:szCs w:val="19"/>
-              </w:rPr>
-              <w:t>a</w:t>
-            </w:r>
-            <w:r>
-              <w:rPr>
-                <w:rFonts w:ascii="Arial" w:hAnsi="Arial" w:cs="Arial"/>
-                <w:w w:val="110"/>
-                <w:sz w:val="18"/>
-                <w:szCs w:val="19"/>
-              </w:rPr>
-              <w:t xml:space="preserve"> </w:t>
-            </w:r>
-            <w:r>
-              <w:rPr>
-                <w:rFonts w:ascii="Arial" w:hAnsi="Arial" w:cs="Arial"/>
-                <w:w w:val="110"/>
-                <w:sz w:val="18"/>
-                <w:szCs w:val="19"/>
-              </w:rPr>
-              <w:t>m</w:t>
-            </w:r>
-            <w:r>
-              <w:rPr>
-                <w:rFonts w:ascii="Arial" w:hAnsi="Arial" w:cs="Arial"/>
-                <w:w w:val="110"/>
-                <w:sz w:val="18"/>
-                <w:szCs w:val="19"/>
-              </w:rPr>
-              <w:t xml:space="preserve"> </w:t>
-            </w:r>
-            <w:r>
-              <w:rPr>
-                <w:rFonts w:ascii="Arial" w:hAnsi="Arial" w:cs="Arial"/>
-                <w:w w:val="110"/>
-                <w:sz w:val="18"/>
-                <w:szCs w:val="19"/>
-              </w:rPr>
-              <w:t>a</w:t>
-            </w:r>
-          </w:p>
-        </w:tc>
-        <w:tc>
-          <w:tcPr>
-            <w:tcW w:w="283" w:type="dxa"/>
-          </w:tcPr>
-          <w:p>
-            <w:pPr>
-              <w:rPr>
-                <w:rFonts w:ascii="Arial" w:hAnsi="Arial" w:cs="Arial"/>
-                <w:w w:val="110"/>
-                <w:sz w:val="18"/>
-                <w:szCs w:val="19"/>
-              </w:rPr>
-            </w:pPr>
             <w:r>
               <w:rPr>
                 <w:rFonts w:ascii="Arial" w:hAnsi="Arial" w:cs="Arial"/>
@@ -1379,7 +1378,7 @@
         </w:tc>
         <w:tc>
           <w:tcPr>
-            <w:tcW w:w="5389" w:type="dxa"/>
+            <w:tcW w:w="5390" w:type="dxa"/>
             <w:gridSpan w:val="5"/>
           </w:tcPr>
           <w:p>
@@ -1424,6 +1423,21 @@
         </w:trPr>
         <w:tc>
           <w:tcPr>
+            <w:tcW w:w="282" w:type="dxa"/>
+          </w:tcPr>
+          <w:p>
+            <w:pPr>
+              <w:rPr>
+                <w:rFonts w:ascii="Arial" w:hAnsi="Arial" w:cs="Arial"/>
+                <w:w w:val="110"/>
+                <w:sz w:val="18"/>
+                <w:szCs w:val="19"/>
+              </w:rPr>
+            </w:pPr>
+          </w:p>
+        </w:tc>
+        <w:tc>
+          <w:tcPr>
             <w:tcW w:w="283" w:type="dxa"/>
           </w:tcPr>
           <w:p>
@@ -1439,6 +1453,96 @@
         </w:tc>
         <w:tc>
           <w:tcPr>
+            <w:tcW w:w="568" w:type="dxa"/>
+          </w:tcPr>
+          <w:p>
+            <w:pPr>
+              <w:rPr>
+                <w:rFonts w:ascii="Arial" w:hAnsi="Arial" w:cs="Arial"/>
+                <w:w w:val="110"/>
+                <w:sz w:val="18"/>
+                <w:szCs w:val="19"/>
+              </w:rPr>
+            </w:pPr>
+            <w:r>
+              <w:rPr>
+                <w:rFonts w:ascii="Arial" w:hAnsi="Arial" w:cs="Arial"/>
+                <w:w w:val="110"/>
+                <w:sz w:val="18"/>
+                <w:szCs w:val="19"/>
+              </w:rPr>
+              <w:t>2.</w:t>
+            </w:r>
+          </w:p>
+        </w:tc>
+        <w:tc>
+          <w:tcPr>
+            <w:tcW w:w="2697" w:type="dxa"/>
+            <w:gridSpan w:val="2"/>
+          </w:tcPr>
+          <w:p>
+            <w:pPr>
+              <w:ind w:left="-108"/>
+              <w:rPr>
+                <w:rFonts w:ascii="Arial" w:hAnsi="Arial" w:cs="Arial"/>
+                <w:w w:val="110"/>
+                <w:sz w:val="18"/>
+                <w:szCs w:val="19"/>
+              </w:rPr>
+            </w:pPr>
+            <w:r>
+              <w:rPr>
+                <w:rFonts w:ascii="Arial" w:hAnsi="Arial" w:cs="Arial"/>
+                <w:w w:val="110"/>
+                <w:sz w:val="18"/>
+                <w:szCs w:val="19"/>
+              </w:rPr>
+              <w:t>NIP (</w:t>
+            </w:r>
+            <w:proofErr w:type="spellStart"/>
+            <w:r>
+              <w:rPr>
+                <w:rFonts w:ascii="Arial" w:hAnsi="Arial" w:cs="Arial"/>
+                <w:w w:val="110"/>
+                <w:sz w:val="18"/>
+                <w:szCs w:val="19"/>
+              </w:rPr>
+              <w:t>Tanggal</w:t>
+            </w:r>
+            <w:proofErr w:type="spellEnd"/>
+            <w:r>
+              <w:rPr>
+                <w:rFonts w:ascii="Arial" w:hAnsi="Arial" w:cs="Arial"/>
+                <w:w w:val="110"/>
+                <w:sz w:val="18"/>
+                <w:szCs w:val="19"/>
+              </w:rPr>
+              <w:t xml:space="preserve"> </w:t>
+            </w:r>
+            <w:proofErr w:type="spellStart"/>
+            <w:r>
+              <w:rPr>
+                <w:rFonts w:ascii="Arial" w:hAnsi="Arial" w:cs="Arial"/>
+                <w:w w:val="110"/>
+                <w:sz w:val="18"/>
+                <w:szCs w:val="19"/>
+              </w:rPr>
+              <w:t>Lahir</w:t>
+            </w:r>
+            <w:proofErr w:type="spellEnd"/>
+            <w:r>
+              <w:rPr>
+                <w:rFonts w:ascii="Arial" w:hAnsi="Arial" w:cs="Arial"/>
+                <w:w w:val="110"/>
+                <w:sz w:val="18"/>
+                <w:szCs w:val="19"/>
+              </w:rPr>
+              <w:t>)</w:t>
+            </w:r>
+          </w:p>
+        </w:tc>
+        <w:tc>
+          <w:tcPr>
             <w:tcW w:w="283" w:type="dxa"/>
           </w:tcPr>
           <w:p>
@@ -1450,111 +1554,6 @@
                 <w:szCs w:val="19"/>
               </w:rPr>
             </w:pPr>
-          </w:p>
-        </w:tc>
-        <w:tc>
-          <w:tcPr>
-            <w:tcW w:w="567" w:type="dxa"/>
-          </w:tcPr>
-          <w:p>
-            <w:pPr>
-              <w:rPr>
-                <w:rFonts w:ascii="Arial" w:hAnsi="Arial" w:cs="Arial"/>
-                <w:w w:val="110"/>
-                <w:sz w:val="18"/>
-                <w:szCs w:val="19"/>
-              </w:rPr>
-            </w:pPr>
-            <w:r>
-              <w:rPr>
-                <w:rFonts w:ascii="Arial" w:hAnsi="Arial" w:cs="Arial"/>
-                <w:w w:val="110"/>
-                <w:sz w:val="18"/>
-                <w:szCs w:val="19"/>
-              </w:rPr>
-              <w:t>2.</w:t>
-            </w:r>
-          </w:p>
-        </w:tc>
-        <w:tc>
-          <w:tcPr>
-            <w:tcW w:w="2698" w:type="dxa"/>
-            <w:gridSpan w:val="2"/>
-          </w:tcPr>
-          <w:p>
-            <w:pPr>
-              <w:ind w:left="-108"/>
-              <w:rPr>
-                <w:rFonts w:ascii="Arial" w:hAnsi="Arial" w:cs="Arial"/>
-                <w:w w:val="110"/>
-                <w:sz w:val="18"/>
-                <w:szCs w:val="19"/>
-              </w:rPr>
-            </w:pPr>
-            <w:r>
-              <w:rPr>
-                <w:rFonts w:ascii="Arial" w:hAnsi="Arial" w:cs="Arial"/>
-                <w:w w:val="110"/>
-                <w:sz w:val="18"/>
-                <w:szCs w:val="19"/>
-              </w:rPr>
-              <w:t>NIP (</w:t>
-            </w:r>
-            <w:proofErr w:type="spellStart"/>
-            <w:r>
-              <w:rPr>
-                <w:rFonts w:ascii="Arial" w:hAnsi="Arial" w:cs="Arial"/>
-                <w:w w:val="110"/>
-                <w:sz w:val="18"/>
-                <w:szCs w:val="19"/>
-              </w:rPr>
-              <w:t>Tanggal</w:t>
-            </w:r>
-            <w:proofErr w:type="spellEnd"/>
-            <w:r>
-              <w:rPr>
-                <w:rFonts w:ascii="Arial" w:hAnsi="Arial" w:cs="Arial"/>
-                <w:w w:val="110"/>
-                <w:sz w:val="18"/>
-                <w:szCs w:val="19"/>
-              </w:rPr>
-              <w:t xml:space="preserve"> </w:t>
-            </w:r>
-            <w:proofErr w:type="spellStart"/>
-            <w:r>
-              <w:rPr>
-                <w:rFonts w:ascii="Arial" w:hAnsi="Arial" w:cs="Arial"/>
-                <w:w w:val="110"/>
-                <w:sz w:val="18"/>
-                <w:szCs w:val="19"/>
-              </w:rPr>
-              <w:t>Lahir</w:t>
-            </w:r>
-            <w:proofErr w:type="spellEnd"/>
-            <w:r>
-              <w:rPr>
-                <w:rFonts w:ascii="Arial" w:hAnsi="Arial" w:cs="Arial"/>
-                <w:w w:val="110"/>
-                <w:sz w:val="18"/>
-                <w:szCs w:val="19"/>
-              </w:rPr>
-              <w:t>)</w:t>
-            </w:r>
-          </w:p>
-        </w:tc>
-        <w:tc>
-          <w:tcPr>
-            <w:tcW w:w="283" w:type="dxa"/>
-          </w:tcPr>
-          <w:p>
-            <w:pPr>
-              <w:rPr>
-                <w:rFonts w:ascii="Arial" w:hAnsi="Arial" w:cs="Arial"/>
-                <w:w w:val="110"/>
-                <w:sz w:val="18"/>
-                <w:szCs w:val="19"/>
-              </w:rPr>
-            </w:pPr>
             <w:r>
               <w:rPr>
                 <w:rFonts w:ascii="Arial" w:hAnsi="Arial" w:cs="Arial"/>
@@ -1568,7 +1567,7 @@
         </w:tc>
         <w:tc>
           <w:tcPr>
-            <w:tcW w:w="5389" w:type="dxa"/>
+            <w:tcW w:w="5390" w:type="dxa"/>
             <w:gridSpan w:val="5"/>
           </w:tcPr>
           <w:p>
@@ -1647,6 +1646,21 @@
         </w:trPr>
         <w:tc>
           <w:tcPr>
+            <w:tcW w:w="282" w:type="dxa"/>
+          </w:tcPr>
+          <w:p>
+            <w:pPr>
+              <w:rPr>
+                <w:rFonts w:ascii="Arial" w:hAnsi="Arial" w:cs="Arial"/>
+                <w:w w:val="110"/>
+                <w:sz w:val="18"/>
+                <w:szCs w:val="19"/>
+              </w:rPr>
+            </w:pPr>
+          </w:p>
+        </w:tc>
+        <w:tc>
+          <w:tcPr>
             <w:tcW w:w="283" w:type="dxa"/>
           </w:tcPr>
           <w:p>
@@ -1662,6 +1676,78 @@
         </w:tc>
         <w:tc>
           <w:tcPr>
+            <w:tcW w:w="568" w:type="dxa"/>
+          </w:tcPr>
+          <w:p>
+            <w:pPr>
+              <w:rPr>
+                <w:rFonts w:ascii="Arial" w:hAnsi="Arial" w:cs="Arial"/>
+                <w:w w:val="110"/>
+                <w:sz w:val="18"/>
+                <w:szCs w:val="19"/>
+              </w:rPr>
+            </w:pPr>
+            <w:r>
+              <w:rPr>
+                <w:rFonts w:ascii="Arial" w:hAnsi="Arial" w:cs="Arial"/>
+                <w:w w:val="110"/>
+                <w:sz w:val="18"/>
+                <w:szCs w:val="19"/>
+              </w:rPr>
+              <w:t>3.</w:t>
+            </w:r>
+          </w:p>
+        </w:tc>
+        <w:tc>
+          <w:tcPr>
+            <w:tcW w:w="2697" w:type="dxa"/>
+            <w:gridSpan w:val="2"/>
+          </w:tcPr>
+          <w:p>
+            <w:pPr>
+              <w:ind w:left="-108"/>
+              <w:rPr>
+                <w:rFonts w:ascii="Arial" w:hAnsi="Arial" w:cs="Arial"/>
+                <w:w w:val="110"/>
+                <w:sz w:val="18"/>
+                <w:szCs w:val="19"/>
+              </w:rPr>
+            </w:pPr>
+            <w:proofErr w:type="spellStart"/>
+            <w:r>
+              <w:rPr>
+                <w:rFonts w:ascii="Arial" w:hAnsi="Arial" w:cs="Arial"/>
+                <w:w w:val="110"/>
+                <w:sz w:val="18"/>
+                <w:szCs w:val="19"/>
+              </w:rPr>
+              <w:t>Pangkat</w:t>
+            </w:r>
+            <w:proofErr w:type="spellEnd"/>
+            <w:r>
+              <w:rPr>
+                <w:rFonts w:ascii="Arial" w:hAnsi="Arial" w:cs="Arial"/>
+                <w:w w:val="110"/>
+                <w:sz w:val="18"/>
+                <w:szCs w:val="19"/>
+              </w:rPr>
+              <w:t xml:space="preserve"> / </w:t>
+            </w:r>
+            <w:proofErr w:type="spellStart"/>
+            <w:r>
+              <w:rPr>
+                <w:rFonts w:ascii="Arial" w:hAnsi="Arial" w:cs="Arial"/>
+                <w:w w:val="110"/>
+                <w:sz w:val="18"/>
+                <w:szCs w:val="19"/>
+              </w:rPr>
+              <w:t>Jabatan</w:t>
+            </w:r>
+            <w:proofErr w:type="spellEnd"/>
+          </w:p>
+        </w:tc>
+        <w:tc>
+          <w:tcPr>
             <w:tcW w:w="283" w:type="dxa"/>
           </w:tcPr>
           <w:p>
@@ -1673,93 +1759,6 @@
                 <w:szCs w:val="19"/>
               </w:rPr>
             </w:pPr>
-          </w:p>
-        </w:tc>
-        <w:tc>
-          <w:tcPr>
-            <w:tcW w:w="567" w:type="dxa"/>
-          </w:tcPr>
-          <w:p>
-            <w:pPr>
-              <w:rPr>
-                <w:rFonts w:ascii="Arial" w:hAnsi="Arial" w:cs="Arial"/>
-                <w:w w:val="110"/>
-                <w:sz w:val="18"/>
-                <w:szCs w:val="19"/>
-              </w:rPr>
-            </w:pPr>
-            <w:r>
-              <w:rPr>
-                <w:rFonts w:ascii="Arial" w:hAnsi="Arial" w:cs="Arial"/>
-                <w:w w:val="110"/>
-                <w:sz w:val="18"/>
-                <w:szCs w:val="19"/>
-              </w:rPr>
-              <w:t>3.</w:t>
-            </w:r>
-          </w:p>
-        </w:tc>
-        <w:tc>
-          <w:tcPr>
-            <w:tcW w:w="2698" w:type="dxa"/>
-            <w:gridSpan w:val="2"/>
-          </w:tcPr>
-          <w:p>
-            <w:pPr>
-              <w:ind w:left="-108"/>
-              <w:rPr>
-                <w:rFonts w:ascii="Arial" w:hAnsi="Arial" w:cs="Arial"/>
-                <w:w w:val="110"/>
-                <w:sz w:val="18"/>
-                <w:szCs w:val="19"/>
-              </w:rPr>
-            </w:pPr>
-            <w:proofErr w:type="spellStart"/>
-            <w:r>
-              <w:rPr>
-                <w:rFonts w:ascii="Arial" w:hAnsi="Arial" w:cs="Arial"/>
-                <w:w w:val="110"/>
-                <w:sz w:val="18"/>
-                <w:szCs w:val="19"/>
-              </w:rPr>
-              <w:t>Pangkat</w:t>
-            </w:r>
-            <w:proofErr w:type="spellEnd"/>
-            <w:r>
-              <w:rPr>
-                <w:rFonts w:ascii="Arial" w:hAnsi="Arial" w:cs="Arial"/>
-                <w:w w:val="110"/>
-                <w:sz w:val="18"/>
-                <w:szCs w:val="19"/>
-              </w:rPr>
-              <w:t xml:space="preserve"> / </w:t>
-            </w:r>
-            <w:proofErr w:type="spellStart"/>
-            <w:r>
-              <w:rPr>
-                <w:rFonts w:ascii="Arial" w:hAnsi="Arial" w:cs="Arial"/>
-                <w:w w:val="110"/>
-                <w:sz w:val="18"/>
-                <w:szCs w:val="19"/>
-              </w:rPr>
-              <w:t>Jabatan</w:t>
-            </w:r>
-            <w:proofErr w:type="spellEnd"/>
-          </w:p>
-        </w:tc>
-        <w:tc>
-          <w:tcPr>
-            <w:tcW w:w="283" w:type="dxa"/>
-          </w:tcPr>
-          <w:p>
-            <w:pPr>
-              <w:rPr>
-                <w:rFonts w:ascii="Arial" w:hAnsi="Arial" w:cs="Arial"/>
-                <w:w w:val="110"/>
-                <w:sz w:val="18"/>
-                <w:szCs w:val="19"/>
-              </w:rPr>
-            </w:pPr>
             <w:r>
               <w:rPr>
                 <w:rFonts w:ascii="Arial" w:hAnsi="Arial" w:cs="Arial"/>
@@ -1773,7 +1772,7 @@
         </w:tc>
         <w:tc>
           <w:tcPr>
-            <w:tcW w:w="5389" w:type="dxa"/>
+            <w:tcW w:w="5390" w:type="dxa"/>
             <w:gridSpan w:val="5"/>
           </w:tcPr>
           <w:p>
@@ -1836,6 +1835,21 @@
         </w:trPr>
         <w:tc>
           <w:tcPr>
+            <w:tcW w:w="282" w:type="dxa"/>
+          </w:tcPr>
+          <w:p>
+            <w:pPr>
+              <w:rPr>
+                <w:rFonts w:ascii="Arial" w:hAnsi="Arial" w:cs="Arial"/>
+                <w:w w:val="110"/>
+                <w:sz w:val="18"/>
+                <w:szCs w:val="19"/>
+              </w:rPr>
+            </w:pPr>
+          </w:p>
+        </w:tc>
+        <w:tc>
+          <w:tcPr>
             <w:tcW w:w="283" w:type="dxa"/>
           </w:tcPr>
           <w:p>
@@ -1851,6 +1865,87 @@
         </w:tc>
         <w:tc>
           <w:tcPr>
+            <w:tcW w:w="568" w:type="dxa"/>
+          </w:tcPr>
+          <w:p>
+            <w:pPr>
+              <w:rPr>
+                <w:rFonts w:ascii="Arial" w:hAnsi="Arial" w:cs="Arial"/>
+                <w:w w:val="110"/>
+                <w:sz w:val="18"/>
+                <w:szCs w:val="19"/>
+              </w:rPr>
+            </w:pPr>
+            <w:r>
+              <w:rPr>
+                <w:rFonts w:ascii="Arial" w:hAnsi="Arial" w:cs="Arial"/>
+                <w:w w:val="110"/>
+                <w:sz w:val="18"/>
+                <w:szCs w:val="19"/>
+              </w:rPr>
+              <w:t>4.</w:t>
+            </w:r>
+          </w:p>
+        </w:tc>
+        <w:tc>
+          <w:tcPr>
+            <w:tcW w:w="2697" w:type="dxa"/>
+            <w:gridSpan w:val="2"/>
+          </w:tcPr>
+          <w:p>
+            <w:pPr>
+              <w:ind w:left="-108"/>
+              <w:rPr>
+                <w:rFonts w:ascii="Arial" w:hAnsi="Arial" w:cs="Arial"/>
+                <w:w w:val="110"/>
+                <w:sz w:val="18"/>
+                <w:szCs w:val="19"/>
+              </w:rPr>
+            </w:pPr>
+            <w:r>
+              <w:rPr>
+                <w:rFonts w:ascii="Arial" w:hAnsi="Arial" w:cs="Arial"/>
+                <w:w w:val="110"/>
+                <w:sz w:val="18"/>
+                <w:szCs w:val="19"/>
+              </w:rPr>
+              <w:t xml:space="preserve">Kantor </w:t>
+            </w:r>
+            <w:proofErr w:type="spellStart"/>
+            <w:r>
+              <w:rPr>
+                <w:rFonts w:ascii="Arial" w:hAnsi="Arial" w:cs="Arial"/>
+                <w:w w:val="110"/>
+                <w:sz w:val="18"/>
+                <w:szCs w:val="19"/>
+              </w:rPr>
+              <w:t>Tempat</w:t>
+            </w:r>
+            <w:proofErr w:type="spellEnd"/>
+            <w:r>
+              <w:rPr>
+                <w:rFonts w:ascii="Arial" w:hAnsi="Arial" w:cs="Arial"/>
+                <w:w w:val="110"/>
+                <w:sz w:val="18"/>
+                <w:szCs w:val="19"/>
+              </w:rPr>
+              <w:t xml:space="preserve"> </w:t>
+            </w:r>
+            <w:proofErr w:type="spellStart"/>
+            <w:r>
+              <w:rPr>
+                <w:rFonts w:ascii="Arial" w:hAnsi="Arial" w:cs="Arial"/>
+                <w:w w:val="110"/>
+                <w:sz w:val="18"/>
+                <w:szCs w:val="19"/>
+              </w:rPr>
+              <w:t>Kedudukan</w:t>
+            </w:r>
+            <w:proofErr w:type="spellEnd"/>
+          </w:p>
+        </w:tc>
+        <w:tc>
+          <w:tcPr>
             <w:tcW w:w="283" w:type="dxa"/>
           </w:tcPr>
           <w:p>
@@ -1862,102 +1957,6 @@
                 <w:szCs w:val="19"/>
               </w:rPr>
             </w:pPr>
-          </w:p>
-        </w:tc>
-        <w:tc>
-          <w:tcPr>
-            <w:tcW w:w="567" w:type="dxa"/>
-          </w:tcPr>
-          <w:p>
-            <w:pPr>
-              <w:rPr>
-                <w:rFonts w:ascii="Arial" w:hAnsi="Arial" w:cs="Arial"/>
-                <w:w w:val="110"/>
-                <w:sz w:val="18"/>
-                <w:szCs w:val="19"/>
-              </w:rPr>
-            </w:pPr>
-            <w:r>
-              <w:rPr>
-                <w:rFonts w:ascii="Arial" w:hAnsi="Arial" w:cs="Arial"/>
-                <w:w w:val="110"/>
-                <w:sz w:val="18"/>
-                <w:szCs w:val="19"/>
-              </w:rPr>
-              <w:t>4.</w:t>
-            </w:r>
-          </w:p>
-        </w:tc>
-        <w:tc>
-          <w:tcPr>
-            <w:tcW w:w="2698" w:type="dxa"/>
-            <w:gridSpan w:val="2"/>
-          </w:tcPr>
-          <w:p>
-            <w:pPr>
-              <w:ind w:left="-108"/>
-              <w:rPr>
-                <w:rFonts w:ascii="Arial" w:hAnsi="Arial" w:cs="Arial"/>
-                <w:w w:val="110"/>
-                <w:sz w:val="18"/>
-                <w:szCs w:val="19"/>
-              </w:rPr>
-            </w:pPr>
-            <w:r>
-              <w:rPr>
-                <w:rFonts w:ascii="Arial" w:hAnsi="Arial" w:cs="Arial"/>
-                <w:w w:val="110"/>
-                <w:sz w:val="18"/>
-                <w:szCs w:val="19"/>
-              </w:rPr>
-              <w:t xml:space="preserve">Kantor </w:t>
-            </w:r>
-            <w:proofErr w:type="spellStart"/>
-            <w:r>
-              <w:rPr>
-                <w:rFonts w:ascii="Arial" w:hAnsi="Arial" w:cs="Arial"/>
-                <w:w w:val="110"/>
-                <w:sz w:val="18"/>
-                <w:szCs w:val="19"/>
-              </w:rPr>
-              <w:t>Tempat</w:t>
-            </w:r>
-            <w:proofErr w:type="spellEnd"/>
-            <w:r>
-              <w:rPr>
-                <w:rFonts w:ascii="Arial" w:hAnsi="Arial" w:cs="Arial"/>
-                <w:w w:val="110"/>
-                <w:sz w:val="18"/>
-                <w:szCs w:val="19"/>
-              </w:rPr>
-              <w:t xml:space="preserve"> </w:t>
-            </w:r>
-            <w:proofErr w:type="spellStart"/>
-            <w:r>
-              <w:rPr>
-                <w:rFonts w:ascii="Arial" w:hAnsi="Arial" w:cs="Arial"/>
-                <w:w w:val="110"/>
-                <w:sz w:val="18"/>
-                <w:szCs w:val="19"/>
-              </w:rPr>
-              <w:t>Kedudukan</w:t>
-            </w:r>
-            <w:proofErr w:type="spellEnd"/>
-          </w:p>
-        </w:tc>
-        <w:tc>
-          <w:tcPr>
-            <w:tcW w:w="283" w:type="dxa"/>
-          </w:tcPr>
-          <w:p>
-            <w:pPr>
-              <w:rPr>
-                <w:rFonts w:ascii="Arial" w:hAnsi="Arial" w:cs="Arial"/>
-                <w:w w:val="110"/>
-                <w:sz w:val="18"/>
-                <w:szCs w:val="19"/>
-              </w:rPr>
-            </w:pPr>
             <w:r>
               <w:rPr>
                 <w:rFonts w:ascii="Arial" w:hAnsi="Arial" w:cs="Arial"/>
@@ -1971,7 +1970,7 @@
         </w:tc>
         <w:tc>
           <w:tcPr>
-            <w:tcW w:w="5389" w:type="dxa"/>
+            <w:tcW w:w="5390" w:type="dxa"/>
             <w:gridSpan w:val="5"/>
           </w:tcPr>
           <w:p>
@@ -2017,6 +2016,21 @@
         </w:trPr>
         <w:tc>
           <w:tcPr>
+            <w:tcW w:w="282" w:type="dxa"/>
+          </w:tcPr>
+          <w:p>
+            <w:pPr>
+              <w:rPr>
+                <w:rFonts w:ascii="Arial" w:hAnsi="Arial" w:cs="Arial"/>
+                <w:w w:val="110"/>
+                <w:sz w:val="18"/>
+                <w:szCs w:val="19"/>
+              </w:rPr>
+            </w:pPr>
+          </w:p>
+        </w:tc>
+        <w:tc>
+          <w:tcPr>
             <w:tcW w:w="283" w:type="dxa"/>
           </w:tcPr>
           <w:p>
@@ -2032,6 +2046,87 @@
         </w:tc>
         <w:tc>
           <w:tcPr>
+            <w:tcW w:w="568" w:type="dxa"/>
+          </w:tcPr>
+          <w:p>
+            <w:pPr>
+              <w:rPr>
+                <w:rFonts w:ascii="Arial" w:hAnsi="Arial" w:cs="Arial"/>
+                <w:w w:val="110"/>
+                <w:sz w:val="18"/>
+                <w:szCs w:val="19"/>
+              </w:rPr>
+            </w:pPr>
+            <w:r>
+              <w:rPr>
+                <w:rFonts w:ascii="Arial" w:hAnsi="Arial" w:cs="Arial"/>
+                <w:w w:val="110"/>
+                <w:sz w:val="18"/>
+                <w:szCs w:val="19"/>
+              </w:rPr>
+              <w:t>5.</w:t>
+            </w:r>
+          </w:p>
+        </w:tc>
+        <w:tc>
+          <w:tcPr>
+            <w:tcW w:w="2697" w:type="dxa"/>
+            <w:gridSpan w:val="2"/>
+          </w:tcPr>
+          <w:p>
+            <w:pPr>
+              <w:ind w:left="-108"/>
+              <w:rPr>
+                <w:rFonts w:ascii="Arial" w:hAnsi="Arial" w:cs="Arial"/>
+                <w:w w:val="110"/>
+                <w:sz w:val="18"/>
+                <w:szCs w:val="19"/>
+              </w:rPr>
+            </w:pPr>
+            <w:proofErr w:type="spellStart"/>
+            <w:r>
+              <w:rPr>
+                <w:rFonts w:ascii="Arial" w:hAnsi="Arial" w:cs="Arial"/>
+                <w:w w:val="110"/>
+                <w:sz w:val="18"/>
+                <w:szCs w:val="19"/>
+              </w:rPr>
+              <w:t>Gaji</w:t>
+            </w:r>
+            <w:proofErr w:type="spellEnd"/>
+            <w:r>
+              <w:rPr>
+                <w:rFonts w:ascii="Arial" w:hAnsi="Arial" w:cs="Arial"/>
+                <w:w w:val="110"/>
+                <w:sz w:val="18"/>
+                <w:szCs w:val="19"/>
+              </w:rPr>
+              <w:t xml:space="preserve"> </w:t>
+            </w:r>
+            <w:proofErr w:type="spellStart"/>
+            <w:r>
+              <w:rPr>
+                <w:rFonts w:ascii="Arial" w:hAnsi="Arial" w:cs="Arial"/>
+                <w:w w:val="110"/>
+                <w:sz w:val="18"/>
+                <w:szCs w:val="19"/>
+              </w:rPr>
+              <w:t>Pokok</w:t>
+            </w:r>
+            <w:proofErr w:type="spellEnd"/>
+            <w:r>
+              <w:rPr>
+                <w:rFonts w:ascii="Arial" w:hAnsi="Arial" w:cs="Arial"/>
+                <w:w w:val="110"/>
+                <w:sz w:val="18"/>
+                <w:szCs w:val="19"/>
+              </w:rPr>
+              <w:t xml:space="preserve"> Lama</w:t>
+            </w:r>
+          </w:p>
+        </w:tc>
+        <w:tc>
+          <w:tcPr>
             <w:tcW w:w="283" w:type="dxa"/>
           </w:tcPr>
           <w:p>
@@ -2043,102 +2138,6 @@
                 <w:szCs w:val="19"/>
               </w:rPr>
             </w:pPr>
-          </w:p>
-        </w:tc>
-        <w:tc>
-          <w:tcPr>
-            <w:tcW w:w="567" w:type="dxa"/>
-          </w:tcPr>
-          <w:p>
-            <w:pPr>
-              <w:rPr>
-                <w:rFonts w:ascii="Arial" w:hAnsi="Arial" w:cs="Arial"/>
-                <w:w w:val="110"/>
-                <w:sz w:val="18"/>
-                <w:szCs w:val="19"/>
-              </w:rPr>
-            </w:pPr>
-            <w:r>
-              <w:rPr>
-                <w:rFonts w:ascii="Arial" w:hAnsi="Arial" w:cs="Arial"/>
-                <w:w w:val="110"/>
-                <w:sz w:val="18"/>
-                <w:szCs w:val="19"/>
-              </w:rPr>
-              <w:t>5.</w:t>
-            </w:r>
-          </w:p>
-        </w:tc>
-        <w:tc>
-          <w:tcPr>
-            <w:tcW w:w="2698" w:type="dxa"/>
-            <w:gridSpan w:val="2"/>
-          </w:tcPr>
-          <w:p>
-            <w:pPr>
-              <w:ind w:left="-108"/>
-              <w:rPr>
-                <w:rFonts w:ascii="Arial" w:hAnsi="Arial" w:cs="Arial"/>
-                <w:w w:val="110"/>
-                <w:sz w:val="18"/>
-                <w:szCs w:val="19"/>
-              </w:rPr>
-            </w:pPr>
-            <w:proofErr w:type="spellStart"/>
-            <w:r>
-              <w:rPr>
-                <w:rFonts w:ascii="Arial" w:hAnsi="Arial" w:cs="Arial"/>
-                <w:w w:val="110"/>
-                <w:sz w:val="18"/>
-                <w:szCs w:val="19"/>
-              </w:rPr>
-              <w:t>Gaji</w:t>
-            </w:r>
-            <w:proofErr w:type="spellEnd"/>
-            <w:r>
-              <w:rPr>
-                <w:rFonts w:ascii="Arial" w:hAnsi="Arial" w:cs="Arial"/>
-                <w:w w:val="110"/>
-                <w:sz w:val="18"/>
-                <w:szCs w:val="19"/>
-              </w:rPr>
-              <w:t xml:space="preserve"> </w:t>
-            </w:r>
-            <w:proofErr w:type="spellStart"/>
-            <w:r>
-              <w:rPr>
-                <w:rFonts w:ascii="Arial" w:hAnsi="Arial" w:cs="Arial"/>
-                <w:w w:val="110"/>
-                <w:sz w:val="18"/>
-                <w:szCs w:val="19"/>
-              </w:rPr>
-              <w:t>Pokok</w:t>
-            </w:r>
-            <w:proofErr w:type="spellEnd"/>
-            <w:r>
-              <w:rPr>
-                <w:rFonts w:ascii="Arial" w:hAnsi="Arial" w:cs="Arial"/>
-                <w:w w:val="110"/>
-                <w:sz w:val="18"/>
-                <w:szCs w:val="19"/>
-              </w:rPr>
-              <w:t xml:space="preserve"> Lama</w:t>
-            </w:r>
-          </w:p>
-        </w:tc>
-        <w:tc>
-          <w:tcPr>
-            <w:tcW w:w="283" w:type="dxa"/>
-          </w:tcPr>
-          <w:p>
-            <w:pPr>
-              <w:rPr>
-                <w:rFonts w:ascii="Arial" w:hAnsi="Arial" w:cs="Arial"/>
-                <w:w w:val="110"/>
-                <w:sz w:val="18"/>
-                <w:szCs w:val="19"/>
-              </w:rPr>
-            </w:pPr>
             <w:r>
               <w:rPr>
                 <w:rFonts w:ascii="Arial" w:hAnsi="Arial" w:cs="Arial"/>
@@ -2152,7 +2151,7 @@
         </w:tc>
         <w:tc>
           <w:tcPr>
-            <w:tcW w:w="5389" w:type="dxa"/>
+            <w:tcW w:w="5390" w:type="dxa"/>
             <w:gridSpan w:val="5"/>
           </w:tcPr>
           <w:p>
@@ -2266,6 +2265,21 @@
         </w:trPr>
         <w:tc>
           <w:tcPr>
+            <w:tcW w:w="282" w:type="dxa"/>
+          </w:tcPr>
+          <w:p>
+            <w:pPr>
+              <w:rPr>
+                <w:rFonts w:ascii="Arial" w:hAnsi="Arial" w:cs="Arial"/>
+                <w:w w:val="110"/>
+                <w:sz w:val="18"/>
+                <w:szCs w:val="19"/>
+              </w:rPr>
+            </w:pPr>
+          </w:p>
+        </w:tc>
+        <w:tc>
+          <w:tcPr>
             <w:tcW w:w="283" w:type="dxa"/>
           </w:tcPr>
           <w:p>
@@ -2281,22 +2295,7 @@
         </w:tc>
         <w:tc>
           <w:tcPr>
-            <w:tcW w:w="283" w:type="dxa"/>
-          </w:tcPr>
-          <w:p>
-            <w:pPr>
-              <w:rPr>
-                <w:rFonts w:ascii="Arial" w:hAnsi="Arial" w:cs="Arial"/>
-                <w:w w:val="110"/>
-                <w:sz w:val="18"/>
-                <w:szCs w:val="19"/>
-              </w:rPr>
-            </w:pPr>
-          </w:p>
-        </w:tc>
-        <w:tc>
-          <w:tcPr>
-            <w:tcW w:w="567" w:type="dxa"/>
+            <w:tcW w:w="568" w:type="dxa"/>
           </w:tcPr>
           <w:p>
             <w:pPr>
@@ -2337,7 +2336,7 @@
         </w:tc>
         <w:tc>
           <w:tcPr>
-            <w:tcW w:w="2272" w:type="dxa"/>
+            <w:tcW w:w="2271" w:type="dxa"/>
           </w:tcPr>
           <w:p>
             <w:pPr>
@@ -2408,7 +2407,7 @@
         </w:tc>
         <w:tc>
           <w:tcPr>
-            <w:tcW w:w="5389" w:type="dxa"/>
+            <w:tcW w:w="5390" w:type="dxa"/>
             <w:gridSpan w:val="5"/>
           </w:tcPr>
           <w:p>
@@ -2453,7 +2452,7 @@
         </w:trPr>
         <w:tc>
           <w:tcPr>
-            <w:tcW w:w="283" w:type="dxa"/>
+            <w:tcW w:w="282" w:type="dxa"/>
             <w:vMerge w:val="restart"/>
           </w:tcPr>
           <w:p>
@@ -2488,7 +2487,7 @@
         </w:tc>
         <w:tc>
           <w:tcPr>
-            <w:tcW w:w="567" w:type="dxa"/>
+            <w:tcW w:w="568" w:type="dxa"/>
             <w:vMerge w:val="restart"/>
           </w:tcPr>
           <w:p>
@@ -2531,7 +2530,7 @@
         </w:tc>
         <w:tc>
           <w:tcPr>
-            <w:tcW w:w="2272" w:type="dxa"/>
+            <w:tcW w:w="2271" w:type="dxa"/>
           </w:tcPr>
           <w:p>
             <w:pPr>
@@ -2597,7 +2596,7 @@
         </w:tc>
         <w:tc>
           <w:tcPr>
-            <w:tcW w:w="5389" w:type="dxa"/>
+            <w:tcW w:w="5390" w:type="dxa"/>
             <w:gridSpan w:val="5"/>
           </w:tcPr>
           <w:p>
@@ -2642,7 +2641,7 @@
         </w:trPr>
         <w:tc>
           <w:tcPr>
-            <w:tcW w:w="283" w:type="dxa"/>
+            <w:tcW w:w="282" w:type="dxa"/>
             <w:vMerge/>
           </w:tcPr>
           <w:p>
@@ -2677,7 +2676,7 @@
         </w:tc>
         <w:tc>
           <w:tcPr>
-            <w:tcW w:w="567" w:type="dxa"/>
+            <w:tcW w:w="568" w:type="dxa"/>
             <w:vMerge/>
           </w:tcPr>
           <w:p>
@@ -2710,7 +2709,7 @@
         </w:tc>
         <w:tc>
           <w:tcPr>
-            <w:tcW w:w="2272" w:type="dxa"/>
+            <w:tcW w:w="2271" w:type="dxa"/>
           </w:tcPr>
           <w:p>
             <w:pPr>
@@ -2776,7 +2775,7 @@
         </w:tc>
         <w:tc>
           <w:tcPr>
-            <w:tcW w:w="5389" w:type="dxa"/>
+            <w:tcW w:w="5390" w:type="dxa"/>
             <w:gridSpan w:val="5"/>
           </w:tcPr>
           <w:p>
@@ -2821,6 +2820,21 @@
         </w:trPr>
         <w:tc>
           <w:tcPr>
+            <w:tcW w:w="282" w:type="dxa"/>
+          </w:tcPr>
+          <w:p>
+            <w:pPr>
+              <w:rPr>
+                <w:rFonts w:ascii="Arial" w:hAnsi="Arial" w:cs="Arial"/>
+                <w:w w:val="110"/>
+                <w:sz w:val="18"/>
+                <w:szCs w:val="19"/>
+              </w:rPr>
+            </w:pPr>
+          </w:p>
+        </w:tc>
+        <w:tc>
+          <w:tcPr>
             <w:tcW w:w="283" w:type="dxa"/>
           </w:tcPr>
           <w:p>
@@ -2836,22 +2850,7 @@
         </w:tc>
         <w:tc>
           <w:tcPr>
-            <w:tcW w:w="283" w:type="dxa"/>
-          </w:tcPr>
-          <w:p>
-            <w:pPr>
-              <w:rPr>
-                <w:rFonts w:ascii="Arial" w:hAnsi="Arial" w:cs="Arial"/>
-                <w:w w:val="110"/>
-                <w:sz w:val="18"/>
-                <w:szCs w:val="19"/>
-              </w:rPr>
-            </w:pPr>
-          </w:p>
-        </w:tc>
-        <w:tc>
-          <w:tcPr>
-            <w:tcW w:w="567" w:type="dxa"/>
+            <w:tcW w:w="568" w:type="dxa"/>
           </w:tcPr>
           <w:p>
             <w:pPr>
@@ -2892,7 +2891,7 @@
         </w:tc>
         <w:tc>
           <w:tcPr>
-            <w:tcW w:w="2272" w:type="dxa"/>
+            <w:tcW w:w="2271" w:type="dxa"/>
           </w:tcPr>
           <w:p>
             <w:pPr>
@@ -3012,7 +3011,7 @@
         </w:tc>
         <w:tc>
           <w:tcPr>
-            <w:tcW w:w="5389" w:type="dxa"/>
+            <w:tcW w:w="5390" w:type="dxa"/>
             <w:gridSpan w:val="5"/>
           </w:tcPr>
           <w:p>
@@ -3057,6 +3056,21 @@
         </w:trPr>
         <w:tc>
           <w:tcPr>
+            <w:tcW w:w="282" w:type="dxa"/>
+          </w:tcPr>
+          <w:p>
+            <w:pPr>
+              <w:rPr>
+                <w:rFonts w:ascii="Arial" w:hAnsi="Arial" w:cs="Arial"/>
+                <w:w w:val="110"/>
+                <w:sz w:val="18"/>
+                <w:szCs w:val="19"/>
+              </w:rPr>
+            </w:pPr>
+          </w:p>
+        </w:tc>
+        <w:tc>
+          <w:tcPr>
             <w:tcW w:w="283" w:type="dxa"/>
           </w:tcPr>
           <w:p>
@@ -3072,22 +3086,7 @@
         </w:tc>
         <w:tc>
           <w:tcPr>
-            <w:tcW w:w="283" w:type="dxa"/>
-          </w:tcPr>
-          <w:p>
-            <w:pPr>
-              <w:rPr>
-                <w:rFonts w:ascii="Arial" w:hAnsi="Arial" w:cs="Arial"/>
-                <w:w w:val="110"/>
-                <w:sz w:val="18"/>
-                <w:szCs w:val="19"/>
-              </w:rPr>
-            </w:pPr>
-          </w:p>
-        </w:tc>
-        <w:tc>
-          <w:tcPr>
-            <w:tcW w:w="567" w:type="dxa"/>
+            <w:tcW w:w="568" w:type="dxa"/>
           </w:tcPr>
           <w:p>
             <w:pPr>
@@ -3128,7 +3127,7 @@
         </w:tc>
         <w:tc>
           <w:tcPr>
-            <w:tcW w:w="2272" w:type="dxa"/>
+            <w:tcW w:w="2271" w:type="dxa"/>
           </w:tcPr>
           <w:p>
             <w:pPr>
@@ -3268,7 +3267,7 @@
         </w:tc>
         <w:tc>
           <w:tcPr>
-            <w:tcW w:w="5389" w:type="dxa"/>
+            <w:tcW w:w="5390" w:type="dxa"/>
             <w:gridSpan w:val="5"/>
           </w:tcPr>
           <w:p>
@@ -3313,6 +3312,21 @@
         </w:trPr>
         <w:tc>
           <w:tcPr>
+            <w:tcW w:w="282" w:type="dxa"/>
+          </w:tcPr>
+          <w:p>
+            <w:pPr>
+              <w:rPr>
+                <w:rFonts w:ascii="Arial" w:hAnsi="Arial" w:cs="Arial"/>
+                <w:w w:val="110"/>
+                <w:sz w:val="18"/>
+                <w:szCs w:val="19"/>
+              </w:rPr>
+            </w:pPr>
+          </w:p>
+        </w:tc>
+        <w:tc>
+          <w:tcPr>
             <w:tcW w:w="283" w:type="dxa"/>
           </w:tcPr>
           <w:p>
@@ -3328,22 +3342,7 @@
         </w:tc>
         <w:tc>
           <w:tcPr>
-            <w:tcW w:w="283" w:type="dxa"/>
-          </w:tcPr>
-          <w:p>
-            <w:pPr>
-              <w:rPr>
-                <w:rFonts w:ascii="Arial" w:hAnsi="Arial" w:cs="Arial"/>
-                <w:w w:val="110"/>
-                <w:sz w:val="18"/>
-                <w:szCs w:val="19"/>
-              </w:rPr>
-            </w:pPr>
-          </w:p>
-        </w:tc>
-        <w:tc>
-          <w:tcPr>
-            <w:tcW w:w="8937" w:type="dxa"/>
+            <w:tcW w:w="8938" w:type="dxa"/>
             <w:gridSpan w:val="9"/>
           </w:tcPr>
           <w:p>
@@ -3483,6 +3482,21 @@
         </w:trPr>
         <w:tc>
           <w:tcPr>
+            <w:tcW w:w="282" w:type="dxa"/>
+          </w:tcPr>
+          <w:p>
+            <w:pPr>
+              <w:rPr>
+                <w:rFonts w:ascii="Arial" w:hAnsi="Arial" w:cs="Arial"/>
+                <w:w w:val="110"/>
+                <w:sz w:val="18"/>
+                <w:szCs w:val="19"/>
+              </w:rPr>
+            </w:pPr>
+          </w:p>
+        </w:tc>
+        <w:tc>
+          <w:tcPr>
             <w:tcW w:w="283" w:type="dxa"/>
           </w:tcPr>
           <w:p>
@@ -3498,6 +3512,98 @@
         </w:tc>
         <w:tc>
           <w:tcPr>
+            <w:tcW w:w="568" w:type="dxa"/>
+          </w:tcPr>
+          <w:p>
+            <w:pPr>
+              <w:rPr>
+                <w:rFonts w:ascii="Arial" w:hAnsi="Arial" w:cs="Arial"/>
+                <w:w w:val="110"/>
+                <w:sz w:val="18"/>
+                <w:szCs w:val="19"/>
+              </w:rPr>
+            </w:pPr>
+            <w:r>
+              <w:rPr>
+                <w:rFonts w:ascii="Arial" w:hAnsi="Arial" w:cs="Arial"/>
+                <w:w w:val="110"/>
+                <w:sz w:val="18"/>
+                <w:szCs w:val="19"/>
+              </w:rPr>
+              <w:t>6.</w:t>
+            </w:r>
+          </w:p>
+        </w:tc>
+        <w:tc>
+          <w:tcPr>
+            <w:tcW w:w="2697" w:type="dxa"/>
+            <w:gridSpan w:val="2"/>
+          </w:tcPr>
+          <w:p>
+            <w:pPr>
+              <w:ind w:left="-108"/>
+              <w:rPr>
+                <w:rFonts w:ascii="Arial" w:hAnsi="Arial" w:cs="Arial"/>
+                <w:w w:val="110"/>
+                <w:sz w:val="18"/>
+                <w:szCs w:val="19"/>
+              </w:rPr>
+            </w:pPr>
+            <w:proofErr w:type="spellStart"/>
+            <w:r>
+              <w:rPr>
+                <w:rFonts w:ascii="Arial" w:hAnsi="Arial" w:cs="Arial"/>
+                <w:w w:val="110"/>
+                <w:sz w:val="18"/>
+                <w:szCs w:val="19"/>
+              </w:rPr>
+              <w:t>Gaji</w:t>
+            </w:r>
+            <w:proofErr w:type="spellEnd"/>
+            <w:r>
+              <w:rPr>
+                <w:rFonts w:ascii="Arial" w:hAnsi="Arial" w:cs="Arial"/>
+                <w:w w:val="110"/>
+                <w:sz w:val="18"/>
+                <w:szCs w:val="19"/>
+              </w:rPr>
+              <w:t xml:space="preserve"> </w:t>
+            </w:r>
+            <w:proofErr w:type="spellStart"/>
+            <w:r>
+              <w:rPr>
+                <w:rFonts w:ascii="Arial" w:hAnsi="Arial" w:cs="Arial"/>
+                <w:w w:val="110"/>
+                <w:sz w:val="18"/>
+                <w:szCs w:val="19"/>
+              </w:rPr>
+              <w:t>Pokok</w:t>
+            </w:r>
+            <w:proofErr w:type="spellEnd"/>
+            <w:r>
+              <w:rPr>
+                <w:rFonts w:ascii="Arial" w:hAnsi="Arial" w:cs="Arial"/>
+                <w:w w:val="110"/>
+                <w:sz w:val="18"/>
+                <w:szCs w:val="19"/>
+              </w:rPr>
+              <w:t xml:space="preserve"> </w:t>
+            </w:r>
+            <w:proofErr w:type="spellStart"/>
+            <w:r>
+              <w:rPr>
+                <w:rFonts w:ascii="Arial" w:hAnsi="Arial" w:cs="Arial"/>
+                <w:w w:val="110"/>
+                <w:sz w:val="18"/>
+                <w:szCs w:val="19"/>
+              </w:rPr>
+              <w:t>Baru</w:t>
+            </w:r>
+            <w:proofErr w:type="spellEnd"/>
+          </w:p>
+        </w:tc>
+        <w:tc>
+          <w:tcPr>
             <w:tcW w:w="283" w:type="dxa"/>
           </w:tcPr>
           <w:p>
@@ -3509,113 +3615,6 @@
                 <w:szCs w:val="19"/>
               </w:rPr>
             </w:pPr>
-          </w:p>
-        </w:tc>
-        <w:tc>
-          <w:tcPr>
-            <w:tcW w:w="567" w:type="dxa"/>
-          </w:tcPr>
-          <w:p>
-            <w:pPr>
-              <w:rPr>
-                <w:rFonts w:ascii="Arial" w:hAnsi="Arial" w:cs="Arial"/>
-                <w:w w:val="110"/>
-                <w:sz w:val="18"/>
-                <w:szCs w:val="19"/>
-              </w:rPr>
-            </w:pPr>
-            <w:r>
-              <w:rPr>
-                <w:rFonts w:ascii="Arial" w:hAnsi="Arial" w:cs="Arial"/>
-                <w:w w:val="110"/>
-                <w:sz w:val="18"/>
-                <w:szCs w:val="19"/>
-              </w:rPr>
-              <w:t>6.</w:t>
-            </w:r>
-          </w:p>
-        </w:tc>
-        <w:tc>
-          <w:tcPr>
-            <w:tcW w:w="2698" w:type="dxa"/>
-            <w:gridSpan w:val="2"/>
-          </w:tcPr>
-          <w:p>
-            <w:pPr>
-              <w:ind w:left="-108"/>
-              <w:rPr>
-                <w:rFonts w:ascii="Arial" w:hAnsi="Arial" w:cs="Arial"/>
-                <w:w w:val="110"/>
-                <w:sz w:val="18"/>
-                <w:szCs w:val="19"/>
-              </w:rPr>
-            </w:pPr>
-            <w:proofErr w:type="spellStart"/>
-            <w:r>
-              <w:rPr>
-                <w:rFonts w:ascii="Arial" w:hAnsi="Arial" w:cs="Arial"/>
-                <w:w w:val="110"/>
-                <w:sz w:val="18"/>
-                <w:szCs w:val="19"/>
-              </w:rPr>
-              <w:t>Gaji</w:t>
-            </w:r>
-            <w:proofErr w:type="spellEnd"/>
-            <w:r>
-              <w:rPr>
-                <w:rFonts w:ascii="Arial" w:hAnsi="Arial" w:cs="Arial"/>
-                <w:w w:val="110"/>
-                <w:sz w:val="18"/>
-                <w:szCs w:val="19"/>
-              </w:rPr>
-              <w:t xml:space="preserve"> </w:t>
-            </w:r>
-            <w:proofErr w:type="spellStart"/>
-            <w:r>
-              <w:rPr>
-                <w:rFonts w:ascii="Arial" w:hAnsi="Arial" w:cs="Arial"/>
-                <w:w w:val="110"/>
-                <w:sz w:val="18"/>
-                <w:szCs w:val="19"/>
-              </w:rPr>
-              <w:t>Pokok</w:t>
-            </w:r>
-            <w:proofErr w:type="spellEnd"/>
-            <w:r>
-              <w:rPr>
-                <w:rFonts w:ascii="Arial" w:hAnsi="Arial" w:cs="Arial"/>
-                <w:w w:val="110"/>
-                <w:sz w:val="18"/>
-                <w:szCs w:val="19"/>
-              </w:rPr>
-              <w:t xml:space="preserve"> </w:t>
-            </w:r>
-            <w:proofErr w:type="spellStart"/>
-            <w:r>
-              <w:rPr>
-                <w:rFonts w:ascii="Arial" w:hAnsi="Arial" w:cs="Arial"/>
-                <w:w w:val="110"/>
-                <w:sz w:val="18"/>
-                <w:szCs w:val="19"/>
-              </w:rPr>
-              <w:t>Baru</w:t>
-            </w:r>
-            <w:proofErr w:type="spellEnd"/>
-          </w:p>
-        </w:tc>
-        <w:tc>
-          <w:tcPr>
-            <w:tcW w:w="283" w:type="dxa"/>
-          </w:tcPr>
-          <w:p>
-            <w:pPr>
-              <w:rPr>
-                <w:rFonts w:ascii="Arial" w:hAnsi="Arial" w:cs="Arial"/>
-                <w:w w:val="110"/>
-                <w:sz w:val="18"/>
-                <w:szCs w:val="19"/>
-              </w:rPr>
-            </w:pPr>
             <w:r>
               <w:rPr>
                 <w:rFonts w:ascii="Arial" w:hAnsi="Arial" w:cs="Arial"/>
@@ -3629,7 +3628,7 @@
         </w:tc>
         <w:tc>
           <w:tcPr>
-            <w:tcW w:w="5389" w:type="dxa"/>
+            <w:tcW w:w="5390" w:type="dxa"/>
             <w:gridSpan w:val="5"/>
           </w:tcPr>
           <w:p>
@@ -3674,6 +3673,21 @@
         </w:trPr>
         <w:tc>
           <w:tcPr>
+            <w:tcW w:w="282" w:type="dxa"/>
+          </w:tcPr>
+          <w:p>
+            <w:pPr>
+              <w:rPr>
+                <w:rFonts w:ascii="Arial" w:hAnsi="Arial" w:cs="Arial"/>
+                <w:w w:val="110"/>
+                <w:sz w:val="18"/>
+                <w:szCs w:val="19"/>
+              </w:rPr>
+            </w:pPr>
+          </w:p>
+        </w:tc>
+        <w:tc>
+          <w:tcPr>
             <w:tcW w:w="283" w:type="dxa"/>
           </w:tcPr>
           <w:p>
@@ -3689,6 +3703,78 @@
         </w:tc>
         <w:tc>
           <w:tcPr>
+            <w:tcW w:w="568" w:type="dxa"/>
+          </w:tcPr>
+          <w:p>
+            <w:pPr>
+              <w:rPr>
+                <w:rFonts w:ascii="Arial" w:hAnsi="Arial" w:cs="Arial"/>
+                <w:w w:val="110"/>
+                <w:sz w:val="18"/>
+                <w:szCs w:val="19"/>
+              </w:rPr>
+            </w:pPr>
+            <w:r>
+              <w:rPr>
+                <w:rFonts w:ascii="Arial" w:hAnsi="Arial" w:cs="Arial"/>
+                <w:w w:val="110"/>
+                <w:sz w:val="18"/>
+                <w:szCs w:val="19"/>
+              </w:rPr>
+              <w:t>7.</w:t>
+            </w:r>
+          </w:p>
+        </w:tc>
+        <w:tc>
+          <w:tcPr>
+            <w:tcW w:w="2697" w:type="dxa"/>
+            <w:gridSpan w:val="2"/>
+          </w:tcPr>
+          <w:p>
+            <w:pPr>
+              <w:ind w:left="-108"/>
+              <w:rPr>
+                <w:rFonts w:ascii="Arial" w:hAnsi="Arial" w:cs="Arial"/>
+                <w:w w:val="110"/>
+                <w:sz w:val="18"/>
+                <w:szCs w:val="19"/>
+              </w:rPr>
+            </w:pPr>
+            <w:proofErr w:type="spellStart"/>
+            <w:r>
+              <w:rPr>
+                <w:rFonts w:ascii="Arial" w:hAnsi="Arial" w:cs="Arial"/>
+                <w:w w:val="110"/>
+                <w:sz w:val="18"/>
+                <w:szCs w:val="19"/>
+              </w:rPr>
+              <w:t>Berdasarkan</w:t>
+            </w:r>
+            <w:proofErr w:type="spellEnd"/>
+            <w:r>
+              <w:rPr>
+                <w:rFonts w:ascii="Arial" w:hAnsi="Arial" w:cs="Arial"/>
+                <w:w w:val="110"/>
+                <w:sz w:val="18"/>
+                <w:szCs w:val="19"/>
+              </w:rPr>
+              <w:t xml:space="preserve"> Masa </w:t>
+            </w:r>
+            <w:proofErr w:type="spellStart"/>
+            <w:r>
+              <w:rPr>
+                <w:rFonts w:ascii="Arial" w:hAnsi="Arial" w:cs="Arial"/>
+                <w:w w:val="110"/>
+                <w:sz w:val="18"/>
+                <w:szCs w:val="19"/>
+              </w:rPr>
+              <w:t>Kerja</w:t>
+            </w:r>
+            <w:proofErr w:type="spellEnd"/>
+          </w:p>
+        </w:tc>
+        <w:tc>
+          <w:tcPr>
             <w:tcW w:w="283" w:type="dxa"/>
           </w:tcPr>
           <w:p>
@@ -3700,93 +3786,6 @@
                 <w:szCs w:val="19"/>
               </w:rPr>
             </w:pPr>
-          </w:p>
-        </w:tc>
-        <w:tc>
-          <w:tcPr>
-            <w:tcW w:w="567" w:type="dxa"/>
-          </w:tcPr>
-          <w:p>
-            <w:pPr>
-              <w:rPr>
-                <w:rFonts w:ascii="Arial" w:hAnsi="Arial" w:cs="Arial"/>
-                <w:w w:val="110"/>
-                <w:sz w:val="18"/>
-                <w:szCs w:val="19"/>
-              </w:rPr>
-            </w:pPr>
-            <w:r>
-              <w:rPr>
-                <w:rFonts w:ascii="Arial" w:hAnsi="Arial" w:cs="Arial"/>
-                <w:w w:val="110"/>
-                <w:sz w:val="18"/>
-                <w:szCs w:val="19"/>
-              </w:rPr>
-              <w:t>7.</w:t>
-            </w:r>
-          </w:p>
-        </w:tc>
-        <w:tc>
-          <w:tcPr>
-            <w:tcW w:w="2698" w:type="dxa"/>
-            <w:gridSpan w:val="2"/>
-          </w:tcPr>
-          <w:p>
-            <w:pPr>
-              <w:ind w:left="-108"/>
-              <w:rPr>
-                <w:rFonts w:ascii="Arial" w:hAnsi="Arial" w:cs="Arial"/>
-                <w:w w:val="110"/>
-                <w:sz w:val="18"/>
-                <w:szCs w:val="19"/>
-              </w:rPr>
-            </w:pPr>
-            <w:proofErr w:type="spellStart"/>
-            <w:r>
-              <w:rPr>
-                <w:rFonts w:ascii="Arial" w:hAnsi="Arial" w:cs="Arial"/>
-                <w:w w:val="110"/>
-                <w:sz w:val="18"/>
-                <w:szCs w:val="19"/>
-              </w:rPr>
-              <w:t>Berdasarkan</w:t>
-            </w:r>
-            <w:proofErr w:type="spellEnd"/>
-            <w:r>
-              <w:rPr>
-                <w:rFonts w:ascii="Arial" w:hAnsi="Arial" w:cs="Arial"/>
-                <w:w w:val="110"/>
-                <w:sz w:val="18"/>
-                <w:szCs w:val="19"/>
-              </w:rPr>
-              <w:t xml:space="preserve"> Masa </w:t>
-            </w:r>
-            <w:proofErr w:type="spellStart"/>
-            <w:r>
-              <w:rPr>
-                <w:rFonts w:ascii="Arial" w:hAnsi="Arial" w:cs="Arial"/>
-                <w:w w:val="110"/>
-                <w:sz w:val="18"/>
-                <w:szCs w:val="19"/>
-              </w:rPr>
-              <w:t>Kerja</w:t>
-            </w:r>
-            <w:proofErr w:type="spellEnd"/>
-          </w:p>
-        </w:tc>
-        <w:tc>
-          <w:tcPr>
-            <w:tcW w:w="283" w:type="dxa"/>
-          </w:tcPr>
-          <w:p>
-            <w:pPr>
-              <w:rPr>
-                <w:rFonts w:ascii="Arial" w:hAnsi="Arial" w:cs="Arial"/>
-                <w:w w:val="110"/>
-                <w:sz w:val="18"/>
-                <w:szCs w:val="19"/>
-              </w:rPr>
-            </w:pPr>
             <w:r>
               <w:rPr>
                 <w:rFonts w:ascii="Arial" w:hAnsi="Arial" w:cs="Arial"/>
@@ -3800,7 +3799,7 @@
         </w:tc>
         <w:tc>
           <w:tcPr>
-            <w:tcW w:w="5389" w:type="dxa"/>
+            <w:tcW w:w="5390" w:type="dxa"/>
             <w:gridSpan w:val="5"/>
           </w:tcPr>
           <w:p>
@@ -3845,6 +3844,21 @@
         </w:trPr>
         <w:tc>
           <w:tcPr>
+            <w:tcW w:w="282" w:type="dxa"/>
+          </w:tcPr>
+          <w:p>
+            <w:pPr>
+              <w:rPr>
+                <w:rFonts w:ascii="Arial" w:hAnsi="Arial" w:cs="Arial"/>
+                <w:w w:val="110"/>
+                <w:sz w:val="18"/>
+                <w:szCs w:val="19"/>
+              </w:rPr>
+            </w:pPr>
+          </w:p>
+        </w:tc>
+        <w:tc>
+          <w:tcPr>
             <w:tcW w:w="283" w:type="dxa"/>
           </w:tcPr>
           <w:p>
@@ -3860,6 +3874,98 @@
         </w:tc>
         <w:tc>
           <w:tcPr>
+            <w:tcW w:w="568" w:type="dxa"/>
+          </w:tcPr>
+          <w:p>
+            <w:pPr>
+              <w:rPr>
+                <w:rFonts w:ascii="Arial" w:hAnsi="Arial" w:cs="Arial"/>
+                <w:w w:val="110"/>
+                <w:sz w:val="18"/>
+                <w:szCs w:val="19"/>
+              </w:rPr>
+            </w:pPr>
+            <w:r>
+              <w:rPr>
+                <w:rFonts w:ascii="Arial" w:hAnsi="Arial" w:cs="Arial"/>
+                <w:w w:val="110"/>
+                <w:sz w:val="18"/>
+                <w:szCs w:val="19"/>
+              </w:rPr>
+              <w:t>8.</w:t>
+            </w:r>
+          </w:p>
+        </w:tc>
+        <w:tc>
+          <w:tcPr>
+            <w:tcW w:w="2697" w:type="dxa"/>
+            <w:gridSpan w:val="2"/>
+          </w:tcPr>
+          <w:p>
+            <w:pPr>
+              <w:ind w:left="-108"/>
+              <w:rPr>
+                <w:rFonts w:ascii="Arial" w:hAnsi="Arial" w:cs="Arial"/>
+                <w:w w:val="110"/>
+                <w:sz w:val="18"/>
+                <w:szCs w:val="19"/>
+              </w:rPr>
+            </w:pPr>
+            <w:proofErr w:type="spellStart"/>
+            <w:r>
+              <w:rPr>
+                <w:rFonts w:ascii="Arial" w:hAnsi="Arial" w:cs="Arial"/>
+                <w:w w:val="110"/>
+                <w:sz w:val="18"/>
+                <w:szCs w:val="19"/>
+              </w:rPr>
+              <w:t>Dalam</w:t>
+            </w:r>
+            <w:proofErr w:type="spellEnd"/>
+            <w:r>
+              <w:rPr>
+                <w:rFonts w:ascii="Arial" w:hAnsi="Arial" w:cs="Arial"/>
+                <w:w w:val="110"/>
+                <w:sz w:val="18"/>
+                <w:szCs w:val="19"/>
+              </w:rPr>
+              <w:t xml:space="preserve"> </w:t>
+            </w:r>
+            <w:proofErr w:type="spellStart"/>
+            <w:r>
+              <w:rPr>
+                <w:rFonts w:ascii="Arial" w:hAnsi="Arial" w:cs="Arial"/>
+                <w:w w:val="110"/>
+                <w:sz w:val="18"/>
+                <w:szCs w:val="19"/>
+              </w:rPr>
+              <w:t>Golongan</w:t>
+            </w:r>
+            <w:proofErr w:type="spellEnd"/>
+            <w:r>
+              <w:rPr>
+                <w:rFonts w:ascii="Arial" w:hAnsi="Arial" w:cs="Arial"/>
+                <w:w w:val="110"/>
+                <w:sz w:val="18"/>
+                <w:szCs w:val="19"/>
+              </w:rPr>
+              <w:t xml:space="preserve"> / </w:t>
+            </w:r>
+            <w:proofErr w:type="spellStart"/>
+            <w:r>
+              <w:rPr>
+                <w:rFonts w:ascii="Arial" w:hAnsi="Arial" w:cs="Arial"/>
+                <w:w w:val="110"/>
+                <w:sz w:val="18"/>
+                <w:szCs w:val="19"/>
+              </w:rPr>
+              <w:t>Ruang</w:t>
+            </w:r>
+            <w:proofErr w:type="spellEnd"/>
+          </w:p>
+        </w:tc>
+        <w:tc>
+          <w:tcPr>
             <w:tcW w:w="283" w:type="dxa"/>
           </w:tcPr>
           <w:p>
@@ -3871,113 +3977,6 @@
                 <w:szCs w:val="19"/>
               </w:rPr>
             </w:pPr>
-          </w:p>
-        </w:tc>
-        <w:tc>
-          <w:tcPr>
-            <w:tcW w:w="567" w:type="dxa"/>
-          </w:tcPr>
-          <w:p>
-            <w:pPr>
-              <w:rPr>
-                <w:rFonts w:ascii="Arial" w:hAnsi="Arial" w:cs="Arial"/>
-                <w:w w:val="110"/>
-                <w:sz w:val="18"/>
-                <w:szCs w:val="19"/>
-              </w:rPr>
-            </w:pPr>
-            <w:r>
-              <w:rPr>
-                <w:rFonts w:ascii="Arial" w:hAnsi="Arial" w:cs="Arial"/>
-                <w:w w:val="110"/>
-                <w:sz w:val="18"/>
-                <w:szCs w:val="19"/>
-              </w:rPr>
-              <w:t>8.</w:t>
-            </w:r>
-          </w:p>
-        </w:tc>
-        <w:tc>
-          <w:tcPr>
-            <w:tcW w:w="2698" w:type="dxa"/>
-            <w:gridSpan w:val="2"/>
-          </w:tcPr>
-          <w:p>
-            <w:pPr>
-              <w:ind w:left="-108"/>
-              <w:rPr>
-                <w:rFonts w:ascii="Arial" w:hAnsi="Arial" w:cs="Arial"/>
-                <w:w w:val="110"/>
-                <w:sz w:val="18"/>
-                <w:szCs w:val="19"/>
-              </w:rPr>
-            </w:pPr>
-            <w:proofErr w:type="spellStart"/>
-            <w:r>
-              <w:rPr>
-                <w:rFonts w:ascii="Arial" w:hAnsi="Arial" w:cs="Arial"/>
-                <w:w w:val="110"/>
-                <w:sz w:val="18"/>
-                <w:szCs w:val="19"/>
-              </w:rPr>
-              <w:t>Dalam</w:t>
-            </w:r>
-            <w:proofErr w:type="spellEnd"/>
-            <w:r>
-              <w:rPr>
-                <w:rFonts w:ascii="Arial" w:hAnsi="Arial" w:cs="Arial"/>
-                <w:w w:val="110"/>
-                <w:sz w:val="18"/>
-                <w:szCs w:val="19"/>
-              </w:rPr>
-              <w:t xml:space="preserve"> </w:t>
-            </w:r>
-            <w:proofErr w:type="spellStart"/>
-            <w:r>
-              <w:rPr>
-                <w:rFonts w:ascii="Arial" w:hAnsi="Arial" w:cs="Arial"/>
-                <w:w w:val="110"/>
-                <w:sz w:val="18"/>
-                <w:szCs w:val="19"/>
-              </w:rPr>
-              <w:t>Golongan</w:t>
-            </w:r>
-            <w:proofErr w:type="spellEnd"/>
-            <w:r>
-              <w:rPr>
-                <w:rFonts w:ascii="Arial" w:hAnsi="Arial" w:cs="Arial"/>
-                <w:w w:val="110"/>
-                <w:sz w:val="18"/>
-                <w:szCs w:val="19"/>
-              </w:rPr>
-              <w:t xml:space="preserve"> / </w:t>
-            </w:r>
-            <w:proofErr w:type="spellStart"/>
-            <w:r>
-              <w:rPr>
-                <w:rFonts w:ascii="Arial" w:hAnsi="Arial" w:cs="Arial"/>
-                <w:w w:val="110"/>
-                <w:sz w:val="18"/>
-                <w:szCs w:val="19"/>
-              </w:rPr>
-              <w:t>Ruang</w:t>
-            </w:r>
-            <w:proofErr w:type="spellEnd"/>
-          </w:p>
-        </w:tc>
-        <w:tc>
-          <w:tcPr>
-            <w:tcW w:w="283" w:type="dxa"/>
-          </w:tcPr>
-          <w:p>
-            <w:pPr>
-              <w:rPr>
-                <w:rFonts w:ascii="Arial" w:hAnsi="Arial" w:cs="Arial"/>
-                <w:w w:val="110"/>
-                <w:sz w:val="18"/>
-                <w:szCs w:val="19"/>
-              </w:rPr>
-            </w:pPr>
             <w:r>
               <w:rPr>
                 <w:rFonts w:ascii="Arial" w:hAnsi="Arial" w:cs="Arial"/>
@@ -3991,7 +3990,7 @@
         </w:tc>
         <w:tc>
           <w:tcPr>
-            <w:tcW w:w="5389" w:type="dxa"/>
+            <w:tcW w:w="5390" w:type="dxa"/>
             <w:gridSpan w:val="5"/>
           </w:tcPr>
           <w:p>
@@ -4036,6 +4035,21 @@
         </w:trPr>
         <w:tc>
           <w:tcPr>
+            <w:tcW w:w="282" w:type="dxa"/>
+          </w:tcPr>
+          <w:p>
+            <w:pPr>
+              <w:rPr>
+                <w:rFonts w:ascii="Arial" w:hAnsi="Arial" w:cs="Arial"/>
+                <w:w w:val="110"/>
+                <w:sz w:val="18"/>
+                <w:szCs w:val="19"/>
+              </w:rPr>
+            </w:pPr>
+          </w:p>
+        </w:tc>
+        <w:tc>
+          <w:tcPr>
             <w:tcW w:w="283" w:type="dxa"/>
           </w:tcPr>
           <w:p>
@@ -4051,6 +4065,78 @@
         </w:tc>
         <w:tc>
           <w:tcPr>
+            <w:tcW w:w="568" w:type="dxa"/>
+          </w:tcPr>
+          <w:p>
+            <w:pPr>
+              <w:rPr>
+                <w:rFonts w:ascii="Arial" w:hAnsi="Arial" w:cs="Arial"/>
+                <w:w w:val="110"/>
+                <w:sz w:val="18"/>
+                <w:szCs w:val="19"/>
+              </w:rPr>
+            </w:pPr>
+            <w:r>
+              <w:rPr>
+                <w:rFonts w:ascii="Arial" w:hAnsi="Arial" w:cs="Arial"/>
+                <w:w w:val="110"/>
+                <w:sz w:val="18"/>
+                <w:szCs w:val="19"/>
+              </w:rPr>
+              <w:t>9.</w:t>
+            </w:r>
+          </w:p>
+        </w:tc>
+        <w:tc>
+          <w:tcPr>
+            <w:tcW w:w="2697" w:type="dxa"/>
+            <w:gridSpan w:val="2"/>
+          </w:tcPr>
+          <w:p>
+            <w:pPr>
+              <w:ind w:left="-108"/>
+              <w:rPr>
+                <w:rFonts w:ascii="Arial" w:hAnsi="Arial" w:cs="Arial"/>
+                <w:w w:val="110"/>
+                <w:sz w:val="18"/>
+                <w:szCs w:val="19"/>
+              </w:rPr>
+            </w:pPr>
+            <w:proofErr w:type="spellStart"/>
+            <w:r>
+              <w:rPr>
+                <w:rFonts w:ascii="Arial" w:hAnsi="Arial" w:cs="Arial"/>
+                <w:w w:val="110"/>
+                <w:sz w:val="18"/>
+                <w:szCs w:val="19"/>
+              </w:rPr>
+              <w:t>Mulai</w:t>
+            </w:r>
+            <w:proofErr w:type="spellEnd"/>
+            <w:r>
+              <w:rPr>
+                <w:rFonts w:ascii="Arial" w:hAnsi="Arial" w:cs="Arial"/>
+                <w:w w:val="110"/>
+                <w:sz w:val="18"/>
+                <w:szCs w:val="19"/>
+              </w:rPr>
+              <w:t xml:space="preserve"> </w:t>
+            </w:r>
+            <w:proofErr w:type="spellStart"/>
+            <w:r>
+              <w:rPr>
+                <w:rFonts w:ascii="Arial" w:hAnsi="Arial" w:cs="Arial"/>
+                <w:w w:val="110"/>
+                <w:sz w:val="18"/>
+                <w:szCs w:val="19"/>
+              </w:rPr>
+              <w:t>Tanggal</w:t>
+            </w:r>
+            <w:proofErr w:type="spellEnd"/>
+          </w:p>
+        </w:tc>
+        <w:tc>
+          <w:tcPr>
             <w:tcW w:w="283" w:type="dxa"/>
           </w:tcPr>
           <w:p>
@@ -4062,93 +4148,6 @@
                 <w:szCs w:val="19"/>
               </w:rPr>
             </w:pPr>
-          </w:p>
-        </w:tc>
-        <w:tc>
-          <w:tcPr>
-            <w:tcW w:w="567" w:type="dxa"/>
-          </w:tcPr>
-          <w:p>
-            <w:pPr>
-              <w:rPr>
-                <w:rFonts w:ascii="Arial" w:hAnsi="Arial" w:cs="Arial"/>
-                <w:w w:val="110"/>
-                <w:sz w:val="18"/>
-                <w:szCs w:val="19"/>
-              </w:rPr>
-            </w:pPr>
-            <w:r>
-              <w:rPr>
-                <w:rFonts w:ascii="Arial" w:hAnsi="Arial" w:cs="Arial"/>
-                <w:w w:val="110"/>
-                <w:sz w:val="18"/>
-                <w:szCs w:val="19"/>
-              </w:rPr>
-              <w:t>9.</w:t>
-            </w:r>
-          </w:p>
-        </w:tc>
-        <w:tc>
-          <w:tcPr>
-            <w:tcW w:w="2698" w:type="dxa"/>
-            <w:gridSpan w:val="2"/>
-          </w:tcPr>
-          <w:p>
-            <w:pPr>
-              <w:ind w:left="-108"/>
-              <w:rPr>
-                <w:rFonts w:ascii="Arial" w:hAnsi="Arial" w:cs="Arial"/>
-                <w:w w:val="110"/>
-                <w:sz w:val="18"/>
-                <w:szCs w:val="19"/>
-              </w:rPr>
-            </w:pPr>
-            <w:proofErr w:type="spellStart"/>
-            <w:r>
-              <w:rPr>
-                <w:rFonts w:ascii="Arial" w:hAnsi="Arial" w:cs="Arial"/>
-                <w:w w:val="110"/>
-                <w:sz w:val="18"/>
-                <w:szCs w:val="19"/>
-              </w:rPr>
-              <w:t>Mulai</w:t>
-            </w:r>
-            <w:proofErr w:type="spellEnd"/>
-            <w:r>
-              <w:rPr>
-                <w:rFonts w:ascii="Arial" w:hAnsi="Arial" w:cs="Arial"/>
-                <w:w w:val="110"/>
-                <w:sz w:val="18"/>
-                <w:szCs w:val="19"/>
-              </w:rPr>
-              <w:t xml:space="preserve"> </w:t>
-            </w:r>
-            <w:proofErr w:type="spellStart"/>
-            <w:r>
-              <w:rPr>
-                <w:rFonts w:ascii="Arial" w:hAnsi="Arial" w:cs="Arial"/>
-                <w:w w:val="110"/>
-                <w:sz w:val="18"/>
-                <w:szCs w:val="19"/>
-              </w:rPr>
-              <w:t>Tanggal</w:t>
-            </w:r>
-            <w:proofErr w:type="spellEnd"/>
-          </w:p>
-        </w:tc>
-        <w:tc>
-          <w:tcPr>
-            <w:tcW w:w="283" w:type="dxa"/>
-          </w:tcPr>
-          <w:p>
-            <w:pPr>
-              <w:rPr>
-                <w:rFonts w:ascii="Arial" w:hAnsi="Arial" w:cs="Arial"/>
-                <w:w w:val="110"/>
-                <w:sz w:val="18"/>
-                <w:szCs w:val="19"/>
-              </w:rPr>
-            </w:pPr>
             <w:r>
               <w:rPr>
                 <w:rFonts w:ascii="Arial" w:hAnsi="Arial" w:cs="Arial"/>
@@ -4162,7 +4161,7 @@
         </w:tc>
         <w:tc>
           <w:tcPr>
-            <w:tcW w:w="5389" w:type="dxa"/>
+            <w:tcW w:w="5390" w:type="dxa"/>
             <w:gridSpan w:val="5"/>
           </w:tcPr>
           <w:p>
@@ -4207,6 +4206,21 @@
         </w:trPr>
         <w:tc>
           <w:tcPr>
+            <w:tcW w:w="282" w:type="dxa"/>
+          </w:tcPr>
+          <w:p>
+            <w:pPr>
+              <w:rPr>
+                <w:rFonts w:ascii="Arial" w:hAnsi="Arial" w:cs="Arial"/>
+                <w:w w:val="110"/>
+                <w:sz w:val="18"/>
+                <w:szCs w:val="19"/>
+              </w:rPr>
+            </w:pPr>
+          </w:p>
+        </w:tc>
+        <w:tc>
+          <w:tcPr>
             <w:tcW w:w="283" w:type="dxa"/>
           </w:tcPr>
           <w:p>
@@ -4222,6 +4236,107 @@
         </w:tc>
         <w:tc>
           <w:tcPr>
+            <w:tcW w:w="568" w:type="dxa"/>
+          </w:tcPr>
+          <w:p>
+            <w:pPr>
+              <w:rPr>
+                <w:rFonts w:ascii="Arial" w:hAnsi="Arial" w:cs="Arial"/>
+                <w:w w:val="110"/>
+                <w:sz w:val="18"/>
+                <w:szCs w:val="19"/>
+              </w:rPr>
+            </w:pPr>
+            <w:r>
+              <w:rPr>
+                <w:rFonts w:ascii="Arial" w:hAnsi="Arial" w:cs="Arial"/>
+                <w:w w:val="110"/>
+                <w:sz w:val="18"/>
+                <w:szCs w:val="19"/>
+              </w:rPr>
+              <w:t>10.</w:t>
+            </w:r>
+          </w:p>
+        </w:tc>
+        <w:tc>
+          <w:tcPr>
+            <w:tcW w:w="2697" w:type="dxa"/>
+            <w:gridSpan w:val="2"/>
+          </w:tcPr>
+          <w:p>
+            <w:pPr>
+              <w:ind w:left="-108"/>
+              <w:rPr>
+                <w:rFonts w:ascii="Arial" w:hAnsi="Arial" w:cs="Arial"/>
+                <w:w w:val="110"/>
+                <w:sz w:val="18"/>
+                <w:szCs w:val="19"/>
+              </w:rPr>
+            </w:pPr>
+            <w:r>
+              <w:rPr>
+                <w:rFonts w:ascii="Arial" w:hAnsi="Arial" w:cs="Arial"/>
+                <w:w w:val="110"/>
+                <w:sz w:val="18"/>
+                <w:szCs w:val="19"/>
+              </w:rPr>
+              <w:t xml:space="preserve">TMT </w:t>
+            </w:r>
+            <w:proofErr w:type="spellStart"/>
+            <w:r>
+              <w:rPr>
+                <w:rFonts w:ascii="Arial" w:hAnsi="Arial" w:cs="Arial"/>
+                <w:w w:val="110"/>
+                <w:sz w:val="18"/>
+                <w:szCs w:val="19"/>
+              </w:rPr>
+              <w:t>Gaji</w:t>
+            </w:r>
+            <w:proofErr w:type="spellEnd"/>
+            <w:r>
+              <w:rPr>
+                <w:rFonts w:ascii="Arial" w:hAnsi="Arial" w:cs="Arial"/>
+                <w:w w:val="110"/>
+                <w:sz w:val="18"/>
+                <w:szCs w:val="19"/>
+              </w:rPr>
+              <w:t xml:space="preserve"> </w:t>
+            </w:r>
+            <w:proofErr w:type="spellStart"/>
+            <w:r>
+              <w:rPr>
+                <w:rFonts w:ascii="Arial" w:hAnsi="Arial" w:cs="Arial"/>
+                <w:w w:val="110"/>
+                <w:sz w:val="18"/>
+                <w:szCs w:val="19"/>
+              </w:rPr>
+              <w:t>Berkala</w:t>
+            </w:r>
+            <w:proofErr w:type="spellEnd"/>
+            <w:r>
+              <w:rPr>
+                <w:rFonts w:ascii="Arial" w:hAnsi="Arial" w:cs="Arial"/>
+                <w:w w:val="110"/>
+                <w:sz w:val="18"/>
+                <w:szCs w:val="19"/>
+              </w:rPr>
+              <w:t xml:space="preserve"> </w:t>
+            </w:r>
+            <w:proofErr w:type="spellStart"/>
+            <w:r>
+              <w:rPr>
+                <w:rFonts w:ascii="Arial" w:hAnsi="Arial" w:cs="Arial"/>
+                <w:w w:val="110"/>
+                <w:sz w:val="18"/>
+                <w:szCs w:val="19"/>
+              </w:rPr>
+              <w:t>Berikutnya</w:t>
+            </w:r>
+            <w:proofErr w:type="spellEnd"/>
+          </w:p>
+        </w:tc>
+        <w:tc>
+          <w:tcPr>
             <w:tcW w:w="283" w:type="dxa"/>
           </w:tcPr>
           <w:p>
@@ -4233,122 +4348,6 @@
                 <w:szCs w:val="19"/>
               </w:rPr>
             </w:pPr>
-          </w:p>
-        </w:tc>
-        <w:tc>
-          <w:tcPr>
-            <w:tcW w:w="567" w:type="dxa"/>
-          </w:tcPr>
-          <w:p>
-            <w:pPr>
-              <w:rPr>
-                <w:rFonts w:ascii="Arial" w:hAnsi="Arial" w:cs="Arial"/>
-                <w:w w:val="110"/>
-                <w:sz w:val="18"/>
-                <w:szCs w:val="19"/>
-              </w:rPr>
-            </w:pPr>
-            <w:r>
-              <w:rPr>
-                <w:rFonts w:ascii="Arial" w:hAnsi="Arial" w:cs="Arial"/>
-                <w:w w:val="110"/>
-                <w:sz w:val="18"/>
-                <w:szCs w:val="19"/>
-              </w:rPr>
-              <w:t>10.</w:t>
-            </w:r>
-          </w:p>
-        </w:tc>
-        <w:tc>
-          <w:tcPr>
-            <w:tcW w:w="2698" w:type="dxa"/>
-            <w:gridSpan w:val="2"/>
-          </w:tcPr>
-          <w:p>
-            <w:pPr>
-              <w:ind w:left="-108"/>
-              <w:rPr>
-                <w:rFonts w:ascii="Arial" w:hAnsi="Arial" w:cs="Arial"/>
-                <w:w w:val="110"/>
-                <w:sz w:val="18"/>
-                <w:szCs w:val="19"/>
-              </w:rPr>
-            </w:pPr>
-            <w:r>
-              <w:rPr>
-                <w:rFonts w:ascii="Arial" w:hAnsi="Arial" w:cs="Arial"/>
-                <w:w w:val="110"/>
-                <w:sz w:val="18"/>
-                <w:szCs w:val="19"/>
-              </w:rPr>
-              <w:t xml:space="preserve">TMT </w:t>
-            </w:r>
-            <w:proofErr w:type="spellStart"/>
-            <w:r>
-              <w:rPr>
-                <w:rFonts w:ascii="Arial" w:hAnsi="Arial" w:cs="Arial"/>
-                <w:w w:val="110"/>
-                <w:sz w:val="18"/>
-                <w:szCs w:val="19"/>
-              </w:rPr>
-              <w:t>Gaji</w:t>
-            </w:r>
-            <w:proofErr w:type="spellEnd"/>
-            <w:r>
-              <w:rPr>
-                <w:rFonts w:ascii="Arial" w:hAnsi="Arial" w:cs="Arial"/>
-                <w:w w:val="110"/>
-                <w:sz w:val="18"/>
-                <w:szCs w:val="19"/>
-              </w:rPr>
-              <w:t xml:space="preserve"> </w:t>
-            </w:r>
-            <w:proofErr w:type="spellStart"/>
-            <w:r>
-              <w:rPr>
-                <w:rFonts w:ascii="Arial" w:hAnsi="Arial" w:cs="Arial"/>
-                <w:w w:val="110"/>
-                <w:sz w:val="18"/>
-                <w:szCs w:val="19"/>
-              </w:rPr>
-              <w:t>Berkala</w:t>
-            </w:r>
-            <w:proofErr w:type="spellEnd"/>
-            <w:r>
-              <w:rPr>
-                <w:rFonts w:ascii="Arial" w:hAnsi="Arial" w:cs="Arial"/>
-                <w:w w:val="110"/>
-                <w:sz w:val="18"/>
-                <w:szCs w:val="19"/>
-              </w:rPr>
-              <w:t xml:space="preserve"> </w:t>
-            </w:r>
-            <w:proofErr w:type="spellStart"/>
-            <w:r>
-              <w:rPr>
-                <w:rFonts w:ascii="Arial" w:hAnsi="Arial" w:cs="Arial"/>
-                <w:w w:val="110"/>
-                <w:sz w:val="18"/>
-                <w:szCs w:val="19"/>
-              </w:rPr>
-              <w:t>Berikutnya</w:t>
-            </w:r>
-            <w:proofErr w:type="spellEnd"/>
-          </w:p>
-        </w:tc>
-        <w:tc>
-          <w:tcPr>
-            <w:tcW w:w="283" w:type="dxa"/>
-          </w:tcPr>
-          <w:p>
-            <w:pPr>
-              <w:rPr>
-                <w:rFonts w:ascii="Arial" w:hAnsi="Arial" w:cs="Arial"/>
-                <w:w w:val="110"/>
-                <w:sz w:val="18"/>
-                <w:szCs w:val="19"/>
-              </w:rPr>
-            </w:pPr>
             <w:r>
               <w:rPr>
                 <w:rFonts w:ascii="Arial" w:hAnsi="Arial" w:cs="Arial"/>
@@ -4362,7 +4361,7 @@
         </w:tc>
         <w:tc>
           <w:tcPr>
-            <w:tcW w:w="5389" w:type="dxa"/>
+            <w:tcW w:w="5390" w:type="dxa"/>
             <w:gridSpan w:val="5"/>
           </w:tcPr>
           <w:p>
@@ -4407,6 +4406,21 @@
         </w:trPr>
         <w:tc>
           <w:tcPr>
+            <w:tcW w:w="282" w:type="dxa"/>
+          </w:tcPr>
+          <w:p>
+            <w:pPr>
+              <w:rPr>
+                <w:rFonts w:ascii="Arial" w:hAnsi="Arial" w:cs="Arial"/>
+                <w:w w:val="110"/>
+                <w:sz w:val="18"/>
+                <w:szCs w:val="19"/>
+              </w:rPr>
+            </w:pPr>
+          </w:p>
+        </w:tc>
+        <w:tc>
+          <w:tcPr>
             <w:tcW w:w="283" w:type="dxa"/>
           </w:tcPr>
           <w:p>
@@ -4422,22 +4436,7 @@
         </w:tc>
         <w:tc>
           <w:tcPr>
-            <w:tcW w:w="283" w:type="dxa"/>
-          </w:tcPr>
-          <w:p>
-            <w:pPr>
-              <w:rPr>
-                <w:rFonts w:ascii="Arial" w:hAnsi="Arial" w:cs="Arial"/>
-                <w:w w:val="110"/>
-                <w:sz w:val="18"/>
-                <w:szCs w:val="19"/>
-              </w:rPr>
-            </w:pPr>
-          </w:p>
-        </w:tc>
-        <w:tc>
-          <w:tcPr>
-            <w:tcW w:w="8937" w:type="dxa"/>
+            <w:tcW w:w="8938" w:type="dxa"/>
             <w:gridSpan w:val="9"/>
           </w:tcPr>
           <w:p>
@@ -4841,7 +4840,7 @@
         </w:tc>
         <w:tc>
           <w:tcPr>
-            <w:tcW w:w="3260" w:type="dxa"/>
+            <w:tcW w:w="3259" w:type="dxa"/>
             <w:gridSpan w:val="4"/>
           </w:tcPr>
           <w:p>
@@ -4908,7 +4907,7 @@
         </w:tc>
         <w:tc>
           <w:tcPr>
-            <w:tcW w:w="4402" w:type="dxa"/>
+            <w:tcW w:w="4403" w:type="dxa"/>
             <w:gridSpan w:val="3"/>
             <w:vAlign w:val="center"/>
           </w:tcPr>
@@ -4969,7 +4968,7 @@
         </w:tc>
         <w:tc>
           <w:tcPr>
-            <w:tcW w:w="3260" w:type="dxa"/>
+            <w:tcW w:w="3259" w:type="dxa"/>
             <w:gridSpan w:val="4"/>
           </w:tcPr>
           <w:p>
@@ -5014,7 +5013,7 @@
         </w:tc>
         <w:tc>
           <w:tcPr>
-            <w:tcW w:w="4402" w:type="dxa"/>
+            <w:tcW w:w="4403" w:type="dxa"/>
             <w:gridSpan w:val="3"/>
           </w:tcPr>
           <w:p>
@@ -5044,6 +5043,16 @@
               </w:rPr>
               <w:t>{JABATAN_PEJABAT}</w:t>
             </w:r>
+            <w:r>
+              <w:rPr>
+                <w:rFonts w:ascii="Arial" w:hAnsi="Arial" w:cs="Arial"/>
+                <w:w w:val="110"/>
+                <w:sz w:val="18"/>
+                <w:szCs w:val="19"/>
+                <w:lang w:val="id-ID"/>
+              </w:rPr>
+              <w:t>,</w:t>
+            </w:r>
           </w:p>
         </w:tc>
       </w:tr>
@@ -5076,7 +5085,7 @@
         </w:tc>
         <w:tc>
           <w:tcPr>
-            <w:tcW w:w="3260" w:type="dxa"/>
+            <w:tcW w:w="3259" w:type="dxa"/>
             <w:gridSpan w:val="4"/>
           </w:tcPr>
           <w:p>
@@ -5121,7 +5130,7 @@
         </w:tc>
         <w:tc>
           <w:tcPr>
-            <w:tcW w:w="4402" w:type="dxa"/>
+            <w:tcW w:w="4403" w:type="dxa"/>
             <w:gridSpan w:val="3"/>
           </w:tcPr>
           <w:p>
@@ -5180,7 +5189,7 @@
         </w:tc>
         <w:tc>
           <w:tcPr>
-            <w:tcW w:w="3260" w:type="dxa"/>
+            <w:tcW w:w="3259" w:type="dxa"/>
             <w:gridSpan w:val="4"/>
           </w:tcPr>
           <w:p>
@@ -5225,7 +5234,7 @@
         </w:tc>
         <w:tc>
           <w:tcPr>
-            <w:tcW w:w="4402" w:type="dxa"/>
+            <w:tcW w:w="4403" w:type="dxa"/>
             <w:gridSpan w:val="3"/>
           </w:tcPr>
           <w:p>
@@ -5251,18 +5260,7 @@
                 <w:sz w:val="18"/>
                 <w:szCs w:val="19"/>
               </w:rPr>
-              <w:t>{NAMA_PENGIRI</w:t>
-            </w:r>
-            <w:bookmarkStart w:id="0" w:name="_GoBack"/>
-            <w:bookmarkEnd w:id="0"/>
-            <w:r>
-              <w:rPr>
-                <w:rFonts w:ascii="Arial" w:hAnsi="Arial" w:cs="Arial"/>
-                <w:w w:val="110"/>
-                <w:sz w:val="18"/>
-                <w:szCs w:val="19"/>
-              </w:rPr>
-              <w:t>M}</w:t>
+              <w:t>{NAMA_PENGIRIM}</w:t>
             </w:r>
           </w:p>
         </w:tc>
@@ -5296,7 +5294,7 @@
         </w:tc>
         <w:tc>
           <w:tcPr>
-            <w:tcW w:w="3260" w:type="dxa"/>
+            <w:tcW w:w="3259" w:type="dxa"/>
             <w:gridSpan w:val="4"/>
           </w:tcPr>
           <w:p>
@@ -5341,7 +5339,7 @@
         </w:tc>
         <w:tc>
           <w:tcPr>
-            <w:tcW w:w="4402" w:type="dxa"/>
+            <w:tcW w:w="4403" w:type="dxa"/>
             <w:gridSpan w:val="3"/>
           </w:tcPr>
           <w:p>
@@ -5403,7 +5401,7 @@
         </w:tc>
         <w:tc>
           <w:tcPr>
-            <w:tcW w:w="3260" w:type="dxa"/>
+            <w:tcW w:w="3259" w:type="dxa"/>
             <w:gridSpan w:val="4"/>
           </w:tcPr>
           <w:p>
@@ -5448,7 +5446,7 @@
         </w:tc>
         <w:tc>
           <w:tcPr>
-            <w:tcW w:w="4402" w:type="dxa"/>
+            <w:tcW w:w="4403" w:type="dxa"/>
             <w:gridSpan w:val="3"/>
           </w:tcPr>
           <w:p>
@@ -5514,7 +5512,7 @@
         </w:tc>
         <w:tc>
           <w:tcPr>
-            <w:tcW w:w="3260" w:type="dxa"/>
+            <w:tcW w:w="3259" w:type="dxa"/>
             <w:gridSpan w:val="4"/>
           </w:tcPr>
           <w:p>
@@ -5559,7 +5557,7 @@
         </w:tc>
         <w:tc>
           <w:tcPr>
-            <w:tcW w:w="4402" w:type="dxa"/>
+            <w:tcW w:w="4403" w:type="dxa"/>
             <w:gridSpan w:val="3"/>
           </w:tcPr>
           <w:p>
@@ -5718,9 +5716,8 @@
                 <w:sz w:val="14"/>
                 <w:szCs w:val="14"/>
               </w:rPr>
-              <w:t xml:space="preserve"> BPPKAD </w:t>
-            </w:r>
-            <w:proofErr w:type="spellStart"/>
+              <w:t xml:space="preserve"> </w:t>
+            </w:r>
             <w:r>
               <w:rPr>
                 <w:rFonts w:ascii="Arial" w:hAnsi="Arial" w:cs="Arial"/>
@@ -5728,9 +5725,9 @@
                 <w:sz w:val="14"/>
                 <w:szCs w:val="14"/>
               </w:rPr>
-              <w:t>Kab</w:t>
-            </w:r>
-            <w:proofErr w:type="spellEnd"/>
+              <w:t xml:space="preserve">BPPKAD </w:t>
+            </w:r>
+            <w:proofErr w:type="spellStart"/>
             <w:r>
               <w:rPr>
                 <w:rFonts w:ascii="Arial" w:hAnsi="Arial" w:cs="Arial"/>
@@ -5738,9 +5735,9 @@
                 <w:sz w:val="14"/>
                 <w:szCs w:val="14"/>
               </w:rPr>
-              <w:t xml:space="preserve">. Bangka di </w:t>
-            </w:r>
-            <w:proofErr w:type="spellStart"/>
+              <w:t>Kab</w:t>
+            </w:r>
+            <w:proofErr w:type="spellEnd"/>
             <w:r>
               <w:rPr>
                 <w:rFonts w:ascii="Arial" w:hAnsi="Arial" w:cs="Arial"/>
@@ -5748,9 +5745,8 @@
                 <w:sz w:val="14"/>
                 <w:szCs w:val="14"/>
               </w:rPr>
-              <w:t>Sungailiat</w:t>
-            </w:r>
-            <w:proofErr w:type="spellEnd"/>
+              <w:t>. Bangka</w:t>
+            </w:r>
             <w:r>
               <w:rPr>
                 <w:rFonts w:ascii="Arial" w:hAnsi="Arial" w:cs="Arial"/>
@@ -7333,7 +7329,7 @@
 </file>
 
 <file path=customXml/itemProps1.xml><?xml version="1.0" encoding="utf-8"?>
-<ds:datastoreItem xmlns:ds="http://schemas.openxmlformats.org/officeDocument/2006/customXml" ds:itemID="{6560756B-6CE4-46ED-A726-5272F89F96F7}">
+<ds:datastoreItem xmlns:ds="http://schemas.openxmlformats.org/officeDocument/2006/customXml" ds:itemID="{4C106F2B-FA89-43F3-8FE7-694593C2C832}">
   <ds:schemaRefs>
     <ds:schemaRef ds:uri="http://schemas.openxmlformats.org/officeDocument/2006/bibliography"/>
   </ds:schemaRefs>

--- a/templates/pns.docx
+++ b/templates/pns.docx
@@ -1,30 +1,18 @@
 
 <file path=word/document.xml><?xml version="1.0" encoding="utf-8"?>
-<w:document xmlns:wpc="http://schemas.microsoft.com/office/word/2010/wordprocessingCanvas" xmlns:cx="http://schemas.microsoft.com/office/drawing/2014/chartex" xmlns:cx1="http://schemas.microsoft.com/office/drawing/2015/9/8/chartex" xmlns:mc="http://schemas.openxmlformats.org/markup-compatibility/2006" xmlns:o="urn:schemas-microsoft-com:office:office" xmlns:r="http://schemas.openxmlformats.org/officeDocument/2006/relationships" xmlns:m="http://schemas.openxmlformats.org/officeDocument/2006/math" xmlns:v="urn:schemas-microsoft-com:vml" xmlns:wp14="http://schemas.microsoft.com/office/word/2010/wordprocessingDrawing" xmlns:wp="http://schemas.openxmlformats.org/drawingml/2006/wordprocessingDrawing" xmlns:w10="urn:schemas-microsoft-com:office:word" xmlns:w="http://schemas.openxmlformats.org/wordprocessingml/2006/main" xmlns:w14="http://schemas.microsoft.com/office/word/2010/wordml" xmlns:w15="http://schemas.microsoft.com/office/word/2012/wordml" xmlns:w16se="http://schemas.microsoft.com/office/word/2015/wordml/symex" xmlns:wpg="http://schemas.microsoft.com/office/word/2010/wordprocessingGroup" xmlns:wpi="http://schemas.microsoft.com/office/word/2010/wordprocessingInk" xmlns:wne="http://schemas.microsoft.com/office/word/2006/wordml" xmlns:wps="http://schemas.microsoft.com/office/word/2010/wordprocessingShape" mc:Ignorable="w14 w15 w16se wp14">
+<w:document xmlns:wpc="http://schemas.microsoft.com/office/word/2010/wordprocessingCanvas" xmlns:cx="http://schemas.microsoft.com/office/drawing/2014/chartex" xmlns:cx1="http://schemas.microsoft.com/office/drawing/2015/9/8/chartex" xmlns:cx2="http://schemas.microsoft.com/office/drawing/2015/10/21/chartex" xmlns:cx3="http://schemas.microsoft.com/office/drawing/2016/5/9/chartex" xmlns:cx4="http://schemas.microsoft.com/office/drawing/2016/5/10/chartex" xmlns:cx5="http://schemas.microsoft.com/office/drawing/2016/5/11/chartex" xmlns:cx6="http://schemas.microsoft.com/office/drawing/2016/5/12/chartex" xmlns:cx7="http://schemas.microsoft.com/office/drawing/2016/5/13/chartex" xmlns:cx8="http://schemas.microsoft.com/office/drawing/2016/5/14/chartex" xmlns:mc="http://schemas.openxmlformats.org/markup-compatibility/2006" xmlns:aink="http://schemas.microsoft.com/office/drawing/2016/ink" xmlns:am3d="http://schemas.microsoft.com/office/drawing/2017/model3d" xmlns:o="urn:schemas-microsoft-com:office:office" xmlns:oel="http://schemas.microsoft.com/office/2019/extlst" xmlns:r="http://schemas.openxmlformats.org/officeDocument/2006/relationships" xmlns:m="http://schemas.openxmlformats.org/officeDocument/2006/math" xmlns:v="urn:schemas-microsoft-com:vml" xmlns:wp14="http://schemas.microsoft.com/office/word/2010/wordprocessingDrawing" xmlns:wp="http://schemas.openxmlformats.org/drawingml/2006/wordprocessingDrawing" xmlns:w10="urn:schemas-microsoft-com:office:word" xmlns:w="http://schemas.openxmlformats.org/wordprocessingml/2006/main" xmlns:w14="http://schemas.microsoft.com/office/word/2010/wordml" xmlns:w15="http://schemas.microsoft.com/office/word/2012/wordml" xmlns:w16cex="http://schemas.microsoft.com/office/word/2018/wordml/cex" xmlns:w16cid="http://schemas.microsoft.com/office/word/2016/wordml/cid" xmlns:w16="http://schemas.microsoft.com/office/word/2018/wordml" xmlns:w16du="http://schemas.microsoft.com/office/word/2023/wordml/word16du" xmlns:w16sdtdh="http://schemas.microsoft.com/office/word/2020/wordml/sdtdatahash" xmlns:w16sdtfl="http://schemas.microsoft.com/office/word/2024/wordml/sdtformatlock" xmlns:w16se="http://schemas.microsoft.com/office/word/2015/wordml/symex" xmlns:wpg="http://schemas.microsoft.com/office/word/2010/wordprocessingGroup" xmlns:wpi="http://schemas.microsoft.com/office/word/2010/wordprocessingInk" xmlns:wne="http://schemas.microsoft.com/office/word/2006/wordml" xmlns:wps="http://schemas.microsoft.com/office/word/2010/wordprocessingShape" mc:Ignorable="w14 w15 w16se w16cid w16 w16cex w16sdtdh w16sdtfl w16du wp14">
   <w:body>
     <w:p>
       <w:pPr>
         <w:jc w:val="right"/>
       </w:pPr>
-      <w:bookmarkStart w:id="0" w:name="_GoBack"/>
-      <w:bookmarkEnd w:id="0"/>
-      <w:proofErr w:type="spellStart"/>
       <w:r>
         <w:rPr>
           <w:rFonts w:ascii="Arial" w:hAnsi="Arial" w:cs="Arial"/>
           <w:sz w:val="18"/>
           <w:szCs w:val="19"/>
         </w:rPr>
-        <w:t>Sungailiat</w:t>
-      </w:r>
-      <w:proofErr w:type="spellEnd"/>
-      <w:r>
-        <w:rPr>
-          <w:rFonts w:ascii="Arial" w:hAnsi="Arial" w:cs="Arial"/>
-          <w:sz w:val="18"/>
-          <w:szCs w:val="19"/>
-        </w:rPr>
-        <w:t>, {TANGGAL_NASKAH}</w:t>
+        <w:t>Sungailiat, {TANGGAL_NASKAH}</w:t>
       </w:r>
     </w:p>
     <w:tbl>
@@ -73,7 +61,6 @@
                 <w:szCs w:val="19"/>
               </w:rPr>
             </w:pPr>
-            <w:proofErr w:type="spellStart"/>
             <w:r>
               <w:rPr>
                 <w:rFonts w:ascii="Arial" w:hAnsi="Arial" w:cs="Arial"/>
@@ -82,7 +69,6 @@
               </w:rPr>
               <w:t>Nomor</w:t>
             </w:r>
-            <w:proofErr w:type="spellEnd"/>
           </w:p>
         </w:tc>
         <w:tc>
@@ -176,7 +162,6 @@
                 <w:szCs w:val="19"/>
               </w:rPr>
             </w:pPr>
-            <w:proofErr w:type="spellStart"/>
             <w:r>
               <w:rPr>
                 <w:rFonts w:ascii="Arial" w:hAnsi="Arial" w:cs="Arial"/>
@@ -185,7 +170,6 @@
               </w:rPr>
               <w:t>Sifat</w:t>
             </w:r>
-            <w:proofErr w:type="spellEnd"/>
           </w:p>
         </w:tc>
         <w:tc>
@@ -279,7 +263,6 @@
                 <w:szCs w:val="19"/>
               </w:rPr>
             </w:pPr>
-            <w:proofErr w:type="spellStart"/>
             <w:r>
               <w:rPr>
                 <w:rFonts w:ascii="Arial" w:hAnsi="Arial" w:cs="Arial"/>
@@ -288,7 +271,6 @@
               </w:rPr>
               <w:t>Lampiran</w:t>
             </w:r>
-            <w:proofErr w:type="spellEnd"/>
           </w:p>
         </w:tc>
         <w:tc>
@@ -427,77 +409,13 @@
                 <w:szCs w:val="19"/>
               </w:rPr>
             </w:pPr>
-            <w:proofErr w:type="spellStart"/>
-            <w:r>
-              <w:rPr>
-                <w:rFonts w:ascii="Arial" w:hAnsi="Arial" w:cs="Arial"/>
-                <w:sz w:val="18"/>
-                <w:szCs w:val="19"/>
-              </w:rPr>
-              <w:t>Kenaikan</w:t>
-            </w:r>
-            <w:proofErr w:type="spellEnd"/>
-            <w:r>
-              <w:rPr>
-                <w:rFonts w:ascii="Arial" w:hAnsi="Arial" w:cs="Arial"/>
-                <w:sz w:val="18"/>
-                <w:szCs w:val="19"/>
-              </w:rPr>
-              <w:t xml:space="preserve"> </w:t>
-            </w:r>
-            <w:proofErr w:type="spellStart"/>
-            <w:r>
-              <w:rPr>
-                <w:rFonts w:ascii="Arial" w:hAnsi="Arial" w:cs="Arial"/>
-                <w:sz w:val="18"/>
-                <w:szCs w:val="19"/>
-              </w:rPr>
-              <w:t>Gaji</w:t>
-            </w:r>
-            <w:proofErr w:type="spellEnd"/>
-            <w:r>
-              <w:rPr>
-                <w:rFonts w:ascii="Arial" w:hAnsi="Arial" w:cs="Arial"/>
-                <w:sz w:val="18"/>
-                <w:szCs w:val="19"/>
-              </w:rPr>
-              <w:t xml:space="preserve"> </w:t>
-            </w:r>
-            <w:proofErr w:type="spellStart"/>
-            <w:r>
-              <w:rPr>
-                <w:rFonts w:ascii="Arial" w:hAnsi="Arial" w:cs="Arial"/>
-                <w:sz w:val="18"/>
-                <w:szCs w:val="19"/>
-              </w:rPr>
-              <w:t>Berkala</w:t>
-            </w:r>
-            <w:proofErr w:type="spellEnd"/>
-            <w:r>
-              <w:rPr>
-                <w:rFonts w:ascii="Arial" w:hAnsi="Arial" w:cs="Arial"/>
-                <w:sz w:val="18"/>
-                <w:szCs w:val="19"/>
-              </w:rPr>
-              <w:t xml:space="preserve"> </w:t>
-            </w:r>
-            <w:proofErr w:type="spellStart"/>
-            <w:r>
-              <w:rPr>
-                <w:rFonts w:ascii="Arial" w:hAnsi="Arial" w:cs="Arial"/>
-                <w:sz w:val="18"/>
-                <w:szCs w:val="19"/>
-              </w:rPr>
-              <w:t>a.n</w:t>
-            </w:r>
-            <w:proofErr w:type="spellEnd"/>
-            <w:r>
-              <w:rPr>
-                <w:rFonts w:ascii="Arial" w:hAnsi="Arial" w:cs="Arial"/>
-                <w:sz w:val="18"/>
-                <w:szCs w:val="19"/>
-              </w:rPr>
-              <w:t>.</w:t>
+            <w:r>
+              <w:rPr>
+                <w:rFonts w:ascii="Arial" w:hAnsi="Arial" w:cs="Arial"/>
+                <w:sz w:val="18"/>
+                <w:szCs w:val="19"/>
+              </w:rPr>
+              <w:t>Kenaikan Gaji Berkala a.n.</w:t>
             </w:r>
           </w:p>
         </w:tc>
@@ -576,23 +494,13 @@
                 <w:szCs w:val="19"/>
               </w:rPr>
             </w:pPr>
-            <w:proofErr w:type="spellStart"/>
-            <w:r>
-              <w:rPr>
-                <w:rFonts w:ascii="Arial" w:hAnsi="Arial" w:cs="Arial"/>
-                <w:sz w:val="18"/>
-                <w:szCs w:val="19"/>
-              </w:rPr>
-              <w:t>Sdr</w:t>
-            </w:r>
-            <w:proofErr w:type="spellEnd"/>
-            <w:r>
-              <w:rPr>
-                <w:rFonts w:ascii="Arial" w:hAnsi="Arial" w:cs="Arial"/>
-                <w:sz w:val="18"/>
-                <w:szCs w:val="19"/>
-              </w:rPr>
-              <w:t xml:space="preserve">. </w:t>
+            <w:r>
+              <w:rPr>
+                <w:rFonts w:ascii="Arial" w:hAnsi="Arial" w:cs="Arial"/>
+                <w:sz w:val="18"/>
+                <w:szCs w:val="19"/>
+              </w:rPr>
+              <w:t xml:space="preserve">Sdr. </w:t>
             </w:r>
             <w:r>
               <w:rPr>
@@ -692,95 +600,13 @@
                 <w:szCs w:val="19"/>
               </w:rPr>
             </w:pPr>
-            <w:proofErr w:type="spellStart"/>
-            <w:r>
-              <w:rPr>
-                <w:rFonts w:ascii="Arial" w:hAnsi="Arial" w:cs="Arial"/>
-                <w:sz w:val="18"/>
-                <w:szCs w:val="19"/>
-              </w:rPr>
-              <w:t>Yth</w:t>
-            </w:r>
-            <w:proofErr w:type="spellEnd"/>
-            <w:r>
-              <w:rPr>
-                <w:rFonts w:ascii="Arial" w:hAnsi="Arial" w:cs="Arial"/>
-                <w:sz w:val="18"/>
-                <w:szCs w:val="19"/>
-              </w:rPr>
-              <w:t xml:space="preserve">  </w:t>
-            </w:r>
-            <w:proofErr w:type="spellStart"/>
-            <w:r>
-              <w:rPr>
-                <w:rFonts w:ascii="Arial" w:hAnsi="Arial" w:cs="Arial"/>
-                <w:sz w:val="18"/>
-                <w:szCs w:val="19"/>
-              </w:rPr>
-              <w:t>Sdr</w:t>
-            </w:r>
-            <w:proofErr w:type="spellEnd"/>
-            <w:r>
-              <w:rPr>
-                <w:rFonts w:ascii="Arial" w:hAnsi="Arial" w:cs="Arial"/>
-                <w:sz w:val="18"/>
-                <w:szCs w:val="19"/>
-              </w:rPr>
-              <w:t xml:space="preserve">. </w:t>
-            </w:r>
-            <w:proofErr w:type="spellStart"/>
-            <w:r>
-              <w:rPr>
-                <w:rFonts w:ascii="Arial" w:hAnsi="Arial" w:cs="Arial"/>
-                <w:sz w:val="18"/>
-                <w:szCs w:val="19"/>
-              </w:rPr>
-              <w:t>Pembuat</w:t>
-            </w:r>
-            <w:proofErr w:type="spellEnd"/>
-            <w:r>
-              <w:rPr>
-                <w:rFonts w:ascii="Arial" w:hAnsi="Arial" w:cs="Arial"/>
-                <w:sz w:val="18"/>
-                <w:szCs w:val="19"/>
-              </w:rPr>
-              <w:t xml:space="preserve">  </w:t>
-            </w:r>
-            <w:proofErr w:type="spellStart"/>
-            <w:r>
-              <w:rPr>
-                <w:rFonts w:ascii="Arial" w:hAnsi="Arial" w:cs="Arial"/>
-                <w:sz w:val="18"/>
-                <w:szCs w:val="19"/>
-              </w:rPr>
-              <w:t>Daftar</w:t>
-            </w:r>
-            <w:proofErr w:type="spellEnd"/>
-            <w:r>
-              <w:rPr>
-                <w:rFonts w:ascii="Arial" w:hAnsi="Arial" w:cs="Arial"/>
-                <w:sz w:val="18"/>
-                <w:szCs w:val="19"/>
-              </w:rPr>
-              <w:t xml:space="preserve"> </w:t>
-            </w:r>
-            <w:proofErr w:type="spellStart"/>
-            <w:r>
-              <w:rPr>
-                <w:rFonts w:ascii="Arial" w:hAnsi="Arial" w:cs="Arial"/>
-                <w:sz w:val="18"/>
-                <w:szCs w:val="19"/>
-              </w:rPr>
-              <w:t>Gaji</w:t>
-            </w:r>
-            <w:proofErr w:type="spellEnd"/>
-            <w:r>
-              <w:rPr>
-                <w:rFonts w:ascii="Arial" w:hAnsi="Arial" w:cs="Arial"/>
-                <w:sz w:val="18"/>
-                <w:szCs w:val="19"/>
-              </w:rPr>
-              <w:t xml:space="preserve"> </w:t>
+            <w:r>
+              <w:rPr>
+                <w:rFonts w:ascii="Arial" w:hAnsi="Arial" w:cs="Arial"/>
+                <w:sz w:val="18"/>
+                <w:szCs w:val="19"/>
+              </w:rPr>
+              <w:t xml:space="preserve">Yth  Sdr. Pembuat  Daftar Gaji </w:t>
             </w:r>
             <w:r>
               <w:rPr>
@@ -891,7 +717,25 @@
                 <w:szCs w:val="19"/>
                 <w:lang w:val="id-ID"/>
               </w:rPr>
-              <w:t>Sungailiat</w:t>
+              <w:t>{</w:t>
+            </w:r>
+            <w:r>
+              <w:rPr>
+                <w:rFonts w:ascii="Arial" w:hAnsi="Arial" w:cs="Arial"/>
+                <w:sz w:val="18"/>
+                <w:szCs w:val="19"/>
+                <w:lang w:val="id-ID"/>
+              </w:rPr>
+              <w:t>lokasi_pemberi_gaji</w:t>
+            </w:r>
+            <w:r>
+              <w:rPr>
+                <w:rFonts w:ascii="Arial" w:hAnsi="Arial" w:cs="Arial"/>
+                <w:sz w:val="18"/>
+                <w:szCs w:val="19"/>
+                <w:lang w:val="id-ID"/>
+              </w:rPr>
+              <w:t>}</w:t>
             </w:r>
           </w:p>
         </w:tc>
@@ -971,245 +815,14 @@
                 <w:szCs w:val="19"/>
               </w:rPr>
             </w:pPr>
-            <w:proofErr w:type="spellStart"/>
-            <w:r>
-              <w:rPr>
-                <w:rFonts w:ascii="Arial" w:hAnsi="Arial" w:cs="Arial"/>
-                <w:w w:val="110"/>
-                <w:sz w:val="18"/>
-                <w:szCs w:val="19"/>
-              </w:rPr>
-              <w:t>Dengan</w:t>
-            </w:r>
-            <w:proofErr w:type="spellEnd"/>
-            <w:r>
-              <w:rPr>
-                <w:rFonts w:ascii="Arial" w:hAnsi="Arial" w:cs="Arial"/>
-                <w:w w:val="110"/>
-                <w:sz w:val="18"/>
-                <w:szCs w:val="19"/>
-              </w:rPr>
-              <w:t xml:space="preserve"> </w:t>
-            </w:r>
-            <w:proofErr w:type="spellStart"/>
-            <w:r>
-              <w:rPr>
-                <w:rFonts w:ascii="Arial" w:hAnsi="Arial" w:cs="Arial"/>
-                <w:w w:val="110"/>
-                <w:sz w:val="18"/>
-                <w:szCs w:val="19"/>
-              </w:rPr>
-              <w:t>ini</w:t>
-            </w:r>
-            <w:proofErr w:type="spellEnd"/>
-            <w:r>
-              <w:rPr>
-                <w:rFonts w:ascii="Arial" w:hAnsi="Arial" w:cs="Arial"/>
-                <w:w w:val="110"/>
-                <w:sz w:val="18"/>
-                <w:szCs w:val="19"/>
-              </w:rPr>
-              <w:t xml:space="preserve"> </w:t>
-            </w:r>
-            <w:proofErr w:type="spellStart"/>
-            <w:r>
-              <w:rPr>
-                <w:rFonts w:ascii="Arial" w:hAnsi="Arial" w:cs="Arial"/>
-                <w:w w:val="110"/>
-                <w:sz w:val="18"/>
-                <w:szCs w:val="19"/>
-              </w:rPr>
-              <w:t>diberitahukan</w:t>
-            </w:r>
-            <w:proofErr w:type="spellEnd"/>
-            <w:r>
-              <w:rPr>
-                <w:rFonts w:ascii="Arial" w:hAnsi="Arial" w:cs="Arial"/>
-                <w:w w:val="110"/>
-                <w:sz w:val="18"/>
-                <w:szCs w:val="19"/>
-              </w:rPr>
-              <w:t xml:space="preserve">, </w:t>
-            </w:r>
-            <w:proofErr w:type="spellStart"/>
-            <w:r>
-              <w:rPr>
-                <w:rFonts w:ascii="Arial" w:hAnsi="Arial" w:cs="Arial"/>
-                <w:w w:val="110"/>
-                <w:sz w:val="18"/>
-                <w:szCs w:val="19"/>
-              </w:rPr>
-              <w:t>bahwa</w:t>
-            </w:r>
-            <w:proofErr w:type="spellEnd"/>
-            <w:r>
-              <w:rPr>
-                <w:rFonts w:ascii="Arial" w:hAnsi="Arial" w:cs="Arial"/>
-                <w:w w:val="110"/>
-                <w:sz w:val="18"/>
-                <w:szCs w:val="19"/>
-              </w:rPr>
-              <w:t xml:space="preserve"> </w:t>
-            </w:r>
-            <w:proofErr w:type="spellStart"/>
-            <w:r>
-              <w:rPr>
-                <w:rFonts w:ascii="Arial" w:hAnsi="Arial" w:cs="Arial"/>
-                <w:w w:val="110"/>
-                <w:sz w:val="18"/>
-                <w:szCs w:val="19"/>
-              </w:rPr>
-              <w:t>dengan</w:t>
-            </w:r>
-            <w:proofErr w:type="spellEnd"/>
-            <w:r>
-              <w:rPr>
-                <w:rFonts w:ascii="Arial" w:hAnsi="Arial" w:cs="Arial"/>
-                <w:w w:val="110"/>
-                <w:sz w:val="18"/>
-                <w:szCs w:val="19"/>
-              </w:rPr>
-              <w:t xml:space="preserve"> </w:t>
-            </w:r>
-            <w:proofErr w:type="spellStart"/>
-            <w:r>
-              <w:rPr>
-                <w:rFonts w:ascii="Arial" w:hAnsi="Arial" w:cs="Arial"/>
-                <w:w w:val="110"/>
-                <w:sz w:val="18"/>
-                <w:szCs w:val="19"/>
-              </w:rPr>
-              <w:t>telah</w:t>
-            </w:r>
-            <w:proofErr w:type="spellEnd"/>
-            <w:r>
-              <w:rPr>
-                <w:rFonts w:ascii="Arial" w:hAnsi="Arial" w:cs="Arial"/>
-                <w:w w:val="110"/>
-                <w:sz w:val="18"/>
-                <w:szCs w:val="19"/>
-              </w:rPr>
-              <w:t xml:space="preserve"> </w:t>
-            </w:r>
-            <w:proofErr w:type="spellStart"/>
-            <w:r>
-              <w:rPr>
-                <w:rFonts w:ascii="Arial" w:hAnsi="Arial" w:cs="Arial"/>
-                <w:w w:val="110"/>
-                <w:sz w:val="18"/>
-                <w:szCs w:val="19"/>
-              </w:rPr>
-              <w:t>dipenuhi</w:t>
-            </w:r>
-            <w:proofErr w:type="spellEnd"/>
-            <w:r>
-              <w:rPr>
-                <w:rFonts w:ascii="Arial" w:hAnsi="Arial" w:cs="Arial"/>
-                <w:w w:val="110"/>
-                <w:sz w:val="18"/>
-                <w:szCs w:val="19"/>
-              </w:rPr>
-              <w:t xml:space="preserve"> masa </w:t>
-            </w:r>
-            <w:proofErr w:type="spellStart"/>
-            <w:r>
-              <w:rPr>
-                <w:rFonts w:ascii="Arial" w:hAnsi="Arial" w:cs="Arial"/>
-                <w:w w:val="110"/>
-                <w:sz w:val="18"/>
-                <w:szCs w:val="19"/>
-              </w:rPr>
-              <w:t>kerja</w:t>
-            </w:r>
-            <w:proofErr w:type="spellEnd"/>
-            <w:r>
-              <w:rPr>
-                <w:rFonts w:ascii="Arial" w:hAnsi="Arial" w:cs="Arial"/>
-                <w:w w:val="110"/>
-                <w:sz w:val="18"/>
-                <w:szCs w:val="19"/>
-              </w:rPr>
-              <w:t xml:space="preserve"> </w:t>
-            </w:r>
-            <w:proofErr w:type="spellStart"/>
-            <w:r>
-              <w:rPr>
-                <w:rFonts w:ascii="Arial" w:hAnsi="Arial" w:cs="Arial"/>
-                <w:w w:val="110"/>
-                <w:sz w:val="18"/>
-                <w:szCs w:val="19"/>
-              </w:rPr>
-              <w:t>dan</w:t>
-            </w:r>
-            <w:proofErr w:type="spellEnd"/>
-            <w:r>
-              <w:rPr>
-                <w:rFonts w:ascii="Arial" w:hAnsi="Arial" w:cs="Arial"/>
-                <w:w w:val="110"/>
-                <w:sz w:val="18"/>
-                <w:szCs w:val="19"/>
-              </w:rPr>
-              <w:t xml:space="preserve"> </w:t>
-            </w:r>
-            <w:proofErr w:type="spellStart"/>
-            <w:r>
-              <w:rPr>
-                <w:rFonts w:ascii="Arial" w:hAnsi="Arial" w:cs="Arial"/>
-                <w:w w:val="110"/>
-                <w:sz w:val="18"/>
-                <w:szCs w:val="19"/>
-              </w:rPr>
-              <w:t>syarat-syarat</w:t>
-            </w:r>
-            <w:proofErr w:type="spellEnd"/>
-            <w:r>
-              <w:rPr>
-                <w:rFonts w:ascii="Arial" w:hAnsi="Arial" w:cs="Arial"/>
-                <w:w w:val="110"/>
-                <w:sz w:val="18"/>
-                <w:szCs w:val="19"/>
-              </w:rPr>
-              <w:t xml:space="preserve"> </w:t>
-            </w:r>
-            <w:proofErr w:type="spellStart"/>
-            <w:r>
-              <w:rPr>
-                <w:rFonts w:ascii="Arial" w:hAnsi="Arial" w:cs="Arial"/>
-                <w:w w:val="110"/>
-                <w:sz w:val="18"/>
-                <w:szCs w:val="19"/>
-              </w:rPr>
-              <w:t>lainnya</w:t>
-            </w:r>
-            <w:proofErr w:type="spellEnd"/>
-            <w:r>
-              <w:rPr>
-                <w:rFonts w:ascii="Arial" w:hAnsi="Arial" w:cs="Arial"/>
-                <w:w w:val="110"/>
-                <w:sz w:val="18"/>
-                <w:szCs w:val="19"/>
-              </w:rPr>
-              <w:t xml:space="preserve"> </w:t>
-            </w:r>
-            <w:proofErr w:type="spellStart"/>
-            <w:r>
-              <w:rPr>
-                <w:rFonts w:ascii="Arial" w:hAnsi="Arial" w:cs="Arial"/>
-                <w:w w:val="110"/>
-                <w:sz w:val="18"/>
-                <w:szCs w:val="19"/>
-              </w:rPr>
-              <w:t>kepada</w:t>
-            </w:r>
-            <w:proofErr w:type="spellEnd"/>
-            <w:r>
-              <w:rPr>
-                <w:rFonts w:ascii="Arial" w:hAnsi="Arial" w:cs="Arial"/>
-                <w:w w:val="110"/>
-                <w:sz w:val="18"/>
-                <w:szCs w:val="19"/>
-              </w:rPr>
-              <w:t>:</w:t>
+            <w:r>
+              <w:rPr>
+                <w:rFonts w:ascii="Arial" w:hAnsi="Arial" w:cs="Arial"/>
+                <w:w w:val="110"/>
+                <w:sz w:val="18"/>
+                <w:szCs w:val="19"/>
+              </w:rPr>
+              <w:t>Dengan ini diberitahukan, bahwa dengan telah dipenuhi masa kerja dan syarat-syarat lainnya kepada:</w:t>
             </w:r>
           </w:p>
         </w:tc>
@@ -1497,47 +1110,7 @@
                 <w:sz w:val="18"/>
                 <w:szCs w:val="19"/>
               </w:rPr>
-              <w:t>NIP (</w:t>
-            </w:r>
-            <w:proofErr w:type="spellStart"/>
-            <w:r>
-              <w:rPr>
-                <w:rFonts w:ascii="Arial" w:hAnsi="Arial" w:cs="Arial"/>
-                <w:w w:val="110"/>
-                <w:sz w:val="18"/>
-                <w:szCs w:val="19"/>
-              </w:rPr>
-              <w:t>Tanggal</w:t>
-            </w:r>
-            <w:proofErr w:type="spellEnd"/>
-            <w:r>
-              <w:rPr>
-                <w:rFonts w:ascii="Arial" w:hAnsi="Arial" w:cs="Arial"/>
-                <w:w w:val="110"/>
-                <w:sz w:val="18"/>
-                <w:szCs w:val="19"/>
-              </w:rPr>
-              <w:t xml:space="preserve"> </w:t>
-            </w:r>
-            <w:proofErr w:type="spellStart"/>
-            <w:r>
-              <w:rPr>
-                <w:rFonts w:ascii="Arial" w:hAnsi="Arial" w:cs="Arial"/>
-                <w:w w:val="110"/>
-                <w:sz w:val="18"/>
-                <w:szCs w:val="19"/>
-              </w:rPr>
-              <w:t>Lahir</w:t>
-            </w:r>
-            <w:proofErr w:type="spellEnd"/>
-            <w:r>
-              <w:rPr>
-                <w:rFonts w:ascii="Arial" w:hAnsi="Arial" w:cs="Arial"/>
-                <w:w w:val="110"/>
-                <w:sz w:val="18"/>
-                <w:szCs w:val="19"/>
-              </w:rPr>
-              <w:t>)</w:t>
+              <w:t>NIP (Tanggal Lahir)</w:t>
             </w:r>
           </w:p>
         </w:tc>
@@ -1713,37 +1286,15 @@
                 <w:szCs w:val="19"/>
               </w:rPr>
             </w:pPr>
-            <w:proofErr w:type="spellStart"/>
-            <w:r>
-              <w:rPr>
-                <w:rFonts w:ascii="Arial" w:hAnsi="Arial" w:cs="Arial"/>
-                <w:w w:val="110"/>
-                <w:sz w:val="18"/>
-                <w:szCs w:val="19"/>
-              </w:rPr>
-              <w:t>Pangkat</w:t>
-            </w:r>
-            <w:proofErr w:type="spellEnd"/>
-            <w:r>
-              <w:rPr>
-                <w:rFonts w:ascii="Arial" w:hAnsi="Arial" w:cs="Arial"/>
-                <w:w w:val="110"/>
-                <w:sz w:val="18"/>
-                <w:szCs w:val="19"/>
-              </w:rPr>
-              <w:t xml:space="preserve"> / </w:t>
-            </w:r>
-            <w:proofErr w:type="spellStart"/>
-            <w:r>
-              <w:rPr>
-                <w:rFonts w:ascii="Arial" w:hAnsi="Arial" w:cs="Arial"/>
-                <w:w w:val="110"/>
-                <w:sz w:val="18"/>
-                <w:szCs w:val="19"/>
-              </w:rPr>
-              <w:t>Jabatan</w:t>
-            </w:r>
-            <w:proofErr w:type="spellEnd"/>
+            <w:r>
+              <w:rPr>
+                <w:rFonts w:ascii="Arial" w:hAnsi="Arial" w:cs="Arial"/>
+                <w:w w:val="110"/>
+                <w:sz w:val="18"/>
+                <w:szCs w:val="19"/>
+              </w:rPr>
+              <w:t>Pangkat / Jabatan</w:t>
+            </w:r>
           </w:p>
         </w:tc>
         <w:tc>
@@ -1909,39 +1460,8 @@
                 <w:sz w:val="18"/>
                 <w:szCs w:val="19"/>
               </w:rPr>
-              <w:t xml:space="preserve">Kantor </w:t>
-            </w:r>
-            <w:proofErr w:type="spellStart"/>
-            <w:r>
-              <w:rPr>
-                <w:rFonts w:ascii="Arial" w:hAnsi="Arial" w:cs="Arial"/>
-                <w:w w:val="110"/>
-                <w:sz w:val="18"/>
-                <w:szCs w:val="19"/>
-              </w:rPr>
-              <w:t>Tempat</w:t>
-            </w:r>
-            <w:proofErr w:type="spellEnd"/>
-            <w:r>
-              <w:rPr>
-                <w:rFonts w:ascii="Arial" w:hAnsi="Arial" w:cs="Arial"/>
-                <w:w w:val="110"/>
-                <w:sz w:val="18"/>
-                <w:szCs w:val="19"/>
-              </w:rPr>
-              <w:t xml:space="preserve"> </w:t>
-            </w:r>
-            <w:proofErr w:type="spellStart"/>
-            <w:r>
-              <w:rPr>
-                <w:rFonts w:ascii="Arial" w:hAnsi="Arial" w:cs="Arial"/>
-                <w:w w:val="110"/>
-                <w:sz w:val="18"/>
-                <w:szCs w:val="19"/>
-              </w:rPr>
-              <w:t>Kedudukan</w:t>
-            </w:r>
-            <w:proofErr w:type="spellEnd"/>
+              <w:t>Kantor Tempat Kedudukan</w:t>
+            </w:r>
           </w:p>
         </w:tc>
         <w:tc>
@@ -2083,45 +1603,14 @@
                 <w:szCs w:val="19"/>
               </w:rPr>
             </w:pPr>
-            <w:proofErr w:type="spellStart"/>
-            <w:r>
-              <w:rPr>
-                <w:rFonts w:ascii="Arial" w:hAnsi="Arial" w:cs="Arial"/>
-                <w:w w:val="110"/>
-                <w:sz w:val="18"/>
-                <w:szCs w:val="19"/>
-              </w:rPr>
-              <w:t>Gaji</w:t>
-            </w:r>
-            <w:proofErr w:type="spellEnd"/>
-            <w:r>
-              <w:rPr>
-                <w:rFonts w:ascii="Arial" w:hAnsi="Arial" w:cs="Arial"/>
-                <w:w w:val="110"/>
-                <w:sz w:val="18"/>
-                <w:szCs w:val="19"/>
-              </w:rPr>
-              <w:t xml:space="preserve"> </w:t>
-            </w:r>
-            <w:proofErr w:type="spellStart"/>
-            <w:r>
-              <w:rPr>
-                <w:rFonts w:ascii="Arial" w:hAnsi="Arial" w:cs="Arial"/>
-                <w:w w:val="110"/>
-                <w:sz w:val="18"/>
-                <w:szCs w:val="19"/>
-              </w:rPr>
-              <w:t>Pokok</w:t>
-            </w:r>
-            <w:proofErr w:type="spellEnd"/>
-            <w:r>
-              <w:rPr>
-                <w:rFonts w:ascii="Arial" w:hAnsi="Arial" w:cs="Arial"/>
-                <w:w w:val="110"/>
-                <w:sz w:val="18"/>
-                <w:szCs w:val="19"/>
-              </w:rPr>
-              <w:t xml:space="preserve"> Lama</w:t>
+            <w:r>
+              <w:rPr>
+                <w:rFonts w:ascii="Arial" w:hAnsi="Arial" w:cs="Arial"/>
+                <w:w w:val="110"/>
+                <w:sz w:val="18"/>
+                <w:szCs w:val="19"/>
+              </w:rPr>
+              <w:t>Gaji Pokok Lama</w:t>
             </w:r>
           </w:p>
         </w:tc>
@@ -2348,37 +1837,15 @@
                 <w:szCs w:val="19"/>
               </w:rPr>
             </w:pPr>
-            <w:proofErr w:type="spellStart"/>
-            <w:r>
-              <w:rPr>
-                <w:rFonts w:ascii="Arial" w:hAnsi="Arial" w:cs="Arial"/>
-                <w:w w:val="110"/>
-                <w:sz w:val="18"/>
-                <w:szCs w:val="19"/>
-              </w:rPr>
-              <w:t>Oleh</w:t>
-            </w:r>
-            <w:proofErr w:type="spellEnd"/>
-            <w:r>
-              <w:rPr>
-                <w:rFonts w:ascii="Arial" w:hAnsi="Arial" w:cs="Arial"/>
-                <w:w w:val="110"/>
-                <w:sz w:val="18"/>
-                <w:szCs w:val="19"/>
-              </w:rPr>
-              <w:t xml:space="preserve"> </w:t>
-            </w:r>
-            <w:proofErr w:type="spellStart"/>
-            <w:r>
-              <w:rPr>
-                <w:rFonts w:ascii="Arial" w:hAnsi="Arial" w:cs="Arial"/>
-                <w:w w:val="110"/>
-                <w:sz w:val="18"/>
-                <w:szCs w:val="19"/>
-              </w:rPr>
-              <w:t>Pejabat</w:t>
-            </w:r>
-            <w:proofErr w:type="spellEnd"/>
+            <w:r>
+              <w:rPr>
+                <w:rFonts w:ascii="Arial" w:hAnsi="Arial" w:cs="Arial"/>
+                <w:w w:val="110"/>
+                <w:sz w:val="18"/>
+                <w:szCs w:val="19"/>
+              </w:rPr>
+              <w:t>Oleh Pejabat</w:t>
+            </w:r>
           </w:p>
         </w:tc>
         <w:tc>
@@ -2545,7 +2012,6 @@
                 <w:szCs w:val="19"/>
               </w:rPr>
             </w:pPr>
-            <w:proofErr w:type="spellStart"/>
             <w:r>
               <w:rPr>
                 <w:rFonts w:ascii="Arial" w:hAnsi="Arial" w:cs="Arial"/>
@@ -2555,7 +2021,6 @@
               </w:rPr>
               <w:t>Tanggal</w:t>
             </w:r>
-            <w:proofErr w:type="spellEnd"/>
             <w:r>
               <w:rPr>
                 <w:rFonts w:ascii="Arial" w:hAnsi="Arial" w:cs="Arial"/>
@@ -2724,25 +2189,14 @@
                 <w:szCs w:val="19"/>
               </w:rPr>
             </w:pPr>
-            <w:proofErr w:type="spellStart"/>
-            <w:r>
-              <w:rPr>
-                <w:rFonts w:ascii="Arial" w:hAnsi="Arial" w:cs="Arial"/>
-                <w:w w:val="110"/>
-                <w:sz w:val="18"/>
-                <w:szCs w:val="19"/>
-              </w:rPr>
-              <w:t>Nomor</w:t>
-            </w:r>
-            <w:proofErr w:type="spellEnd"/>
-            <w:r>
-              <w:rPr>
-                <w:rFonts w:ascii="Arial" w:hAnsi="Arial" w:cs="Arial"/>
-                <w:w w:val="110"/>
-                <w:sz w:val="18"/>
-                <w:szCs w:val="19"/>
-              </w:rPr>
-              <w:t xml:space="preserve"> </w:t>
+            <w:r>
+              <w:rPr>
+                <w:rFonts w:ascii="Arial" w:hAnsi="Arial" w:cs="Arial"/>
+                <w:w w:val="110"/>
+                <w:sz w:val="18"/>
+                <w:szCs w:val="19"/>
+              </w:rPr>
+              <w:t xml:space="preserve">Nomor </w:t>
             </w:r>
           </w:p>
         </w:tc>
@@ -2903,85 +2357,14 @@
                 <w:szCs w:val="19"/>
               </w:rPr>
             </w:pPr>
-            <w:proofErr w:type="spellStart"/>
-            <w:r>
-              <w:rPr>
-                <w:rFonts w:ascii="Arial" w:hAnsi="Arial" w:cs="Arial"/>
-                <w:w w:val="110"/>
-                <w:sz w:val="18"/>
-                <w:szCs w:val="19"/>
-              </w:rPr>
-              <w:t>Tgl</w:t>
-            </w:r>
-            <w:proofErr w:type="spellEnd"/>
-            <w:r>
-              <w:rPr>
-                <w:rFonts w:ascii="Arial" w:hAnsi="Arial" w:cs="Arial"/>
-                <w:w w:val="110"/>
-                <w:sz w:val="18"/>
-                <w:szCs w:val="19"/>
-              </w:rPr>
-              <w:t xml:space="preserve">. </w:t>
-            </w:r>
-            <w:proofErr w:type="spellStart"/>
-            <w:r>
-              <w:rPr>
-                <w:rFonts w:ascii="Arial" w:hAnsi="Arial" w:cs="Arial"/>
-                <w:w w:val="110"/>
-                <w:sz w:val="18"/>
-                <w:szCs w:val="19"/>
-              </w:rPr>
-              <w:t>Berlaku</w:t>
-            </w:r>
-            <w:proofErr w:type="spellEnd"/>
-            <w:r>
-              <w:rPr>
-                <w:rFonts w:ascii="Arial" w:hAnsi="Arial" w:cs="Arial"/>
-                <w:w w:val="110"/>
-                <w:sz w:val="18"/>
-                <w:szCs w:val="19"/>
-              </w:rPr>
-              <w:t xml:space="preserve"> </w:t>
-            </w:r>
-            <w:proofErr w:type="spellStart"/>
-            <w:r>
-              <w:rPr>
-                <w:rFonts w:ascii="Arial" w:hAnsi="Arial" w:cs="Arial"/>
-                <w:w w:val="110"/>
-                <w:sz w:val="18"/>
-                <w:szCs w:val="19"/>
-              </w:rPr>
-              <w:t>Gaji</w:t>
-            </w:r>
-            <w:proofErr w:type="spellEnd"/>
-            <w:r>
-              <w:rPr>
-                <w:rFonts w:ascii="Arial" w:hAnsi="Arial" w:cs="Arial"/>
-                <w:w w:val="110"/>
-                <w:sz w:val="18"/>
-                <w:szCs w:val="19"/>
-              </w:rPr>
-              <w:t xml:space="preserve"> </w:t>
-            </w:r>
-            <w:proofErr w:type="spellStart"/>
-            <w:r>
-              <w:rPr>
-                <w:rFonts w:ascii="Arial" w:hAnsi="Arial" w:cs="Arial"/>
-                <w:w w:val="110"/>
-                <w:sz w:val="18"/>
-                <w:szCs w:val="19"/>
-              </w:rPr>
-              <w:t>tsb</w:t>
-            </w:r>
-            <w:proofErr w:type="spellEnd"/>
-            <w:r>
-              <w:rPr>
-                <w:rFonts w:ascii="Arial" w:hAnsi="Arial" w:cs="Arial"/>
-                <w:w w:val="110"/>
-                <w:sz w:val="18"/>
-                <w:szCs w:val="19"/>
-              </w:rPr>
-              <w:t>.</w:t>
+            <w:r>
+              <w:rPr>
+                <w:rFonts w:ascii="Arial" w:hAnsi="Arial" w:cs="Arial"/>
+                <w:w w:val="110"/>
+                <w:sz w:val="18"/>
+                <w:szCs w:val="19"/>
+              </w:rPr>
+              <w:t>Tgl. Berlaku Gaji tsb.</w:t>
             </w:r>
           </w:p>
         </w:tc>
@@ -3146,99 +2529,17 @@
                 <w:sz w:val="18"/>
                 <w:szCs w:val="19"/>
               </w:rPr>
-              <w:t xml:space="preserve">Masa </w:t>
-            </w:r>
-            <w:proofErr w:type="spellStart"/>
-            <w:r>
-              <w:rPr>
-                <w:rFonts w:ascii="Arial" w:hAnsi="Arial" w:cs="Arial"/>
-                <w:w w:val="110"/>
-                <w:sz w:val="18"/>
-                <w:szCs w:val="19"/>
-              </w:rPr>
-              <w:t>Kerja</w:t>
-            </w:r>
-            <w:proofErr w:type="spellEnd"/>
-            <w:r>
-              <w:rPr>
-                <w:rFonts w:ascii="Arial" w:hAnsi="Arial" w:cs="Arial"/>
-                <w:w w:val="110"/>
-                <w:sz w:val="18"/>
-                <w:szCs w:val="19"/>
-              </w:rPr>
-              <w:t xml:space="preserve"> </w:t>
-            </w:r>
-            <w:proofErr w:type="spellStart"/>
-            <w:r>
-              <w:rPr>
-                <w:rFonts w:ascii="Arial" w:hAnsi="Arial" w:cs="Arial"/>
-                <w:w w:val="110"/>
-                <w:sz w:val="18"/>
-                <w:szCs w:val="19"/>
-              </w:rPr>
-              <w:t>Golongan</w:t>
-            </w:r>
-            <w:proofErr w:type="spellEnd"/>
-            <w:r>
-              <w:rPr>
-                <w:rFonts w:ascii="Arial" w:hAnsi="Arial" w:cs="Arial"/>
-                <w:w w:val="110"/>
-                <w:sz w:val="18"/>
-                <w:szCs w:val="19"/>
-              </w:rPr>
-              <w:t xml:space="preserve"> </w:t>
-            </w:r>
-            <w:proofErr w:type="spellStart"/>
-            <w:r>
-              <w:rPr>
-                <w:rFonts w:ascii="Arial" w:hAnsi="Arial" w:cs="Arial"/>
-                <w:w w:val="110"/>
-                <w:sz w:val="18"/>
-                <w:szCs w:val="19"/>
-              </w:rPr>
-              <w:t>pada</w:t>
-            </w:r>
-            <w:proofErr w:type="spellEnd"/>
-            <w:r>
-              <w:rPr>
-                <w:rFonts w:ascii="Arial" w:hAnsi="Arial" w:cs="Arial"/>
-                <w:w w:val="110"/>
-                <w:sz w:val="18"/>
-                <w:szCs w:val="19"/>
-              </w:rPr>
-              <w:t xml:space="preserve"> </w:t>
-            </w:r>
-            <w:proofErr w:type="spellStart"/>
-            <w:r>
-              <w:rPr>
-                <w:rFonts w:ascii="Arial" w:hAnsi="Arial" w:cs="Arial"/>
-                <w:w w:val="110"/>
-                <w:sz w:val="18"/>
-                <w:szCs w:val="19"/>
-              </w:rPr>
-              <w:t>tanggal</w:t>
-            </w:r>
-            <w:proofErr w:type="spellEnd"/>
-            <w:r>
-              <w:rPr>
-                <w:rFonts w:ascii="Arial" w:hAnsi="Arial" w:cs="Arial"/>
-                <w:w w:val="110"/>
-                <w:sz w:val="18"/>
-                <w:szCs w:val="19"/>
-              </w:rPr>
-              <w:t xml:space="preserve"> </w:t>
-            </w:r>
-            <w:proofErr w:type="spellStart"/>
-            <w:r>
-              <w:rPr>
-                <w:rFonts w:ascii="Arial" w:hAnsi="Arial" w:cs="Arial"/>
-                <w:w w:val="110"/>
-                <w:sz w:val="18"/>
-                <w:szCs w:val="19"/>
-              </w:rPr>
-              <w:t>tersebut</w:t>
-            </w:r>
-            <w:proofErr w:type="spellEnd"/>
+              <w:t>Masa Kerja Golongan pada</w:t>
+            </w:r>
+            <w:r>
+              <w:rPr>
+                <w:rFonts w:ascii="Arial" w:hAnsi="Arial" w:cs="Arial"/>
+                <w:w w:val="110"/>
+                <w:sz w:val="18"/>
+                <w:szCs w:val="19"/>
+              </w:rPr>
+              <w:t xml:space="preserve"> tanggal tersebut</w:t>
+            </w:r>
           </w:p>
         </w:tc>
         <w:tc>
@@ -3353,125 +2654,14 @@
                 <w:szCs w:val="19"/>
               </w:rPr>
             </w:pPr>
-            <w:proofErr w:type="spellStart"/>
-            <w:r>
-              <w:rPr>
-                <w:rFonts w:ascii="Arial" w:hAnsi="Arial" w:cs="Arial"/>
-                <w:w w:val="110"/>
-                <w:sz w:val="18"/>
-                <w:szCs w:val="19"/>
-              </w:rPr>
-              <w:t>Diberikan</w:t>
-            </w:r>
-            <w:proofErr w:type="spellEnd"/>
-            <w:r>
-              <w:rPr>
-                <w:rFonts w:ascii="Arial" w:hAnsi="Arial" w:cs="Arial"/>
-                <w:w w:val="110"/>
-                <w:sz w:val="18"/>
-                <w:szCs w:val="19"/>
-              </w:rPr>
-              <w:t xml:space="preserve"> </w:t>
-            </w:r>
-            <w:proofErr w:type="spellStart"/>
-            <w:r>
-              <w:rPr>
-                <w:rFonts w:ascii="Arial" w:hAnsi="Arial" w:cs="Arial"/>
-                <w:w w:val="110"/>
-                <w:sz w:val="18"/>
-                <w:szCs w:val="19"/>
-              </w:rPr>
-              <w:t>Kenaikan</w:t>
-            </w:r>
-            <w:proofErr w:type="spellEnd"/>
-            <w:r>
-              <w:rPr>
-                <w:rFonts w:ascii="Arial" w:hAnsi="Arial" w:cs="Arial"/>
-                <w:w w:val="110"/>
-                <w:sz w:val="18"/>
-                <w:szCs w:val="19"/>
-              </w:rPr>
-              <w:t xml:space="preserve"> </w:t>
-            </w:r>
-            <w:proofErr w:type="spellStart"/>
-            <w:r>
-              <w:rPr>
-                <w:rFonts w:ascii="Arial" w:hAnsi="Arial" w:cs="Arial"/>
-                <w:w w:val="110"/>
-                <w:sz w:val="18"/>
-                <w:szCs w:val="19"/>
-              </w:rPr>
-              <w:t>Gaji</w:t>
-            </w:r>
-            <w:proofErr w:type="spellEnd"/>
-            <w:r>
-              <w:rPr>
-                <w:rFonts w:ascii="Arial" w:hAnsi="Arial" w:cs="Arial"/>
-                <w:w w:val="110"/>
-                <w:sz w:val="18"/>
-                <w:szCs w:val="19"/>
-              </w:rPr>
-              <w:t xml:space="preserve"> </w:t>
-            </w:r>
-            <w:proofErr w:type="spellStart"/>
-            <w:r>
-              <w:rPr>
-                <w:rFonts w:ascii="Arial" w:hAnsi="Arial" w:cs="Arial"/>
-                <w:w w:val="110"/>
-                <w:sz w:val="18"/>
-                <w:szCs w:val="19"/>
-              </w:rPr>
-              <w:t>Berkala</w:t>
-            </w:r>
-            <w:proofErr w:type="spellEnd"/>
-            <w:r>
-              <w:rPr>
-                <w:rFonts w:ascii="Arial" w:hAnsi="Arial" w:cs="Arial"/>
-                <w:w w:val="110"/>
-                <w:sz w:val="18"/>
-                <w:szCs w:val="19"/>
-              </w:rPr>
-              <w:t xml:space="preserve"> </w:t>
-            </w:r>
-            <w:proofErr w:type="spellStart"/>
-            <w:r>
-              <w:rPr>
-                <w:rFonts w:ascii="Arial" w:hAnsi="Arial" w:cs="Arial"/>
-                <w:w w:val="110"/>
-                <w:sz w:val="18"/>
-                <w:szCs w:val="19"/>
-              </w:rPr>
-              <w:t>hingga</w:t>
-            </w:r>
-            <w:proofErr w:type="spellEnd"/>
-            <w:r>
-              <w:rPr>
-                <w:rFonts w:ascii="Arial" w:hAnsi="Arial" w:cs="Arial"/>
-                <w:w w:val="110"/>
-                <w:sz w:val="18"/>
-                <w:szCs w:val="19"/>
-              </w:rPr>
-              <w:t xml:space="preserve"> </w:t>
-            </w:r>
-            <w:proofErr w:type="spellStart"/>
-            <w:r>
-              <w:rPr>
-                <w:rFonts w:ascii="Arial" w:hAnsi="Arial" w:cs="Arial"/>
-                <w:w w:val="110"/>
-                <w:sz w:val="18"/>
-                <w:szCs w:val="19"/>
-              </w:rPr>
-              <w:t>memperoleh</w:t>
-            </w:r>
-            <w:proofErr w:type="spellEnd"/>
-            <w:r>
-              <w:rPr>
-                <w:rFonts w:ascii="Arial" w:hAnsi="Arial" w:cs="Arial"/>
-                <w:w w:val="110"/>
-                <w:sz w:val="18"/>
-                <w:szCs w:val="19"/>
-              </w:rPr>
-              <w:t xml:space="preserve"> :</w:t>
+            <w:r>
+              <w:rPr>
+                <w:rFonts w:ascii="Arial" w:hAnsi="Arial" w:cs="Arial"/>
+                <w:w w:val="110"/>
+                <w:sz w:val="18"/>
+                <w:szCs w:val="19"/>
+              </w:rPr>
+              <w:t>Diberikan Kenaikan Gaji Berkala hingga memperoleh :</w:t>
             </w:r>
           </w:p>
         </w:tc>
@@ -3549,57 +2739,15 @@
                 <w:szCs w:val="19"/>
               </w:rPr>
             </w:pPr>
-            <w:proofErr w:type="spellStart"/>
-            <w:r>
-              <w:rPr>
-                <w:rFonts w:ascii="Arial" w:hAnsi="Arial" w:cs="Arial"/>
-                <w:w w:val="110"/>
-                <w:sz w:val="18"/>
-                <w:szCs w:val="19"/>
-              </w:rPr>
-              <w:t>Gaji</w:t>
-            </w:r>
-            <w:proofErr w:type="spellEnd"/>
-            <w:r>
-              <w:rPr>
-                <w:rFonts w:ascii="Arial" w:hAnsi="Arial" w:cs="Arial"/>
-                <w:w w:val="110"/>
-                <w:sz w:val="18"/>
-                <w:szCs w:val="19"/>
-              </w:rPr>
-              <w:t xml:space="preserve"> </w:t>
-            </w:r>
-            <w:proofErr w:type="spellStart"/>
-            <w:r>
-              <w:rPr>
-                <w:rFonts w:ascii="Arial" w:hAnsi="Arial" w:cs="Arial"/>
-                <w:w w:val="110"/>
-                <w:sz w:val="18"/>
-                <w:szCs w:val="19"/>
-              </w:rPr>
-              <w:t>Pokok</w:t>
-            </w:r>
-            <w:proofErr w:type="spellEnd"/>
-            <w:r>
-              <w:rPr>
-                <w:rFonts w:ascii="Arial" w:hAnsi="Arial" w:cs="Arial"/>
-                <w:w w:val="110"/>
-                <w:sz w:val="18"/>
-                <w:szCs w:val="19"/>
-              </w:rPr>
-              <w:t xml:space="preserve"> </w:t>
-            </w:r>
-            <w:proofErr w:type="spellStart"/>
-            <w:r>
-              <w:rPr>
-                <w:rFonts w:ascii="Arial" w:hAnsi="Arial" w:cs="Arial"/>
-                <w:w w:val="110"/>
-                <w:sz w:val="18"/>
-                <w:szCs w:val="19"/>
-              </w:rPr>
-              <w:t>Baru</w:t>
-            </w:r>
-            <w:proofErr w:type="spellEnd"/>
+            <w:r>
+              <w:rPr>
+                <w:rFonts w:ascii="Arial" w:hAnsi="Arial" w:cs="Arial"/>
+                <w:w w:val="110"/>
+                <w:sz w:val="18"/>
+                <w:szCs w:val="19"/>
+              </w:rPr>
+              <w:t>Gaji Pokok Baru</w:t>
+            </w:r>
           </w:p>
         </w:tc>
         <w:tc>
@@ -3740,37 +2888,15 @@
                 <w:szCs w:val="19"/>
               </w:rPr>
             </w:pPr>
-            <w:proofErr w:type="spellStart"/>
-            <w:r>
-              <w:rPr>
-                <w:rFonts w:ascii="Arial" w:hAnsi="Arial" w:cs="Arial"/>
-                <w:w w:val="110"/>
-                <w:sz w:val="18"/>
-                <w:szCs w:val="19"/>
-              </w:rPr>
-              <w:t>Berdasarkan</w:t>
-            </w:r>
-            <w:proofErr w:type="spellEnd"/>
-            <w:r>
-              <w:rPr>
-                <w:rFonts w:ascii="Arial" w:hAnsi="Arial" w:cs="Arial"/>
-                <w:w w:val="110"/>
-                <w:sz w:val="18"/>
-                <w:szCs w:val="19"/>
-              </w:rPr>
-              <w:t xml:space="preserve"> Masa </w:t>
-            </w:r>
-            <w:proofErr w:type="spellStart"/>
-            <w:r>
-              <w:rPr>
-                <w:rFonts w:ascii="Arial" w:hAnsi="Arial" w:cs="Arial"/>
-                <w:w w:val="110"/>
-                <w:sz w:val="18"/>
-                <w:szCs w:val="19"/>
-              </w:rPr>
-              <w:t>Kerja</w:t>
-            </w:r>
-            <w:proofErr w:type="spellEnd"/>
+            <w:r>
+              <w:rPr>
+                <w:rFonts w:ascii="Arial" w:hAnsi="Arial" w:cs="Arial"/>
+                <w:w w:val="110"/>
+                <w:sz w:val="18"/>
+                <w:szCs w:val="19"/>
+              </w:rPr>
+              <w:t>Berdasarkan Masa Kerja</w:t>
+            </w:r>
           </w:p>
         </w:tc>
         <w:tc>
@@ -3911,57 +3037,15 @@
                 <w:szCs w:val="19"/>
               </w:rPr>
             </w:pPr>
-            <w:proofErr w:type="spellStart"/>
-            <w:r>
-              <w:rPr>
-                <w:rFonts w:ascii="Arial" w:hAnsi="Arial" w:cs="Arial"/>
-                <w:w w:val="110"/>
-                <w:sz w:val="18"/>
-                <w:szCs w:val="19"/>
-              </w:rPr>
-              <w:t>Dalam</w:t>
-            </w:r>
-            <w:proofErr w:type="spellEnd"/>
-            <w:r>
-              <w:rPr>
-                <w:rFonts w:ascii="Arial" w:hAnsi="Arial" w:cs="Arial"/>
-                <w:w w:val="110"/>
-                <w:sz w:val="18"/>
-                <w:szCs w:val="19"/>
-              </w:rPr>
-              <w:t xml:space="preserve"> </w:t>
-            </w:r>
-            <w:proofErr w:type="spellStart"/>
-            <w:r>
-              <w:rPr>
-                <w:rFonts w:ascii="Arial" w:hAnsi="Arial" w:cs="Arial"/>
-                <w:w w:val="110"/>
-                <w:sz w:val="18"/>
-                <w:szCs w:val="19"/>
-              </w:rPr>
-              <w:t>Golongan</w:t>
-            </w:r>
-            <w:proofErr w:type="spellEnd"/>
-            <w:r>
-              <w:rPr>
-                <w:rFonts w:ascii="Arial" w:hAnsi="Arial" w:cs="Arial"/>
-                <w:w w:val="110"/>
-                <w:sz w:val="18"/>
-                <w:szCs w:val="19"/>
-              </w:rPr>
-              <w:t xml:space="preserve"> / </w:t>
-            </w:r>
-            <w:proofErr w:type="spellStart"/>
-            <w:r>
-              <w:rPr>
-                <w:rFonts w:ascii="Arial" w:hAnsi="Arial" w:cs="Arial"/>
-                <w:w w:val="110"/>
-                <w:sz w:val="18"/>
-                <w:szCs w:val="19"/>
-              </w:rPr>
-              <w:t>Ruang</w:t>
-            </w:r>
-            <w:proofErr w:type="spellEnd"/>
+            <w:r>
+              <w:rPr>
+                <w:rFonts w:ascii="Arial" w:hAnsi="Arial" w:cs="Arial"/>
+                <w:w w:val="110"/>
+                <w:sz w:val="18"/>
+                <w:szCs w:val="19"/>
+              </w:rPr>
+              <w:t>Dalam Golongan / Ruang</w:t>
+            </w:r>
           </w:p>
         </w:tc>
         <w:tc>
@@ -4102,37 +3186,15 @@
                 <w:szCs w:val="19"/>
               </w:rPr>
             </w:pPr>
-            <w:proofErr w:type="spellStart"/>
-            <w:r>
-              <w:rPr>
-                <w:rFonts w:ascii="Arial" w:hAnsi="Arial" w:cs="Arial"/>
-                <w:w w:val="110"/>
-                <w:sz w:val="18"/>
-                <w:szCs w:val="19"/>
-              </w:rPr>
-              <w:t>Mulai</w:t>
-            </w:r>
-            <w:proofErr w:type="spellEnd"/>
-            <w:r>
-              <w:rPr>
-                <w:rFonts w:ascii="Arial" w:hAnsi="Arial" w:cs="Arial"/>
-                <w:w w:val="110"/>
-                <w:sz w:val="18"/>
-                <w:szCs w:val="19"/>
-              </w:rPr>
-              <w:t xml:space="preserve"> </w:t>
-            </w:r>
-            <w:proofErr w:type="spellStart"/>
-            <w:r>
-              <w:rPr>
-                <w:rFonts w:ascii="Arial" w:hAnsi="Arial" w:cs="Arial"/>
-                <w:w w:val="110"/>
-                <w:sz w:val="18"/>
-                <w:szCs w:val="19"/>
-              </w:rPr>
-              <w:t>Tanggal</w:t>
-            </w:r>
-            <w:proofErr w:type="spellEnd"/>
+            <w:r>
+              <w:rPr>
+                <w:rFonts w:ascii="Arial" w:hAnsi="Arial" w:cs="Arial"/>
+                <w:w w:val="110"/>
+                <w:sz w:val="18"/>
+                <w:szCs w:val="19"/>
+              </w:rPr>
+              <w:t>Mulai Tanggal</w:t>
+            </w:r>
           </w:p>
         </w:tc>
         <w:tc>
@@ -4280,59 +3342,8 @@
                 <w:sz w:val="18"/>
                 <w:szCs w:val="19"/>
               </w:rPr>
-              <w:t xml:space="preserve">TMT </w:t>
-            </w:r>
-            <w:proofErr w:type="spellStart"/>
-            <w:r>
-              <w:rPr>
-                <w:rFonts w:ascii="Arial" w:hAnsi="Arial" w:cs="Arial"/>
-                <w:w w:val="110"/>
-                <w:sz w:val="18"/>
-                <w:szCs w:val="19"/>
-              </w:rPr>
-              <w:t>Gaji</w:t>
-            </w:r>
-            <w:proofErr w:type="spellEnd"/>
-            <w:r>
-              <w:rPr>
-                <w:rFonts w:ascii="Arial" w:hAnsi="Arial" w:cs="Arial"/>
-                <w:w w:val="110"/>
-                <w:sz w:val="18"/>
-                <w:szCs w:val="19"/>
-              </w:rPr>
-              <w:t xml:space="preserve"> </w:t>
-            </w:r>
-            <w:proofErr w:type="spellStart"/>
-            <w:r>
-              <w:rPr>
-                <w:rFonts w:ascii="Arial" w:hAnsi="Arial" w:cs="Arial"/>
-                <w:w w:val="110"/>
-                <w:sz w:val="18"/>
-                <w:szCs w:val="19"/>
-              </w:rPr>
-              <w:t>Berkala</w:t>
-            </w:r>
-            <w:proofErr w:type="spellEnd"/>
-            <w:r>
-              <w:rPr>
-                <w:rFonts w:ascii="Arial" w:hAnsi="Arial" w:cs="Arial"/>
-                <w:w w:val="110"/>
-                <w:sz w:val="18"/>
-                <w:szCs w:val="19"/>
-              </w:rPr>
-              <w:t xml:space="preserve"> </w:t>
-            </w:r>
-            <w:proofErr w:type="spellStart"/>
-            <w:r>
-              <w:rPr>
-                <w:rFonts w:ascii="Arial" w:hAnsi="Arial" w:cs="Arial"/>
-                <w:w w:val="110"/>
-                <w:sz w:val="18"/>
-                <w:szCs w:val="19"/>
-              </w:rPr>
-              <w:t>Berikutnya</w:t>
-            </w:r>
-            <w:proofErr w:type="spellEnd"/>
+              <w:t>TMT Gaji Berkala Berikutnya</w:t>
+            </w:r>
           </w:p>
         </w:tc>
         <w:tc>
@@ -4453,345 +3464,14 @@
                 <w:szCs w:val="19"/>
               </w:rPr>
             </w:pPr>
-            <w:proofErr w:type="spellStart"/>
-            <w:r>
-              <w:rPr>
-                <w:rFonts w:ascii="Arial" w:hAnsi="Arial" w:cs="Arial"/>
-                <w:w w:val="110"/>
-                <w:sz w:val="18"/>
-                <w:szCs w:val="19"/>
-              </w:rPr>
-              <w:t>Diharapkan</w:t>
-            </w:r>
-            <w:proofErr w:type="spellEnd"/>
-            <w:r>
-              <w:rPr>
-                <w:rFonts w:ascii="Arial" w:hAnsi="Arial" w:cs="Arial"/>
-                <w:w w:val="110"/>
-                <w:sz w:val="18"/>
-                <w:szCs w:val="19"/>
-              </w:rPr>
-              <w:t xml:space="preserve"> agar </w:t>
-            </w:r>
-            <w:proofErr w:type="spellStart"/>
-            <w:r>
-              <w:rPr>
-                <w:rFonts w:ascii="Arial" w:hAnsi="Arial" w:cs="Arial"/>
-                <w:w w:val="110"/>
-                <w:sz w:val="18"/>
-                <w:szCs w:val="19"/>
-              </w:rPr>
-              <w:t>sesuai</w:t>
-            </w:r>
-            <w:proofErr w:type="spellEnd"/>
-            <w:r>
-              <w:rPr>
-                <w:rFonts w:ascii="Arial" w:hAnsi="Arial" w:cs="Arial"/>
-                <w:w w:val="110"/>
-                <w:sz w:val="18"/>
-                <w:szCs w:val="19"/>
-              </w:rPr>
-              <w:t xml:space="preserve"> </w:t>
-            </w:r>
-            <w:proofErr w:type="spellStart"/>
-            <w:r>
-              <w:rPr>
-                <w:rFonts w:ascii="Arial" w:hAnsi="Arial" w:cs="Arial"/>
-                <w:w w:val="110"/>
-                <w:sz w:val="18"/>
-                <w:szCs w:val="19"/>
-              </w:rPr>
-              <w:t>dengan</w:t>
-            </w:r>
-            <w:proofErr w:type="spellEnd"/>
-            <w:r>
-              <w:rPr>
-                <w:rFonts w:ascii="Arial" w:hAnsi="Arial" w:cs="Arial"/>
-                <w:w w:val="110"/>
-                <w:sz w:val="18"/>
-                <w:szCs w:val="19"/>
-              </w:rPr>
-              <w:t xml:space="preserve"> </w:t>
-            </w:r>
-            <w:proofErr w:type="spellStart"/>
-            <w:r>
-              <w:rPr>
-                <w:rFonts w:ascii="Arial" w:hAnsi="Arial" w:cs="Arial"/>
-                <w:w w:val="110"/>
-                <w:sz w:val="18"/>
-                <w:szCs w:val="19"/>
-              </w:rPr>
-              <w:t>Peraturan</w:t>
-            </w:r>
-            <w:proofErr w:type="spellEnd"/>
-            <w:r>
-              <w:rPr>
-                <w:rFonts w:ascii="Arial" w:hAnsi="Arial" w:cs="Arial"/>
-                <w:w w:val="110"/>
-                <w:sz w:val="18"/>
-                <w:szCs w:val="19"/>
-              </w:rPr>
-              <w:t xml:space="preserve"> </w:t>
-            </w:r>
-            <w:proofErr w:type="spellStart"/>
-            <w:r>
-              <w:rPr>
-                <w:rFonts w:ascii="Arial" w:hAnsi="Arial" w:cs="Arial"/>
-                <w:w w:val="110"/>
-                <w:sz w:val="18"/>
-                <w:szCs w:val="19"/>
-              </w:rPr>
-              <w:t>Pemerintah</w:t>
-            </w:r>
-            <w:proofErr w:type="spellEnd"/>
-            <w:r>
-              <w:rPr>
-                <w:rFonts w:ascii="Arial" w:hAnsi="Arial" w:cs="Arial"/>
-                <w:w w:val="110"/>
-                <w:sz w:val="18"/>
-                <w:szCs w:val="19"/>
-              </w:rPr>
-              <w:t xml:space="preserve"> </w:t>
-            </w:r>
-            <w:proofErr w:type="spellStart"/>
-            <w:r>
-              <w:rPr>
-                <w:rFonts w:ascii="Arial" w:hAnsi="Arial" w:cs="Arial"/>
-                <w:w w:val="110"/>
-                <w:sz w:val="18"/>
-                <w:szCs w:val="19"/>
-              </w:rPr>
-              <w:t>Nomor</w:t>
-            </w:r>
-            <w:proofErr w:type="spellEnd"/>
-            <w:r>
-              <w:rPr>
-                <w:rFonts w:ascii="Arial" w:hAnsi="Arial" w:cs="Arial"/>
-                <w:w w:val="110"/>
-                <w:sz w:val="18"/>
-                <w:szCs w:val="19"/>
-              </w:rPr>
-              <w:t xml:space="preserve"> 5 </w:t>
-            </w:r>
-            <w:proofErr w:type="spellStart"/>
-            <w:r>
-              <w:rPr>
-                <w:rFonts w:ascii="Arial" w:hAnsi="Arial" w:cs="Arial"/>
-                <w:w w:val="110"/>
-                <w:sz w:val="18"/>
-                <w:szCs w:val="19"/>
-              </w:rPr>
-              <w:t>Tahun</w:t>
-            </w:r>
-            <w:proofErr w:type="spellEnd"/>
-            <w:r>
-              <w:rPr>
-                <w:rFonts w:ascii="Arial" w:hAnsi="Arial" w:cs="Arial"/>
-                <w:w w:val="110"/>
-                <w:sz w:val="18"/>
-                <w:szCs w:val="19"/>
-              </w:rPr>
-              <w:t xml:space="preserve"> 2024 </w:t>
-            </w:r>
-            <w:proofErr w:type="spellStart"/>
-            <w:r>
-              <w:rPr>
-                <w:rFonts w:ascii="Arial" w:hAnsi="Arial" w:cs="Arial"/>
-                <w:w w:val="110"/>
-                <w:sz w:val="18"/>
-                <w:szCs w:val="19"/>
-              </w:rPr>
-              <w:t>kepada</w:t>
-            </w:r>
-            <w:proofErr w:type="spellEnd"/>
-            <w:r>
-              <w:rPr>
-                <w:rFonts w:ascii="Arial" w:hAnsi="Arial" w:cs="Arial"/>
-                <w:w w:val="110"/>
-                <w:sz w:val="18"/>
-                <w:szCs w:val="19"/>
-              </w:rPr>
-              <w:t xml:space="preserve"> </w:t>
-            </w:r>
-            <w:proofErr w:type="spellStart"/>
-            <w:r>
-              <w:rPr>
-                <w:rFonts w:ascii="Arial" w:hAnsi="Arial" w:cs="Arial"/>
-                <w:w w:val="110"/>
-                <w:sz w:val="18"/>
-                <w:szCs w:val="19"/>
-              </w:rPr>
-              <w:t>Pegawai</w:t>
-            </w:r>
-            <w:proofErr w:type="spellEnd"/>
-            <w:r>
-              <w:rPr>
-                <w:rFonts w:ascii="Arial" w:hAnsi="Arial" w:cs="Arial"/>
-                <w:w w:val="110"/>
-                <w:sz w:val="18"/>
-                <w:szCs w:val="19"/>
-              </w:rPr>
-              <w:t xml:space="preserve"> </w:t>
-            </w:r>
-            <w:proofErr w:type="spellStart"/>
-            <w:r>
-              <w:rPr>
-                <w:rFonts w:ascii="Arial" w:hAnsi="Arial" w:cs="Arial"/>
-                <w:w w:val="110"/>
-                <w:sz w:val="18"/>
-                <w:szCs w:val="19"/>
-              </w:rPr>
-              <w:t>tersebut</w:t>
-            </w:r>
-            <w:proofErr w:type="spellEnd"/>
-            <w:r>
-              <w:rPr>
-                <w:rFonts w:ascii="Arial" w:hAnsi="Arial" w:cs="Arial"/>
-                <w:w w:val="110"/>
-                <w:sz w:val="18"/>
-                <w:szCs w:val="19"/>
-              </w:rPr>
-              <w:t xml:space="preserve"> </w:t>
-            </w:r>
-            <w:proofErr w:type="spellStart"/>
-            <w:r>
-              <w:rPr>
-                <w:rFonts w:ascii="Arial" w:hAnsi="Arial" w:cs="Arial"/>
-                <w:w w:val="110"/>
-                <w:sz w:val="18"/>
-                <w:szCs w:val="19"/>
-              </w:rPr>
-              <w:t>dapat</w:t>
-            </w:r>
-            <w:proofErr w:type="spellEnd"/>
-            <w:r>
-              <w:rPr>
-                <w:rFonts w:ascii="Arial" w:hAnsi="Arial" w:cs="Arial"/>
-                <w:w w:val="110"/>
-                <w:sz w:val="18"/>
-                <w:szCs w:val="19"/>
-              </w:rPr>
-              <w:t xml:space="preserve"> </w:t>
-            </w:r>
-            <w:proofErr w:type="spellStart"/>
-            <w:r>
-              <w:rPr>
-                <w:rFonts w:ascii="Arial" w:hAnsi="Arial" w:cs="Arial"/>
-                <w:w w:val="110"/>
-                <w:sz w:val="18"/>
-                <w:szCs w:val="19"/>
-              </w:rPr>
-              <w:t>dibayarkan</w:t>
-            </w:r>
-            <w:proofErr w:type="spellEnd"/>
-            <w:r>
-              <w:rPr>
-                <w:rFonts w:ascii="Arial" w:hAnsi="Arial" w:cs="Arial"/>
-                <w:w w:val="110"/>
-                <w:sz w:val="18"/>
-                <w:szCs w:val="19"/>
-              </w:rPr>
-              <w:t xml:space="preserve"> </w:t>
-            </w:r>
-            <w:proofErr w:type="spellStart"/>
-            <w:r>
-              <w:rPr>
-                <w:rFonts w:ascii="Arial" w:hAnsi="Arial" w:cs="Arial"/>
-                <w:w w:val="110"/>
-                <w:sz w:val="18"/>
-                <w:szCs w:val="19"/>
-              </w:rPr>
-              <w:t>penghasilannya</w:t>
-            </w:r>
-            <w:proofErr w:type="spellEnd"/>
-            <w:r>
-              <w:rPr>
-                <w:rFonts w:ascii="Arial" w:hAnsi="Arial" w:cs="Arial"/>
-                <w:w w:val="110"/>
-                <w:sz w:val="18"/>
-                <w:szCs w:val="19"/>
-              </w:rPr>
-              <w:t xml:space="preserve"> </w:t>
-            </w:r>
-            <w:proofErr w:type="spellStart"/>
-            <w:r>
-              <w:rPr>
-                <w:rFonts w:ascii="Arial" w:hAnsi="Arial" w:cs="Arial"/>
-                <w:w w:val="110"/>
-                <w:sz w:val="18"/>
-                <w:szCs w:val="19"/>
-              </w:rPr>
-              <w:t>berdasarkan</w:t>
-            </w:r>
-            <w:proofErr w:type="spellEnd"/>
-            <w:r>
-              <w:rPr>
-                <w:rFonts w:ascii="Arial" w:hAnsi="Arial" w:cs="Arial"/>
-                <w:w w:val="110"/>
-                <w:sz w:val="18"/>
-                <w:szCs w:val="19"/>
-              </w:rPr>
-              <w:t xml:space="preserve"> </w:t>
-            </w:r>
-            <w:proofErr w:type="spellStart"/>
-            <w:r>
-              <w:rPr>
-                <w:rFonts w:ascii="Arial" w:hAnsi="Arial" w:cs="Arial"/>
-                <w:w w:val="110"/>
-                <w:sz w:val="18"/>
-                <w:szCs w:val="19"/>
-              </w:rPr>
-              <w:t>gaji</w:t>
-            </w:r>
-            <w:proofErr w:type="spellEnd"/>
-            <w:r>
-              <w:rPr>
-                <w:rFonts w:ascii="Arial" w:hAnsi="Arial" w:cs="Arial"/>
-                <w:w w:val="110"/>
-                <w:sz w:val="18"/>
-                <w:szCs w:val="19"/>
-              </w:rPr>
-              <w:t xml:space="preserve"> </w:t>
-            </w:r>
-            <w:proofErr w:type="spellStart"/>
-            <w:r>
-              <w:rPr>
-                <w:rFonts w:ascii="Arial" w:hAnsi="Arial" w:cs="Arial"/>
-                <w:w w:val="110"/>
-                <w:sz w:val="18"/>
-                <w:szCs w:val="19"/>
-              </w:rPr>
-              <w:t>pokok</w:t>
-            </w:r>
-            <w:proofErr w:type="spellEnd"/>
-            <w:r>
-              <w:rPr>
-                <w:rFonts w:ascii="Arial" w:hAnsi="Arial" w:cs="Arial"/>
-                <w:w w:val="110"/>
-                <w:sz w:val="18"/>
-                <w:szCs w:val="19"/>
-              </w:rPr>
-              <w:t xml:space="preserve"> </w:t>
-            </w:r>
-            <w:proofErr w:type="spellStart"/>
-            <w:r>
-              <w:rPr>
-                <w:rFonts w:ascii="Arial" w:hAnsi="Arial" w:cs="Arial"/>
-                <w:w w:val="110"/>
-                <w:sz w:val="18"/>
-                <w:szCs w:val="19"/>
-              </w:rPr>
-              <w:t>baru</w:t>
-            </w:r>
-            <w:proofErr w:type="spellEnd"/>
-            <w:r>
-              <w:rPr>
-                <w:rFonts w:ascii="Arial" w:hAnsi="Arial" w:cs="Arial"/>
-                <w:w w:val="110"/>
-                <w:sz w:val="18"/>
-                <w:szCs w:val="19"/>
-              </w:rPr>
-              <w:t>.</w:t>
+            <w:r>
+              <w:rPr>
+                <w:rFonts w:ascii="Arial" w:hAnsi="Arial" w:cs="Arial"/>
+                <w:w w:val="110"/>
+                <w:sz w:val="18"/>
+                <w:szCs w:val="19"/>
+              </w:rPr>
+              <w:t>Diharapkan agar sesuai dengan Peraturan Pemerintah Nomor 5 Tahun 2024 kepada Pegawai tersebut dapat dibayarkan penghasilannya berdasarkan gaji pokok baru.</w:t>
             </w:r>
           </w:p>
           <w:p>
@@ -4883,25 +3563,14 @@
                 <w:szCs w:val="19"/>
               </w:rPr>
             </w:pPr>
-            <w:proofErr w:type="spellStart"/>
-            <w:r>
-              <w:rPr>
-                <w:rFonts w:ascii="Arial" w:hAnsi="Arial" w:cs="Arial"/>
-                <w:w w:val="110"/>
-                <w:sz w:val="18"/>
-                <w:szCs w:val="19"/>
-              </w:rPr>
-              <w:t>a.n</w:t>
-            </w:r>
-            <w:proofErr w:type="spellEnd"/>
-            <w:r>
-              <w:rPr>
-                <w:rFonts w:ascii="Arial" w:hAnsi="Arial" w:cs="Arial"/>
-                <w:w w:val="110"/>
-                <w:sz w:val="18"/>
-                <w:szCs w:val="19"/>
-              </w:rPr>
-              <w:t>.</w:t>
+            <w:r>
+              <w:rPr>
+                <w:rFonts w:ascii="Arial" w:hAnsi="Arial" w:cs="Arial"/>
+                <w:w w:val="110"/>
+                <w:sz w:val="18"/>
+                <w:szCs w:val="19"/>
+              </w:rPr>
+              <w:t>a.n.</w:t>
             </w:r>
           </w:p>
         </w:tc>
@@ -5597,7 +4266,6 @@
                 <w:szCs w:val="14"/>
               </w:rPr>
             </w:pPr>
-            <w:proofErr w:type="spellStart"/>
             <w:r>
               <w:rPr>
                 <w:rFonts w:ascii="Arial" w:hAnsi="Arial" w:cs="Arial"/>
@@ -5605,77 +4273,7 @@
                 <w:sz w:val="14"/>
                 <w:szCs w:val="14"/>
               </w:rPr>
-              <w:t>Tembusan</w:t>
-            </w:r>
-            <w:proofErr w:type="spellEnd"/>
-            <w:r>
-              <w:rPr>
-                <w:rFonts w:ascii="Arial" w:hAnsi="Arial" w:cs="Arial"/>
-                <w:w w:val="110"/>
-                <w:sz w:val="14"/>
-                <w:szCs w:val="14"/>
-              </w:rPr>
-              <w:t xml:space="preserve"> </w:t>
-            </w:r>
-            <w:proofErr w:type="spellStart"/>
-            <w:r>
-              <w:rPr>
-                <w:rFonts w:ascii="Arial" w:hAnsi="Arial" w:cs="Arial"/>
-                <w:w w:val="110"/>
-                <w:sz w:val="14"/>
-                <w:szCs w:val="14"/>
-              </w:rPr>
-              <w:t>ini</w:t>
-            </w:r>
-            <w:proofErr w:type="spellEnd"/>
-            <w:r>
-              <w:rPr>
-                <w:rFonts w:ascii="Arial" w:hAnsi="Arial" w:cs="Arial"/>
-                <w:w w:val="110"/>
-                <w:sz w:val="14"/>
-                <w:szCs w:val="14"/>
-              </w:rPr>
-              <w:t xml:space="preserve"> </w:t>
-            </w:r>
-            <w:proofErr w:type="spellStart"/>
-            <w:r>
-              <w:rPr>
-                <w:rFonts w:ascii="Arial" w:hAnsi="Arial" w:cs="Arial"/>
-                <w:w w:val="110"/>
-                <w:sz w:val="14"/>
-                <w:szCs w:val="14"/>
-              </w:rPr>
-              <w:t>dikirimkan</w:t>
-            </w:r>
-            <w:proofErr w:type="spellEnd"/>
-            <w:r>
-              <w:rPr>
-                <w:rFonts w:ascii="Arial" w:hAnsi="Arial" w:cs="Arial"/>
-                <w:w w:val="110"/>
-                <w:sz w:val="14"/>
-                <w:szCs w:val="14"/>
-              </w:rPr>
-              <w:t xml:space="preserve"> </w:t>
-            </w:r>
-            <w:proofErr w:type="spellStart"/>
-            <w:r>
-              <w:rPr>
-                <w:rFonts w:ascii="Arial" w:hAnsi="Arial" w:cs="Arial"/>
-                <w:w w:val="110"/>
-                <w:sz w:val="14"/>
-                <w:szCs w:val="14"/>
-              </w:rPr>
-              <w:t>kepada</w:t>
-            </w:r>
-            <w:proofErr w:type="spellEnd"/>
-            <w:r>
-              <w:rPr>
-                <w:rFonts w:ascii="Arial" w:hAnsi="Arial" w:cs="Arial"/>
-                <w:w w:val="110"/>
-                <w:sz w:val="14"/>
-                <w:szCs w:val="14"/>
-              </w:rPr>
-              <w:t xml:space="preserve"> :</w:t>
+              <w:t>Tembusan ini dikirimkan kepada :</w:t>
             </w:r>
           </w:p>
           <w:p>
@@ -5698,7 +4296,6 @@
                 <w:szCs w:val="14"/>
               </w:rPr>
             </w:pPr>
-            <w:proofErr w:type="spellStart"/>
             <w:r>
               <w:rPr>
                 <w:rFonts w:ascii="Arial" w:hAnsi="Arial" w:cs="Arial"/>
@@ -5706,9 +4303,8 @@
                 <w:sz w:val="14"/>
                 <w:szCs w:val="14"/>
               </w:rPr>
-              <w:t>Kepala</w:t>
-            </w:r>
-            <w:proofErr w:type="spellEnd"/>
+              <w:t xml:space="preserve">Kepala </w:t>
+            </w:r>
             <w:r>
               <w:rPr>
                 <w:rFonts w:ascii="Arial" w:hAnsi="Arial" w:cs="Arial"/>
@@ -5716,36 +4312,7 @@
                 <w:sz w:val="14"/>
                 <w:szCs w:val="14"/>
               </w:rPr>
-              <w:t xml:space="preserve"> </w:t>
-            </w:r>
-            <w:r>
-              <w:rPr>
-                <w:rFonts w:ascii="Arial" w:hAnsi="Arial" w:cs="Arial"/>
-                <w:w w:val="110"/>
-                <w:sz w:val="14"/>
-                <w:szCs w:val="14"/>
-              </w:rPr>
-              <w:t xml:space="preserve">BPPKAD </w:t>
-            </w:r>
-            <w:proofErr w:type="spellStart"/>
-            <w:r>
-              <w:rPr>
-                <w:rFonts w:ascii="Arial" w:hAnsi="Arial" w:cs="Arial"/>
-                <w:w w:val="110"/>
-                <w:sz w:val="14"/>
-                <w:szCs w:val="14"/>
-              </w:rPr>
-              <w:t>Kab</w:t>
-            </w:r>
-            <w:proofErr w:type="spellEnd"/>
-            <w:r>
-              <w:rPr>
-                <w:rFonts w:ascii="Arial" w:hAnsi="Arial" w:cs="Arial"/>
-                <w:w w:val="110"/>
-                <w:sz w:val="14"/>
-                <w:szCs w:val="14"/>
-              </w:rPr>
-              <w:t>. Bangka</w:t>
+              <w:t>BPPKAD Kab. Bangka</w:t>
             </w:r>
             <w:r>
               <w:rPr>
@@ -5777,7 +4344,6 @@
                 <w:szCs w:val="14"/>
               </w:rPr>
             </w:pPr>
-            <w:proofErr w:type="spellStart"/>
             <w:r>
               <w:rPr>
                 <w:rFonts w:ascii="Arial" w:hAnsi="Arial" w:cs="Arial"/>
@@ -5785,17 +4351,7 @@
                 <w:sz w:val="14"/>
                 <w:szCs w:val="14"/>
               </w:rPr>
-              <w:t>Kepala</w:t>
-            </w:r>
-            <w:proofErr w:type="spellEnd"/>
-            <w:r>
-              <w:rPr>
-                <w:rFonts w:ascii="Arial" w:hAnsi="Arial" w:cs="Arial"/>
-                <w:w w:val="110"/>
-                <w:sz w:val="14"/>
-                <w:szCs w:val="14"/>
-              </w:rPr>
-              <w:t xml:space="preserve"> </w:t>
+              <w:t xml:space="preserve">Kepala </w:t>
             </w:r>
             <w:r>
               <w:rPr>
@@ -5863,19 +4419,8 @@
                 <w:sz w:val="14"/>
                 <w:szCs w:val="14"/>
               </w:rPr>
-              <w:t xml:space="preserve">Yang </w:t>
-            </w:r>
-            <w:proofErr w:type="spellStart"/>
-            <w:r>
-              <w:rPr>
-                <w:rFonts w:ascii="Arial" w:hAnsi="Arial" w:cs="Arial"/>
-                <w:w w:val="110"/>
-                <w:sz w:val="14"/>
-                <w:szCs w:val="14"/>
-              </w:rPr>
-              <w:t>bersangkutan</w:t>
-            </w:r>
-            <w:proofErr w:type="spellEnd"/>
+              <w:t>Yang bersangkutan</w:t>
+            </w:r>
           </w:p>
         </w:tc>
       </w:tr>
@@ -5893,7 +4438,7 @@
 </file>
 
 <file path=word/endnotes.xml><?xml version="1.0" encoding="utf-8"?>
-<w:endnotes xmlns:wpc="http://schemas.microsoft.com/office/word/2010/wordprocessingCanvas" xmlns:cx="http://schemas.microsoft.com/office/drawing/2014/chartex" xmlns:cx1="http://schemas.microsoft.com/office/drawing/2015/9/8/chartex" xmlns:mc="http://schemas.openxmlformats.org/markup-compatibility/2006" xmlns:o="urn:schemas-microsoft-com:office:office" xmlns:r="http://schemas.openxmlformats.org/officeDocument/2006/relationships" xmlns:m="http://schemas.openxmlformats.org/officeDocument/2006/math" xmlns:v="urn:schemas-microsoft-com:vml" xmlns:wp14="http://schemas.microsoft.com/office/word/2010/wordprocessingDrawing" xmlns:wp="http://schemas.openxmlformats.org/drawingml/2006/wordprocessingDrawing" xmlns:w10="urn:schemas-microsoft-com:office:word" xmlns:w="http://schemas.openxmlformats.org/wordprocessingml/2006/main" xmlns:w14="http://schemas.microsoft.com/office/word/2010/wordml" xmlns:w15="http://schemas.microsoft.com/office/word/2012/wordml" xmlns:w16se="http://schemas.microsoft.com/office/word/2015/wordml/symex" xmlns:wpg="http://schemas.microsoft.com/office/word/2010/wordprocessingGroup" xmlns:wpi="http://schemas.microsoft.com/office/word/2010/wordprocessingInk" xmlns:wne="http://schemas.microsoft.com/office/word/2006/wordml" xmlns:wps="http://schemas.microsoft.com/office/word/2010/wordprocessingShape" mc:Ignorable="w14 w15 w16se wp14">
+<w:endnotes xmlns:wpc="http://schemas.microsoft.com/office/word/2010/wordprocessingCanvas" xmlns:cx="http://schemas.microsoft.com/office/drawing/2014/chartex" xmlns:cx1="http://schemas.microsoft.com/office/drawing/2015/9/8/chartex" xmlns:cx2="http://schemas.microsoft.com/office/drawing/2015/10/21/chartex" xmlns:cx3="http://schemas.microsoft.com/office/drawing/2016/5/9/chartex" xmlns:cx4="http://schemas.microsoft.com/office/drawing/2016/5/10/chartex" xmlns:cx5="http://schemas.microsoft.com/office/drawing/2016/5/11/chartex" xmlns:cx6="http://schemas.microsoft.com/office/drawing/2016/5/12/chartex" xmlns:cx7="http://schemas.microsoft.com/office/drawing/2016/5/13/chartex" xmlns:cx8="http://schemas.microsoft.com/office/drawing/2016/5/14/chartex" xmlns:mc="http://schemas.openxmlformats.org/markup-compatibility/2006" xmlns:aink="http://schemas.microsoft.com/office/drawing/2016/ink" xmlns:am3d="http://schemas.microsoft.com/office/drawing/2017/model3d" xmlns:o="urn:schemas-microsoft-com:office:office" xmlns:oel="http://schemas.microsoft.com/office/2019/extlst" xmlns:r="http://schemas.openxmlformats.org/officeDocument/2006/relationships" xmlns:m="http://schemas.openxmlformats.org/officeDocument/2006/math" xmlns:v="urn:schemas-microsoft-com:vml" xmlns:wp14="http://schemas.microsoft.com/office/word/2010/wordprocessingDrawing" xmlns:wp="http://schemas.openxmlformats.org/drawingml/2006/wordprocessingDrawing" xmlns:w10="urn:schemas-microsoft-com:office:word" xmlns:w="http://schemas.openxmlformats.org/wordprocessingml/2006/main" xmlns:w14="http://schemas.microsoft.com/office/word/2010/wordml" xmlns:w15="http://schemas.microsoft.com/office/word/2012/wordml" xmlns:w16cex="http://schemas.microsoft.com/office/word/2018/wordml/cex" xmlns:w16cid="http://schemas.microsoft.com/office/word/2016/wordml/cid" xmlns:w16="http://schemas.microsoft.com/office/word/2018/wordml" xmlns:w16du="http://schemas.microsoft.com/office/word/2023/wordml/word16du" xmlns:w16sdtdh="http://schemas.microsoft.com/office/word/2020/wordml/sdtdatahash" xmlns:w16sdtfl="http://schemas.microsoft.com/office/word/2024/wordml/sdtformatlock" xmlns:w16se="http://schemas.microsoft.com/office/word/2015/wordml/symex" xmlns:wpg="http://schemas.microsoft.com/office/word/2010/wordprocessingGroup" xmlns:wpi="http://schemas.microsoft.com/office/word/2010/wordprocessingInk" xmlns:wne="http://schemas.microsoft.com/office/word/2006/wordml" xmlns:wps="http://schemas.microsoft.com/office/word/2010/wordprocessingShape" mc:Ignorable="w14 w15 w16se w16cid w16 w16cex w16sdtdh w16sdtfl w16du wp14">
   <w:endnote w:type="separator" w:id="-1">
     <w:p>
       <w:pPr>
@@ -5918,7 +4463,7 @@
 </file>
 
 <file path=word/footnotes.xml><?xml version="1.0" encoding="utf-8"?>
-<w:footnotes xmlns:wpc="http://schemas.microsoft.com/office/word/2010/wordprocessingCanvas" xmlns:cx="http://schemas.microsoft.com/office/drawing/2014/chartex" xmlns:cx1="http://schemas.microsoft.com/office/drawing/2015/9/8/chartex" xmlns:mc="http://schemas.openxmlformats.org/markup-compatibility/2006" xmlns:o="urn:schemas-microsoft-com:office:office" xmlns:r="http://schemas.openxmlformats.org/officeDocument/2006/relationships" xmlns:m="http://schemas.openxmlformats.org/officeDocument/2006/math" xmlns:v="urn:schemas-microsoft-com:vml" xmlns:wp14="http://schemas.microsoft.com/office/word/2010/wordprocessingDrawing" xmlns:wp="http://schemas.openxmlformats.org/drawingml/2006/wordprocessingDrawing" xmlns:w10="urn:schemas-microsoft-com:office:word" xmlns:w="http://schemas.openxmlformats.org/wordprocessingml/2006/main" xmlns:w14="http://schemas.microsoft.com/office/word/2010/wordml" xmlns:w15="http://schemas.microsoft.com/office/word/2012/wordml" xmlns:w16se="http://schemas.microsoft.com/office/word/2015/wordml/symex" xmlns:wpg="http://schemas.microsoft.com/office/word/2010/wordprocessingGroup" xmlns:wpi="http://schemas.microsoft.com/office/word/2010/wordprocessingInk" xmlns:wne="http://schemas.microsoft.com/office/word/2006/wordml" xmlns:wps="http://schemas.microsoft.com/office/word/2010/wordprocessingShape" mc:Ignorable="w14 w15 w16se wp14">
+<w:footnotes xmlns:wpc="http://schemas.microsoft.com/office/word/2010/wordprocessingCanvas" xmlns:cx="http://schemas.microsoft.com/office/drawing/2014/chartex" xmlns:cx1="http://schemas.microsoft.com/office/drawing/2015/9/8/chartex" xmlns:cx2="http://schemas.microsoft.com/office/drawing/2015/10/21/chartex" xmlns:cx3="http://schemas.microsoft.com/office/drawing/2016/5/9/chartex" xmlns:cx4="http://schemas.microsoft.com/office/drawing/2016/5/10/chartex" xmlns:cx5="http://schemas.microsoft.com/office/drawing/2016/5/11/chartex" xmlns:cx6="http://schemas.microsoft.com/office/drawing/2016/5/12/chartex" xmlns:cx7="http://schemas.microsoft.com/office/drawing/2016/5/13/chartex" xmlns:cx8="http://schemas.microsoft.com/office/drawing/2016/5/14/chartex" xmlns:mc="http://schemas.openxmlformats.org/markup-compatibility/2006" xmlns:aink="http://schemas.microsoft.com/office/drawing/2016/ink" xmlns:am3d="http://schemas.microsoft.com/office/drawing/2017/model3d" xmlns:o="urn:schemas-microsoft-com:office:office" xmlns:oel="http://schemas.microsoft.com/office/2019/extlst" xmlns:r="http://schemas.openxmlformats.org/officeDocument/2006/relationships" xmlns:m="http://schemas.openxmlformats.org/officeDocument/2006/math" xmlns:v="urn:schemas-microsoft-com:vml" xmlns:wp14="http://schemas.microsoft.com/office/word/2010/wordprocessingDrawing" xmlns:wp="http://schemas.openxmlformats.org/drawingml/2006/wordprocessingDrawing" xmlns:w10="urn:schemas-microsoft-com:office:word" xmlns:w="http://schemas.openxmlformats.org/wordprocessingml/2006/main" xmlns:w14="http://schemas.microsoft.com/office/word/2010/wordml" xmlns:w15="http://schemas.microsoft.com/office/word/2012/wordml" xmlns:w16cex="http://schemas.microsoft.com/office/word/2018/wordml/cex" xmlns:w16cid="http://schemas.microsoft.com/office/word/2016/wordml/cid" xmlns:w16="http://schemas.microsoft.com/office/word/2018/wordml" xmlns:w16du="http://schemas.microsoft.com/office/word/2023/wordml/word16du" xmlns:w16sdtdh="http://schemas.microsoft.com/office/word/2020/wordml/sdtdatahash" xmlns:w16sdtfl="http://schemas.microsoft.com/office/word/2024/wordml/sdtformatlock" xmlns:w16se="http://schemas.microsoft.com/office/word/2015/wordml/symex" xmlns:wpg="http://schemas.microsoft.com/office/word/2010/wordprocessingGroup" xmlns:wpi="http://schemas.microsoft.com/office/word/2010/wordprocessingInk" xmlns:wne="http://schemas.microsoft.com/office/word/2006/wordml" xmlns:wps="http://schemas.microsoft.com/office/word/2010/wordprocessingShape" mc:Ignorable="w14 w15 w16se w16cid w16 w16cex w16sdtdh w16sdtfl w16du wp14">
   <w:footnote w:type="separator" w:id="-1">
     <w:p>
       <w:pPr>
@@ -5943,7 +4488,7 @@
 </file>
 
 <file path=word/header1.xml><?xml version="1.0" encoding="utf-8"?>
-<w:hdr xmlns:wpc="http://schemas.microsoft.com/office/word/2010/wordprocessingCanvas" xmlns:cx="http://schemas.microsoft.com/office/drawing/2014/chartex" xmlns:cx1="http://schemas.microsoft.com/office/drawing/2015/9/8/chartex" xmlns:mc="http://schemas.openxmlformats.org/markup-compatibility/2006" xmlns:o="urn:schemas-microsoft-com:office:office" xmlns:r="http://schemas.openxmlformats.org/officeDocument/2006/relationships" xmlns:m="http://schemas.openxmlformats.org/officeDocument/2006/math" xmlns:v="urn:schemas-microsoft-com:vml" xmlns:wp14="http://schemas.microsoft.com/office/word/2010/wordprocessingDrawing" xmlns:wp="http://schemas.openxmlformats.org/drawingml/2006/wordprocessingDrawing" xmlns:w10="urn:schemas-microsoft-com:office:word" xmlns:w="http://schemas.openxmlformats.org/wordprocessingml/2006/main" xmlns:w14="http://schemas.microsoft.com/office/word/2010/wordml" xmlns:w15="http://schemas.microsoft.com/office/word/2012/wordml" xmlns:w16se="http://schemas.microsoft.com/office/word/2015/wordml/symex" xmlns:wpg="http://schemas.microsoft.com/office/word/2010/wordprocessingGroup" xmlns:wpi="http://schemas.microsoft.com/office/word/2010/wordprocessingInk" xmlns:wne="http://schemas.microsoft.com/office/word/2006/wordml" xmlns:wps="http://schemas.microsoft.com/office/word/2010/wordprocessingShape" mc:Ignorable="w14 w15 w16se wp14">
+<w:hdr xmlns:wpc="http://schemas.microsoft.com/office/word/2010/wordprocessingCanvas" xmlns:cx="http://schemas.microsoft.com/office/drawing/2014/chartex" xmlns:cx1="http://schemas.microsoft.com/office/drawing/2015/9/8/chartex" xmlns:cx2="http://schemas.microsoft.com/office/drawing/2015/10/21/chartex" xmlns:cx3="http://schemas.microsoft.com/office/drawing/2016/5/9/chartex" xmlns:cx4="http://schemas.microsoft.com/office/drawing/2016/5/10/chartex" xmlns:cx5="http://schemas.microsoft.com/office/drawing/2016/5/11/chartex" xmlns:cx6="http://schemas.microsoft.com/office/drawing/2016/5/12/chartex" xmlns:cx7="http://schemas.microsoft.com/office/drawing/2016/5/13/chartex" xmlns:cx8="http://schemas.microsoft.com/office/drawing/2016/5/14/chartex" xmlns:mc="http://schemas.openxmlformats.org/markup-compatibility/2006" xmlns:aink="http://schemas.microsoft.com/office/drawing/2016/ink" xmlns:am3d="http://schemas.microsoft.com/office/drawing/2017/model3d" xmlns:o="urn:schemas-microsoft-com:office:office" xmlns:oel="http://schemas.microsoft.com/office/2019/extlst" xmlns:r="http://schemas.openxmlformats.org/officeDocument/2006/relationships" xmlns:m="http://schemas.openxmlformats.org/officeDocument/2006/math" xmlns:v="urn:schemas-microsoft-com:vml" xmlns:wp14="http://schemas.microsoft.com/office/word/2010/wordprocessingDrawing" xmlns:wp="http://schemas.openxmlformats.org/drawingml/2006/wordprocessingDrawing" xmlns:w10="urn:schemas-microsoft-com:office:word" xmlns:w="http://schemas.openxmlformats.org/wordprocessingml/2006/main" xmlns:w14="http://schemas.microsoft.com/office/word/2010/wordml" xmlns:w15="http://schemas.microsoft.com/office/word/2012/wordml" xmlns:w16cex="http://schemas.microsoft.com/office/word/2018/wordml/cex" xmlns:w16cid="http://schemas.microsoft.com/office/word/2016/wordml/cid" xmlns:w16="http://schemas.microsoft.com/office/word/2018/wordml" xmlns:w16du="http://schemas.microsoft.com/office/word/2023/wordml/word16du" xmlns:w16sdtdh="http://schemas.microsoft.com/office/word/2020/wordml/sdtdatahash" xmlns:w16sdtfl="http://schemas.microsoft.com/office/word/2024/wordml/sdtformatlock" xmlns:w16se="http://schemas.microsoft.com/office/word/2015/wordml/symex" xmlns:wpg="http://schemas.microsoft.com/office/word/2010/wordprocessingGroup" xmlns:wpi="http://schemas.microsoft.com/office/word/2010/wordprocessingInk" xmlns:wne="http://schemas.microsoft.com/office/word/2006/wordml" xmlns:wps="http://schemas.microsoft.com/office/word/2010/wordprocessingShape" mc:Ignorable="w14 w15 w16se w16cid w16 w16cex w16sdtdh w16sdtfl w16du wp14">
   <w:tbl>
     <w:tblPr>
       <w:tblStyle w:val="TableGrid"/>
@@ -5997,7 +4542,7 @@
               <w:szCs w:val="19"/>
             </w:rPr>
             <w:drawing>
-              <wp:inline distT="0" distB="0" distL="0" distR="0" wp14:anchorId="008E92E5" wp14:editId="78A6017A">
+              <wp:inline distT="0" distB="0" distL="0" distR="0" wp14:anchorId="635531D1" wp14:editId="5665080D">
                 <wp:extent cx="676275" cy="857250"/>
                 <wp:effectExtent l="0" t="0" r="9525" b="0"/>
                 <wp:docPr id="2" name="image1.png"/>
@@ -6199,7 +4744,7 @@
 </file>
 
 <file path=word/numbering.xml><?xml version="1.0" encoding="utf-8"?>
-<w:numbering xmlns:wpc="http://schemas.microsoft.com/office/word/2010/wordprocessingCanvas" xmlns:cx="http://schemas.microsoft.com/office/drawing/2014/chartex" xmlns:cx1="http://schemas.microsoft.com/office/drawing/2015/9/8/chartex" xmlns:mc="http://schemas.openxmlformats.org/markup-compatibility/2006" xmlns:o="urn:schemas-microsoft-com:office:office" xmlns:r="http://schemas.openxmlformats.org/officeDocument/2006/relationships" xmlns:m="http://schemas.openxmlformats.org/officeDocument/2006/math" xmlns:v="urn:schemas-microsoft-com:vml" xmlns:wp14="http://schemas.microsoft.com/office/word/2010/wordprocessingDrawing" xmlns:wp="http://schemas.openxmlformats.org/drawingml/2006/wordprocessingDrawing" xmlns:w10="urn:schemas-microsoft-com:office:word" xmlns:w="http://schemas.openxmlformats.org/wordprocessingml/2006/main" xmlns:w14="http://schemas.microsoft.com/office/word/2010/wordml" xmlns:w15="http://schemas.microsoft.com/office/word/2012/wordml" xmlns:w16se="http://schemas.microsoft.com/office/word/2015/wordml/symex" xmlns:wpg="http://schemas.microsoft.com/office/word/2010/wordprocessingGroup" xmlns:wpi="http://schemas.microsoft.com/office/word/2010/wordprocessingInk" xmlns:wne="http://schemas.microsoft.com/office/word/2006/wordml" xmlns:wps="http://schemas.microsoft.com/office/word/2010/wordprocessingShape" mc:Ignorable="w14 w15 w16se wp14">
+<w:numbering xmlns:wpc="http://schemas.microsoft.com/office/word/2010/wordprocessingCanvas" xmlns:cx="http://schemas.microsoft.com/office/drawing/2014/chartex" xmlns:cx1="http://schemas.microsoft.com/office/drawing/2015/9/8/chartex" xmlns:cx2="http://schemas.microsoft.com/office/drawing/2015/10/21/chartex" xmlns:cx3="http://schemas.microsoft.com/office/drawing/2016/5/9/chartex" xmlns:cx4="http://schemas.microsoft.com/office/drawing/2016/5/10/chartex" xmlns:cx5="http://schemas.microsoft.com/office/drawing/2016/5/11/chartex" xmlns:cx6="http://schemas.microsoft.com/office/drawing/2016/5/12/chartex" xmlns:cx7="http://schemas.microsoft.com/office/drawing/2016/5/13/chartex" xmlns:cx8="http://schemas.microsoft.com/office/drawing/2016/5/14/chartex" xmlns:mc="http://schemas.openxmlformats.org/markup-compatibility/2006" xmlns:aink="http://schemas.microsoft.com/office/drawing/2016/ink" xmlns:am3d="http://schemas.microsoft.com/office/drawing/2017/model3d" xmlns:o="urn:schemas-microsoft-com:office:office" xmlns:oel="http://schemas.microsoft.com/office/2019/extlst" xmlns:r="http://schemas.openxmlformats.org/officeDocument/2006/relationships" xmlns:m="http://schemas.openxmlformats.org/officeDocument/2006/math" xmlns:v="urn:schemas-microsoft-com:vml" xmlns:wp14="http://schemas.microsoft.com/office/word/2010/wordprocessingDrawing" xmlns:wp="http://schemas.openxmlformats.org/drawingml/2006/wordprocessingDrawing" xmlns:w10="urn:schemas-microsoft-com:office:word" xmlns:w="http://schemas.openxmlformats.org/wordprocessingml/2006/main" xmlns:w14="http://schemas.microsoft.com/office/word/2010/wordml" xmlns:w15="http://schemas.microsoft.com/office/word/2012/wordml" xmlns:w16cex="http://schemas.microsoft.com/office/word/2018/wordml/cex" xmlns:w16cid="http://schemas.microsoft.com/office/word/2016/wordml/cid" xmlns:w16="http://schemas.microsoft.com/office/word/2018/wordml" xmlns:w16du="http://schemas.microsoft.com/office/word/2023/wordml/word16du" xmlns:w16sdtdh="http://schemas.microsoft.com/office/word/2020/wordml/sdtdatahash" xmlns:w16sdtfl="http://schemas.microsoft.com/office/word/2024/wordml/sdtformatlock" xmlns:w16se="http://schemas.microsoft.com/office/word/2015/wordml/symex" xmlns:wpg="http://schemas.microsoft.com/office/word/2010/wordprocessingGroup" xmlns:wpi="http://schemas.microsoft.com/office/word/2010/wordprocessingInk" xmlns:wne="http://schemas.microsoft.com/office/word/2006/wordml" xmlns:wps="http://schemas.microsoft.com/office/word/2010/wordprocessingShape" mc:Ignorable="w14 w15 w16se w16cid w16 w16cex w16sdtdh w16sdtfl w16du wp14">
   <w:abstractNum w:abstractNumId="0" w15:restartNumberingAfterBreak="0">
     <w:nsid w:val="1B134B56"/>
     <w:multiLevelType w:val="hybridMultilevel"/>
@@ -6486,20 +5031,20 @@
       </w:rPr>
     </w:lvl>
   </w:abstractNum>
-  <w:num w:numId="1">
+  <w:num w:numId="1" w16cid:durableId="1953979673">
     <w:abstractNumId w:val="2"/>
   </w:num>
-  <w:num w:numId="2">
+  <w:num w:numId="2" w16cid:durableId="612442604">
     <w:abstractNumId w:val="1"/>
   </w:num>
-  <w:num w:numId="3">
+  <w:num w:numId="3" w16cid:durableId="1810047707">
     <w:abstractNumId w:val="0"/>
   </w:num>
 </w:numbering>
 </file>
 
 <file path=word/styles.xml><?xml version="1.0" encoding="utf-8"?>
-<w:styles xmlns:mc="http://schemas.openxmlformats.org/markup-compatibility/2006" xmlns:r="http://schemas.openxmlformats.org/officeDocument/2006/relationships" xmlns:w="http://schemas.openxmlformats.org/wordprocessingml/2006/main" xmlns:w14="http://schemas.microsoft.com/office/word/2010/wordml" xmlns:w15="http://schemas.microsoft.com/office/word/2012/wordml" xmlns:w16se="http://schemas.microsoft.com/office/word/2015/wordml/symex" mc:Ignorable="w14 w15 w16se">
+<w:styles xmlns:mc="http://schemas.openxmlformats.org/markup-compatibility/2006" xmlns:r="http://schemas.openxmlformats.org/officeDocument/2006/relationships" xmlns:w="http://schemas.openxmlformats.org/wordprocessingml/2006/main" xmlns:w14="http://schemas.microsoft.com/office/word/2010/wordml" xmlns:w15="http://schemas.microsoft.com/office/word/2012/wordml" xmlns:w16cex="http://schemas.microsoft.com/office/word/2018/wordml/cex" xmlns:w16cid="http://schemas.microsoft.com/office/word/2016/wordml/cid" xmlns:w16="http://schemas.microsoft.com/office/word/2018/wordml" xmlns:w16du="http://schemas.microsoft.com/office/word/2023/wordml/word16du" xmlns:w16sdtdh="http://schemas.microsoft.com/office/word/2020/wordml/sdtdatahash" xmlns:w16sdtfl="http://schemas.microsoft.com/office/word/2024/wordml/sdtformatlock" xmlns:w16se="http://schemas.microsoft.com/office/word/2015/wordml/symex" mc:Ignorable="w14 w15 w16se w16cid w16 w16cex w16sdtdh w16sdtfl w16du">
   <w:docDefaults>
     <w:rPrDefault>
       <w:rPr>
@@ -6515,7 +5060,7 @@
       </w:pPr>
     </w:pPrDefault>
   </w:docDefaults>
-  <w:latentStyles w:defLockedState="0" w:defUIPriority="99" w:defSemiHidden="0" w:defUnhideWhenUsed="0" w:defQFormat="0" w:count="371">
+  <w:latentStyles w:defLockedState="0" w:defUIPriority="99" w:defSemiHidden="0" w:defUnhideWhenUsed="0" w:defQFormat="0" w:count="376">
     <w:lsdException w:name="Normal" w:uiPriority="0" w:qFormat="1"/>
     <w:lsdException w:name="heading 1" w:uiPriority="9" w:qFormat="1"/>
     <w:lsdException w:name="heading 2" w:semiHidden="1" w:uiPriority="9" w:unhideWhenUsed="1" w:qFormat="1"/>
@@ -6887,6 +5432,11 @@
     <w:lsdException w:name="List Table 5 Dark Accent 6" w:uiPriority="50"/>
     <w:lsdException w:name="List Table 6 Colorful Accent 6" w:uiPriority="51"/>
     <w:lsdException w:name="List Table 7 Colorful Accent 6" w:uiPriority="52"/>
+    <w:lsdException w:name="Mention" w:semiHidden="1" w:unhideWhenUsed="1"/>
+    <w:lsdException w:name="Smart Hyperlink" w:semiHidden="1" w:unhideWhenUsed="1"/>
+    <w:lsdException w:name="Hashtag" w:semiHidden="1" w:unhideWhenUsed="1"/>
+    <w:lsdException w:name="Unresolved Mention" w:semiHidden="1" w:unhideWhenUsed="1"/>
+    <w:lsdException w:name="Smart Link" w:semiHidden="1" w:unhideWhenUsed="1"/>
   </w:latentStyles>
   <w:style w:type="paragraph" w:default="1" w:styleId="Normal">
     <w:name w:val="Normal"/>

--- a/templates/pns.docx
+++ b/templates/pns.docx
@@ -715,27 +715,8 @@
                 <w:rFonts w:ascii="Arial" w:hAnsi="Arial" w:cs="Arial"/>
                 <w:sz w:val="18"/>
                 <w:szCs w:val="19"/>
-                <w:lang w:val="id-ID"/>
-              </w:rPr>
-              <w:t>{</w:t>
-            </w:r>
-            <w:r>
-              <w:rPr>
-                <w:rFonts w:ascii="Arial" w:hAnsi="Arial" w:cs="Arial"/>
-                <w:sz w:val="18"/>
-                <w:szCs w:val="19"/>
-                <w:lang w:val="id-ID"/>
-              </w:rPr>
-              <w:t>lokasi_pemberi_gaji</w:t>
-            </w:r>
-            <w:r>
-              <w:rPr>
-                <w:rFonts w:ascii="Arial" w:hAnsi="Arial" w:cs="Arial"/>
-                <w:sz w:val="18"/>
-                <w:szCs w:val="19"/>
-                <w:lang w:val="id-ID"/>
-              </w:rPr>
-              <w:t>}</w:t>
+              </w:rPr>
+              <w:t>{LOKASI_PEMBERI_GAJI}</w:t>
             </w:r>
           </w:p>
         </w:tc>
@@ -5445,7 +5426,6 @@
   <w:style w:type="character" w:default="1" w:styleId="DefaultParagraphFont">
     <w:name w:val="Default Paragraph Font"/>
     <w:uiPriority w:val="1"/>
-    <w:semiHidden/>
     <w:unhideWhenUsed/>
   </w:style>
   <w:style w:type="table" w:default="1" w:styleId="TableNormal">
